--- a/Informe proyecto Robot-Balancin.docx
+++ b/Informe proyecto Robot-Balancin.docx
@@ -155,69 +155,33 @@
           <w:szCs w:val="28"/>
           <w:lang w:val="es-MX"/>
         </w:rPr>
-        <w:t xml:space="preserve">- </w:t>
-      </w:r>
-      <w:proofErr w:type="spellStart"/>
+        <w:t>- Jose Gilberto Nieto Márquez /</w:t>
+      </w:r>
       <w:r>
         <w:rPr>
           <w:sz w:val="28"/>
           <w:szCs w:val="28"/>
           <w:lang w:val="es-MX"/>
         </w:rPr>
-        <w:t>Jose</w:t>
-      </w:r>
-      <w:proofErr w:type="spellEnd"/>
-      <w:r>
+        <w:t xml:space="preserve"> 1090527838</w:t>
+      </w:r>
+    </w:p>
+    <w:p>
+      <w:pPr>
+        <w:jc w:val="center"/>
         <w:rPr>
           <w:sz w:val="28"/>
           <w:szCs w:val="28"/>
           <w:lang w:val="es-MX"/>
         </w:rPr>
-        <w:t xml:space="preserve"> Gilberto Nieto Márquez /</w:t>
-      </w:r>
+      </w:pPr>
       <w:r>
         <w:rPr>
           <w:sz w:val="28"/>
           <w:szCs w:val="28"/>
           <w:lang w:val="es-MX"/>
         </w:rPr>
-        <w:t xml:space="preserve"> 1090527838</w:t>
-      </w:r>
-    </w:p>
-    <w:p>
-      <w:pPr>
-        <w:jc w:val="center"/>
-        <w:rPr>
-          <w:sz w:val="28"/>
-          <w:szCs w:val="28"/>
-          <w:lang w:val="es-MX"/>
-        </w:rPr>
-      </w:pPr>
-      <w:r>
-        <w:rPr>
-          <w:sz w:val="28"/>
-          <w:szCs w:val="28"/>
-          <w:lang w:val="es-MX"/>
-        </w:rPr>
-        <w:t xml:space="preserve">- </w:t>
-      </w:r>
-      <w:proofErr w:type="spellStart"/>
-      <w:r>
-        <w:rPr>
-          <w:sz w:val="28"/>
-          <w:szCs w:val="28"/>
-          <w:lang w:val="es-MX"/>
-        </w:rPr>
-        <w:t>Engleyber</w:t>
-      </w:r>
-      <w:proofErr w:type="spellEnd"/>
-      <w:r>
-        <w:rPr>
-          <w:sz w:val="28"/>
-          <w:szCs w:val="28"/>
-          <w:lang w:val="es-MX"/>
-        </w:rPr>
-        <w:t xml:space="preserve"> Yesid Ramírez Arévalo</w:t>
+        <w:t>- Engleyber Yesid Ramírez Arévalo</w:t>
       </w:r>
       <w:r>
         <w:rPr>
@@ -3827,21 +3791,7 @@
         <w:rPr>
           <w:lang w:val="es-MX"/>
         </w:rPr>
-        <w:t xml:space="preserve"> se puede encontrar por el siguiente </w:t>
-      </w:r>
-      <w:proofErr w:type="gramStart"/>
-      <w:r>
-        <w:rPr>
-          <w:lang w:val="es-MX"/>
-        </w:rPr>
-        <w:t>link</w:t>
-      </w:r>
-      <w:proofErr w:type="gramEnd"/>
-      <w:r>
-        <w:rPr>
-          <w:lang w:val="es-MX"/>
-        </w:rPr>
-        <w:t>:</w:t>
+        <w:t xml:space="preserve"> se puede encontrar por el siguiente link:</w:t>
       </w:r>
       <w:r>
         <w:t xml:space="preserve"> </w:t>
@@ -3851,72 +3801,8 @@
           <w:rPr>
             <w:rStyle w:val="Hipervnculo"/>
           </w:rPr>
-          <w:t>Starkyu223/</w:t>
+          <w:t>Starkyu223/Proyecto_Balacin-inador: Seguidor de linea con logica de pendulo invertido y camara</w:t>
         </w:r>
-        <w:proofErr w:type="spellStart"/>
-        <w:r>
-          <w:rPr>
-            <w:rStyle w:val="Hipervnculo"/>
-          </w:rPr>
-          <w:t>Proyecto_Balacin-inador</w:t>
-        </w:r>
-        <w:proofErr w:type="spellEnd"/>
-        <w:r>
-          <w:rPr>
-            <w:rStyle w:val="Hipervnculo"/>
-          </w:rPr>
-          <w:t xml:space="preserve">: Seguidor de </w:t>
-        </w:r>
-        <w:proofErr w:type="spellStart"/>
-        <w:r>
-          <w:rPr>
-            <w:rStyle w:val="Hipervnculo"/>
-          </w:rPr>
-          <w:t>linea</w:t>
-        </w:r>
-        <w:proofErr w:type="spellEnd"/>
-        <w:r>
-          <w:rPr>
-            <w:rStyle w:val="Hipervnculo"/>
-          </w:rPr>
-          <w:t xml:space="preserve"> con </w:t>
-        </w:r>
-        <w:proofErr w:type="spellStart"/>
-        <w:r>
-          <w:rPr>
-            <w:rStyle w:val="Hipervnculo"/>
-          </w:rPr>
-          <w:t>logica</w:t>
-        </w:r>
-        <w:proofErr w:type="spellEnd"/>
-        <w:r>
-          <w:rPr>
-            <w:rStyle w:val="Hipervnculo"/>
-          </w:rPr>
-          <w:t xml:space="preserve"> de </w:t>
-        </w:r>
-        <w:proofErr w:type="spellStart"/>
-        <w:r>
-          <w:rPr>
-            <w:rStyle w:val="Hipervnculo"/>
-          </w:rPr>
-          <w:t>pendulo</w:t>
-        </w:r>
-        <w:proofErr w:type="spellEnd"/>
-        <w:r>
-          <w:rPr>
-            <w:rStyle w:val="Hipervnculo"/>
-          </w:rPr>
-          <w:t xml:space="preserve"> invertido y </w:t>
-        </w:r>
-        <w:proofErr w:type="spellStart"/>
-        <w:r>
-          <w:rPr>
-            <w:rStyle w:val="Hipervnculo"/>
-          </w:rPr>
-          <w:t>camara</w:t>
-        </w:r>
-        <w:proofErr w:type="spellEnd"/>
       </w:hyperlink>
       <w:r>
         <w:t>.</w:t>
@@ -4340,14 +4226,12 @@
                 <w:lang w:val="es-MX"/>
               </w:rPr>
             </w:pPr>
-            <w:proofErr w:type="spellStart"/>
             <w:r>
               <w:rPr>
                 <w:lang w:val="es-MX"/>
               </w:rPr>
               <w:t>Encoder</w:t>
             </w:r>
-            <w:proofErr w:type="spellEnd"/>
           </w:p>
         </w:tc>
         <w:tc>
@@ -4588,19 +4472,11 @@
                 <w:lang w:val="es-MX"/>
               </w:rPr>
             </w:pPr>
-            <w:proofErr w:type="spellStart"/>
-            <w:r>
-              <w:rPr>
-                <w:lang w:val="es-MX"/>
-              </w:rPr>
-              <w:t>Pololu</w:t>
-            </w:r>
-            <w:proofErr w:type="spellEnd"/>
-            <w:r>
-              <w:rPr>
-                <w:lang w:val="es-MX"/>
-              </w:rPr>
-              <w:t xml:space="preserve"> N20</w:t>
+            <w:r>
+              <w:rPr>
+                <w:lang w:val="es-MX"/>
+              </w:rPr>
+              <w:t>Pololu N20</w:t>
             </w:r>
           </w:p>
         </w:tc>
@@ -5815,16 +5691,8 @@
               <w:rPr>
                 <w:lang w:val="es-MX"/>
               </w:rPr>
-              <w:t>131LSBs/</w:t>
-            </w:r>
-            <w:proofErr w:type="spellStart"/>
-            <w:r>
-              <w:rPr>
-                <w:lang w:val="es-MX"/>
-              </w:rPr>
-              <w:t>dps</w:t>
-            </w:r>
-            <w:proofErr w:type="spellEnd"/>
+              <w:t>131LSBs/dps</w:t>
+            </w:r>
           </w:p>
         </w:tc>
         <w:tc>
@@ -5925,16 +5793,8 @@
               <w:rPr>
                 <w:lang w:val="es-MX"/>
               </w:rPr>
-              <w:t>131LSBs/</w:t>
-            </w:r>
-            <w:proofErr w:type="spellStart"/>
-            <w:r>
-              <w:rPr>
-                <w:lang w:val="es-MX"/>
-              </w:rPr>
-              <w:t>dps</w:t>
-            </w:r>
-            <w:proofErr w:type="spellEnd"/>
+              <w:t>131LSBs/dps</w:t>
+            </w:r>
           </w:p>
         </w:tc>
         <w:tc>
@@ -6035,16 +5895,8 @@
               <w:rPr>
                 <w:lang w:val="es-MX"/>
               </w:rPr>
-              <w:t>131LSBs/</w:t>
-            </w:r>
-            <w:proofErr w:type="spellStart"/>
-            <w:r>
-              <w:rPr>
-                <w:lang w:val="es-MX"/>
-              </w:rPr>
-              <w:t>dps</w:t>
-            </w:r>
-            <w:proofErr w:type="spellEnd"/>
+              <w:t>131LSBs/dps</w:t>
+            </w:r>
           </w:p>
         </w:tc>
         <w:tc>
@@ -7769,14 +7621,7 @@
           <w:lang w:val="es-MX"/>
         </w:rPr>
         <w:lastRenderedPageBreak/>
-        <w:t xml:space="preserve">En el caso de la elaboración del diseño PCB no se pudo lograr el mantener todas las conexiones en el bottom </w:t>
-      </w:r>
-      <w:proofErr w:type="spellStart"/>
-      <w:r>
-        <w:rPr>
-          <w:lang w:val="es-MX"/>
-        </w:rPr>
-        <w:t>co</w:t>
+        <w:t>En el caso de la elaboración del diseño PCB no se pudo lograr el mantener todas las conexiones en el bottom co</w:t>
       </w:r>
       <w:r>
         <w:rPr>
@@ -7790,40 +7635,11 @@
         </w:rPr>
         <w:t>per</w:t>
       </w:r>
-      <w:proofErr w:type="spellEnd"/>
-      <w:r>
-        <w:rPr>
-          <w:lang w:val="es-MX"/>
-        </w:rPr>
-        <w:t xml:space="preserve">, por lo que se optó por dejar para el top </w:t>
-      </w:r>
-      <w:proofErr w:type="spellStart"/>
-      <w:r>
-        <w:rPr>
-          <w:lang w:val="es-MX"/>
-        </w:rPr>
-        <w:t>copper</w:t>
-      </w:r>
-      <w:proofErr w:type="spellEnd"/>
-      <w:r>
-        <w:rPr>
-          <w:lang w:val="es-MX"/>
-        </w:rPr>
-        <w:t xml:space="preserve"> unas cuantas conexiones del diseño, motivo por el cual se buscó asesoramiento de parte del profesor para poder identificar si esta elección de diseño no iba a ser contraproducente, a lo que se fue indicado que no debería de suponer un problema la ubicación de estas conexiones en el top </w:t>
-      </w:r>
-      <w:proofErr w:type="spellStart"/>
-      <w:r>
-        <w:rPr>
-          <w:lang w:val="es-MX"/>
-        </w:rPr>
-        <w:t>copper</w:t>
-      </w:r>
-      <w:proofErr w:type="spellEnd"/>
-      <w:r>
-        <w:rPr>
-          <w:lang w:val="es-MX"/>
-        </w:rPr>
-        <w:t>.</w:t>
+      <w:r>
+        <w:rPr>
+          <w:lang w:val="es-MX"/>
+        </w:rPr>
+        <w:t>, por lo que se optó por dejar para el top copper unas cuantas conexiones del diseño, motivo por el cual se buscó asesoramiento de parte del profesor para poder identificar si esta elección de diseño no iba a ser contraproducente, a lo que se fue indicado que no debería de suponer un problema la ubicación de estas conexiones en el top copper.</w:t>
       </w:r>
     </w:p>
     <w:p>
@@ -7859,10 +7675,10 @@
           <w:noProof/>
         </w:rPr>
         <w:drawing>
-          <wp:inline distT="0" distB="0" distL="0" distR="0" wp14:anchorId="02FB8304" wp14:editId="2698FE5B">
-            <wp:extent cx="5943600" cy="3985895"/>
+          <wp:inline distT="0" distB="0" distL="0" distR="0" wp14:anchorId="579AC797" wp14:editId="4736E7A8">
+            <wp:extent cx="5943600" cy="4008755"/>
             <wp:effectExtent l="0" t="0" r="0" b="0"/>
-            <wp:docPr id="11" name="Imagen 11" descr="Added file"/>
+            <wp:docPr id="5" name="Imagen 5"/>
             <wp:cNvGraphicFramePr>
               <a:graphicFrameLocks xmlns:a="http://schemas.openxmlformats.org/drawingml/2006/main" noChangeAspect="1"/>
             </wp:cNvGraphicFramePr>
@@ -7870,7 +7686,7 @@
               <a:graphicData uri="http://schemas.openxmlformats.org/drawingml/2006/picture">
                 <pic:pic xmlns:pic="http://schemas.openxmlformats.org/drawingml/2006/picture">
                   <pic:nvPicPr>
-                    <pic:cNvPr id="0" name="Picture 3" descr="Added file"/>
+                    <pic:cNvPr id="0" name="Picture 3"/>
                     <pic:cNvPicPr>
                       <a:picLocks noChangeAspect="1" noChangeArrowheads="1"/>
                     </pic:cNvPicPr>
@@ -7891,7 +7707,7 @@
                   <pic:spPr bwMode="auto">
                     <a:xfrm>
                       <a:off x="0" y="0"/>
-                      <a:ext cx="5943600" cy="3985895"/>
+                      <a:ext cx="5943600" cy="4008755"/>
                     </a:xfrm>
                     <a:prstGeom prst="rect">
                       <a:avLst/>
@@ -7984,10 +7800,10 @@
           <w:noProof/>
         </w:rPr>
         <w:drawing>
-          <wp:inline distT="0" distB="0" distL="0" distR="0" wp14:anchorId="730698C7" wp14:editId="6F77E235">
-            <wp:extent cx="5943600" cy="3966845"/>
+          <wp:inline distT="0" distB="0" distL="0" distR="0" wp14:anchorId="1BB25FE7" wp14:editId="2A6AA6B9">
+            <wp:extent cx="5943600" cy="3962400"/>
             <wp:effectExtent l="0" t="0" r="0" b="0"/>
-            <wp:docPr id="15" name="Imagen 15" descr="Added file"/>
+            <wp:docPr id="3" name="Imagen 3"/>
             <wp:cNvGraphicFramePr>
               <a:graphicFrameLocks xmlns:a="http://schemas.openxmlformats.org/drawingml/2006/main" noChangeAspect="1"/>
             </wp:cNvGraphicFramePr>
@@ -7995,7 +7811,7 @@
               <a:graphicData uri="http://schemas.openxmlformats.org/drawingml/2006/picture">
                 <pic:pic xmlns:pic="http://schemas.openxmlformats.org/drawingml/2006/picture">
                   <pic:nvPicPr>
-                    <pic:cNvPr id="0" name="Picture 5" descr="Added file"/>
+                    <pic:cNvPr id="0" name="Picture 1"/>
                     <pic:cNvPicPr>
                       <a:picLocks noChangeAspect="1" noChangeArrowheads="1"/>
                     </pic:cNvPicPr>
@@ -8016,7 +7832,7 @@
                   <pic:spPr bwMode="auto">
                     <a:xfrm>
                       <a:off x="0" y="0"/>
-                      <a:ext cx="5943600" cy="3966845"/>
+                      <a:ext cx="5943600" cy="3962400"/>
                     </a:xfrm>
                     <a:prstGeom prst="rect">
                       <a:avLst/>
@@ -8744,21 +8560,12 @@
                                 <w:lang w:val="en-US"/>
                               </w:rPr>
                             </w:pPr>
-                            <w:proofErr w:type="spellStart"/>
                             <w:r>
                               <w:rPr>
                                 <w:sz w:val="14"/>
                                 <w:lang w:val="en-US"/>
                               </w:rPr>
-                              <w:t>Tels</w:t>
-                            </w:r>
-                            <w:proofErr w:type="spellEnd"/>
-                            <w:r>
-                              <w:rPr>
-                                <w:sz w:val="14"/>
-                                <w:lang w:val="en-US"/>
-                              </w:rPr>
-                              <w:t>: (+57) 3153429495 - 3160244475</w:t>
+                              <w:t>Tels: (+57) 3153429495 - 3160244475</w:t>
                             </w:r>
                           </w:p>
                           <w:p>
@@ -8985,21 +8792,12 @@
                           <w:lang w:val="en-US"/>
                         </w:rPr>
                       </w:pPr>
-                      <w:proofErr w:type="spellStart"/>
                       <w:r>
                         <w:rPr>
                           <w:sz w:val="14"/>
                           <w:lang w:val="en-US"/>
                         </w:rPr>
-                        <w:t>Tels</w:t>
-                      </w:r>
-                      <w:proofErr w:type="spellEnd"/>
-                      <w:r>
-                        <w:rPr>
-                          <w:sz w:val="14"/>
-                          <w:lang w:val="en-US"/>
-                        </w:rPr>
-                        <w:t>: (+57) 3153429495 - 3160244475</w:t>
+                        <w:t>Tels: (+57) 3153429495 - 3160244475</w:t>
                       </w:r>
                     </w:p>
                     <w:p>

--- a/Informe proyecto Robot-Balancin.docx
+++ b/Informe proyecto Robot-Balancin.docx
@@ -155,14 +155,32 @@
           <w:szCs w:val="28"/>
           <w:lang w:val="es-MX"/>
         </w:rPr>
-        <w:t>- Jose Gilberto Nieto Márquez /</w:t>
-      </w:r>
+        <w:t xml:space="preserve">- </w:t>
+      </w:r>
+      <w:proofErr w:type="spellStart"/>
       <w:r>
         <w:rPr>
           <w:sz w:val="28"/>
           <w:szCs w:val="28"/>
           <w:lang w:val="es-MX"/>
         </w:rPr>
+        <w:t>Jose</w:t>
+      </w:r>
+      <w:proofErr w:type="spellEnd"/>
+      <w:r>
+        <w:rPr>
+          <w:sz w:val="28"/>
+          <w:szCs w:val="28"/>
+          <w:lang w:val="es-MX"/>
+        </w:rPr>
+        <w:t xml:space="preserve"> Gilberto Nieto Márquez /</w:t>
+      </w:r>
+      <w:r>
+        <w:rPr>
+          <w:sz w:val="28"/>
+          <w:szCs w:val="28"/>
+          <w:lang w:val="es-MX"/>
+        </w:rPr>
         <w:t xml:space="preserve"> 1090527838</w:t>
       </w:r>
     </w:p>
@@ -181,7 +199,25 @@
           <w:szCs w:val="28"/>
           <w:lang w:val="es-MX"/>
         </w:rPr>
-        <w:t>- Engleyber Yesid Ramírez Arévalo</w:t>
+        <w:t xml:space="preserve">- </w:t>
+      </w:r>
+      <w:proofErr w:type="spellStart"/>
+      <w:r>
+        <w:rPr>
+          <w:sz w:val="28"/>
+          <w:szCs w:val="28"/>
+          <w:lang w:val="es-MX"/>
+        </w:rPr>
+        <w:t>Engleyber</w:t>
+      </w:r>
+      <w:proofErr w:type="spellEnd"/>
+      <w:r>
+        <w:rPr>
+          <w:sz w:val="28"/>
+          <w:szCs w:val="28"/>
+          <w:lang w:val="es-MX"/>
+        </w:rPr>
+        <w:t xml:space="preserve"> Yesid Ramírez Arévalo</w:t>
       </w:r>
       <w:r>
         <w:rPr>
@@ -515,14 +551,14 @@
           <w:r>
             <w:fldChar w:fldCharType="separate"/>
           </w:r>
-          <w:hyperlink w:anchor="_Toc242212409" w:history="1">
+          <w:hyperlink w:anchor="_Toc242452885" w:history="1">
             <w:r>
               <w:rPr>
                 <w:rStyle w:val="Hipervnculo"/>
                 <w:noProof/>
                 <w:lang w:val="es-MX"/>
               </w:rPr>
-              <w:t>INRODUCCIÓN</w:t>
+              <w:t>INTRODUCCIÓN</w:t>
             </w:r>
             <w:r>
               <w:rPr>
@@ -543,7 +579,7 @@
                 <w:noProof/>
                 <w:webHidden/>
               </w:rPr>
-              <w:instrText xml:space="preserve"> PAGEREF _Toc242212409 \h </w:instrText>
+              <w:instrText xml:space="preserve"> PAGEREF _Toc242452885 \h </w:instrText>
             </w:r>
             <w:r>
               <w:rPr>
@@ -585,7 +621,7 @@
               <w:noProof/>
             </w:rPr>
           </w:pPr>
-          <w:hyperlink w:anchor="_Toc242212410" w:history="1">
+          <w:hyperlink w:anchor="_Toc242452886" w:history="1">
             <w:r>
               <w:rPr>
                 <w:rStyle w:val="Hipervnculo"/>
@@ -613,7 +649,7 @@
                 <w:noProof/>
                 <w:webHidden/>
               </w:rPr>
-              <w:instrText xml:space="preserve"> PAGEREF _Toc242212410 \h </w:instrText>
+              <w:instrText xml:space="preserve"> PAGEREF _Toc242452886 \h </w:instrText>
             </w:r>
             <w:r>
               <w:rPr>
@@ -655,7 +691,7 @@
               <w:noProof/>
             </w:rPr>
           </w:pPr>
-          <w:hyperlink w:anchor="_Toc242212411" w:history="1">
+          <w:hyperlink w:anchor="_Toc242452887" w:history="1">
             <w:r>
               <w:rPr>
                 <w:rStyle w:val="Hipervnculo"/>
@@ -683,7 +719,7 @@
                 <w:noProof/>
                 <w:webHidden/>
               </w:rPr>
-              <w:instrText xml:space="preserve"> PAGEREF _Toc242212411 \h </w:instrText>
+              <w:instrText xml:space="preserve"> PAGEREF _Toc242452887 \h </w:instrText>
             </w:r>
             <w:r>
               <w:rPr>
@@ -725,7 +761,7 @@
               <w:noProof/>
             </w:rPr>
           </w:pPr>
-          <w:hyperlink w:anchor="_Toc242212412" w:history="1">
+          <w:hyperlink w:anchor="_Toc242452888" w:history="1">
             <w:r>
               <w:rPr>
                 <w:rStyle w:val="Hipervnculo"/>
@@ -753,7 +789,7 @@
                 <w:noProof/>
                 <w:webHidden/>
               </w:rPr>
-              <w:instrText xml:space="preserve"> PAGEREF _Toc242212412 \h </w:instrText>
+              <w:instrText xml:space="preserve"> PAGEREF _Toc242452888 \h </w:instrText>
             </w:r>
             <w:r>
               <w:rPr>
@@ -795,7 +831,7 @@
               <w:noProof/>
             </w:rPr>
           </w:pPr>
-          <w:hyperlink w:anchor="_Toc242212413" w:history="1">
+          <w:hyperlink w:anchor="_Toc242452889" w:history="1">
             <w:r>
               <w:rPr>
                 <w:rStyle w:val="Hipervnculo"/>
@@ -823,7 +859,7 @@
                 <w:noProof/>
                 <w:webHidden/>
               </w:rPr>
-              <w:instrText xml:space="preserve"> PAGEREF _Toc242212413 \h </w:instrText>
+              <w:instrText xml:space="preserve"> PAGEREF _Toc242452889 \h </w:instrText>
             </w:r>
             <w:r>
               <w:rPr>
@@ -865,7 +901,7 @@
               <w:noProof/>
             </w:rPr>
           </w:pPr>
-          <w:hyperlink w:anchor="_Toc242212414" w:history="1">
+          <w:hyperlink w:anchor="_Toc242452890" w:history="1">
             <w:r>
               <w:rPr>
                 <w:rStyle w:val="Hipervnculo"/>
@@ -893,7 +929,7 @@
                 <w:noProof/>
                 <w:webHidden/>
               </w:rPr>
-              <w:instrText xml:space="preserve"> PAGEREF _Toc242212414 \h </w:instrText>
+              <w:instrText xml:space="preserve"> PAGEREF _Toc242452890 \h </w:instrText>
             </w:r>
             <w:r>
               <w:rPr>
@@ -935,7 +971,7 @@
               <w:noProof/>
             </w:rPr>
           </w:pPr>
-          <w:hyperlink w:anchor="_Toc242212415" w:history="1">
+          <w:hyperlink w:anchor="_Toc242452891" w:history="1">
             <w:r>
               <w:rPr>
                 <w:rStyle w:val="Hipervnculo"/>
@@ -963,7 +999,7 @@
                 <w:noProof/>
                 <w:webHidden/>
               </w:rPr>
-              <w:instrText xml:space="preserve"> PAGEREF _Toc242212415 \h </w:instrText>
+              <w:instrText xml:space="preserve"> PAGEREF _Toc242452891 \h </w:instrText>
             </w:r>
             <w:r>
               <w:rPr>
@@ -1005,7 +1041,7 @@
               <w:noProof/>
             </w:rPr>
           </w:pPr>
-          <w:hyperlink w:anchor="_Toc242212416" w:history="1">
+          <w:hyperlink w:anchor="_Toc242452892" w:history="1">
             <w:r>
               <w:rPr>
                 <w:rStyle w:val="Hipervnculo"/>
@@ -1033,7 +1069,7 @@
                 <w:noProof/>
                 <w:webHidden/>
               </w:rPr>
-              <w:instrText xml:space="preserve"> PAGEREF _Toc242212416 \h </w:instrText>
+              <w:instrText xml:space="preserve"> PAGEREF _Toc242452892 \h </w:instrText>
             </w:r>
             <w:r>
               <w:rPr>
@@ -1075,7 +1111,7 @@
               <w:noProof/>
             </w:rPr>
           </w:pPr>
-          <w:hyperlink w:anchor="_Toc242212417" w:history="1">
+          <w:hyperlink w:anchor="_Toc242452893" w:history="1">
             <w:r>
               <w:rPr>
                 <w:rStyle w:val="Hipervnculo"/>
@@ -1103,7 +1139,77 @@
                 <w:noProof/>
                 <w:webHidden/>
               </w:rPr>
-              <w:instrText xml:space="preserve"> PAGEREF _Toc242212417 \h </w:instrText>
+              <w:instrText xml:space="preserve"> PAGEREF _Toc242452893 \h </w:instrText>
+            </w:r>
+            <w:r>
+              <w:rPr>
+                <w:noProof/>
+                <w:webHidden/>
+              </w:rPr>
+            </w:r>
+            <w:r>
+              <w:rPr>
+                <w:noProof/>
+                <w:webHidden/>
+              </w:rPr>
+              <w:fldChar w:fldCharType="separate"/>
+            </w:r>
+            <w:r>
+              <w:rPr>
+                <w:noProof/>
+                <w:webHidden/>
+              </w:rPr>
+              <w:t>7</w:t>
+            </w:r>
+            <w:r>
+              <w:rPr>
+                <w:noProof/>
+                <w:webHidden/>
+              </w:rPr>
+              <w:fldChar w:fldCharType="end"/>
+            </w:r>
+          </w:hyperlink>
+        </w:p>
+        <w:p>
+          <w:pPr>
+            <w:pStyle w:val="TDC2"/>
+            <w:tabs>
+              <w:tab w:val="right" w:leader="dot" w:pos="9350"/>
+            </w:tabs>
+            <w:rPr>
+              <w:rFonts w:asciiTheme="minorHAnsi" w:hAnsiTheme="minorHAnsi"/>
+              <w:noProof/>
+            </w:rPr>
+          </w:pPr>
+          <w:hyperlink w:anchor="_Toc242452894" w:history="1">
+            <w:r>
+              <w:rPr>
+                <w:rStyle w:val="Hipervnculo"/>
+                <w:noProof/>
+                <w:lang w:val="es-MX"/>
+              </w:rPr>
+              <w:t>Tabla de costos del proyecto:</w:t>
+            </w:r>
+            <w:r>
+              <w:rPr>
+                <w:noProof/>
+                <w:webHidden/>
+              </w:rPr>
+              <w:tab/>
+            </w:r>
+            <w:r>
+              <w:rPr>
+                <w:noProof/>
+                <w:webHidden/>
+              </w:rPr>
+              <w:fldChar w:fldCharType="begin"/>
+            </w:r>
+            <w:r>
+              <w:rPr>
+                <w:noProof/>
+                <w:webHidden/>
+              </w:rPr>
+              <w:instrText xml:space="preserve"> PAGEREF _Toc242452894 \h </w:instrText>
             </w:r>
             <w:r>
               <w:rPr>
@@ -1145,7 +1251,7 @@
               <w:noProof/>
             </w:rPr>
           </w:pPr>
-          <w:hyperlink w:anchor="_Toc242212418" w:history="1">
+          <w:hyperlink w:anchor="_Toc242452895" w:history="1">
             <w:r>
               <w:rPr>
                 <w:rStyle w:val="Hipervnculo"/>
@@ -1173,7 +1279,7 @@
                 <w:noProof/>
                 <w:webHidden/>
               </w:rPr>
-              <w:instrText xml:space="preserve"> PAGEREF _Toc242212418 \h </w:instrText>
+              <w:instrText xml:space="preserve"> PAGEREF _Toc242452895 \h </w:instrText>
             </w:r>
             <w:r>
               <w:rPr>
@@ -1193,7 +1299,7 @@
                 <w:noProof/>
                 <w:webHidden/>
               </w:rPr>
-              <w:t>8</w:t>
+              <w:t>9</w:t>
             </w:r>
             <w:r>
               <w:rPr>
@@ -1215,7 +1321,7 @@
               <w:noProof/>
             </w:rPr>
           </w:pPr>
-          <w:hyperlink w:anchor="_Toc242212419" w:history="1">
+          <w:hyperlink w:anchor="_Toc242452896" w:history="1">
             <w:r>
               <w:rPr>
                 <w:rStyle w:val="Hipervnculo"/>
@@ -1243,7 +1349,7 @@
                 <w:noProof/>
                 <w:webHidden/>
               </w:rPr>
-              <w:instrText xml:space="preserve"> PAGEREF _Toc242212419 \h </w:instrText>
+              <w:instrText xml:space="preserve"> PAGEREF _Toc242452896 \h </w:instrText>
             </w:r>
             <w:r>
               <w:rPr>
@@ -1263,7 +1369,7 @@
                 <w:noProof/>
                 <w:webHidden/>
               </w:rPr>
-              <w:t>8</w:t>
+              <w:t>9</w:t>
             </w:r>
             <w:r>
               <w:rPr>
@@ -1285,7 +1391,7 @@
               <w:noProof/>
             </w:rPr>
           </w:pPr>
-          <w:hyperlink w:anchor="_Toc242212420" w:history="1">
+          <w:hyperlink w:anchor="_Toc242452897" w:history="1">
             <w:r>
               <w:rPr>
                 <w:rStyle w:val="Hipervnculo"/>
@@ -1313,7 +1419,7 @@
                 <w:noProof/>
                 <w:webHidden/>
               </w:rPr>
-              <w:instrText xml:space="preserve"> PAGEREF _Toc242212420 \h </w:instrText>
+              <w:instrText xml:space="preserve"> PAGEREF _Toc242452897 \h </w:instrText>
             </w:r>
             <w:r>
               <w:rPr>
@@ -1333,7 +1439,7 @@
                 <w:noProof/>
                 <w:webHidden/>
               </w:rPr>
-              <w:t>8</w:t>
+              <w:t>9</w:t>
             </w:r>
             <w:r>
               <w:rPr>
@@ -1355,7 +1461,7 @@
               <w:noProof/>
             </w:rPr>
           </w:pPr>
-          <w:hyperlink w:anchor="_Toc242212421" w:history="1">
+          <w:hyperlink w:anchor="_Toc242452898" w:history="1">
             <w:r>
               <w:rPr>
                 <w:rStyle w:val="Hipervnculo"/>
@@ -1383,7 +1489,7 @@
                 <w:noProof/>
                 <w:webHidden/>
               </w:rPr>
-              <w:instrText xml:space="preserve"> PAGEREF _Toc242212421 \h </w:instrText>
+              <w:instrText xml:space="preserve"> PAGEREF _Toc242452898 \h </w:instrText>
             </w:r>
             <w:r>
               <w:rPr>
@@ -1403,7 +1509,7 @@
                 <w:noProof/>
                 <w:webHidden/>
               </w:rPr>
-              <w:t>8</w:t>
+              <w:t>10</w:t>
             </w:r>
             <w:r>
               <w:rPr>
@@ -1425,7 +1531,7 @@
               <w:noProof/>
             </w:rPr>
           </w:pPr>
-          <w:hyperlink w:anchor="_Toc242212422" w:history="1">
+          <w:hyperlink w:anchor="_Toc242452899" w:history="1">
             <w:r>
               <w:rPr>
                 <w:rStyle w:val="Hipervnculo"/>
@@ -1453,7 +1559,7 @@
                 <w:noProof/>
                 <w:webHidden/>
               </w:rPr>
-              <w:instrText xml:space="preserve"> PAGEREF _Toc242212422 \h </w:instrText>
+              <w:instrText xml:space="preserve"> PAGEREF _Toc242452899 \h </w:instrText>
             </w:r>
             <w:r>
               <w:rPr>
@@ -1473,7 +1579,7 @@
                 <w:noProof/>
                 <w:webHidden/>
               </w:rPr>
-              <w:t>8</w:t>
+              <w:t>10</w:t>
             </w:r>
             <w:r>
               <w:rPr>
@@ -1495,7 +1601,7 @@
               <w:noProof/>
             </w:rPr>
           </w:pPr>
-          <w:hyperlink w:anchor="_Toc242212423" w:history="1">
+          <w:hyperlink w:anchor="_Toc242452900" w:history="1">
             <w:r>
               <w:rPr>
                 <w:rStyle w:val="Hipervnculo"/>
@@ -1523,7 +1629,7 @@
                 <w:noProof/>
                 <w:webHidden/>
               </w:rPr>
-              <w:instrText xml:space="preserve"> PAGEREF _Toc242212423 \h </w:instrText>
+              <w:instrText xml:space="preserve"> PAGEREF _Toc242452900 \h </w:instrText>
             </w:r>
             <w:r>
               <w:rPr>
@@ -1543,7 +1649,7 @@
                 <w:noProof/>
                 <w:webHidden/>
               </w:rPr>
-              <w:t>8</w:t>
+              <w:t>11</w:t>
             </w:r>
             <w:r>
               <w:rPr>
@@ -1565,7 +1671,7 @@
               <w:noProof/>
             </w:rPr>
           </w:pPr>
-          <w:hyperlink w:anchor="_Toc242212424" w:history="1">
+          <w:hyperlink w:anchor="_Toc242452901" w:history="1">
             <w:r>
               <w:rPr>
                 <w:rStyle w:val="Hipervnculo"/>
@@ -1593,7 +1699,7 @@
                 <w:noProof/>
                 <w:webHidden/>
               </w:rPr>
-              <w:instrText xml:space="preserve"> PAGEREF _Toc242212424 \h </w:instrText>
+              <w:instrText xml:space="preserve"> PAGEREF _Toc242452901 \h </w:instrText>
             </w:r>
             <w:r>
               <w:rPr>
@@ -1613,7 +1719,7 @@
                 <w:noProof/>
                 <w:webHidden/>
               </w:rPr>
-              <w:t>8</w:t>
+              <w:t>11</w:t>
             </w:r>
             <w:r>
               <w:rPr>
@@ -1635,7 +1741,7 @@
               <w:noProof/>
             </w:rPr>
           </w:pPr>
-          <w:hyperlink w:anchor="_Toc242212425" w:history="1">
+          <w:hyperlink w:anchor="_Toc242452902" w:history="1">
             <w:r>
               <w:rPr>
                 <w:rStyle w:val="Hipervnculo"/>
@@ -1663,7 +1769,7 @@
                 <w:noProof/>
                 <w:webHidden/>
               </w:rPr>
-              <w:instrText xml:space="preserve"> PAGEREF _Toc242212425 \h </w:instrText>
+              <w:instrText xml:space="preserve"> PAGEREF _Toc242452902 \h </w:instrText>
             </w:r>
             <w:r>
               <w:rPr>
@@ -1683,7 +1789,7 @@
                 <w:noProof/>
                 <w:webHidden/>
               </w:rPr>
-              <w:t>9</w:t>
+              <w:t>12</w:t>
             </w:r>
             <w:r>
               <w:rPr>
@@ -1705,7 +1811,7 @@
               <w:noProof/>
             </w:rPr>
           </w:pPr>
-          <w:hyperlink w:anchor="_Toc242212426" w:history="1">
+          <w:hyperlink w:anchor="_Toc242452903" w:history="1">
             <w:r>
               <w:rPr>
                 <w:rStyle w:val="Hipervnculo"/>
@@ -1733,7 +1839,7 @@
                 <w:noProof/>
                 <w:webHidden/>
               </w:rPr>
-              <w:instrText xml:space="preserve"> PAGEREF _Toc242212426 \h </w:instrText>
+              <w:instrText xml:space="preserve"> PAGEREF _Toc242452903 \h </w:instrText>
             </w:r>
             <w:r>
               <w:rPr>
@@ -1753,7 +1859,7 @@
                 <w:noProof/>
                 <w:webHidden/>
               </w:rPr>
-              <w:t>9</w:t>
+              <w:t>12</w:t>
             </w:r>
             <w:r>
               <w:rPr>
@@ -1775,7 +1881,7 @@
               <w:noProof/>
             </w:rPr>
           </w:pPr>
-          <w:hyperlink w:anchor="_Toc242212427" w:history="1">
+          <w:hyperlink w:anchor="_Toc242452904" w:history="1">
             <w:r>
               <w:rPr>
                 <w:rStyle w:val="Hipervnculo"/>
@@ -1803,7 +1909,7 @@
                 <w:noProof/>
                 <w:webHidden/>
               </w:rPr>
-              <w:instrText xml:space="preserve"> PAGEREF _Toc242212427 \h </w:instrText>
+              <w:instrText xml:space="preserve"> PAGEREF _Toc242452904 \h </w:instrText>
             </w:r>
             <w:r>
               <w:rPr>
@@ -1823,7 +1929,7 @@
                 <w:noProof/>
                 <w:webHidden/>
               </w:rPr>
-              <w:t>9</w:t>
+              <w:t>13</w:t>
             </w:r>
             <w:r>
               <w:rPr>
@@ -1845,7 +1951,7 @@
               <w:noProof/>
             </w:rPr>
           </w:pPr>
-          <w:hyperlink w:anchor="_Toc242212428" w:history="1">
+          <w:hyperlink w:anchor="_Toc242452905" w:history="1">
             <w:r>
               <w:rPr>
                 <w:rStyle w:val="Hipervnculo"/>
@@ -1873,7 +1979,7 @@
                 <w:noProof/>
                 <w:webHidden/>
               </w:rPr>
-              <w:instrText xml:space="preserve"> PAGEREF _Toc242212428 \h </w:instrText>
+              <w:instrText xml:space="preserve"> PAGEREF _Toc242452905 \h </w:instrText>
             </w:r>
             <w:r>
               <w:rPr>
@@ -1893,7 +1999,7 @@
                 <w:noProof/>
                 <w:webHidden/>
               </w:rPr>
-              <w:t>9</w:t>
+              <w:t>13</w:t>
             </w:r>
             <w:r>
               <w:rPr>
@@ -1915,7 +2021,7 @@
               <w:noProof/>
             </w:rPr>
           </w:pPr>
-          <w:hyperlink w:anchor="_Toc242212429" w:history="1">
+          <w:hyperlink w:anchor="_Toc242452906" w:history="1">
             <w:r>
               <w:rPr>
                 <w:rStyle w:val="Hipervnculo"/>
@@ -1943,7 +2049,7 @@
                 <w:noProof/>
                 <w:webHidden/>
               </w:rPr>
-              <w:instrText xml:space="preserve"> PAGEREF _Toc242212429 \h </w:instrText>
+              <w:instrText xml:space="preserve"> PAGEREF _Toc242452906 \h </w:instrText>
             </w:r>
             <w:r>
               <w:rPr>
@@ -1963,7 +2069,7 @@
                 <w:noProof/>
                 <w:webHidden/>
               </w:rPr>
-              <w:t>9</w:t>
+              <w:t>14</w:t>
             </w:r>
             <w:r>
               <w:rPr>
@@ -1985,7 +2091,7 @@
               <w:noProof/>
             </w:rPr>
           </w:pPr>
-          <w:hyperlink w:anchor="_Toc242212430" w:history="1">
+          <w:hyperlink w:anchor="_Toc242452907" w:history="1">
             <w:r>
               <w:rPr>
                 <w:rStyle w:val="Hipervnculo"/>
@@ -2013,7 +2119,7 @@
                 <w:noProof/>
                 <w:webHidden/>
               </w:rPr>
-              <w:instrText xml:space="preserve"> PAGEREF _Toc242212430 \h </w:instrText>
+              <w:instrText xml:space="preserve"> PAGEREF _Toc242452907 \h </w:instrText>
             </w:r>
             <w:r>
               <w:rPr>
@@ -2033,7 +2139,7 @@
                 <w:noProof/>
                 <w:webHidden/>
               </w:rPr>
-              <w:t>9</w:t>
+              <w:t>14</w:t>
             </w:r>
             <w:r>
               <w:rPr>
@@ -2055,7 +2161,7 @@
               <w:noProof/>
             </w:rPr>
           </w:pPr>
-          <w:hyperlink w:anchor="_Toc242212431" w:history="1">
+          <w:hyperlink w:anchor="_Toc242452908" w:history="1">
             <w:r>
               <w:rPr>
                 <w:rStyle w:val="Hipervnculo"/>
@@ -2083,7 +2189,7 @@
                 <w:noProof/>
                 <w:webHidden/>
               </w:rPr>
-              <w:instrText xml:space="preserve"> PAGEREF _Toc242212431 \h </w:instrText>
+              <w:instrText xml:space="preserve"> PAGEREF _Toc242452908 \h </w:instrText>
             </w:r>
             <w:r>
               <w:rPr>
@@ -2103,7 +2209,7 @@
                 <w:noProof/>
                 <w:webHidden/>
               </w:rPr>
-              <w:t>10</w:t>
+              <w:t>15</w:t>
             </w:r>
             <w:r>
               <w:rPr>
@@ -2125,7 +2231,7 @@
               <w:noProof/>
             </w:rPr>
           </w:pPr>
-          <w:hyperlink w:anchor="_Toc242212432" w:history="1">
+          <w:hyperlink w:anchor="_Toc242452909" w:history="1">
             <w:r>
               <w:rPr>
                 <w:rStyle w:val="Hipervnculo"/>
@@ -2153,7 +2259,7 @@
                 <w:noProof/>
                 <w:webHidden/>
               </w:rPr>
-              <w:instrText xml:space="preserve"> PAGEREF _Toc242212432 \h </w:instrText>
+              <w:instrText xml:space="preserve"> PAGEREF _Toc242452909 \h </w:instrText>
             </w:r>
             <w:r>
               <w:rPr>
@@ -2173,7 +2279,7 @@
                 <w:noProof/>
                 <w:webHidden/>
               </w:rPr>
-              <w:t>10</w:t>
+              <w:t>15</w:t>
             </w:r>
             <w:r>
               <w:rPr>
@@ -2195,7 +2301,7 @@
               <w:noProof/>
             </w:rPr>
           </w:pPr>
-          <w:hyperlink w:anchor="_Toc242212433" w:history="1">
+          <w:hyperlink w:anchor="_Toc242452910" w:history="1">
             <w:r>
               <w:rPr>
                 <w:rStyle w:val="Hipervnculo"/>
@@ -2223,7 +2329,7 @@
                 <w:noProof/>
                 <w:webHidden/>
               </w:rPr>
-              <w:instrText xml:space="preserve"> PAGEREF _Toc242212433 \h </w:instrText>
+              <w:instrText xml:space="preserve"> PAGEREF _Toc242452910 \h </w:instrText>
             </w:r>
             <w:r>
               <w:rPr>
@@ -2243,7 +2349,7 @@
                 <w:noProof/>
                 <w:webHidden/>
               </w:rPr>
-              <w:t>11</w:t>
+              <w:t>16</w:t>
             </w:r>
             <w:r>
               <w:rPr>
@@ -2265,7 +2371,7 @@
               <w:noProof/>
             </w:rPr>
           </w:pPr>
-          <w:hyperlink w:anchor="_Toc242212434" w:history="1">
+          <w:hyperlink w:anchor="_Toc242452911" w:history="1">
             <w:r>
               <w:rPr>
                 <w:rStyle w:val="Hipervnculo"/>
@@ -2293,7 +2399,7 @@
                 <w:noProof/>
                 <w:webHidden/>
               </w:rPr>
-              <w:instrText xml:space="preserve"> PAGEREF _Toc242212434 \h </w:instrText>
+              <w:instrText xml:space="preserve"> PAGEREF _Toc242452911 \h </w:instrText>
             </w:r>
             <w:r>
               <w:rPr>
@@ -2313,7 +2419,7 @@
                 <w:noProof/>
                 <w:webHidden/>
               </w:rPr>
-              <w:t>12</w:t>
+              <w:t>17</w:t>
             </w:r>
             <w:r>
               <w:rPr>
@@ -2335,7 +2441,7 @@
               <w:noProof/>
             </w:rPr>
           </w:pPr>
-          <w:hyperlink w:anchor="_Toc242212435" w:history="1">
+          <w:hyperlink w:anchor="_Toc242452912" w:history="1">
             <w:r>
               <w:rPr>
                 <w:rStyle w:val="Hipervnculo"/>
@@ -2363,7 +2469,7 @@
                 <w:noProof/>
                 <w:webHidden/>
               </w:rPr>
-              <w:instrText xml:space="preserve"> PAGEREF _Toc242212435 \h </w:instrText>
+              <w:instrText xml:space="preserve"> PAGEREF _Toc242452912 \h </w:instrText>
             </w:r>
             <w:r>
               <w:rPr>
@@ -2383,7 +2489,77 @@
                 <w:noProof/>
                 <w:webHidden/>
               </w:rPr>
-              <w:t>13</w:t>
+              <w:t>18</w:t>
+            </w:r>
+            <w:r>
+              <w:rPr>
+                <w:noProof/>
+                <w:webHidden/>
+              </w:rPr>
+              <w:fldChar w:fldCharType="end"/>
+            </w:r>
+          </w:hyperlink>
+        </w:p>
+        <w:p>
+          <w:pPr>
+            <w:pStyle w:val="TDC3"/>
+            <w:tabs>
+              <w:tab w:val="right" w:leader="dot" w:pos="9350"/>
+            </w:tabs>
+            <w:rPr>
+              <w:rFonts w:asciiTheme="minorHAnsi" w:hAnsiTheme="minorHAnsi"/>
+              <w:noProof/>
+            </w:rPr>
+          </w:pPr>
+          <w:hyperlink w:anchor="_Toc242452913" w:history="1">
+            <w:r>
+              <w:rPr>
+                <w:rStyle w:val="Hipervnculo"/>
+                <w:noProof/>
+                <w:lang w:val="es-MX"/>
+              </w:rPr>
+              <w:t>Imagen 5: Vista superior del robot</w:t>
+            </w:r>
+            <w:r>
+              <w:rPr>
+                <w:noProof/>
+                <w:webHidden/>
+              </w:rPr>
+              <w:tab/>
+            </w:r>
+            <w:r>
+              <w:rPr>
+                <w:noProof/>
+                <w:webHidden/>
+              </w:rPr>
+              <w:fldChar w:fldCharType="begin"/>
+            </w:r>
+            <w:r>
+              <w:rPr>
+                <w:noProof/>
+                <w:webHidden/>
+              </w:rPr>
+              <w:instrText xml:space="preserve"> PAGEREF _Toc242452913 \h </w:instrText>
+            </w:r>
+            <w:r>
+              <w:rPr>
+                <w:noProof/>
+                <w:webHidden/>
+              </w:rPr>
+            </w:r>
+            <w:r>
+              <w:rPr>
+                <w:noProof/>
+                <w:webHidden/>
+              </w:rPr>
+              <w:fldChar w:fldCharType="separate"/>
+            </w:r>
+            <w:r>
+              <w:rPr>
+                <w:noProof/>
+                <w:webHidden/>
+              </w:rPr>
+              <w:t>19</w:t>
             </w:r>
             <w:r>
               <w:rPr>
@@ -2405,7 +2581,7 @@
               <w:noProof/>
             </w:rPr>
           </w:pPr>
-          <w:hyperlink w:anchor="_Toc242212436" w:history="1">
+          <w:hyperlink w:anchor="_Toc242452914" w:history="1">
             <w:r>
               <w:rPr>
                 <w:rStyle w:val="Hipervnculo"/>
@@ -2433,7 +2609,7 @@
                 <w:noProof/>
                 <w:webHidden/>
               </w:rPr>
-              <w:instrText xml:space="preserve"> PAGEREF _Toc242212436 \h </w:instrText>
+              <w:instrText xml:space="preserve"> PAGEREF _Toc242452914 \h </w:instrText>
             </w:r>
             <w:r>
               <w:rPr>
@@ -2453,7 +2629,7 @@
                 <w:noProof/>
                 <w:webHidden/>
               </w:rPr>
-              <w:t>14</w:t>
+              <w:t>20</w:t>
             </w:r>
             <w:r>
               <w:rPr>
@@ -2475,14 +2651,14 @@
               <w:noProof/>
             </w:rPr>
           </w:pPr>
-          <w:hyperlink w:anchor="_Toc242212437" w:history="1">
+          <w:hyperlink w:anchor="_Toc242452915" w:history="1">
             <w:r>
               <w:rPr>
                 <w:rStyle w:val="Hipervnculo"/>
                 <w:noProof/>
                 <w:lang w:val="es-MX"/>
               </w:rPr>
-              <w:t>Imagen 5: Diseño esquemático de las conexiones electrónicas</w:t>
+              <w:t>Imagen 6: Diseño esquemático de las conexiones electrónicas</w:t>
             </w:r>
             <w:r>
               <w:rPr>
@@ -2503,7 +2679,7 @@
                 <w:noProof/>
                 <w:webHidden/>
               </w:rPr>
-              <w:instrText xml:space="preserve"> PAGEREF _Toc242212437 \h </w:instrText>
+              <w:instrText xml:space="preserve"> PAGEREF _Toc242452915 \h </w:instrText>
             </w:r>
             <w:r>
               <w:rPr>
@@ -2523,7 +2699,7 @@
                 <w:noProof/>
                 <w:webHidden/>
               </w:rPr>
-              <w:t>14</w:t>
+              <w:t>20</w:t>
             </w:r>
             <w:r>
               <w:rPr>
@@ -2545,14 +2721,14 @@
               <w:noProof/>
             </w:rPr>
           </w:pPr>
-          <w:hyperlink w:anchor="_Toc242212438" w:history="1">
+          <w:hyperlink w:anchor="_Toc242452916" w:history="1">
             <w:r>
               <w:rPr>
                 <w:rStyle w:val="Hipervnculo"/>
                 <w:noProof/>
                 <w:lang w:val="es-MX"/>
               </w:rPr>
-              <w:t>Imagen 6: Diseño PCB de las conexiones electrónicas</w:t>
+              <w:t>Imagen 7: Diseño PCB de las conexiones electrónicas</w:t>
             </w:r>
             <w:r>
               <w:rPr>
@@ -2573,7 +2749,7 @@
                 <w:noProof/>
                 <w:webHidden/>
               </w:rPr>
-              <w:instrText xml:space="preserve"> PAGEREF _Toc242212438 \h </w:instrText>
+              <w:instrText xml:space="preserve"> PAGEREF _Toc242452916 \h </w:instrText>
             </w:r>
             <w:r>
               <w:rPr>
@@ -2593,7 +2769,7 @@
                 <w:noProof/>
                 <w:webHidden/>
               </w:rPr>
-              <w:t>15</w:t>
+              <w:t>21</w:t>
             </w:r>
             <w:r>
               <w:rPr>
@@ -2615,14 +2791,14 @@
               <w:noProof/>
             </w:rPr>
           </w:pPr>
-          <w:hyperlink w:anchor="_Toc242212439" w:history="1">
+          <w:hyperlink w:anchor="_Toc242452917" w:history="1">
             <w:r>
               <w:rPr>
                 <w:rStyle w:val="Hipervnculo"/>
                 <w:noProof/>
                 <w:lang w:val="es-MX"/>
               </w:rPr>
-              <w:t>Imagen 7: Visualización del físico que tendrá el diseño PCB</w:t>
+              <w:t>Imagen 8: Visualización del físico que tendrá el diseño PCB</w:t>
             </w:r>
             <w:r>
               <w:rPr>
@@ -2643,7 +2819,7 @@
                 <w:noProof/>
                 <w:webHidden/>
               </w:rPr>
-              <w:instrText xml:space="preserve"> PAGEREF _Toc242212439 \h </w:instrText>
+              <w:instrText xml:space="preserve"> PAGEREF _Toc242452917 \h </w:instrText>
             </w:r>
             <w:r>
               <w:rPr>
@@ -2663,7 +2839,7 @@
                 <w:noProof/>
                 <w:webHidden/>
               </w:rPr>
-              <w:t>16</w:t>
+              <w:t>22</w:t>
             </w:r>
             <w:r>
               <w:rPr>
@@ -2685,7 +2861,7 @@
               <w:noProof/>
             </w:rPr>
           </w:pPr>
-          <w:hyperlink w:anchor="_Toc242212440" w:history="1">
+          <w:hyperlink w:anchor="_Toc242452918" w:history="1">
             <w:r>
               <w:rPr>
                 <w:rStyle w:val="Hipervnculo"/>
@@ -2713,7 +2889,7 @@
                 <w:noProof/>
                 <w:webHidden/>
               </w:rPr>
-              <w:instrText xml:space="preserve"> PAGEREF _Toc242212440 \h </w:instrText>
+              <w:instrText xml:space="preserve"> PAGEREF _Toc242452918 \h </w:instrText>
             </w:r>
             <w:r>
               <w:rPr>
@@ -2733,7 +2909,7 @@
                 <w:noProof/>
                 <w:webHidden/>
               </w:rPr>
-              <w:t>17</w:t>
+              <w:t>23</w:t>
             </w:r>
             <w:r>
               <w:rPr>
@@ -2755,7 +2931,7 @@
               <w:noProof/>
             </w:rPr>
           </w:pPr>
-          <w:hyperlink w:anchor="_Toc242212441" w:history="1">
+          <w:hyperlink w:anchor="_Toc242452919" w:history="1">
             <w:r>
               <w:rPr>
                 <w:rStyle w:val="Hipervnculo"/>
@@ -2783,7 +2959,7 @@
                 <w:noProof/>
                 <w:webHidden/>
               </w:rPr>
-              <w:instrText xml:space="preserve"> PAGEREF _Toc242212441 \h </w:instrText>
+              <w:instrText xml:space="preserve"> PAGEREF _Toc242452919 \h </w:instrText>
             </w:r>
             <w:r>
               <w:rPr>
@@ -2803,7 +2979,7 @@
                 <w:noProof/>
                 <w:webHidden/>
               </w:rPr>
-              <w:t>17</w:t>
+              <w:t>23</w:t>
             </w:r>
             <w:r>
               <w:rPr>
@@ -2825,14 +3001,14 @@
               <w:noProof/>
             </w:rPr>
           </w:pPr>
-          <w:hyperlink w:anchor="_Toc242212442" w:history="1">
+          <w:hyperlink w:anchor="_Toc242452920" w:history="1">
             <w:r>
               <w:rPr>
                 <w:rStyle w:val="Hipervnculo"/>
                 <w:noProof/>
                 <w:lang w:val="es-MX"/>
               </w:rPr>
-              <w:t>Prueba Giroscopio</w:t>
+              <w:t>Prueba de Encoders</w:t>
             </w:r>
             <w:r>
               <w:rPr>
@@ -2853,7 +3029,7 @@
                 <w:noProof/>
                 <w:webHidden/>
               </w:rPr>
-              <w:instrText xml:space="preserve"> PAGEREF _Toc242212442 \h </w:instrText>
+              <w:instrText xml:space="preserve"> PAGEREF _Toc242452920 \h </w:instrText>
             </w:r>
             <w:r>
               <w:rPr>
@@ -2873,7 +3049,7 @@
                 <w:noProof/>
                 <w:webHidden/>
               </w:rPr>
-              <w:t>17</w:t>
+              <w:t>23</w:t>
             </w:r>
             <w:r>
               <w:rPr>
@@ -2895,13 +3071,83 @@
               <w:noProof/>
             </w:rPr>
           </w:pPr>
-          <w:hyperlink w:anchor="_Toc242212443" w:history="1">
+          <w:hyperlink w:anchor="_Toc242452921" w:history="1">
             <w:r>
               <w:rPr>
                 <w:rStyle w:val="Hipervnculo"/>
                 <w:noProof/>
                 <w:lang w:val="es-MX"/>
               </w:rPr>
+              <w:t>Prueba Giroscopio</w:t>
+            </w:r>
+            <w:r>
+              <w:rPr>
+                <w:noProof/>
+                <w:webHidden/>
+              </w:rPr>
+              <w:tab/>
+            </w:r>
+            <w:r>
+              <w:rPr>
+                <w:noProof/>
+                <w:webHidden/>
+              </w:rPr>
+              <w:fldChar w:fldCharType="begin"/>
+            </w:r>
+            <w:r>
+              <w:rPr>
+                <w:noProof/>
+                <w:webHidden/>
+              </w:rPr>
+              <w:instrText xml:space="preserve"> PAGEREF _Toc242452921 \h </w:instrText>
+            </w:r>
+            <w:r>
+              <w:rPr>
+                <w:noProof/>
+                <w:webHidden/>
+              </w:rPr>
+            </w:r>
+            <w:r>
+              <w:rPr>
+                <w:noProof/>
+                <w:webHidden/>
+              </w:rPr>
+              <w:fldChar w:fldCharType="separate"/>
+            </w:r>
+            <w:r>
+              <w:rPr>
+                <w:noProof/>
+                <w:webHidden/>
+              </w:rPr>
+              <w:t>23</w:t>
+            </w:r>
+            <w:r>
+              <w:rPr>
+                <w:noProof/>
+                <w:webHidden/>
+              </w:rPr>
+              <w:fldChar w:fldCharType="end"/>
+            </w:r>
+          </w:hyperlink>
+        </w:p>
+        <w:p>
+          <w:pPr>
+            <w:pStyle w:val="TDC2"/>
+            <w:tabs>
+              <w:tab w:val="right" w:leader="dot" w:pos="9350"/>
+            </w:tabs>
+            <w:rPr>
+              <w:rFonts w:asciiTheme="minorHAnsi" w:hAnsiTheme="minorHAnsi"/>
+              <w:noProof/>
+            </w:rPr>
+          </w:pPr>
+          <w:hyperlink w:anchor="_Toc242452922" w:history="1">
+            <w:r>
+              <w:rPr>
+                <w:rStyle w:val="Hipervnculo"/>
+                <w:noProof/>
+                <w:lang w:val="es-MX"/>
+              </w:rPr>
               <w:t>Pruebas Cámara OV3660</w:t>
             </w:r>
             <w:r>
@@ -2923,7 +3169,7 @@
                 <w:noProof/>
                 <w:webHidden/>
               </w:rPr>
-              <w:instrText xml:space="preserve"> PAGEREF _Toc242212443 \h </w:instrText>
+              <w:instrText xml:space="preserve"> PAGEREF _Toc242452922 \h </w:instrText>
             </w:r>
             <w:r>
               <w:rPr>
@@ -2943,7 +3189,7 @@
                 <w:noProof/>
                 <w:webHidden/>
               </w:rPr>
-              <w:t>17</w:t>
+              <w:t>24</w:t>
             </w:r>
             <w:r>
               <w:rPr>
@@ -2965,7 +3211,7 @@
               <w:noProof/>
             </w:rPr>
           </w:pPr>
-          <w:hyperlink w:anchor="_Toc242212444" w:history="1">
+          <w:hyperlink w:anchor="_Toc242452923" w:history="1">
             <w:r>
               <w:rPr>
                 <w:rStyle w:val="Hipervnculo"/>
@@ -2993,7 +3239,7 @@
                 <w:noProof/>
                 <w:webHidden/>
               </w:rPr>
-              <w:instrText xml:space="preserve"> PAGEREF _Toc242212444 \h </w:instrText>
+              <w:instrText xml:space="preserve"> PAGEREF _Toc242452923 \h </w:instrText>
             </w:r>
             <w:r>
               <w:rPr>
@@ -3013,7 +3259,7 @@
                 <w:noProof/>
                 <w:webHidden/>
               </w:rPr>
-              <w:t>19</w:t>
+              <w:t>25</w:t>
             </w:r>
             <w:r>
               <w:rPr>
@@ -3035,7 +3281,7 @@
               <w:noProof/>
             </w:rPr>
           </w:pPr>
-          <w:hyperlink w:anchor="_Toc242212445" w:history="1">
+          <w:hyperlink w:anchor="_Toc242452924" w:history="1">
             <w:r>
               <w:rPr>
                 <w:rStyle w:val="Hipervnculo"/>
@@ -3063,7 +3309,7 @@
                 <w:noProof/>
                 <w:webHidden/>
               </w:rPr>
-              <w:instrText xml:space="preserve"> PAGEREF _Toc242212445 \h </w:instrText>
+              <w:instrText xml:space="preserve"> PAGEREF _Toc242452924 \h </w:instrText>
             </w:r>
             <w:r>
               <w:rPr>
@@ -3083,7 +3329,7 @@
                 <w:noProof/>
                 <w:webHidden/>
               </w:rPr>
-              <w:t>20</w:t>
+              <w:t>26</w:t>
             </w:r>
             <w:r>
               <w:rPr>
@@ -3139,13 +3385,25 @@
           <w:lang w:val="es-MX"/>
         </w:rPr>
       </w:pPr>
-      <w:bookmarkStart w:id="0" w:name="_Toc242212409"/>
+      <w:bookmarkStart w:id="0" w:name="_Toc242452885"/>
       <w:r>
         <w:rPr>
           <w:lang w:val="es-MX"/>
         </w:rPr>
         <w:lastRenderedPageBreak/>
-        <w:t>INRODUCCIÓN</w:t>
+        <w:t>IN</w:t>
+      </w:r>
+      <w:r>
+        <w:rPr>
+          <w:lang w:val="es-MX"/>
+        </w:rPr>
+        <w:t>T</w:t>
+      </w:r>
+      <w:r>
+        <w:rPr>
+          <w:lang w:val="es-MX"/>
+        </w:rPr>
+        <w:t>RODUCCIÓN</w:t>
       </w:r>
       <w:bookmarkEnd w:id="0"/>
     </w:p>
@@ -3246,7 +3504,7 @@
           <w:lang w:val="es-MX"/>
         </w:rPr>
       </w:pPr>
-      <w:bookmarkStart w:id="1" w:name="_Toc242212410"/>
+      <w:bookmarkStart w:id="1" w:name="_Toc242452886"/>
       <w:r>
         <w:rPr>
           <w:lang w:val="es-MX"/>
@@ -3270,7 +3528,7 @@
           <w:lang w:val="es-MX"/>
         </w:rPr>
       </w:pPr>
-      <w:bookmarkStart w:id="2" w:name="_Toc242212411"/>
+      <w:bookmarkStart w:id="2" w:name="_Toc242452887"/>
       <w:r>
         <w:rPr>
           <w:lang w:val="es-MX"/>
@@ -3330,7 +3588,7 @@
           <w:lang w:val="es-MX"/>
         </w:rPr>
       </w:pPr>
-      <w:bookmarkStart w:id="3" w:name="_Toc242212412"/>
+      <w:bookmarkStart w:id="3" w:name="_Toc242452888"/>
       <w:r>
         <w:rPr>
           <w:lang w:val="es-MX"/>
@@ -3499,7 +3757,7 @@
           <w:lang w:val="es-MX"/>
         </w:rPr>
       </w:pPr>
-      <w:bookmarkStart w:id="4" w:name="_Toc242212413"/>
+      <w:bookmarkStart w:id="4" w:name="_Toc242452889"/>
       <w:r>
         <w:rPr>
           <w:lang w:val="es-MX"/>
@@ -3516,7 +3774,7 @@
           <w:lang w:val="es-MX"/>
         </w:rPr>
       </w:pPr>
-      <w:bookmarkStart w:id="5" w:name="_Toc242212414"/>
+      <w:bookmarkStart w:id="5" w:name="_Toc242452890"/>
       <w:r>
         <w:rPr>
           <w:lang w:val="es-MX"/>
@@ -3624,7 +3882,7 @@
           <w:lang w:val="es-MX"/>
         </w:rPr>
       </w:pPr>
-      <w:bookmarkStart w:id="6" w:name="_Toc242212415"/>
+      <w:bookmarkStart w:id="6" w:name="_Toc242452891"/>
       <w:r>
         <w:rPr>
           <w:lang w:val="es-MX"/>
@@ -3720,7 +3978,7 @@
           <w:lang w:val="es-MX"/>
         </w:rPr>
       </w:pPr>
-      <w:bookmarkStart w:id="7" w:name="_Toc242212416"/>
+      <w:bookmarkStart w:id="7" w:name="_Toc242452892"/>
       <w:r>
         <w:rPr>
           <w:lang w:val="es-MX"/>
@@ -3791,7 +4049,21 @@
         <w:rPr>
           <w:lang w:val="es-MX"/>
         </w:rPr>
-        <w:t xml:space="preserve"> se puede encontrar por el siguiente link:</w:t>
+        <w:t xml:space="preserve"> se puede encontrar por el siguiente </w:t>
+      </w:r>
+      <w:proofErr w:type="gramStart"/>
+      <w:r>
+        <w:rPr>
+          <w:lang w:val="es-MX"/>
+        </w:rPr>
+        <w:t>link</w:t>
+      </w:r>
+      <w:proofErr w:type="gramEnd"/>
+      <w:r>
+        <w:rPr>
+          <w:lang w:val="es-MX"/>
+        </w:rPr>
+        <w:t>:</w:t>
       </w:r>
       <w:r>
         <w:t xml:space="preserve"> </w:t>
@@ -3801,8 +4073,72 @@
           <w:rPr>
             <w:rStyle w:val="Hipervnculo"/>
           </w:rPr>
-          <w:t>Starkyu223/Proyecto_Balacin-inador: Seguidor de linea con logica de pendulo invertido y camara</w:t>
+          <w:t>Starkyu223/</w:t>
         </w:r>
+        <w:proofErr w:type="spellStart"/>
+        <w:r>
+          <w:rPr>
+            <w:rStyle w:val="Hipervnculo"/>
+          </w:rPr>
+          <w:t>Proyecto_Balacin-inador</w:t>
+        </w:r>
+        <w:proofErr w:type="spellEnd"/>
+        <w:r>
+          <w:rPr>
+            <w:rStyle w:val="Hipervnculo"/>
+          </w:rPr>
+          <w:t xml:space="preserve">: Seguidor de </w:t>
+        </w:r>
+        <w:proofErr w:type="spellStart"/>
+        <w:r>
+          <w:rPr>
+            <w:rStyle w:val="Hipervnculo"/>
+          </w:rPr>
+          <w:t>linea</w:t>
+        </w:r>
+        <w:proofErr w:type="spellEnd"/>
+        <w:r>
+          <w:rPr>
+            <w:rStyle w:val="Hipervnculo"/>
+          </w:rPr>
+          <w:t xml:space="preserve"> con </w:t>
+        </w:r>
+        <w:proofErr w:type="spellStart"/>
+        <w:r>
+          <w:rPr>
+            <w:rStyle w:val="Hipervnculo"/>
+          </w:rPr>
+          <w:t>logica</w:t>
+        </w:r>
+        <w:proofErr w:type="spellEnd"/>
+        <w:r>
+          <w:rPr>
+            <w:rStyle w:val="Hipervnculo"/>
+          </w:rPr>
+          <w:t xml:space="preserve"> de </w:t>
+        </w:r>
+        <w:proofErr w:type="spellStart"/>
+        <w:r>
+          <w:rPr>
+            <w:rStyle w:val="Hipervnculo"/>
+          </w:rPr>
+          <w:t>pendulo</w:t>
+        </w:r>
+        <w:proofErr w:type="spellEnd"/>
+        <w:r>
+          <w:rPr>
+            <w:rStyle w:val="Hipervnculo"/>
+          </w:rPr>
+          <w:t xml:space="preserve"> invertido y </w:t>
+        </w:r>
+        <w:proofErr w:type="spellStart"/>
+        <w:r>
+          <w:rPr>
+            <w:rStyle w:val="Hipervnculo"/>
+          </w:rPr>
+          <w:t>camara</w:t>
+        </w:r>
+        <w:proofErr w:type="spellEnd"/>
       </w:hyperlink>
       <w:r>
         <w:t>.</w:t>
@@ -3831,7 +4167,7 @@
           <w:lang w:val="es-MX"/>
         </w:rPr>
       </w:pPr>
-      <w:bookmarkStart w:id="8" w:name="_Toc242212417"/>
+      <w:bookmarkStart w:id="8" w:name="_Toc242452893"/>
       <w:r>
         <w:rPr>
           <w:lang w:val="es-MX"/>
@@ -3887,7 +4223,7 @@
         <w:rPr>
           <w:lang w:val="es-MX"/>
         </w:rPr>
-        <w:t>Microcontrolador ESP32 S3</w:t>
+        <w:t>Llantas</w:t>
       </w:r>
     </w:p>
     <w:p>
@@ -3905,7 +4241,7 @@
         <w:rPr>
           <w:lang w:val="es-MX"/>
         </w:rPr>
-        <w:t>Puente H TB6612FNG</w:t>
+        <w:t>Microcontrolador ESP32 S3</w:t>
       </w:r>
     </w:p>
     <w:p>
@@ -3923,7 +4259,7 @@
         <w:rPr>
           <w:lang w:val="es-MX"/>
         </w:rPr>
-        <w:t>Regulador de voltaje LM2596</w:t>
+        <w:t>Puente H TB6612FNG</w:t>
       </w:r>
     </w:p>
     <w:p>
@@ -3941,7 +4277,7 @@
         <w:rPr>
           <w:lang w:val="es-MX"/>
         </w:rPr>
-        <w:t>Cámara OV3660</w:t>
+        <w:t>Regulador de voltaje LM2596</w:t>
       </w:r>
     </w:p>
     <w:p>
@@ -3959,186 +4295,1583 @@
         <w:rPr>
           <w:lang w:val="es-MX"/>
         </w:rPr>
-        <w:t>Giroscopio MPU6050</w:t>
+        <w:t>Cámara OV3660</w:t>
       </w:r>
     </w:p>
     <w:p>
       <w:pPr>
-        <w:rPr>
-          <w:lang w:val="es-MX"/>
-        </w:rPr>
-      </w:pPr>
-      <w:r>
-        <w:rPr>
-          <w:lang w:val="es-MX"/>
-        </w:rPr>
-        <w:t xml:space="preserve">Donde </w:t>
-      </w:r>
-      <w:r>
-        <w:rPr>
-          <w:lang w:val="es-MX"/>
-        </w:rPr>
-        <w:t>el criterio de elección de estos componentes por ante otros</w:t>
-      </w:r>
-      <w:r>
-        <w:rPr>
-          <w:lang w:val="es-MX"/>
-        </w:rPr>
-        <w:t>,</w:t>
-      </w:r>
-      <w:r>
-        <w:rPr>
-          <w:lang w:val="es-MX"/>
-        </w:rPr>
-        <w:t xml:space="preserve"> se </w:t>
-      </w:r>
-      <w:r>
-        <w:rPr>
-          <w:lang w:val="es-MX"/>
-        </w:rPr>
-        <w:t>realizó</w:t>
-      </w:r>
-      <w:r>
-        <w:rPr>
-          <w:lang w:val="es-MX"/>
-        </w:rPr>
-        <w:t xml:space="preserve"> </w:t>
-      </w:r>
-      <w:r>
-        <w:rPr>
-          <w:lang w:val="es-MX"/>
-        </w:rPr>
-        <w:t xml:space="preserve">mediante el análisis </w:t>
-      </w:r>
-      <w:r>
-        <w:rPr>
-          <w:lang w:val="es-MX"/>
-        </w:rPr>
-        <w:t xml:space="preserve">de las características y ventajas de cada componente </w:t>
-      </w:r>
-      <w:r>
-        <w:rPr>
-          <w:lang w:val="es-MX"/>
-        </w:rPr>
-        <w:t>p</w:t>
-      </w:r>
-      <w:r>
-        <w:rPr>
-          <w:lang w:val="es-MX"/>
-        </w:rPr>
-        <w:t>ropia</w:t>
-      </w:r>
-      <w:r>
-        <w:rPr>
-          <w:lang w:val="es-MX"/>
-        </w:rPr>
-        <w:t xml:space="preserve"> </w:t>
-      </w:r>
-      <w:r>
-        <w:rPr>
-          <w:lang w:val="es-MX"/>
-        </w:rPr>
-        <w:t xml:space="preserve">de </w:t>
-      </w:r>
-      <w:r>
-        <w:rPr>
-          <w:lang w:val="es-MX"/>
-        </w:rPr>
-        <w:t>una tabla de criterio de elección</w:t>
-      </w:r>
-      <w:r>
-        <w:rPr>
-          <w:lang w:val="es-MX"/>
-        </w:rPr>
-        <w:t xml:space="preserve"> (que se encuentra siguiente a esta página)</w:t>
-      </w:r>
-      <w:r>
-        <w:rPr>
-          <w:lang w:val="es-MX"/>
-        </w:rPr>
-        <w:t>, donde los componentes elegidos saldrán resaltados en amarrillo</w:t>
-      </w:r>
-      <w:r>
-        <w:rPr>
-          <w:lang w:val="es-MX"/>
-        </w:rPr>
-        <w:t xml:space="preserve">. </w:t>
+        <w:pStyle w:val="Prrafodelista"/>
+        <w:numPr>
+          <w:ilvl w:val="0"/>
+          <w:numId w:val="46"/>
+        </w:numPr>
+        <w:rPr>
+          <w:lang w:val="es-MX"/>
+        </w:rPr>
+      </w:pPr>
+      <w:r>
+        <w:rPr>
+          <w:lang w:val="es-MX"/>
+        </w:rPr>
+        <w:t>Giroscopio MPU6050</w:t>
       </w:r>
     </w:p>
     <w:p>
       <w:pPr>
-        <w:rPr>
-          <w:lang w:val="es-MX"/>
-        </w:rPr>
-      </w:pPr>
-      <w:r>
-        <w:rPr>
-          <w:lang w:val="es-MX"/>
-        </w:rPr>
-        <w:t xml:space="preserve"> </w:t>
+        <w:pStyle w:val="Prrafodelista"/>
+        <w:numPr>
+          <w:ilvl w:val="0"/>
+          <w:numId w:val="46"/>
+        </w:numPr>
+        <w:rPr>
+          <w:lang w:val="es-MX"/>
+        </w:rPr>
+      </w:pPr>
+      <w:r>
+        <w:rPr>
+          <w:lang w:val="es-MX"/>
+        </w:rPr>
+        <w:t>Tornillería, tuercas y columnas</w:t>
       </w:r>
     </w:p>
     <w:p>
       <w:pPr>
-        <w:rPr>
-          <w:lang w:val="es-MX"/>
-        </w:rPr>
-      </w:pPr>
-      <w:r>
-        <w:rPr>
-          <w:lang w:val="es-MX"/>
-        </w:rPr>
-        <w:br w:type="page"/>
+        <w:pStyle w:val="Prrafodelista"/>
+        <w:numPr>
+          <w:ilvl w:val="0"/>
+          <w:numId w:val="46"/>
+        </w:numPr>
+        <w:rPr>
+          <w:lang w:val="es-MX"/>
+        </w:rPr>
+      </w:pPr>
+      <w:r>
+        <w:rPr>
+          <w:lang w:val="es-MX"/>
+        </w:rPr>
+        <w:t>Regletas</w:t>
+      </w:r>
+      <w:r>
+        <w:rPr>
+          <w:lang w:val="es-MX"/>
+        </w:rPr>
+        <w:t xml:space="preserve"> y p</w:t>
+      </w:r>
+      <w:r>
+        <w:rPr>
+          <w:lang w:val="es-MX"/>
+        </w:rPr>
+        <w:t>ulsador</w:t>
       </w:r>
     </w:p>
     <w:p>
       <w:pPr>
+        <w:pStyle w:val="Prrafodelista"/>
+        <w:numPr>
+          <w:ilvl w:val="0"/>
+          <w:numId w:val="46"/>
+        </w:numPr>
+        <w:rPr>
+          <w:lang w:val="es-MX"/>
+        </w:rPr>
+      </w:pPr>
+      <w:r>
+        <w:rPr>
+          <w:lang w:val="es-MX"/>
+        </w:rPr>
+        <w:t>2 Placas PCB (debido a problemas con la primera)</w:t>
+      </w:r>
+    </w:p>
+    <w:p>
+      <w:pPr>
+        <w:pStyle w:val="Prrafodelista"/>
+        <w:numPr>
+          <w:ilvl w:val="0"/>
+          <w:numId w:val="46"/>
+        </w:numPr>
+        <w:rPr>
+          <w:lang w:val="es-MX"/>
+        </w:rPr>
+      </w:pPr>
+      <w:r>
+        <w:rPr>
+          <w:lang w:val="es-MX"/>
+        </w:rPr>
+        <w:t>Material del diseño 3D</w:t>
+      </w:r>
+    </w:p>
+    <w:p>
+      <w:pPr>
+        <w:rPr>
+          <w:lang w:val="es-MX"/>
+        </w:rPr>
+      </w:pPr>
+    </w:p>
+    <w:p>
+      <w:pPr>
+        <w:pStyle w:val="Ttulo2"/>
+        <w:rPr>
+          <w:lang w:val="es-MX"/>
+        </w:rPr>
+      </w:pPr>
+      <w:bookmarkStart w:id="9" w:name="_Toc242452894"/>
+      <w:r>
+        <w:rPr>
+          <w:lang w:val="es-MX"/>
+        </w:rPr>
+        <w:t>Tabla de costos de</w:t>
+      </w:r>
+      <w:r>
+        <w:rPr>
+          <w:lang w:val="es-MX"/>
+        </w:rPr>
+        <w:t>l proyecto</w:t>
+      </w:r>
+      <w:r>
+        <w:rPr>
+          <w:lang w:val="es-MX"/>
+        </w:rPr>
+        <w:t>:</w:t>
+      </w:r>
+      <w:bookmarkEnd w:id="9"/>
+    </w:p>
+    <w:tbl>
+      <w:tblPr>
+        <w:tblStyle w:val="Tablaconcuadrcula"/>
+        <w:tblW w:w="0" w:type="auto"/>
+        <w:tblLook w:val="04A0" w:firstRow="1" w:lastRow="0" w:firstColumn="1" w:lastColumn="0" w:noHBand="0" w:noVBand="1"/>
+      </w:tblPr>
+      <w:tblGrid>
+        <w:gridCol w:w="2667"/>
+        <w:gridCol w:w="2370"/>
+        <w:gridCol w:w="2267"/>
+        <w:gridCol w:w="2046"/>
+      </w:tblGrid>
+      <w:tr>
+        <w:tc>
+          <w:tcPr>
+            <w:tcW w:w="2667" w:type="dxa"/>
+            <w:shd w:val="clear" w:color="auto" w:fill="92D050"/>
+          </w:tcPr>
+          <w:p>
+            <w:pPr>
+              <w:jc w:val="center"/>
+              <w:rPr>
+                <w:b/>
+                <w:bCs/>
+                <w:lang w:val="es-MX"/>
+              </w:rPr>
+            </w:pPr>
+            <w:r>
+              <w:rPr>
+                <w:b/>
+                <w:bCs/>
+                <w:lang w:val="es-MX"/>
+              </w:rPr>
+              <w:t>Componente</w:t>
+            </w:r>
+          </w:p>
+        </w:tc>
+        <w:tc>
+          <w:tcPr>
+            <w:tcW w:w="2370" w:type="dxa"/>
+            <w:shd w:val="clear" w:color="auto" w:fill="92D050"/>
+          </w:tcPr>
+          <w:p>
+            <w:pPr>
+              <w:jc w:val="center"/>
+              <w:rPr>
+                <w:b/>
+                <w:bCs/>
+                <w:lang w:val="es-MX"/>
+              </w:rPr>
+            </w:pPr>
+            <w:r>
+              <w:rPr>
+                <w:b/>
+                <w:bCs/>
+                <w:lang w:val="es-MX"/>
+              </w:rPr>
+              <w:t xml:space="preserve">Cantidad </w:t>
+            </w:r>
+          </w:p>
+        </w:tc>
+        <w:tc>
+          <w:tcPr>
+            <w:tcW w:w="2267" w:type="dxa"/>
+            <w:shd w:val="clear" w:color="auto" w:fill="92D050"/>
+          </w:tcPr>
+          <w:p>
+            <w:pPr>
+              <w:jc w:val="center"/>
+              <w:rPr>
+                <w:b/>
+                <w:bCs/>
+                <w:lang w:val="es-MX"/>
+              </w:rPr>
+            </w:pPr>
+            <w:r>
+              <w:rPr>
+                <w:b/>
+                <w:bCs/>
+                <w:lang w:val="es-MX"/>
+              </w:rPr>
+              <w:t>Costo</w:t>
+            </w:r>
+            <w:r>
+              <w:rPr>
+                <w:b/>
+                <w:bCs/>
+                <w:lang w:val="es-MX"/>
+              </w:rPr>
+              <w:t xml:space="preserve"> individual</w:t>
+            </w:r>
+          </w:p>
+        </w:tc>
+        <w:tc>
+          <w:tcPr>
+            <w:tcW w:w="2046" w:type="dxa"/>
+            <w:shd w:val="clear" w:color="auto" w:fill="92D050"/>
+          </w:tcPr>
+          <w:p>
+            <w:pPr>
+              <w:jc w:val="center"/>
+              <w:rPr>
+                <w:b/>
+                <w:bCs/>
+                <w:lang w:val="es-MX"/>
+              </w:rPr>
+            </w:pPr>
+            <w:r>
+              <w:rPr>
+                <w:b/>
+                <w:bCs/>
+                <w:lang w:val="es-MX"/>
+              </w:rPr>
+              <w:t>Total</w:t>
+            </w:r>
+          </w:p>
+        </w:tc>
+      </w:tr>
+      <w:tr>
+        <w:tc>
+          <w:tcPr>
+            <w:tcW w:w="2667" w:type="dxa"/>
+            <w:shd w:val="clear" w:color="auto" w:fill="EAF1DD" w:themeFill="accent3" w:themeFillTint="33"/>
+          </w:tcPr>
+          <w:p>
+            <w:pPr>
+              <w:jc w:val="center"/>
+              <w:rPr>
+                <w:b/>
+                <w:bCs/>
+                <w:lang w:val="es-MX"/>
+              </w:rPr>
+            </w:pPr>
+            <w:r>
+              <w:rPr>
+                <w:b/>
+                <w:bCs/>
+                <w:lang w:val="es-MX"/>
+              </w:rPr>
+              <w:t>Motor 25GA370</w:t>
+            </w:r>
+          </w:p>
+        </w:tc>
+        <w:tc>
+          <w:tcPr>
+            <w:tcW w:w="2370" w:type="dxa"/>
+          </w:tcPr>
+          <w:p>
+            <w:pPr>
+              <w:jc w:val="center"/>
+              <w:rPr>
+                <w:lang w:val="es-MX"/>
+              </w:rPr>
+            </w:pPr>
+            <w:r>
+              <w:rPr>
+                <w:lang w:val="es-MX"/>
+              </w:rPr>
+              <w:t>2</w:t>
+            </w:r>
+          </w:p>
+        </w:tc>
+        <w:tc>
+          <w:tcPr>
+            <w:tcW w:w="2267" w:type="dxa"/>
+          </w:tcPr>
+          <w:p>
+            <w:pPr>
+              <w:jc w:val="center"/>
+              <w:rPr>
+                <w:lang w:val="es-MX"/>
+              </w:rPr>
+            </w:pPr>
+            <w:r>
+              <w:rPr>
+                <w:lang w:val="es-MX"/>
+              </w:rPr>
+              <w:t>31.354</w:t>
+            </w:r>
+          </w:p>
+        </w:tc>
+        <w:tc>
+          <w:tcPr>
+            <w:tcW w:w="2046" w:type="dxa"/>
+          </w:tcPr>
+          <w:p>
+            <w:pPr>
+              <w:jc w:val="center"/>
+              <w:rPr>
+                <w:lang w:val="es-MX"/>
+              </w:rPr>
+            </w:pPr>
+            <w:r>
+              <w:rPr>
+                <w:lang w:val="es-MX"/>
+              </w:rPr>
+              <w:t>62.708</w:t>
+            </w:r>
+          </w:p>
+        </w:tc>
+      </w:tr>
+      <w:tr>
+        <w:tc>
+          <w:tcPr>
+            <w:tcW w:w="2667" w:type="dxa"/>
+            <w:shd w:val="clear" w:color="auto" w:fill="EAF1DD" w:themeFill="accent3" w:themeFillTint="33"/>
+          </w:tcPr>
+          <w:p>
+            <w:pPr>
+              <w:jc w:val="center"/>
+              <w:rPr>
+                <w:b/>
+                <w:bCs/>
+                <w:lang w:val="es-MX"/>
+              </w:rPr>
+            </w:pPr>
+            <w:r>
+              <w:rPr>
+                <w:b/>
+                <w:bCs/>
+                <w:lang w:val="es-MX"/>
+              </w:rPr>
+              <w:t>Microcontrolador ESP32 S3</w:t>
+            </w:r>
+          </w:p>
+        </w:tc>
+        <w:tc>
+          <w:tcPr>
+            <w:tcW w:w="2370" w:type="dxa"/>
+          </w:tcPr>
+          <w:p>
+            <w:pPr>
+              <w:jc w:val="center"/>
+              <w:rPr>
+                <w:lang w:val="es-MX"/>
+              </w:rPr>
+            </w:pPr>
+            <w:r>
+              <w:rPr>
+                <w:lang w:val="es-MX"/>
+              </w:rPr>
+              <w:t>2</w:t>
+            </w:r>
+          </w:p>
+        </w:tc>
+        <w:tc>
+          <w:tcPr>
+            <w:tcW w:w="2267" w:type="dxa"/>
+          </w:tcPr>
+          <w:p>
+            <w:pPr>
+              <w:jc w:val="center"/>
+              <w:rPr>
+                <w:lang w:val="es-MX"/>
+              </w:rPr>
+            </w:pPr>
+            <w:r>
+              <w:rPr>
+                <w:lang w:val="es-MX"/>
+              </w:rPr>
+              <w:t>40.807</w:t>
+            </w:r>
+          </w:p>
+        </w:tc>
+        <w:tc>
+          <w:tcPr>
+            <w:tcW w:w="2046" w:type="dxa"/>
+          </w:tcPr>
+          <w:p>
+            <w:pPr>
+              <w:jc w:val="center"/>
+              <w:rPr>
+                <w:lang w:val="es-MX"/>
+              </w:rPr>
+            </w:pPr>
+            <w:r>
+              <w:rPr>
+                <w:lang w:val="es-MX"/>
+              </w:rPr>
+              <w:t>81.614</w:t>
+            </w:r>
+          </w:p>
+        </w:tc>
+      </w:tr>
+      <w:tr>
+        <w:tc>
+          <w:tcPr>
+            <w:tcW w:w="2667" w:type="dxa"/>
+            <w:shd w:val="clear" w:color="auto" w:fill="EAF1DD" w:themeFill="accent3" w:themeFillTint="33"/>
+          </w:tcPr>
+          <w:p>
+            <w:pPr>
+              <w:jc w:val="center"/>
+              <w:rPr>
+                <w:b/>
+                <w:bCs/>
+                <w:lang w:val="es-MX"/>
+              </w:rPr>
+            </w:pPr>
+            <w:r>
+              <w:rPr>
+                <w:b/>
+                <w:bCs/>
+                <w:lang w:val="es-MX"/>
+              </w:rPr>
+              <w:t xml:space="preserve">Regulador </w:t>
+            </w:r>
+            <w:r>
+              <w:rPr>
+                <w:b/>
+                <w:bCs/>
+                <w:lang w:val="es-MX"/>
+              </w:rPr>
+              <w:t>LM2596</w:t>
+            </w:r>
+          </w:p>
+        </w:tc>
+        <w:tc>
+          <w:tcPr>
+            <w:tcW w:w="2370" w:type="dxa"/>
+          </w:tcPr>
+          <w:p>
+            <w:pPr>
+              <w:jc w:val="center"/>
+              <w:rPr>
+                <w:lang w:val="es-MX"/>
+              </w:rPr>
+            </w:pPr>
+            <w:r>
+              <w:rPr>
+                <w:lang w:val="es-MX"/>
+              </w:rPr>
+              <w:t>1</w:t>
+            </w:r>
+          </w:p>
+        </w:tc>
+        <w:tc>
+          <w:tcPr>
+            <w:tcW w:w="2267" w:type="dxa"/>
+          </w:tcPr>
+          <w:p>
+            <w:pPr>
+              <w:jc w:val="center"/>
+              <w:rPr>
+                <w:lang w:val="es-MX"/>
+              </w:rPr>
+            </w:pPr>
+            <w:r>
+              <w:rPr>
+                <w:lang w:val="es-MX"/>
+              </w:rPr>
+              <w:t>4.752</w:t>
+            </w:r>
+          </w:p>
+        </w:tc>
+        <w:tc>
+          <w:tcPr>
+            <w:tcW w:w="2046" w:type="dxa"/>
+          </w:tcPr>
+          <w:p>
+            <w:pPr>
+              <w:jc w:val="center"/>
+              <w:rPr>
+                <w:lang w:val="es-MX"/>
+              </w:rPr>
+            </w:pPr>
+            <w:r>
+              <w:rPr>
+                <w:lang w:val="es-MX"/>
+              </w:rPr>
+              <w:t>4.752</w:t>
+            </w:r>
+          </w:p>
+        </w:tc>
+      </w:tr>
+      <w:tr>
+        <w:tc>
+          <w:tcPr>
+            <w:tcW w:w="2667" w:type="dxa"/>
+            <w:shd w:val="clear" w:color="auto" w:fill="EAF1DD" w:themeFill="accent3" w:themeFillTint="33"/>
+          </w:tcPr>
+          <w:p>
+            <w:pPr>
+              <w:jc w:val="center"/>
+              <w:rPr>
+                <w:b/>
+                <w:bCs/>
+                <w:lang w:val="es-MX"/>
+              </w:rPr>
+            </w:pPr>
+            <w:r>
+              <w:rPr>
+                <w:b/>
+                <w:bCs/>
+                <w:lang w:val="es-MX"/>
+              </w:rPr>
+              <w:t>Cámara OV3660</w:t>
+            </w:r>
+          </w:p>
+        </w:tc>
+        <w:tc>
+          <w:tcPr>
+            <w:tcW w:w="2370" w:type="dxa"/>
+          </w:tcPr>
+          <w:p>
+            <w:pPr>
+              <w:jc w:val="center"/>
+              <w:rPr>
+                <w:lang w:val="es-MX"/>
+              </w:rPr>
+            </w:pPr>
+            <w:r>
+              <w:rPr>
+                <w:lang w:val="es-MX"/>
+              </w:rPr>
+              <w:t>2</w:t>
+            </w:r>
+          </w:p>
+        </w:tc>
+        <w:tc>
+          <w:tcPr>
+            <w:tcW w:w="2267" w:type="dxa"/>
+          </w:tcPr>
+          <w:p>
+            <w:pPr>
+              <w:jc w:val="center"/>
+              <w:rPr>
+                <w:lang w:val="es-MX"/>
+              </w:rPr>
+            </w:pPr>
+            <w:r>
+              <w:rPr>
+                <w:lang w:val="es-MX"/>
+              </w:rPr>
+              <w:t>28.986</w:t>
+            </w:r>
+          </w:p>
+        </w:tc>
+        <w:tc>
+          <w:tcPr>
+            <w:tcW w:w="2046" w:type="dxa"/>
+          </w:tcPr>
+          <w:p>
+            <w:pPr>
+              <w:jc w:val="center"/>
+              <w:rPr>
+                <w:lang w:val="es-MX"/>
+              </w:rPr>
+            </w:pPr>
+            <w:r>
+              <w:rPr>
+                <w:lang w:val="es-MX"/>
+              </w:rPr>
+              <w:t>57.972</w:t>
+            </w:r>
+          </w:p>
+        </w:tc>
+      </w:tr>
+      <w:tr>
+        <w:tc>
+          <w:tcPr>
+            <w:tcW w:w="2667" w:type="dxa"/>
+            <w:shd w:val="clear" w:color="auto" w:fill="EAF1DD" w:themeFill="accent3" w:themeFillTint="33"/>
+          </w:tcPr>
+          <w:p>
+            <w:pPr>
+              <w:jc w:val="center"/>
+              <w:rPr>
+                <w:b/>
+                <w:bCs/>
+                <w:lang w:val="es-MX"/>
+              </w:rPr>
+            </w:pPr>
+            <w:r>
+              <w:rPr>
+                <w:b/>
+                <w:bCs/>
+                <w:lang w:val="es-MX"/>
+              </w:rPr>
+              <w:t>Placa PCB</w:t>
+            </w:r>
+          </w:p>
+        </w:tc>
+        <w:tc>
+          <w:tcPr>
+            <w:tcW w:w="2370" w:type="dxa"/>
+          </w:tcPr>
+          <w:p>
+            <w:pPr>
+              <w:jc w:val="center"/>
+              <w:rPr>
+                <w:lang w:val="es-MX"/>
+              </w:rPr>
+            </w:pPr>
+            <w:r>
+              <w:rPr>
+                <w:lang w:val="es-MX"/>
+              </w:rPr>
+              <w:t>2</w:t>
+            </w:r>
+          </w:p>
+        </w:tc>
+        <w:tc>
+          <w:tcPr>
+            <w:tcW w:w="2267" w:type="dxa"/>
+          </w:tcPr>
+          <w:p>
+            <w:pPr>
+              <w:jc w:val="center"/>
+              <w:rPr>
+                <w:lang w:val="es-MX"/>
+              </w:rPr>
+            </w:pPr>
+            <w:r>
+              <w:rPr>
+                <w:lang w:val="es-MX"/>
+              </w:rPr>
+              <w:t>45.000</w:t>
+            </w:r>
+          </w:p>
+        </w:tc>
+        <w:tc>
+          <w:tcPr>
+            <w:tcW w:w="2046" w:type="dxa"/>
+          </w:tcPr>
+          <w:p>
+            <w:pPr>
+              <w:jc w:val="center"/>
+              <w:rPr>
+                <w:lang w:val="es-MX"/>
+              </w:rPr>
+            </w:pPr>
+            <w:r>
+              <w:rPr>
+                <w:lang w:val="es-MX"/>
+              </w:rPr>
+              <w:t>90.000</w:t>
+            </w:r>
+          </w:p>
+        </w:tc>
+      </w:tr>
+      <w:tr>
+        <w:tc>
+          <w:tcPr>
+            <w:tcW w:w="2667" w:type="dxa"/>
+            <w:shd w:val="clear" w:color="auto" w:fill="EAF1DD" w:themeFill="accent3" w:themeFillTint="33"/>
+          </w:tcPr>
+          <w:p>
+            <w:pPr>
+              <w:jc w:val="center"/>
+              <w:rPr>
+                <w:b/>
+                <w:bCs/>
+                <w:lang w:val="es-MX"/>
+              </w:rPr>
+            </w:pPr>
+            <w:r>
+              <w:rPr>
+                <w:b/>
+                <w:bCs/>
+                <w:lang w:val="es-MX"/>
+              </w:rPr>
+              <w:t>Diseño 3D</w:t>
+            </w:r>
+          </w:p>
+        </w:tc>
+        <w:tc>
+          <w:tcPr>
+            <w:tcW w:w="2370" w:type="dxa"/>
+          </w:tcPr>
+          <w:p>
+            <w:pPr>
+              <w:jc w:val="center"/>
+              <w:rPr>
+                <w:lang w:val="es-MX"/>
+              </w:rPr>
+            </w:pPr>
+            <w:r>
+              <w:rPr>
+                <w:lang w:val="es-MX"/>
+              </w:rPr>
+              <w:t>1</w:t>
+            </w:r>
+          </w:p>
+        </w:tc>
+        <w:tc>
+          <w:tcPr>
+            <w:tcW w:w="2267" w:type="dxa"/>
+          </w:tcPr>
+          <w:p>
+            <w:pPr>
+              <w:jc w:val="center"/>
+              <w:rPr>
+                <w:lang w:val="es-MX"/>
+              </w:rPr>
+            </w:pPr>
+            <w:r>
+              <w:rPr>
+                <w:lang w:val="es-MX"/>
+              </w:rPr>
+              <w:t>83.000</w:t>
+            </w:r>
+          </w:p>
+        </w:tc>
+        <w:tc>
+          <w:tcPr>
+            <w:tcW w:w="2046" w:type="dxa"/>
+          </w:tcPr>
+          <w:p>
+            <w:pPr>
+              <w:jc w:val="center"/>
+              <w:rPr>
+                <w:lang w:val="es-MX"/>
+              </w:rPr>
+            </w:pPr>
+            <w:r>
+              <w:rPr>
+                <w:lang w:val="es-MX"/>
+              </w:rPr>
+              <w:t>83.000</w:t>
+            </w:r>
+          </w:p>
+        </w:tc>
+      </w:tr>
+      <w:tr>
+        <w:tc>
+          <w:tcPr>
+            <w:tcW w:w="2667" w:type="dxa"/>
+            <w:shd w:val="clear" w:color="auto" w:fill="EAF1DD" w:themeFill="accent3" w:themeFillTint="33"/>
+          </w:tcPr>
+          <w:p>
+            <w:pPr>
+              <w:jc w:val="center"/>
+              <w:rPr>
+                <w:b/>
+                <w:bCs/>
+                <w:lang w:val="es-MX"/>
+              </w:rPr>
+            </w:pPr>
+            <w:r>
+              <w:rPr>
+                <w:b/>
+                <w:bCs/>
+                <w:lang w:val="es-MX"/>
+              </w:rPr>
+              <w:t>Columnas, tuercas y tornillos</w:t>
+            </w:r>
+          </w:p>
+        </w:tc>
+        <w:tc>
+          <w:tcPr>
+            <w:tcW w:w="2370" w:type="dxa"/>
+          </w:tcPr>
+          <w:p>
+            <w:pPr>
+              <w:jc w:val="center"/>
+              <w:rPr>
+                <w:lang w:val="es-MX"/>
+              </w:rPr>
+            </w:pPr>
+            <w:r>
+              <w:rPr>
+                <w:lang w:val="es-MX"/>
+              </w:rPr>
+              <w:t>1</w:t>
+            </w:r>
+          </w:p>
+        </w:tc>
+        <w:tc>
+          <w:tcPr>
+            <w:tcW w:w="2267" w:type="dxa"/>
+          </w:tcPr>
+          <w:p>
+            <w:pPr>
+              <w:jc w:val="center"/>
+              <w:rPr>
+                <w:lang w:val="es-MX"/>
+              </w:rPr>
+            </w:pPr>
+            <w:r>
+              <w:rPr>
+                <w:lang w:val="es-MX"/>
+              </w:rPr>
+              <w:t>17.000</w:t>
+            </w:r>
+          </w:p>
+        </w:tc>
+        <w:tc>
+          <w:tcPr>
+            <w:tcW w:w="2046" w:type="dxa"/>
+          </w:tcPr>
+          <w:p>
+            <w:pPr>
+              <w:jc w:val="center"/>
+              <w:rPr>
+                <w:lang w:val="es-MX"/>
+              </w:rPr>
+            </w:pPr>
+            <w:r>
+              <w:rPr>
+                <w:lang w:val="es-MX"/>
+              </w:rPr>
+              <w:t>17.000</w:t>
+            </w:r>
+          </w:p>
+        </w:tc>
+      </w:tr>
+      <w:tr>
+        <w:tc>
+          <w:tcPr>
+            <w:tcW w:w="2667" w:type="dxa"/>
+            <w:shd w:val="clear" w:color="auto" w:fill="EAF1DD" w:themeFill="accent3" w:themeFillTint="33"/>
+          </w:tcPr>
+          <w:p>
+            <w:pPr>
+              <w:jc w:val="center"/>
+              <w:rPr>
+                <w:b/>
+                <w:bCs/>
+                <w:lang w:val="es-MX"/>
+              </w:rPr>
+            </w:pPr>
+            <w:r>
+              <w:rPr>
+                <w:b/>
+                <w:bCs/>
+                <w:lang w:val="es-MX"/>
+              </w:rPr>
+              <w:t>TB6612FNG</w:t>
+            </w:r>
+          </w:p>
+        </w:tc>
+        <w:tc>
+          <w:tcPr>
+            <w:tcW w:w="2370" w:type="dxa"/>
+          </w:tcPr>
+          <w:p>
+            <w:pPr>
+              <w:jc w:val="center"/>
+              <w:rPr>
+                <w:lang w:val="es-MX"/>
+              </w:rPr>
+            </w:pPr>
+            <w:r>
+              <w:rPr>
+                <w:lang w:val="es-MX"/>
+              </w:rPr>
+              <w:t>1</w:t>
+            </w:r>
+          </w:p>
+        </w:tc>
+        <w:tc>
+          <w:tcPr>
+            <w:tcW w:w="2267" w:type="dxa"/>
+          </w:tcPr>
+          <w:p>
+            <w:pPr>
+              <w:jc w:val="center"/>
+              <w:rPr>
+                <w:lang w:val="es-MX"/>
+              </w:rPr>
+            </w:pPr>
+            <w:r>
+              <w:rPr>
+                <w:lang w:val="es-MX"/>
+              </w:rPr>
+              <w:t>6.336</w:t>
+            </w:r>
+          </w:p>
+        </w:tc>
+        <w:tc>
+          <w:tcPr>
+            <w:tcW w:w="2046" w:type="dxa"/>
+          </w:tcPr>
+          <w:p>
+            <w:pPr>
+              <w:jc w:val="center"/>
+              <w:rPr>
+                <w:lang w:val="es-MX"/>
+              </w:rPr>
+            </w:pPr>
+            <w:r>
+              <w:rPr>
+                <w:lang w:val="es-MX"/>
+              </w:rPr>
+              <w:t>6.336</w:t>
+            </w:r>
+          </w:p>
+        </w:tc>
+      </w:tr>
+      <w:tr>
+        <w:tc>
+          <w:tcPr>
+            <w:tcW w:w="2667" w:type="dxa"/>
+            <w:shd w:val="clear" w:color="auto" w:fill="EAF1DD" w:themeFill="accent3" w:themeFillTint="33"/>
+          </w:tcPr>
+          <w:p>
+            <w:pPr>
+              <w:jc w:val="center"/>
+              <w:rPr>
+                <w:b/>
+                <w:bCs/>
+                <w:lang w:val="es-MX"/>
+              </w:rPr>
+            </w:pPr>
+            <w:r>
+              <w:rPr>
+                <w:b/>
+                <w:bCs/>
+                <w:lang w:val="es-MX"/>
+              </w:rPr>
+              <w:t>Llantas</w:t>
+            </w:r>
+          </w:p>
+        </w:tc>
+        <w:tc>
+          <w:tcPr>
+            <w:tcW w:w="2370" w:type="dxa"/>
+          </w:tcPr>
+          <w:p>
+            <w:pPr>
+              <w:jc w:val="center"/>
+              <w:rPr>
+                <w:lang w:val="es-MX"/>
+              </w:rPr>
+            </w:pPr>
+            <w:r>
+              <w:rPr>
+                <w:lang w:val="es-MX"/>
+              </w:rPr>
+              <w:t>2</w:t>
+            </w:r>
+          </w:p>
+        </w:tc>
+        <w:tc>
+          <w:tcPr>
+            <w:tcW w:w="2267" w:type="dxa"/>
+          </w:tcPr>
+          <w:p>
+            <w:pPr>
+              <w:jc w:val="center"/>
+              <w:rPr>
+                <w:lang w:val="es-MX"/>
+              </w:rPr>
+            </w:pPr>
+            <w:r>
+              <w:rPr>
+                <w:lang w:val="es-MX"/>
+              </w:rPr>
+              <w:t>13.710</w:t>
+            </w:r>
+          </w:p>
+        </w:tc>
+        <w:tc>
+          <w:tcPr>
+            <w:tcW w:w="2046" w:type="dxa"/>
+          </w:tcPr>
+          <w:p>
+            <w:pPr>
+              <w:jc w:val="center"/>
+              <w:rPr>
+                <w:lang w:val="es-MX"/>
+              </w:rPr>
+            </w:pPr>
+            <w:r>
+              <w:rPr>
+                <w:lang w:val="es-MX"/>
+              </w:rPr>
+              <w:t>27.420</w:t>
+            </w:r>
+          </w:p>
+        </w:tc>
+      </w:tr>
+      <w:tr>
+        <w:tc>
+          <w:tcPr>
+            <w:tcW w:w="2667" w:type="dxa"/>
+            <w:shd w:val="clear" w:color="auto" w:fill="EAF1DD" w:themeFill="accent3" w:themeFillTint="33"/>
+          </w:tcPr>
+          <w:p>
+            <w:pPr>
+              <w:jc w:val="center"/>
+              <w:rPr>
+                <w:b/>
+                <w:bCs/>
+                <w:lang w:val="es-MX"/>
+              </w:rPr>
+            </w:pPr>
+            <w:r>
+              <w:rPr>
+                <w:b/>
+                <w:bCs/>
+                <w:lang w:val="es-MX"/>
+              </w:rPr>
+              <w:t>Giroscopio MPU6050</w:t>
+            </w:r>
+          </w:p>
+        </w:tc>
+        <w:tc>
+          <w:tcPr>
+            <w:tcW w:w="2370" w:type="dxa"/>
+          </w:tcPr>
+          <w:p>
+            <w:pPr>
+              <w:jc w:val="center"/>
+              <w:rPr>
+                <w:lang w:val="es-MX"/>
+              </w:rPr>
+            </w:pPr>
+            <w:r>
+              <w:rPr>
+                <w:lang w:val="es-MX"/>
+              </w:rPr>
+              <w:t>2</w:t>
+            </w:r>
+          </w:p>
+        </w:tc>
+        <w:tc>
+          <w:tcPr>
+            <w:tcW w:w="2267" w:type="dxa"/>
+          </w:tcPr>
+          <w:p>
+            <w:pPr>
+              <w:jc w:val="center"/>
+              <w:rPr>
+                <w:lang w:val="es-MX"/>
+              </w:rPr>
+            </w:pPr>
+            <w:r>
+              <w:rPr>
+                <w:lang w:val="es-MX"/>
+              </w:rPr>
+              <w:t>14.000</w:t>
+            </w:r>
+          </w:p>
+        </w:tc>
+        <w:tc>
+          <w:tcPr>
+            <w:tcW w:w="2046" w:type="dxa"/>
+          </w:tcPr>
+          <w:p>
+            <w:pPr>
+              <w:jc w:val="center"/>
+              <w:rPr>
+                <w:lang w:val="es-MX"/>
+              </w:rPr>
+            </w:pPr>
+            <w:r>
+              <w:rPr>
+                <w:lang w:val="es-MX"/>
+              </w:rPr>
+              <w:t>28</w:t>
+            </w:r>
+            <w:r>
+              <w:rPr>
+                <w:lang w:val="es-MX"/>
+              </w:rPr>
+              <w:t>.000</w:t>
+            </w:r>
+          </w:p>
+        </w:tc>
+      </w:tr>
+      <w:tr>
+        <w:tc>
+          <w:tcPr>
+            <w:tcW w:w="2667" w:type="dxa"/>
+            <w:tcBorders>
+              <w:bottom w:val="single" w:sz="4" w:space="0" w:color="auto"/>
+            </w:tcBorders>
+            <w:shd w:val="clear" w:color="auto" w:fill="EAF1DD" w:themeFill="accent3" w:themeFillTint="33"/>
+          </w:tcPr>
+          <w:p>
+            <w:pPr>
+              <w:jc w:val="center"/>
+              <w:rPr>
+                <w:b/>
+                <w:bCs/>
+                <w:lang w:val="es-MX"/>
+              </w:rPr>
+            </w:pPr>
+            <w:r>
+              <w:rPr>
+                <w:b/>
+                <w:bCs/>
+                <w:lang w:val="es-MX"/>
+              </w:rPr>
+              <w:t xml:space="preserve">Regletas, pulsador y </w:t>
+            </w:r>
+            <w:r>
+              <w:rPr>
+                <w:b/>
+                <w:bCs/>
+                <w:lang w:val="es-MX"/>
+              </w:rPr>
+              <w:t>botón</w:t>
+            </w:r>
+          </w:p>
+        </w:tc>
+        <w:tc>
+          <w:tcPr>
+            <w:tcW w:w="2370" w:type="dxa"/>
+            <w:tcBorders>
+              <w:bottom w:val="single" w:sz="4" w:space="0" w:color="auto"/>
+            </w:tcBorders>
+          </w:tcPr>
+          <w:p>
+            <w:pPr>
+              <w:jc w:val="center"/>
+              <w:rPr>
+                <w:lang w:val="es-MX"/>
+              </w:rPr>
+            </w:pPr>
+            <w:r>
+              <w:rPr>
+                <w:lang w:val="es-MX"/>
+              </w:rPr>
+              <w:t>1</w:t>
+            </w:r>
+          </w:p>
+        </w:tc>
+        <w:tc>
+          <w:tcPr>
+            <w:tcW w:w="2267" w:type="dxa"/>
+          </w:tcPr>
+          <w:p>
+            <w:pPr>
+              <w:jc w:val="center"/>
+              <w:rPr>
+                <w:lang w:val="es-MX"/>
+              </w:rPr>
+            </w:pPr>
+            <w:r>
+              <w:rPr>
+                <w:lang w:val="es-MX"/>
+              </w:rPr>
+              <w:t>21</w:t>
+            </w:r>
+            <w:r>
+              <w:rPr>
+                <w:lang w:val="es-MX"/>
+              </w:rPr>
+              <w:t>.000</w:t>
+            </w:r>
+          </w:p>
+        </w:tc>
+        <w:tc>
+          <w:tcPr>
+            <w:tcW w:w="2046" w:type="dxa"/>
+          </w:tcPr>
+          <w:p>
+            <w:pPr>
+              <w:jc w:val="center"/>
+              <w:rPr>
+                <w:lang w:val="es-MX"/>
+              </w:rPr>
+            </w:pPr>
+            <w:r>
+              <w:rPr>
+                <w:lang w:val="es-MX"/>
+              </w:rPr>
+              <w:t>21</w:t>
+            </w:r>
+            <w:r>
+              <w:rPr>
+                <w:lang w:val="es-MX"/>
+              </w:rPr>
+              <w:t>.000</w:t>
+            </w:r>
+          </w:p>
+        </w:tc>
+      </w:tr>
+      <w:tr>
+        <w:tc>
+          <w:tcPr>
+            <w:tcW w:w="2667" w:type="dxa"/>
+            <w:tcBorders>
+              <w:bottom w:val="single" w:sz="4" w:space="0" w:color="auto"/>
+            </w:tcBorders>
+            <w:shd w:val="clear" w:color="auto" w:fill="EAF1DD" w:themeFill="accent3" w:themeFillTint="33"/>
+          </w:tcPr>
+          <w:p>
+            <w:pPr>
+              <w:jc w:val="center"/>
+              <w:rPr>
+                <w:b/>
+                <w:bCs/>
+                <w:lang w:val="es-MX"/>
+              </w:rPr>
+            </w:pPr>
+            <w:r>
+              <w:rPr>
+                <w:b/>
+                <w:bCs/>
+                <w:lang w:val="es-MX"/>
+              </w:rPr>
+              <w:lastRenderedPageBreak/>
+              <w:t>Envíos</w:t>
+            </w:r>
+          </w:p>
+        </w:tc>
+        <w:tc>
+          <w:tcPr>
+            <w:tcW w:w="2370" w:type="dxa"/>
+            <w:tcBorders>
+              <w:bottom w:val="single" w:sz="4" w:space="0" w:color="auto"/>
+            </w:tcBorders>
+          </w:tcPr>
+          <w:p>
+            <w:pPr>
+              <w:jc w:val="center"/>
+              <w:rPr>
+                <w:lang w:val="es-MX"/>
+              </w:rPr>
+            </w:pPr>
+            <w:r>
+              <w:rPr>
+                <w:lang w:val="es-MX"/>
+              </w:rPr>
+              <w:t>-</w:t>
+            </w:r>
+          </w:p>
+        </w:tc>
+        <w:tc>
+          <w:tcPr>
+            <w:tcW w:w="2267" w:type="dxa"/>
+            <w:tcBorders>
+              <w:bottom w:val="single" w:sz="4" w:space="0" w:color="auto"/>
+            </w:tcBorders>
+          </w:tcPr>
+          <w:p>
+            <w:pPr>
+              <w:jc w:val="center"/>
+              <w:rPr>
+                <w:lang w:val="es-MX"/>
+              </w:rPr>
+            </w:pPr>
+            <w:r>
+              <w:rPr>
+                <w:lang w:val="es-MX"/>
+              </w:rPr>
+              <w:t>23.898</w:t>
+            </w:r>
+          </w:p>
+        </w:tc>
+        <w:tc>
+          <w:tcPr>
+            <w:tcW w:w="2046" w:type="dxa"/>
+          </w:tcPr>
+          <w:p>
+            <w:pPr>
+              <w:tabs>
+                <w:tab w:val="left" w:pos="314"/>
+              </w:tabs>
+              <w:jc w:val="center"/>
+              <w:rPr>
+                <w:lang w:val="es-MX"/>
+              </w:rPr>
+            </w:pPr>
+            <w:r>
+              <w:rPr>
+                <w:lang w:val="es-MX"/>
+              </w:rPr>
+              <w:t>23.898</w:t>
+            </w:r>
+          </w:p>
+        </w:tc>
+      </w:tr>
+      <w:tr>
+        <w:tc>
+          <w:tcPr>
+            <w:tcW w:w="2667" w:type="dxa"/>
+            <w:tcBorders>
+              <w:top w:val="single" w:sz="4" w:space="0" w:color="auto"/>
+              <w:left w:val="nil"/>
+              <w:bottom w:val="nil"/>
+              <w:right w:val="nil"/>
+            </w:tcBorders>
+            <w:shd w:val="clear" w:color="auto" w:fill="FFFFFF" w:themeFill="background1"/>
+          </w:tcPr>
+          <w:p>
+            <w:pPr>
+              <w:jc w:val="center"/>
+              <w:rPr>
+                <w:b/>
+                <w:bCs/>
+                <w:lang w:val="es-MX"/>
+              </w:rPr>
+            </w:pPr>
+          </w:p>
+        </w:tc>
+        <w:tc>
+          <w:tcPr>
+            <w:tcW w:w="2370" w:type="dxa"/>
+            <w:tcBorders>
+              <w:top w:val="single" w:sz="4" w:space="0" w:color="auto"/>
+              <w:left w:val="nil"/>
+              <w:bottom w:val="nil"/>
+              <w:right w:val="single" w:sz="4" w:space="0" w:color="auto"/>
+            </w:tcBorders>
+          </w:tcPr>
+          <w:p>
+            <w:pPr>
+              <w:jc w:val="center"/>
+              <w:rPr>
+                <w:lang w:val="es-MX"/>
+              </w:rPr>
+            </w:pPr>
+          </w:p>
+        </w:tc>
+        <w:tc>
+          <w:tcPr>
+            <w:tcW w:w="2267" w:type="dxa"/>
+            <w:tcBorders>
+              <w:left w:val="single" w:sz="4" w:space="0" w:color="auto"/>
+            </w:tcBorders>
+            <w:shd w:val="clear" w:color="auto" w:fill="92D050"/>
+          </w:tcPr>
+          <w:p>
+            <w:pPr>
+              <w:jc w:val="center"/>
+              <w:rPr>
+                <w:lang w:val="es-MX"/>
+              </w:rPr>
+            </w:pPr>
+            <w:r>
+              <w:rPr>
+                <w:lang w:val="es-MX"/>
+              </w:rPr>
+              <w:t>TOTAL</w:t>
+            </w:r>
+          </w:p>
+        </w:tc>
+        <w:tc>
+          <w:tcPr>
+            <w:tcW w:w="2046" w:type="dxa"/>
+          </w:tcPr>
+          <w:p>
+            <w:pPr>
+              <w:jc w:val="center"/>
+              <w:rPr>
+                <w:lang w:val="es-MX"/>
+              </w:rPr>
+            </w:pPr>
+            <w:r>
+              <w:rPr>
+                <w:lang w:val="es-MX"/>
+              </w:rPr>
+              <w:t>503.700</w:t>
+            </w:r>
+          </w:p>
+        </w:tc>
+      </w:tr>
+    </w:tbl>
+    <w:p>
+      <w:pPr>
+        <w:rPr>
+          <w:lang w:val="es-MX"/>
+        </w:rPr>
+      </w:pPr>
+    </w:p>
+    <w:p>
+      <w:pPr>
+        <w:rPr>
+          <w:lang w:val="es-MX"/>
+        </w:rPr>
+      </w:pPr>
+      <w:r>
+        <w:rPr>
+          <w:lang w:val="es-MX"/>
+        </w:rPr>
+        <w:t xml:space="preserve">Donde </w:t>
+      </w:r>
+      <w:r>
+        <w:rPr>
+          <w:lang w:val="es-MX"/>
+        </w:rPr>
+        <w:t>el criterio de elección de estos componentes por ante otros</w:t>
+      </w:r>
+      <w:r>
+        <w:rPr>
+          <w:lang w:val="es-MX"/>
+        </w:rPr>
+        <w:t>,</w:t>
+      </w:r>
+      <w:r>
+        <w:rPr>
+          <w:lang w:val="es-MX"/>
+        </w:rPr>
+        <w:t xml:space="preserve"> se </w:t>
+      </w:r>
+      <w:r>
+        <w:rPr>
+          <w:lang w:val="es-MX"/>
+        </w:rPr>
+        <w:t>realizó</w:t>
+      </w:r>
+      <w:r>
+        <w:rPr>
+          <w:lang w:val="es-MX"/>
+        </w:rPr>
+        <w:t xml:space="preserve"> </w:t>
+      </w:r>
+      <w:r>
+        <w:rPr>
+          <w:lang w:val="es-MX"/>
+        </w:rPr>
+        <w:t xml:space="preserve">mediante el análisis </w:t>
+      </w:r>
+      <w:r>
+        <w:rPr>
+          <w:lang w:val="es-MX"/>
+        </w:rPr>
+        <w:t xml:space="preserve">de las características y ventajas de cada componente </w:t>
+      </w:r>
+      <w:r>
+        <w:rPr>
+          <w:lang w:val="es-MX"/>
+        </w:rPr>
+        <w:t>p</w:t>
+      </w:r>
+      <w:r>
+        <w:rPr>
+          <w:lang w:val="es-MX"/>
+        </w:rPr>
+        <w:t>ropia</w:t>
+      </w:r>
+      <w:r>
+        <w:rPr>
+          <w:lang w:val="es-MX"/>
+        </w:rPr>
+        <w:t xml:space="preserve"> </w:t>
+      </w:r>
+      <w:r>
+        <w:rPr>
+          <w:lang w:val="es-MX"/>
+        </w:rPr>
+        <w:t xml:space="preserve">de </w:t>
+      </w:r>
+      <w:r>
+        <w:rPr>
+          <w:lang w:val="es-MX"/>
+        </w:rPr>
+        <w:t>una tabla de criterio de elección</w:t>
+      </w:r>
+      <w:r>
+        <w:rPr>
+          <w:lang w:val="es-MX"/>
+        </w:rPr>
+        <w:t xml:space="preserve"> (que se encuentra siguiente a esta página)</w:t>
+      </w:r>
+      <w:r>
+        <w:rPr>
+          <w:lang w:val="es-MX"/>
+        </w:rPr>
+        <w:t>, donde los componentes elegidos saldrán resaltados en amarrillo</w:t>
+      </w:r>
+      <w:r>
+        <w:rPr>
+          <w:lang w:val="es-MX"/>
+        </w:rPr>
+        <w:t xml:space="preserve">. </w:t>
+      </w:r>
+    </w:p>
+    <w:p>
+      <w:pPr>
+        <w:rPr>
+          <w:lang w:val="es-MX"/>
+        </w:rPr>
+      </w:pPr>
+      <w:r>
+        <w:rPr>
+          <w:lang w:val="es-MX"/>
+        </w:rPr>
+        <w:t xml:space="preserve"> </w:t>
+      </w:r>
+    </w:p>
+    <w:p>
+      <w:pPr>
+        <w:rPr>
+          <w:lang w:val="es-MX"/>
+        </w:rPr>
+      </w:pPr>
+      <w:r>
+        <w:rPr>
+          <w:lang w:val="es-MX"/>
+        </w:rPr>
+        <w:br w:type="page"/>
+      </w:r>
+    </w:p>
+    <w:p>
+      <w:pPr>
         <w:pStyle w:val="Ttulo1"/>
         <w:rPr>
           <w:lang w:val="es-MX"/>
         </w:rPr>
       </w:pPr>
-      <w:bookmarkStart w:id="9" w:name="_Toc242212418"/>
+      <w:bookmarkStart w:id="10" w:name="_Toc242452895"/>
       <w:r>
         <w:rPr>
           <w:lang w:val="es-MX"/>
         </w:rPr>
         <w:lastRenderedPageBreak/>
         <w:t>TABLA DE CRITERIO DE ELECCIÓN</w:t>
-      </w:r>
-      <w:bookmarkEnd w:id="9"/>
-    </w:p>
-    <w:p>
-      <w:pPr>
-        <w:pStyle w:val="Ttulo2"/>
-        <w:rPr>
-          <w:lang w:val="es-MX"/>
-        </w:rPr>
-      </w:pPr>
-      <w:bookmarkStart w:id="10" w:name="_Toc242212419"/>
-      <w:r>
-        <w:rPr>
-          <w:lang w:val="es-MX"/>
-        </w:rPr>
-        <w:t>Motores:</w:t>
       </w:r>
       <w:bookmarkEnd w:id="10"/>
     </w:p>
     <w:p>
       <w:pPr>
+        <w:pStyle w:val="Ttulo2"/>
+        <w:rPr>
+          <w:lang w:val="es-MX"/>
+        </w:rPr>
+      </w:pPr>
+      <w:bookmarkStart w:id="11" w:name="_Toc242452896"/>
+      <w:r>
+        <w:rPr>
+          <w:lang w:val="es-MX"/>
+        </w:rPr>
+        <w:t>Motores:</w:t>
+      </w:r>
+      <w:bookmarkEnd w:id="11"/>
+    </w:p>
+    <w:p>
+      <w:pPr>
         <w:pStyle w:val="Ttulo3"/>
         <w:rPr>
           <w:lang w:val="es-MX"/>
         </w:rPr>
       </w:pPr>
-      <w:bookmarkStart w:id="11" w:name="_Toc242212420"/>
+      <w:bookmarkStart w:id="12" w:name="_Toc242452897"/>
       <w:r>
         <w:rPr>
           <w:lang w:val="es-MX"/>
         </w:rPr>
         <w:t>Tabla 1: Tabla de elección de motores</w:t>
       </w:r>
-      <w:bookmarkEnd w:id="11"/>
+      <w:bookmarkEnd w:id="12"/>
     </w:p>
     <w:tbl>
       <w:tblPr>
@@ -4270,10 +6003,91 @@
             </w:pPr>
             <w:r>
               <w:rPr>
+                <w:noProof/>
+                <w:lang w:val="es-MX"/>
+              </w:rPr>
+              <w:drawing>
+                <wp:anchor distT="0" distB="0" distL="114300" distR="114300" simplePos="0" relativeHeight="251658240" behindDoc="0" locked="0" layoutInCell="1" allowOverlap="1" wp14:anchorId="6CAF49B2" wp14:editId="1BAA3FFD">
+                  <wp:simplePos x="0" y="0"/>
+                  <wp:positionH relativeFrom="column">
+                    <wp:posOffset>93980</wp:posOffset>
+                  </wp:positionH>
+                  <wp:positionV relativeFrom="paragraph">
+                    <wp:posOffset>311785</wp:posOffset>
+                  </wp:positionV>
+                  <wp:extent cx="847725" cy="847725"/>
+                  <wp:effectExtent l="0" t="0" r="9525" b="9525"/>
+                  <wp:wrapThrough wrapText="bothSides">
+                    <wp:wrapPolygon edited="0">
+                      <wp:start x="0" y="0"/>
+                      <wp:lineTo x="0" y="21357"/>
+                      <wp:lineTo x="21357" y="21357"/>
+                      <wp:lineTo x="21357" y="0"/>
+                      <wp:lineTo x="0" y="0"/>
+                    </wp:wrapPolygon>
+                  </wp:wrapThrough>
+                  <wp:docPr id="22" name="Imagen 22"/>
+                  <wp:cNvGraphicFramePr>
+                    <a:graphicFrameLocks xmlns:a="http://schemas.openxmlformats.org/drawingml/2006/main" noChangeAspect="1"/>
+                  </wp:cNvGraphicFramePr>
+                  <a:graphic xmlns:a="http://schemas.openxmlformats.org/drawingml/2006/main">
+                    <a:graphicData uri="http://schemas.openxmlformats.org/drawingml/2006/picture">
+                      <pic:pic xmlns:pic="http://schemas.openxmlformats.org/drawingml/2006/picture">
+                        <pic:nvPicPr>
+                          <pic:cNvPr id="0" name="Picture 2"/>
+                          <pic:cNvPicPr>
+                            <a:picLocks noChangeAspect="1" noChangeArrowheads="1"/>
+                          </pic:cNvPicPr>
+                        </pic:nvPicPr>
+                        <pic:blipFill>
+                          <a:blip r:embed="rId9">
+                            <a:extLst>
+                              <a:ext uri="{28A0092B-C50C-407E-A947-70E740481C1C}">
+                                <a14:useLocalDpi xmlns:a14="http://schemas.microsoft.com/office/drawing/2010/main" val="0"/>
+                              </a:ext>
+                            </a:extLst>
+                          </a:blip>
+                          <a:srcRect/>
+                          <a:stretch>
+                            <a:fillRect/>
+                          </a:stretch>
+                        </pic:blipFill>
+                        <pic:spPr bwMode="auto">
+                          <a:xfrm>
+                            <a:off x="0" y="0"/>
+                            <a:ext cx="847725" cy="847725"/>
+                          </a:xfrm>
+                          <a:prstGeom prst="rect">
+                            <a:avLst/>
+                          </a:prstGeom>
+                          <a:noFill/>
+                        </pic:spPr>
+                      </pic:pic>
+                    </a:graphicData>
+                  </a:graphic>
+                  <wp14:sizeRelH relativeFrom="margin">
+                    <wp14:pctWidth>0</wp14:pctWidth>
+                  </wp14:sizeRelH>
+                  <wp14:sizeRelV relativeFrom="margin">
+                    <wp14:pctHeight>0</wp14:pctHeight>
+                  </wp14:sizeRelV>
+                </wp:anchor>
+              </w:drawing>
+            </w:r>
+            <w:r>
+              <w:rPr>
                 <w:lang w:val="es-MX"/>
               </w:rPr>
               <w:t>25GA370</w:t>
             </w:r>
+          </w:p>
+          <w:p>
+            <w:pPr>
+              <w:jc w:val="center"/>
+              <w:rPr>
+                <w:lang w:val="es-MX"/>
+              </w:rPr>
+            </w:pPr>
           </w:p>
         </w:tc>
         <w:tc>
@@ -4372,10 +6186,91 @@
             </w:pPr>
             <w:r>
               <w:rPr>
+                <w:noProof/>
+                <w:lang w:val="es-MX"/>
+              </w:rPr>
+              <w:drawing>
+                <wp:anchor distT="0" distB="0" distL="114300" distR="114300" simplePos="0" relativeHeight="251659264" behindDoc="0" locked="0" layoutInCell="1" allowOverlap="1" wp14:anchorId="1448208A" wp14:editId="38FAAFEF">
+                  <wp:simplePos x="0" y="0"/>
+                  <wp:positionH relativeFrom="column">
+                    <wp:posOffset>127635</wp:posOffset>
+                  </wp:positionH>
+                  <wp:positionV relativeFrom="paragraph">
+                    <wp:posOffset>438785</wp:posOffset>
+                  </wp:positionV>
+                  <wp:extent cx="814070" cy="893445"/>
+                  <wp:effectExtent l="0" t="0" r="5080" b="1905"/>
+                  <wp:wrapThrough wrapText="bothSides">
+                    <wp:wrapPolygon edited="0">
+                      <wp:start x="0" y="0"/>
+                      <wp:lineTo x="0" y="21186"/>
+                      <wp:lineTo x="21229" y="21186"/>
+                      <wp:lineTo x="21229" y="0"/>
+                      <wp:lineTo x="0" y="0"/>
+                    </wp:wrapPolygon>
+                  </wp:wrapThrough>
+                  <wp:docPr id="23" name="Imagen 23"/>
+                  <wp:cNvGraphicFramePr>
+                    <a:graphicFrameLocks xmlns:a="http://schemas.openxmlformats.org/drawingml/2006/main" noChangeAspect="1"/>
+                  </wp:cNvGraphicFramePr>
+                  <a:graphic xmlns:a="http://schemas.openxmlformats.org/drawingml/2006/main">
+                    <a:graphicData uri="http://schemas.openxmlformats.org/drawingml/2006/picture">
+                      <pic:pic xmlns:pic="http://schemas.openxmlformats.org/drawingml/2006/picture">
+                        <pic:nvPicPr>
+                          <pic:cNvPr id="0" name="Picture 3"/>
+                          <pic:cNvPicPr>
+                            <a:picLocks noChangeAspect="1" noChangeArrowheads="1"/>
+                          </pic:cNvPicPr>
+                        </pic:nvPicPr>
+                        <pic:blipFill>
+                          <a:blip r:embed="rId10">
+                            <a:extLst>
+                              <a:ext uri="{28A0092B-C50C-407E-A947-70E740481C1C}">
+                                <a14:useLocalDpi xmlns:a14="http://schemas.microsoft.com/office/drawing/2010/main" val="0"/>
+                              </a:ext>
+                            </a:extLst>
+                          </a:blip>
+                          <a:srcRect/>
+                          <a:stretch>
+                            <a:fillRect/>
+                          </a:stretch>
+                        </pic:blipFill>
+                        <pic:spPr bwMode="auto">
+                          <a:xfrm>
+                            <a:off x="0" y="0"/>
+                            <a:ext cx="814070" cy="893445"/>
+                          </a:xfrm>
+                          <a:prstGeom prst="rect">
+                            <a:avLst/>
+                          </a:prstGeom>
+                          <a:noFill/>
+                        </pic:spPr>
+                      </pic:pic>
+                    </a:graphicData>
+                  </a:graphic>
+                  <wp14:sizeRelH relativeFrom="margin">
+                    <wp14:pctWidth>0</wp14:pctWidth>
+                  </wp14:sizeRelH>
+                  <wp14:sizeRelV relativeFrom="margin">
+                    <wp14:pctHeight>0</wp14:pctHeight>
+                  </wp14:sizeRelV>
+                </wp:anchor>
+              </w:drawing>
+            </w:r>
+            <w:r>
+              <w:rPr>
                 <w:lang w:val="es-MX"/>
               </w:rPr>
               <w:t>Motor reductor amarillo</w:t>
             </w:r>
+          </w:p>
+          <w:p>
+            <w:pPr>
+              <w:jc w:val="center"/>
+              <w:rPr>
+                <w:lang w:val="es-MX"/>
+              </w:rPr>
+            </w:pPr>
           </w:p>
         </w:tc>
         <w:tc>
@@ -4474,10 +6369,99 @@
             </w:pPr>
             <w:r>
               <w:rPr>
-                <w:lang w:val="es-MX"/>
-              </w:rPr>
-              <w:t>Pololu N20</w:t>
-            </w:r>
+                <w:noProof/>
+                <w:lang w:val="es-MX"/>
+              </w:rPr>
+              <w:drawing>
+                <wp:anchor distT="0" distB="0" distL="114300" distR="114300" simplePos="0" relativeHeight="251660288" behindDoc="0" locked="0" layoutInCell="1" allowOverlap="1" wp14:anchorId="44282C25" wp14:editId="2E843EFE">
+                  <wp:simplePos x="0" y="0"/>
+                  <wp:positionH relativeFrom="column">
+                    <wp:posOffset>94385</wp:posOffset>
+                  </wp:positionH>
+                  <wp:positionV relativeFrom="paragraph">
+                    <wp:posOffset>297064</wp:posOffset>
+                  </wp:positionV>
+                  <wp:extent cx="864235" cy="873760"/>
+                  <wp:effectExtent l="0" t="0" r="0" b="2540"/>
+                  <wp:wrapThrough wrapText="bothSides">
+                    <wp:wrapPolygon edited="0">
+                      <wp:start x="0" y="0"/>
+                      <wp:lineTo x="0" y="21192"/>
+                      <wp:lineTo x="20949" y="21192"/>
+                      <wp:lineTo x="20949" y="0"/>
+                      <wp:lineTo x="0" y="0"/>
+                    </wp:wrapPolygon>
+                  </wp:wrapThrough>
+                  <wp:docPr id="24" name="Imagen 24"/>
+                  <wp:cNvGraphicFramePr>
+                    <a:graphicFrameLocks xmlns:a="http://schemas.openxmlformats.org/drawingml/2006/main" noChangeAspect="1"/>
+                  </wp:cNvGraphicFramePr>
+                  <a:graphic xmlns:a="http://schemas.openxmlformats.org/drawingml/2006/main">
+                    <a:graphicData uri="http://schemas.openxmlformats.org/drawingml/2006/picture">
+                      <pic:pic xmlns:pic="http://schemas.openxmlformats.org/drawingml/2006/picture">
+                        <pic:nvPicPr>
+                          <pic:cNvPr id="0" name="Picture 4"/>
+                          <pic:cNvPicPr>
+                            <a:picLocks noChangeAspect="1" noChangeArrowheads="1"/>
+                          </pic:cNvPicPr>
+                        </pic:nvPicPr>
+                        <pic:blipFill>
+                          <a:blip r:embed="rId11">
+                            <a:extLst>
+                              <a:ext uri="{28A0092B-C50C-407E-A947-70E740481C1C}">
+                                <a14:useLocalDpi xmlns:a14="http://schemas.microsoft.com/office/drawing/2010/main" val="0"/>
+                              </a:ext>
+                            </a:extLst>
+                          </a:blip>
+                          <a:srcRect/>
+                          <a:stretch>
+                            <a:fillRect/>
+                          </a:stretch>
+                        </pic:blipFill>
+                        <pic:spPr bwMode="auto">
+                          <a:xfrm>
+                            <a:off x="0" y="0"/>
+                            <a:ext cx="864235" cy="873760"/>
+                          </a:xfrm>
+                          <a:prstGeom prst="rect">
+                            <a:avLst/>
+                          </a:prstGeom>
+                          <a:noFill/>
+                        </pic:spPr>
+                      </pic:pic>
+                    </a:graphicData>
+                  </a:graphic>
+                  <wp14:sizeRelH relativeFrom="margin">
+                    <wp14:pctWidth>0</wp14:pctWidth>
+                  </wp14:sizeRelH>
+                  <wp14:sizeRelV relativeFrom="margin">
+                    <wp14:pctHeight>0</wp14:pctHeight>
+                  </wp14:sizeRelV>
+                </wp:anchor>
+              </w:drawing>
+            </w:r>
+            <w:proofErr w:type="spellStart"/>
+            <w:r>
+              <w:rPr>
+                <w:lang w:val="es-MX"/>
+              </w:rPr>
+              <w:t>Pololu</w:t>
+            </w:r>
+            <w:proofErr w:type="spellEnd"/>
+            <w:r>
+              <w:rPr>
+                <w:lang w:val="es-MX"/>
+              </w:rPr>
+              <w:t xml:space="preserve"> N20</w:t>
+            </w:r>
+          </w:p>
+          <w:p>
+            <w:pPr>
+              <w:jc w:val="center"/>
+              <w:rPr>
+                <w:lang w:val="es-MX"/>
+              </w:rPr>
+            </w:pPr>
           </w:p>
         </w:tc>
         <w:tc>
@@ -4586,14 +6570,15 @@
           <w:lang w:val="es-MX"/>
         </w:rPr>
       </w:pPr>
-      <w:bookmarkStart w:id="12" w:name="_Toc242212421"/>
-      <w:r>
-        <w:rPr>
-          <w:lang w:val="es-MX"/>
-        </w:rPr>
+      <w:bookmarkStart w:id="13" w:name="_Toc242452898"/>
+      <w:r>
+        <w:rPr>
+          <w:lang w:val="es-MX"/>
+        </w:rPr>
+        <w:lastRenderedPageBreak/>
         <w:t>Microcontrolador:</w:t>
       </w:r>
-      <w:bookmarkEnd w:id="12"/>
+      <w:bookmarkEnd w:id="13"/>
     </w:p>
     <w:p>
       <w:pPr>
@@ -4602,14 +6587,14 @@
           <w:lang w:val="es-MX"/>
         </w:rPr>
       </w:pPr>
-      <w:bookmarkStart w:id="13" w:name="_Toc242212422"/>
+      <w:bookmarkStart w:id="14" w:name="_Toc242452899"/>
       <w:r>
         <w:rPr>
           <w:lang w:val="es-MX"/>
         </w:rPr>
         <w:t>Tabla 2: Tabla de elección de microcontrolador</w:t>
       </w:r>
-      <w:bookmarkEnd w:id="13"/>
+      <w:bookmarkEnd w:id="14"/>
     </w:p>
     <w:tbl>
       <w:tblPr>
@@ -4618,11 +6603,11 @@
         <w:tblLook w:val="04A0" w:firstRow="1" w:lastRow="0" w:firstColumn="1" w:lastColumn="0" w:noHBand="0" w:noVBand="1"/>
       </w:tblPr>
       <w:tblGrid>
-        <w:gridCol w:w="1870"/>
-        <w:gridCol w:w="1870"/>
-        <w:gridCol w:w="1870"/>
-        <w:gridCol w:w="1870"/>
-        <w:gridCol w:w="1870"/>
+        <w:gridCol w:w="2047"/>
+        <w:gridCol w:w="1821"/>
+        <w:gridCol w:w="1848"/>
+        <w:gridCol w:w="1828"/>
+        <w:gridCol w:w="1806"/>
       </w:tblGrid>
       <w:tr>
         <w:tc>
@@ -4741,10 +6726,91 @@
             </w:pPr>
             <w:r>
               <w:rPr>
+                <w:noProof/>
+                <w:lang w:val="es-MX"/>
+              </w:rPr>
+              <w:drawing>
+                <wp:anchor distT="0" distB="0" distL="114300" distR="114300" simplePos="0" relativeHeight="251661312" behindDoc="0" locked="0" layoutInCell="1" allowOverlap="1" wp14:anchorId="7154E1C3" wp14:editId="40E783CA">
+                  <wp:simplePos x="0" y="0"/>
+                  <wp:positionH relativeFrom="column">
+                    <wp:posOffset>7551</wp:posOffset>
+                  </wp:positionH>
+                  <wp:positionV relativeFrom="paragraph">
+                    <wp:posOffset>375228</wp:posOffset>
+                  </wp:positionV>
+                  <wp:extent cx="1086555" cy="806334"/>
+                  <wp:effectExtent l="0" t="0" r="0" b="0"/>
+                  <wp:wrapThrough wrapText="bothSides">
+                    <wp:wrapPolygon edited="0">
+                      <wp:start x="0" y="0"/>
+                      <wp:lineTo x="0" y="20936"/>
+                      <wp:lineTo x="21209" y="20936"/>
+                      <wp:lineTo x="21209" y="0"/>
+                      <wp:lineTo x="0" y="0"/>
+                    </wp:wrapPolygon>
+                  </wp:wrapThrough>
+                  <wp:docPr id="26" name="Imagen 26"/>
+                  <wp:cNvGraphicFramePr>
+                    <a:graphicFrameLocks xmlns:a="http://schemas.openxmlformats.org/drawingml/2006/main" noChangeAspect="1"/>
+                  </wp:cNvGraphicFramePr>
+                  <a:graphic xmlns:a="http://schemas.openxmlformats.org/drawingml/2006/main">
+                    <a:graphicData uri="http://schemas.openxmlformats.org/drawingml/2006/picture">
+                      <pic:pic xmlns:pic="http://schemas.openxmlformats.org/drawingml/2006/picture">
+                        <pic:nvPicPr>
+                          <pic:cNvPr id="0" name="Picture 5"/>
+                          <pic:cNvPicPr>
+                            <a:picLocks noChangeAspect="1" noChangeArrowheads="1"/>
+                          </pic:cNvPicPr>
+                        </pic:nvPicPr>
+                        <pic:blipFill>
+                          <a:blip r:embed="rId12">
+                            <a:extLst>
+                              <a:ext uri="{28A0092B-C50C-407E-A947-70E740481C1C}">
+                                <a14:useLocalDpi xmlns:a14="http://schemas.microsoft.com/office/drawing/2010/main" val="0"/>
+                              </a:ext>
+                            </a:extLst>
+                          </a:blip>
+                          <a:srcRect/>
+                          <a:stretch>
+                            <a:fillRect/>
+                          </a:stretch>
+                        </pic:blipFill>
+                        <pic:spPr bwMode="auto">
+                          <a:xfrm>
+                            <a:off x="0" y="0"/>
+                            <a:ext cx="1086555" cy="806334"/>
+                          </a:xfrm>
+                          <a:prstGeom prst="rect">
+                            <a:avLst/>
+                          </a:prstGeom>
+                          <a:noFill/>
+                        </pic:spPr>
+                      </pic:pic>
+                    </a:graphicData>
+                  </a:graphic>
+                  <wp14:sizeRelH relativeFrom="margin">
+                    <wp14:pctWidth>0</wp14:pctWidth>
+                  </wp14:sizeRelH>
+                  <wp14:sizeRelV relativeFrom="margin">
+                    <wp14:pctHeight>0</wp14:pctHeight>
+                  </wp14:sizeRelV>
+                </wp:anchor>
+              </w:drawing>
+            </w:r>
+            <w:r>
+              <w:rPr>
                 <w:lang w:val="es-MX"/>
               </w:rPr>
               <w:t>ESP 32 S3</w:t>
             </w:r>
+          </w:p>
+          <w:p>
+            <w:pPr>
+              <w:jc w:val="center"/>
+              <w:rPr>
+                <w:lang w:val="es-MX"/>
+              </w:rPr>
+            </w:pPr>
           </w:p>
         </w:tc>
         <w:tc>
@@ -4843,10 +6909,91 @@
             </w:pPr>
             <w:r>
               <w:rPr>
+                <w:noProof/>
+                <w:lang w:val="es-MX"/>
+              </w:rPr>
+              <w:drawing>
+                <wp:anchor distT="0" distB="0" distL="114300" distR="114300" simplePos="0" relativeHeight="251662336" behindDoc="0" locked="0" layoutInCell="1" allowOverlap="1" wp14:anchorId="5E07EB77" wp14:editId="3D081602">
+                  <wp:simplePos x="0" y="0"/>
+                  <wp:positionH relativeFrom="column">
+                    <wp:posOffset>77239</wp:posOffset>
+                  </wp:positionH>
+                  <wp:positionV relativeFrom="paragraph">
+                    <wp:posOffset>414828</wp:posOffset>
+                  </wp:positionV>
+                  <wp:extent cx="918210" cy="955675"/>
+                  <wp:effectExtent l="0" t="0" r="0" b="0"/>
+                  <wp:wrapThrough wrapText="bothSides">
+                    <wp:wrapPolygon edited="0">
+                      <wp:start x="0" y="0"/>
+                      <wp:lineTo x="0" y="21098"/>
+                      <wp:lineTo x="21062" y="21098"/>
+                      <wp:lineTo x="21062" y="0"/>
+                      <wp:lineTo x="0" y="0"/>
+                    </wp:wrapPolygon>
+                  </wp:wrapThrough>
+                  <wp:docPr id="27" name="Imagen 27"/>
+                  <wp:cNvGraphicFramePr>
+                    <a:graphicFrameLocks xmlns:a="http://schemas.openxmlformats.org/drawingml/2006/main" noChangeAspect="1"/>
+                  </wp:cNvGraphicFramePr>
+                  <a:graphic xmlns:a="http://schemas.openxmlformats.org/drawingml/2006/main">
+                    <a:graphicData uri="http://schemas.openxmlformats.org/drawingml/2006/picture">
+                      <pic:pic xmlns:pic="http://schemas.openxmlformats.org/drawingml/2006/picture">
+                        <pic:nvPicPr>
+                          <pic:cNvPr id="0" name="Picture 6"/>
+                          <pic:cNvPicPr>
+                            <a:picLocks noChangeAspect="1" noChangeArrowheads="1"/>
+                          </pic:cNvPicPr>
+                        </pic:nvPicPr>
+                        <pic:blipFill>
+                          <a:blip r:embed="rId13">
+                            <a:extLst>
+                              <a:ext uri="{28A0092B-C50C-407E-A947-70E740481C1C}">
+                                <a14:useLocalDpi xmlns:a14="http://schemas.microsoft.com/office/drawing/2010/main" val="0"/>
+                              </a:ext>
+                            </a:extLst>
+                          </a:blip>
+                          <a:srcRect/>
+                          <a:stretch>
+                            <a:fillRect/>
+                          </a:stretch>
+                        </pic:blipFill>
+                        <pic:spPr bwMode="auto">
+                          <a:xfrm>
+                            <a:off x="0" y="0"/>
+                            <a:ext cx="918210" cy="955675"/>
+                          </a:xfrm>
+                          <a:prstGeom prst="rect">
+                            <a:avLst/>
+                          </a:prstGeom>
+                          <a:noFill/>
+                        </pic:spPr>
+                      </pic:pic>
+                    </a:graphicData>
+                  </a:graphic>
+                  <wp14:sizeRelH relativeFrom="margin">
+                    <wp14:pctWidth>0</wp14:pctWidth>
+                  </wp14:sizeRelH>
+                  <wp14:sizeRelV relativeFrom="margin">
+                    <wp14:pctHeight>0</wp14:pctHeight>
+                  </wp14:sizeRelV>
+                </wp:anchor>
+              </w:drawing>
+            </w:r>
+            <w:r>
+              <w:rPr>
                 <w:lang w:val="es-MX"/>
               </w:rPr>
               <w:t>Arduino UNO</w:t>
             </w:r>
+          </w:p>
+          <w:p>
+            <w:pPr>
+              <w:jc w:val="center"/>
+              <w:rPr>
+                <w:lang w:val="es-MX"/>
+              </w:rPr>
+            </w:pPr>
           </w:p>
         </w:tc>
         <w:tc>
@@ -4957,10 +7104,97 @@
             </w:pPr>
             <w:r>
               <w:rPr>
+                <w:noProof/>
+                <w:lang w:val="es-MX"/>
+              </w:rPr>
+              <w:drawing>
+                <wp:anchor distT="0" distB="0" distL="114300" distR="114300" simplePos="0" relativeHeight="251663360" behindDoc="0" locked="0" layoutInCell="1" allowOverlap="1" wp14:anchorId="17C2E346" wp14:editId="313B8163">
+                  <wp:simplePos x="0" y="0"/>
+                  <wp:positionH relativeFrom="column">
+                    <wp:posOffset>2771</wp:posOffset>
+                  </wp:positionH>
+                  <wp:positionV relativeFrom="paragraph">
+                    <wp:posOffset>408997</wp:posOffset>
+                  </wp:positionV>
+                  <wp:extent cx="1153795" cy="872490"/>
+                  <wp:effectExtent l="0" t="0" r="8255" b="3810"/>
+                  <wp:wrapThrough wrapText="bothSides">
+                    <wp:wrapPolygon edited="0">
+                      <wp:start x="0" y="0"/>
+                      <wp:lineTo x="0" y="21223"/>
+                      <wp:lineTo x="21398" y="21223"/>
+                      <wp:lineTo x="21398" y="0"/>
+                      <wp:lineTo x="0" y="0"/>
+                    </wp:wrapPolygon>
+                  </wp:wrapThrough>
+                  <wp:docPr id="28" name="Imagen 28"/>
+                  <wp:cNvGraphicFramePr>
+                    <a:graphicFrameLocks xmlns:a="http://schemas.openxmlformats.org/drawingml/2006/main" noChangeAspect="1"/>
+                  </wp:cNvGraphicFramePr>
+                  <a:graphic xmlns:a="http://schemas.openxmlformats.org/drawingml/2006/main">
+                    <a:graphicData uri="http://schemas.openxmlformats.org/drawingml/2006/picture">
+                      <pic:pic xmlns:pic="http://schemas.openxmlformats.org/drawingml/2006/picture">
+                        <pic:nvPicPr>
+                          <pic:cNvPr id="0" name="Picture 7"/>
+                          <pic:cNvPicPr>
+                            <a:picLocks noChangeAspect="1" noChangeArrowheads="1"/>
+                          </pic:cNvPicPr>
+                        </pic:nvPicPr>
+                        <pic:blipFill>
+                          <a:blip r:embed="rId14">
+                            <a:extLst>
+                              <a:ext uri="{28A0092B-C50C-407E-A947-70E740481C1C}">
+                                <a14:useLocalDpi xmlns:a14="http://schemas.microsoft.com/office/drawing/2010/main" val="0"/>
+                              </a:ext>
+                            </a:extLst>
+                          </a:blip>
+                          <a:srcRect/>
+                          <a:stretch>
+                            <a:fillRect/>
+                          </a:stretch>
+                        </pic:blipFill>
+                        <pic:spPr bwMode="auto">
+                          <a:xfrm>
+                            <a:off x="0" y="0"/>
+                            <a:ext cx="1153795" cy="872490"/>
+                          </a:xfrm>
+                          <a:prstGeom prst="rect">
+                            <a:avLst/>
+                          </a:prstGeom>
+                          <a:noFill/>
+                        </pic:spPr>
+                      </pic:pic>
+                    </a:graphicData>
+                  </a:graphic>
+                  <wp14:sizeRelH relativeFrom="margin">
+                    <wp14:pctWidth>0</wp14:pctWidth>
+                  </wp14:sizeRelH>
+                  <wp14:sizeRelV relativeFrom="margin">
+                    <wp14:pctHeight>0</wp14:pctHeight>
+                  </wp14:sizeRelV>
+                </wp:anchor>
+              </w:drawing>
+            </w:r>
+            <w:r>
+              <w:rPr>
                 <w:lang w:val="es-MX"/>
               </w:rPr>
               <w:t>ESP 32</w:t>
             </w:r>
+            <w:r>
+              <w:rPr>
+                <w:lang w:val="es-MX"/>
+              </w:rPr>
+              <w:t xml:space="preserve"> </w:t>
+            </w:r>
+          </w:p>
+          <w:p>
+            <w:pPr>
+              <w:jc w:val="center"/>
+              <w:rPr>
+                <w:lang w:val="es-MX"/>
+              </w:rPr>
+            </w:pPr>
           </w:p>
         </w:tc>
         <w:tc>
@@ -5081,14 +7315,15 @@
           <w:lang w:val="es-MX"/>
         </w:rPr>
       </w:pPr>
-      <w:bookmarkStart w:id="14" w:name="_Toc242212423"/>
-      <w:r>
-        <w:rPr>
-          <w:lang w:val="es-MX"/>
-        </w:rPr>
+      <w:bookmarkStart w:id="15" w:name="_Toc242452900"/>
+      <w:r>
+        <w:rPr>
+          <w:lang w:val="es-MX"/>
+        </w:rPr>
+        <w:lastRenderedPageBreak/>
         <w:t>Cámara:</w:t>
       </w:r>
-      <w:bookmarkEnd w:id="14"/>
+      <w:bookmarkEnd w:id="15"/>
     </w:p>
     <w:p>
       <w:pPr>
@@ -5097,7 +7332,7 @@
           <w:lang w:val="es-MX"/>
         </w:rPr>
       </w:pPr>
-      <w:bookmarkStart w:id="15" w:name="_Toc242212424"/>
+      <w:bookmarkStart w:id="16" w:name="_Toc242452901"/>
       <w:r>
         <w:rPr>
           <w:lang w:val="es-MX"/>
@@ -5122,7 +7357,7 @@
         </w:rPr>
         <w:t>cámara</w:t>
       </w:r>
-      <w:bookmarkEnd w:id="15"/>
+      <w:bookmarkEnd w:id="16"/>
     </w:p>
     <w:tbl>
       <w:tblPr>
@@ -5131,11 +7366,11 @@
         <w:tblLook w:val="04A0" w:firstRow="1" w:lastRow="0" w:firstColumn="1" w:lastColumn="0" w:noHBand="0" w:noVBand="1"/>
       </w:tblPr>
       <w:tblGrid>
-        <w:gridCol w:w="1870"/>
-        <w:gridCol w:w="1870"/>
-        <w:gridCol w:w="1870"/>
-        <w:gridCol w:w="1870"/>
-        <w:gridCol w:w="1870"/>
+        <w:gridCol w:w="2496"/>
+        <w:gridCol w:w="1694"/>
+        <w:gridCol w:w="1808"/>
+        <w:gridCol w:w="1710"/>
+        <w:gridCol w:w="1642"/>
       </w:tblGrid>
       <w:tr>
         <w:tc>
@@ -5259,6 +7494,81 @@
               <w:t>OV3660</w:t>
             </w:r>
           </w:p>
+          <w:p>
+            <w:pPr>
+              <w:jc w:val="center"/>
+              <w:rPr>
+                <w:lang w:val="es-MX"/>
+              </w:rPr>
+            </w:pPr>
+            <w:r>
+              <w:rPr>
+                <w:noProof/>
+                <w:lang w:val="es-MX"/>
+              </w:rPr>
+              <w:drawing>
+                <wp:anchor distT="0" distB="0" distL="114300" distR="114300" simplePos="0" relativeHeight="251664384" behindDoc="0" locked="0" layoutInCell="1" allowOverlap="1" wp14:anchorId="4AC5E113" wp14:editId="33706A3E">
+                  <wp:simplePos x="0" y="0"/>
+                  <wp:positionH relativeFrom="column">
+                    <wp:posOffset>3060</wp:posOffset>
+                  </wp:positionH>
+                  <wp:positionV relativeFrom="paragraph">
+                    <wp:posOffset>74815</wp:posOffset>
+                  </wp:positionV>
+                  <wp:extent cx="1441242" cy="1562792"/>
+                  <wp:effectExtent l="0" t="0" r="6985" b="0"/>
+                  <wp:wrapThrough wrapText="bothSides">
+                    <wp:wrapPolygon edited="0">
+                      <wp:start x="0" y="0"/>
+                      <wp:lineTo x="0" y="21328"/>
+                      <wp:lineTo x="21419" y="21328"/>
+                      <wp:lineTo x="21419" y="0"/>
+                      <wp:lineTo x="0" y="0"/>
+                    </wp:wrapPolygon>
+                  </wp:wrapThrough>
+                  <wp:docPr id="30" name="Imagen 30"/>
+                  <wp:cNvGraphicFramePr>
+                    <a:graphicFrameLocks xmlns:a="http://schemas.openxmlformats.org/drawingml/2006/main" noChangeAspect="1"/>
+                  </wp:cNvGraphicFramePr>
+                  <a:graphic xmlns:a="http://schemas.openxmlformats.org/drawingml/2006/main">
+                    <a:graphicData uri="http://schemas.openxmlformats.org/drawingml/2006/picture">
+                      <pic:pic xmlns:pic="http://schemas.openxmlformats.org/drawingml/2006/picture">
+                        <pic:nvPicPr>
+                          <pic:cNvPr id="0" name="Picture 8"/>
+                          <pic:cNvPicPr>
+                            <a:picLocks noChangeAspect="1" noChangeArrowheads="1"/>
+                          </pic:cNvPicPr>
+                        </pic:nvPicPr>
+                        <pic:blipFill>
+                          <a:blip r:embed="rId15">
+                            <a:extLst>
+                              <a:ext uri="{28A0092B-C50C-407E-A947-70E740481C1C}">
+                                <a14:useLocalDpi xmlns:a14="http://schemas.microsoft.com/office/drawing/2010/main" val="0"/>
+                              </a:ext>
+                            </a:extLst>
+                          </a:blip>
+                          <a:srcRect/>
+                          <a:stretch>
+                            <a:fillRect/>
+                          </a:stretch>
+                        </pic:blipFill>
+                        <pic:spPr bwMode="auto">
+                          <a:xfrm>
+                            <a:off x="0" y="0"/>
+                            <a:ext cx="1441242" cy="1562792"/>
+                          </a:xfrm>
+                          <a:prstGeom prst="rect">
+                            <a:avLst/>
+                          </a:prstGeom>
+                          <a:noFill/>
+                        </pic:spPr>
+                      </pic:pic>
+                    </a:graphicData>
+                  </a:graphic>
+                </wp:anchor>
+              </w:drawing>
+            </w:r>
+          </w:p>
         </w:tc>
         <w:tc>
           <w:tcPr>
@@ -5367,12 +7677,6 @@
               <w:t>32-CAM</w:t>
             </w:r>
           </w:p>
-        </w:tc>
-        <w:tc>
-          <w:tcPr>
-            <w:tcW w:w="1870" w:type="dxa"/>
-            <w:shd w:val="clear" w:color="auto" w:fill="E5DFEC" w:themeFill="accent4" w:themeFillTint="33"/>
-          </w:tcPr>
           <w:p>
             <w:pPr>
               <w:jc w:val="center"/>
@@ -5382,9 +7686,70 @@
             </w:pPr>
             <w:r>
               <w:rPr>
-                <w:lang w:val="es-MX"/>
-              </w:rPr>
-              <w:t>180mA</w:t>
+                <w:noProof/>
+                <w:lang w:val="es-MX"/>
+              </w:rPr>
+              <w:drawing>
+                <wp:anchor distT="0" distB="0" distL="114300" distR="114300" simplePos="0" relativeHeight="251665408" behindDoc="0" locked="0" layoutInCell="1" allowOverlap="1" wp14:anchorId="220F7AF8" wp14:editId="64CBBF52">
+                  <wp:simplePos x="0" y="0"/>
+                  <wp:positionH relativeFrom="column">
+                    <wp:posOffset>69561</wp:posOffset>
+                  </wp:positionH>
+                  <wp:positionV relativeFrom="paragraph">
+                    <wp:posOffset>73140</wp:posOffset>
+                  </wp:positionV>
+                  <wp:extent cx="1302653" cy="731520"/>
+                  <wp:effectExtent l="0" t="0" r="0" b="0"/>
+                  <wp:wrapThrough wrapText="bothSides">
+                    <wp:wrapPolygon edited="0">
+                      <wp:start x="0" y="0"/>
+                      <wp:lineTo x="0" y="20813"/>
+                      <wp:lineTo x="21168" y="20813"/>
+                      <wp:lineTo x="21168" y="0"/>
+                      <wp:lineTo x="0" y="0"/>
+                    </wp:wrapPolygon>
+                  </wp:wrapThrough>
+                  <wp:docPr id="31" name="Imagen 31"/>
+                  <wp:cNvGraphicFramePr>
+                    <a:graphicFrameLocks xmlns:a="http://schemas.openxmlformats.org/drawingml/2006/main" noChangeAspect="1"/>
+                  </wp:cNvGraphicFramePr>
+                  <a:graphic xmlns:a="http://schemas.openxmlformats.org/drawingml/2006/main">
+                    <a:graphicData uri="http://schemas.openxmlformats.org/drawingml/2006/picture">
+                      <pic:pic xmlns:pic="http://schemas.openxmlformats.org/drawingml/2006/picture">
+                        <pic:nvPicPr>
+                          <pic:cNvPr id="0" name="Picture 9"/>
+                          <pic:cNvPicPr>
+                            <a:picLocks noChangeAspect="1" noChangeArrowheads="1"/>
+                          </pic:cNvPicPr>
+                        </pic:nvPicPr>
+                        <pic:blipFill>
+                          <a:blip r:embed="rId16">
+                            <a:extLst>
+                              <a:ext uri="{28A0092B-C50C-407E-A947-70E740481C1C}">
+                                <a14:useLocalDpi xmlns:a14="http://schemas.microsoft.com/office/drawing/2010/main" val="0"/>
+                              </a:ext>
+                            </a:extLst>
+                          </a:blip>
+                          <a:srcRect/>
+                          <a:stretch>
+                            <a:fillRect/>
+                          </a:stretch>
+                        </pic:blipFill>
+                        <pic:spPr bwMode="auto">
+                          <a:xfrm>
+                            <a:off x="0" y="0"/>
+                            <a:ext cx="1302653" cy="731520"/>
+                          </a:xfrm>
+                          <a:prstGeom prst="rect">
+                            <a:avLst/>
+                          </a:prstGeom>
+                          <a:noFill/>
+                        </pic:spPr>
+                      </pic:pic>
+                    </a:graphicData>
+                  </a:graphic>
+                </wp:anchor>
+              </w:drawing>
             </w:r>
           </w:p>
         </w:tc>
@@ -5404,7 +7769,7 @@
               <w:rPr>
                 <w:lang w:val="es-MX"/>
               </w:rPr>
-              <w:t>Compatible</w:t>
+              <w:t>180mA</w:t>
             </w:r>
           </w:p>
         </w:tc>
@@ -5424,7 +7789,7 @@
               <w:rPr>
                 <w:lang w:val="es-MX"/>
               </w:rPr>
-              <w:t>2 MP</w:t>
+              <w:t>Compatible</w:t>
             </w:r>
           </w:p>
         </w:tc>
@@ -5444,6 +7809,26 @@
               <w:rPr>
                 <w:lang w:val="es-MX"/>
               </w:rPr>
+              <w:t>2 MP</w:t>
+            </w:r>
+          </w:p>
+        </w:tc>
+        <w:tc>
+          <w:tcPr>
+            <w:tcW w:w="1870" w:type="dxa"/>
+            <w:shd w:val="clear" w:color="auto" w:fill="E5DFEC" w:themeFill="accent4" w:themeFillTint="33"/>
+          </w:tcPr>
+          <w:p>
+            <w:pPr>
+              <w:jc w:val="center"/>
+              <w:rPr>
+                <w:lang w:val="es-MX"/>
+              </w:rPr>
+            </w:pPr>
+            <w:r>
+              <w:rPr>
+                <w:lang w:val="es-MX"/>
+              </w:rPr>
               <w:t>40.000</w:t>
             </w:r>
           </w:p>
@@ -5476,12 +7861,40 @@
     </w:p>
     <w:p>
       <w:pPr>
+        <w:rPr>
+          <w:lang w:val="es-MX"/>
+        </w:rPr>
+      </w:pPr>
+    </w:p>
+    <w:p>
+      <w:pPr>
+        <w:rPr>
+          <w:lang w:val="es-MX"/>
+        </w:rPr>
+      </w:pPr>
+    </w:p>
+    <w:p>
+      <w:pPr>
+        <w:rPr>
+          <w:lang w:val="es-MX"/>
+        </w:rPr>
+      </w:pPr>
+    </w:p>
+    <w:p>
+      <w:pPr>
+        <w:rPr>
+          <w:lang w:val="es-MX"/>
+        </w:rPr>
+      </w:pPr>
+    </w:p>
+    <w:p>
+      <w:pPr>
         <w:pStyle w:val="Ttulo2"/>
         <w:rPr>
           <w:lang w:val="es-MX"/>
         </w:rPr>
       </w:pPr>
-      <w:bookmarkStart w:id="16" w:name="_Toc242212425"/>
+      <w:bookmarkStart w:id="17" w:name="_Toc242452902"/>
       <w:r>
         <w:rPr>
           <w:lang w:val="es-MX"/>
@@ -5489,7 +7902,7 @@
         <w:lastRenderedPageBreak/>
         <w:t>Giroscopio:</w:t>
       </w:r>
-      <w:bookmarkEnd w:id="16"/>
+      <w:bookmarkEnd w:id="17"/>
     </w:p>
     <w:p>
       <w:pPr>
@@ -5498,7 +7911,7 @@
           <w:lang w:val="es-MX"/>
         </w:rPr>
       </w:pPr>
-      <w:bookmarkStart w:id="17" w:name="_Toc242212426"/>
+      <w:bookmarkStart w:id="18" w:name="_Toc242452903"/>
       <w:r>
         <w:rPr>
           <w:lang w:val="es-MX"/>
@@ -5511,7 +7924,7 @@
         </w:rPr>
         <w:t>giroscopio</w:t>
       </w:r>
-      <w:bookmarkEnd w:id="17"/>
+      <w:bookmarkEnd w:id="18"/>
     </w:p>
     <w:tbl>
       <w:tblPr>
@@ -5520,11 +7933,11 @@
         <w:tblLook w:val="04A0" w:firstRow="1" w:lastRow="0" w:firstColumn="1" w:lastColumn="0" w:noHBand="0" w:noVBand="1"/>
       </w:tblPr>
       <w:tblGrid>
-        <w:gridCol w:w="1870"/>
-        <w:gridCol w:w="1870"/>
-        <w:gridCol w:w="1870"/>
-        <w:gridCol w:w="1870"/>
-        <w:gridCol w:w="1870"/>
+        <w:gridCol w:w="1961"/>
+        <w:gridCol w:w="1848"/>
+        <w:gridCol w:w="1857"/>
+        <w:gridCol w:w="1843"/>
+        <w:gridCol w:w="1841"/>
       </w:tblGrid>
       <w:tr>
         <w:tc>
@@ -5643,6 +8056,79 @@
             </w:pPr>
             <w:r>
               <w:rPr>
+                <w:noProof/>
+                <w:lang w:val="es-MX"/>
+              </w:rPr>
+              <w:drawing>
+                <wp:anchor distT="0" distB="0" distL="114300" distR="114300" simplePos="0" relativeHeight="251666432" behindDoc="0" locked="0" layoutInCell="1" allowOverlap="1" wp14:anchorId="21CCDC9E" wp14:editId="003167A5">
+                  <wp:simplePos x="0" y="0"/>
+                  <wp:positionH relativeFrom="column">
+                    <wp:posOffset>52070</wp:posOffset>
+                  </wp:positionH>
+                  <wp:positionV relativeFrom="paragraph">
+                    <wp:posOffset>419157</wp:posOffset>
+                  </wp:positionV>
+                  <wp:extent cx="955675" cy="955675"/>
+                  <wp:effectExtent l="0" t="0" r="0" b="0"/>
+                  <wp:wrapThrough wrapText="bothSides">
+                    <wp:wrapPolygon edited="0">
+                      <wp:start x="0" y="0"/>
+                      <wp:lineTo x="0" y="21098"/>
+                      <wp:lineTo x="21098" y="21098"/>
+                      <wp:lineTo x="21098" y="0"/>
+                      <wp:lineTo x="0" y="0"/>
+                    </wp:wrapPolygon>
+                  </wp:wrapThrough>
+                  <wp:docPr id="33" name="Imagen 33"/>
+                  <wp:cNvGraphicFramePr>
+                    <a:graphicFrameLocks xmlns:a="http://schemas.openxmlformats.org/drawingml/2006/main" noChangeAspect="1"/>
+                  </wp:cNvGraphicFramePr>
+                  <a:graphic xmlns:a="http://schemas.openxmlformats.org/drawingml/2006/main">
+                    <a:graphicData uri="http://schemas.openxmlformats.org/drawingml/2006/picture">
+                      <pic:pic xmlns:pic="http://schemas.openxmlformats.org/drawingml/2006/picture">
+                        <pic:nvPicPr>
+                          <pic:cNvPr id="0" name="Picture 10"/>
+                          <pic:cNvPicPr>
+                            <a:picLocks noChangeAspect="1" noChangeArrowheads="1"/>
+                          </pic:cNvPicPr>
+                        </pic:nvPicPr>
+                        <pic:blipFill>
+                          <a:blip r:embed="rId17">
+                            <a:extLst>
+                              <a:ext uri="{28A0092B-C50C-407E-A947-70E740481C1C}">
+                                <a14:useLocalDpi xmlns:a14="http://schemas.microsoft.com/office/drawing/2010/main" val="0"/>
+                              </a:ext>
+                            </a:extLst>
+                          </a:blip>
+                          <a:srcRect/>
+                          <a:stretch>
+                            <a:fillRect/>
+                          </a:stretch>
+                        </pic:blipFill>
+                        <pic:spPr bwMode="auto">
+                          <a:xfrm>
+                            <a:off x="0" y="0"/>
+                            <a:ext cx="955675" cy="955675"/>
+                          </a:xfrm>
+                          <a:prstGeom prst="rect">
+                            <a:avLst/>
+                          </a:prstGeom>
+                          <a:noFill/>
+                        </pic:spPr>
+                      </pic:pic>
+                    </a:graphicData>
+                  </a:graphic>
+                  <wp14:sizeRelH relativeFrom="margin">
+                    <wp14:pctWidth>0</wp14:pctWidth>
+                  </wp14:sizeRelH>
+                  <wp14:sizeRelV relativeFrom="margin">
+                    <wp14:pctHeight>0</wp14:pctHeight>
+                  </wp14:sizeRelV>
+                </wp:anchor>
+              </w:drawing>
+            </w:r>
+            <w:r>
+              <w:rPr>
                 <w:lang w:val="es-MX"/>
               </w:rPr>
               <w:t>MPU</w:t>
@@ -5653,6 +8139,14 @@
               </w:rPr>
               <w:t>6050</w:t>
             </w:r>
+          </w:p>
+          <w:p>
+            <w:pPr>
+              <w:jc w:val="center"/>
+              <w:rPr>
+                <w:lang w:val="es-MX"/>
+              </w:rPr>
+            </w:pPr>
           </w:p>
         </w:tc>
         <w:tc>
@@ -5691,8 +8185,16 @@
               <w:rPr>
                 <w:lang w:val="es-MX"/>
               </w:rPr>
-              <w:t>131LSBs/dps</w:t>
-            </w:r>
+              <w:t>131LSBs/</w:t>
+            </w:r>
+            <w:proofErr w:type="spellStart"/>
+            <w:r>
+              <w:rPr>
+                <w:lang w:val="es-MX"/>
+              </w:rPr>
+              <w:t>dps</w:t>
+            </w:r>
+            <w:proofErr w:type="spellEnd"/>
           </w:p>
         </w:tc>
         <w:tc>
@@ -5751,10 +8253,106 @@
             </w:pPr>
             <w:r>
               <w:rPr>
+                <w:noProof/>
+                <w:lang w:val="es-MX"/>
+              </w:rPr>
+              <w:drawing>
+                <wp:anchor distT="0" distB="0" distL="114300" distR="114300" simplePos="0" relativeHeight="251667456" behindDoc="0" locked="0" layoutInCell="1" allowOverlap="1" wp14:anchorId="797CC8E6" wp14:editId="5BE021A2">
+                  <wp:simplePos x="0" y="0"/>
+                  <wp:positionH relativeFrom="column">
+                    <wp:posOffset>102812</wp:posOffset>
+                  </wp:positionH>
+                  <wp:positionV relativeFrom="paragraph">
+                    <wp:posOffset>342900</wp:posOffset>
+                  </wp:positionV>
+                  <wp:extent cx="789305" cy="838835"/>
+                  <wp:effectExtent l="0" t="0" r="0" b="0"/>
+                  <wp:wrapThrough wrapText="bothSides">
+                    <wp:wrapPolygon edited="0">
+                      <wp:start x="0" y="0"/>
+                      <wp:lineTo x="0" y="21093"/>
+                      <wp:lineTo x="20853" y="21093"/>
+                      <wp:lineTo x="20853" y="0"/>
+                      <wp:lineTo x="0" y="0"/>
+                    </wp:wrapPolygon>
+                  </wp:wrapThrough>
+                  <wp:docPr id="34" name="Imagen 34"/>
+                  <wp:cNvGraphicFramePr>
+                    <a:graphicFrameLocks xmlns:a="http://schemas.openxmlformats.org/drawingml/2006/main" noChangeAspect="1"/>
+                  </wp:cNvGraphicFramePr>
+                  <a:graphic xmlns:a="http://schemas.openxmlformats.org/drawingml/2006/main">
+                    <a:graphicData uri="http://schemas.openxmlformats.org/drawingml/2006/picture">
+                      <pic:pic xmlns:pic="http://schemas.openxmlformats.org/drawingml/2006/picture">
+                        <pic:nvPicPr>
+                          <pic:cNvPr id="0" name="Picture 11"/>
+                          <pic:cNvPicPr>
+                            <a:picLocks noChangeAspect="1" noChangeArrowheads="1"/>
+                          </pic:cNvPicPr>
+                        </pic:nvPicPr>
+                        <pic:blipFill rotWithShape="1">
+                          <a:blip r:embed="rId18">
+                            <a:extLst>
+                              <a:ext uri="{28A0092B-C50C-407E-A947-70E740481C1C}">
+                                <a14:useLocalDpi xmlns:a14="http://schemas.microsoft.com/office/drawing/2010/main" val="0"/>
+                              </a:ext>
+                            </a:extLst>
+                          </a:blip>
+                          <a:srcRect t="4849" b="3027"/>
+                          <a:stretch/>
+                        </pic:blipFill>
+                        <pic:spPr bwMode="auto">
+                          <a:xfrm>
+                            <a:off x="0" y="0"/>
+                            <a:ext cx="789305" cy="838835"/>
+                          </a:xfrm>
+                          <a:prstGeom prst="rect">
+                            <a:avLst/>
+                          </a:prstGeom>
+                          <a:noFill/>
+                          <a:ln>
+                            <a:noFill/>
+                          </a:ln>
+                          <a:extLst>
+                            <a:ext uri="{53640926-AAD7-44D8-BBD7-CCE9431645EC}">
+                              <a14:shadowObscured xmlns:a14="http://schemas.microsoft.com/office/drawing/2010/main"/>
+                            </a:ext>
+                          </a:extLst>
+                        </pic:spPr>
+                      </pic:pic>
+                    </a:graphicData>
+                  </a:graphic>
+                  <wp14:sizeRelH relativeFrom="margin">
+                    <wp14:pctWidth>0</wp14:pctWidth>
+                  </wp14:sizeRelH>
+                  <wp14:sizeRelV relativeFrom="margin">
+                    <wp14:pctHeight>0</wp14:pctHeight>
+                  </wp14:sizeRelV>
+                </wp:anchor>
+              </w:drawing>
+            </w:r>
+            <w:r>
+              <w:rPr>
                 <w:lang w:val="es-MX"/>
               </w:rPr>
               <w:t>MPU9250</w:t>
             </w:r>
+          </w:p>
+          <w:p>
+            <w:pPr>
+              <w:jc w:val="center"/>
+              <w:rPr>
+                <w:noProof/>
+                <w:lang w:val="es-MX"/>
+              </w:rPr>
+            </w:pPr>
+          </w:p>
+          <w:p>
+            <w:pPr>
+              <w:jc w:val="center"/>
+              <w:rPr>
+                <w:lang w:val="es-MX"/>
+              </w:rPr>
+            </w:pPr>
           </w:p>
         </w:tc>
         <w:tc>
@@ -5793,8 +8391,16 @@
               <w:rPr>
                 <w:lang w:val="es-MX"/>
               </w:rPr>
-              <w:t>131LSBs/dps</w:t>
-            </w:r>
+              <w:t>131LSBs/</w:t>
+            </w:r>
+            <w:proofErr w:type="spellStart"/>
+            <w:r>
+              <w:rPr>
+                <w:lang w:val="es-MX"/>
+              </w:rPr>
+              <w:t>dps</w:t>
+            </w:r>
+            <w:proofErr w:type="spellEnd"/>
           </w:p>
         </w:tc>
         <w:tc>
@@ -5853,10 +8459,91 @@
             </w:pPr>
             <w:r>
               <w:rPr>
+                <w:noProof/>
+                <w:lang w:val="es-MX"/>
+              </w:rPr>
+              <w:drawing>
+                <wp:anchor distT="0" distB="0" distL="114300" distR="114300" simplePos="0" relativeHeight="251668480" behindDoc="0" locked="0" layoutInCell="1" allowOverlap="1" wp14:anchorId="4AC3F4DE" wp14:editId="5A535C29">
+                  <wp:simplePos x="0" y="0"/>
+                  <wp:positionH relativeFrom="column">
+                    <wp:posOffset>-11667</wp:posOffset>
+                  </wp:positionH>
+                  <wp:positionV relativeFrom="paragraph">
+                    <wp:posOffset>357447</wp:posOffset>
+                  </wp:positionV>
+                  <wp:extent cx="1108364" cy="831273"/>
+                  <wp:effectExtent l="0" t="0" r="0" b="6985"/>
+                  <wp:wrapThrough wrapText="bothSides">
+                    <wp:wrapPolygon edited="0">
+                      <wp:start x="0" y="0"/>
+                      <wp:lineTo x="0" y="21286"/>
+                      <wp:lineTo x="21167" y="21286"/>
+                      <wp:lineTo x="21167" y="0"/>
+                      <wp:lineTo x="0" y="0"/>
+                    </wp:wrapPolygon>
+                  </wp:wrapThrough>
+                  <wp:docPr id="35" name="Imagen 35"/>
+                  <wp:cNvGraphicFramePr>
+                    <a:graphicFrameLocks xmlns:a="http://schemas.openxmlformats.org/drawingml/2006/main" noChangeAspect="1"/>
+                  </wp:cNvGraphicFramePr>
+                  <a:graphic xmlns:a="http://schemas.openxmlformats.org/drawingml/2006/main">
+                    <a:graphicData uri="http://schemas.openxmlformats.org/drawingml/2006/picture">
+                      <pic:pic xmlns:pic="http://schemas.openxmlformats.org/drawingml/2006/picture">
+                        <pic:nvPicPr>
+                          <pic:cNvPr id="0" name="Picture 12"/>
+                          <pic:cNvPicPr>
+                            <a:picLocks noChangeAspect="1" noChangeArrowheads="1"/>
+                          </pic:cNvPicPr>
+                        </pic:nvPicPr>
+                        <pic:blipFill>
+                          <a:blip r:embed="rId19">
+                            <a:extLst>
+                              <a:ext uri="{28A0092B-C50C-407E-A947-70E740481C1C}">
+                                <a14:useLocalDpi xmlns:a14="http://schemas.microsoft.com/office/drawing/2010/main" val="0"/>
+                              </a:ext>
+                            </a:extLst>
+                          </a:blip>
+                          <a:srcRect/>
+                          <a:stretch>
+                            <a:fillRect/>
+                          </a:stretch>
+                        </pic:blipFill>
+                        <pic:spPr bwMode="auto">
+                          <a:xfrm>
+                            <a:off x="0" y="0"/>
+                            <a:ext cx="1108364" cy="831273"/>
+                          </a:xfrm>
+                          <a:prstGeom prst="rect">
+                            <a:avLst/>
+                          </a:prstGeom>
+                          <a:noFill/>
+                        </pic:spPr>
+                      </pic:pic>
+                    </a:graphicData>
+                  </a:graphic>
+                  <wp14:sizeRelH relativeFrom="margin">
+                    <wp14:pctWidth>0</wp14:pctWidth>
+                  </wp14:sizeRelH>
+                  <wp14:sizeRelV relativeFrom="margin">
+                    <wp14:pctHeight>0</wp14:pctHeight>
+                  </wp14:sizeRelV>
+                </wp:anchor>
+              </w:drawing>
+            </w:r>
+            <w:r>
+              <w:rPr>
                 <w:lang w:val="es-MX"/>
               </w:rPr>
               <w:t>ICM-2094</w:t>
             </w:r>
+          </w:p>
+          <w:p>
+            <w:pPr>
+              <w:jc w:val="center"/>
+              <w:rPr>
+                <w:lang w:val="es-MX"/>
+              </w:rPr>
+            </w:pPr>
           </w:p>
         </w:tc>
         <w:tc>
@@ -5895,8 +8582,16 @@
               <w:rPr>
                 <w:lang w:val="es-MX"/>
               </w:rPr>
-              <w:t>131LSBs/dps</w:t>
-            </w:r>
+              <w:t>131LSBs/</w:t>
+            </w:r>
+            <w:proofErr w:type="spellStart"/>
+            <w:r>
+              <w:rPr>
+                <w:lang w:val="es-MX"/>
+              </w:rPr>
+              <w:t>dps</w:t>
+            </w:r>
+            <w:proofErr w:type="spellEnd"/>
           </w:p>
         </w:tc>
         <w:tc>
@@ -5960,35 +8655,45 @@
     </w:p>
     <w:p>
       <w:pPr>
-        <w:pStyle w:val="Ttulo2"/>
-        <w:rPr>
-          <w:lang w:val="es-MX"/>
-        </w:rPr>
-      </w:pPr>
-      <w:bookmarkStart w:id="18" w:name="_Toc242212427"/>
-      <w:r>
-        <w:rPr>
-          <w:lang w:val="es-MX"/>
-        </w:rPr>
-        <w:t>Regulador de voltaje:</w:t>
-      </w:r>
-      <w:bookmarkEnd w:id="18"/>
+        <w:rPr>
+          <w:i/>
+          <w:iCs/>
+          <w:lang w:val="es-MX"/>
+        </w:rPr>
+      </w:pPr>
     </w:p>
     <w:p>
       <w:pPr>
+        <w:pStyle w:val="Ttulo2"/>
+        <w:rPr>
+          <w:lang w:val="es-MX"/>
+        </w:rPr>
+      </w:pPr>
+      <w:bookmarkStart w:id="19" w:name="_Toc242452904"/>
+      <w:r>
+        <w:rPr>
+          <w:lang w:val="es-MX"/>
+        </w:rPr>
+        <w:lastRenderedPageBreak/>
+        <w:t>Regulador de voltaje:</w:t>
+      </w:r>
+      <w:bookmarkEnd w:id="19"/>
+    </w:p>
+    <w:p>
+      <w:pPr>
         <w:pStyle w:val="Ttulo3"/>
         <w:rPr>
           <w:lang w:val="es-MX"/>
         </w:rPr>
       </w:pPr>
-      <w:bookmarkStart w:id="19" w:name="_Toc242212428"/>
+      <w:bookmarkStart w:id="20" w:name="_Toc242452905"/>
       <w:r>
         <w:rPr>
           <w:lang w:val="es-MX"/>
         </w:rPr>
         <w:t>Tabla 5: Tabla de elección de regulador de voltaje</w:t>
       </w:r>
-      <w:bookmarkEnd w:id="19"/>
+      <w:bookmarkEnd w:id="20"/>
     </w:p>
     <w:tbl>
       <w:tblPr>
@@ -5997,11 +8702,11 @@
         <w:tblLook w:val="04A0" w:firstRow="1" w:lastRow="0" w:firstColumn="1" w:lastColumn="0" w:noHBand="0" w:noVBand="1"/>
       </w:tblPr>
       <w:tblGrid>
-        <w:gridCol w:w="1870"/>
-        <w:gridCol w:w="1870"/>
-        <w:gridCol w:w="1870"/>
-        <w:gridCol w:w="1870"/>
-        <w:gridCol w:w="1870"/>
+        <w:gridCol w:w="2084"/>
+        <w:gridCol w:w="1810"/>
+        <w:gridCol w:w="1813"/>
+        <w:gridCol w:w="1817"/>
+        <w:gridCol w:w="1826"/>
       </w:tblGrid>
       <w:tr>
         <w:tc>
@@ -6125,6 +8830,81 @@
               <w:t>LM2596</w:t>
             </w:r>
           </w:p>
+          <w:p>
+            <w:pPr>
+              <w:jc w:val="center"/>
+              <w:rPr>
+                <w:lang w:val="es-MX"/>
+              </w:rPr>
+            </w:pPr>
+            <w:r>
+              <w:rPr>
+                <w:noProof/>
+                <w:lang w:val="es-MX"/>
+              </w:rPr>
+              <w:drawing>
+                <wp:anchor distT="0" distB="0" distL="114300" distR="114300" simplePos="0" relativeHeight="251669504" behindDoc="0" locked="0" layoutInCell="1" allowOverlap="1" wp14:anchorId="4755E59D" wp14:editId="6470DC72">
+                  <wp:simplePos x="0" y="0"/>
+                  <wp:positionH relativeFrom="column">
+                    <wp:posOffset>36310</wp:posOffset>
+                  </wp:positionH>
+                  <wp:positionV relativeFrom="paragraph">
+                    <wp:posOffset>74815</wp:posOffset>
+                  </wp:positionV>
+                  <wp:extent cx="980901" cy="1008927"/>
+                  <wp:effectExtent l="0" t="0" r="0" b="1270"/>
+                  <wp:wrapThrough wrapText="bothSides">
+                    <wp:wrapPolygon edited="0">
+                      <wp:start x="0" y="0"/>
+                      <wp:lineTo x="0" y="21219"/>
+                      <wp:lineTo x="20984" y="21219"/>
+                      <wp:lineTo x="20984" y="0"/>
+                      <wp:lineTo x="0" y="0"/>
+                    </wp:wrapPolygon>
+                  </wp:wrapThrough>
+                  <wp:docPr id="36" name="Imagen 36"/>
+                  <wp:cNvGraphicFramePr>
+                    <a:graphicFrameLocks xmlns:a="http://schemas.openxmlformats.org/drawingml/2006/main" noChangeAspect="1"/>
+                  </wp:cNvGraphicFramePr>
+                  <a:graphic xmlns:a="http://schemas.openxmlformats.org/drawingml/2006/main">
+                    <a:graphicData uri="http://schemas.openxmlformats.org/drawingml/2006/picture">
+                      <pic:pic xmlns:pic="http://schemas.openxmlformats.org/drawingml/2006/picture">
+                        <pic:nvPicPr>
+                          <pic:cNvPr id="0" name="Picture 13"/>
+                          <pic:cNvPicPr>
+                            <a:picLocks noChangeAspect="1" noChangeArrowheads="1"/>
+                          </pic:cNvPicPr>
+                        </pic:nvPicPr>
+                        <pic:blipFill>
+                          <a:blip r:embed="rId20">
+                            <a:extLst>
+                              <a:ext uri="{28A0092B-C50C-407E-A947-70E740481C1C}">
+                                <a14:useLocalDpi xmlns:a14="http://schemas.microsoft.com/office/drawing/2010/main" val="0"/>
+                              </a:ext>
+                            </a:extLst>
+                          </a:blip>
+                          <a:srcRect/>
+                          <a:stretch>
+                            <a:fillRect/>
+                          </a:stretch>
+                        </pic:blipFill>
+                        <pic:spPr bwMode="auto">
+                          <a:xfrm>
+                            <a:off x="0" y="0"/>
+                            <a:ext cx="980901" cy="1008927"/>
+                          </a:xfrm>
+                          <a:prstGeom prst="rect">
+                            <a:avLst/>
+                          </a:prstGeom>
+                          <a:noFill/>
+                        </pic:spPr>
+                      </pic:pic>
+                    </a:graphicData>
+                  </a:graphic>
+                </wp:anchor>
+              </w:drawing>
+            </w:r>
+          </w:p>
         </w:tc>
         <w:tc>
           <w:tcPr>
@@ -6233,6 +9013,81 @@
               <w:t>resistencias</w:t>
             </w:r>
           </w:p>
+          <w:p>
+            <w:pPr>
+              <w:jc w:val="center"/>
+              <w:rPr>
+                <w:lang w:val="es-MX"/>
+              </w:rPr>
+            </w:pPr>
+            <w:r>
+              <w:rPr>
+                <w:noProof/>
+                <w:lang w:val="es-MX"/>
+              </w:rPr>
+              <w:drawing>
+                <wp:anchor distT="0" distB="0" distL="114300" distR="114300" simplePos="0" relativeHeight="251670528" behindDoc="0" locked="0" layoutInCell="1" allowOverlap="1" wp14:anchorId="5D6B784B" wp14:editId="37512F53">
+                  <wp:simplePos x="0" y="0"/>
+                  <wp:positionH relativeFrom="column">
+                    <wp:posOffset>69561</wp:posOffset>
+                  </wp:positionH>
+                  <wp:positionV relativeFrom="paragraph">
+                    <wp:posOffset>78625</wp:posOffset>
+                  </wp:positionV>
+                  <wp:extent cx="919238" cy="914400"/>
+                  <wp:effectExtent l="0" t="0" r="0" b="0"/>
+                  <wp:wrapThrough wrapText="bothSides">
+                    <wp:wrapPolygon edited="0">
+                      <wp:start x="0" y="0"/>
+                      <wp:lineTo x="0" y="21150"/>
+                      <wp:lineTo x="21048" y="21150"/>
+                      <wp:lineTo x="21048" y="0"/>
+                      <wp:lineTo x="0" y="0"/>
+                    </wp:wrapPolygon>
+                  </wp:wrapThrough>
+                  <wp:docPr id="37" name="Imagen 37"/>
+                  <wp:cNvGraphicFramePr>
+                    <a:graphicFrameLocks xmlns:a="http://schemas.openxmlformats.org/drawingml/2006/main" noChangeAspect="1"/>
+                  </wp:cNvGraphicFramePr>
+                  <a:graphic xmlns:a="http://schemas.openxmlformats.org/drawingml/2006/main">
+                    <a:graphicData uri="http://schemas.openxmlformats.org/drawingml/2006/picture">
+                      <pic:pic xmlns:pic="http://schemas.openxmlformats.org/drawingml/2006/picture">
+                        <pic:nvPicPr>
+                          <pic:cNvPr id="0" name="Picture 14"/>
+                          <pic:cNvPicPr>
+                            <a:picLocks noChangeAspect="1" noChangeArrowheads="1"/>
+                          </pic:cNvPicPr>
+                        </pic:nvPicPr>
+                        <pic:blipFill>
+                          <a:blip r:embed="rId21">
+                            <a:extLst>
+                              <a:ext uri="{28A0092B-C50C-407E-A947-70E740481C1C}">
+                                <a14:useLocalDpi xmlns:a14="http://schemas.microsoft.com/office/drawing/2010/main" val="0"/>
+                              </a:ext>
+                            </a:extLst>
+                          </a:blip>
+                          <a:srcRect/>
+                          <a:stretch>
+                            <a:fillRect/>
+                          </a:stretch>
+                        </pic:blipFill>
+                        <pic:spPr bwMode="auto">
+                          <a:xfrm>
+                            <a:off x="0" y="0"/>
+                            <a:ext cx="919238" cy="914400"/>
+                          </a:xfrm>
+                          <a:prstGeom prst="rect">
+                            <a:avLst/>
+                          </a:prstGeom>
+                          <a:noFill/>
+                        </pic:spPr>
+                      </pic:pic>
+                    </a:graphicData>
+                  </a:graphic>
+                </wp:anchor>
+              </w:drawing>
+            </w:r>
+          </w:p>
         </w:tc>
         <w:tc>
           <w:tcPr>
@@ -6341,12 +9196,6 @@
               <w:t>MP1584</w:t>
             </w:r>
           </w:p>
-        </w:tc>
-        <w:tc>
-          <w:tcPr>
-            <w:tcW w:w="1870" w:type="dxa"/>
-            <w:shd w:val="clear" w:color="auto" w:fill="DAEEF3" w:themeFill="accent5" w:themeFillTint="33"/>
-          </w:tcPr>
           <w:p>
             <w:pPr>
               <w:jc w:val="center"/>
@@ -6356,9 +9205,70 @@
             </w:pPr>
             <w:r>
               <w:rPr>
-                <w:lang w:val="es-MX"/>
-              </w:rPr>
-              <w:t>4,5-28V</w:t>
+                <w:noProof/>
+                <w:lang w:val="es-MX"/>
+              </w:rPr>
+              <w:drawing>
+                <wp:anchor distT="0" distB="0" distL="114300" distR="114300" simplePos="0" relativeHeight="251671552" behindDoc="0" locked="0" layoutInCell="1" allowOverlap="1" wp14:anchorId="5DF83731" wp14:editId="7B87864F">
+                  <wp:simplePos x="0" y="0"/>
+                  <wp:positionH relativeFrom="column">
+                    <wp:posOffset>3060</wp:posOffset>
+                  </wp:positionH>
+                  <wp:positionV relativeFrom="paragraph">
+                    <wp:posOffset>76835</wp:posOffset>
+                  </wp:positionV>
+                  <wp:extent cx="1186602" cy="931026"/>
+                  <wp:effectExtent l="0" t="0" r="0" b="2540"/>
+                  <wp:wrapThrough wrapText="bothSides">
+                    <wp:wrapPolygon edited="0">
+                      <wp:start x="0" y="0"/>
+                      <wp:lineTo x="0" y="21217"/>
+                      <wp:lineTo x="21161" y="21217"/>
+                      <wp:lineTo x="21161" y="0"/>
+                      <wp:lineTo x="0" y="0"/>
+                    </wp:wrapPolygon>
+                  </wp:wrapThrough>
+                  <wp:docPr id="38" name="Imagen 38"/>
+                  <wp:cNvGraphicFramePr>
+                    <a:graphicFrameLocks xmlns:a="http://schemas.openxmlformats.org/drawingml/2006/main" noChangeAspect="1"/>
+                  </wp:cNvGraphicFramePr>
+                  <a:graphic xmlns:a="http://schemas.openxmlformats.org/drawingml/2006/main">
+                    <a:graphicData uri="http://schemas.openxmlformats.org/drawingml/2006/picture">
+                      <pic:pic xmlns:pic="http://schemas.openxmlformats.org/drawingml/2006/picture">
+                        <pic:nvPicPr>
+                          <pic:cNvPr id="0" name="Picture 15"/>
+                          <pic:cNvPicPr>
+                            <a:picLocks noChangeAspect="1" noChangeArrowheads="1"/>
+                          </pic:cNvPicPr>
+                        </pic:nvPicPr>
+                        <pic:blipFill>
+                          <a:blip r:embed="rId22">
+                            <a:extLst>
+                              <a:ext uri="{28A0092B-C50C-407E-A947-70E740481C1C}">
+                                <a14:useLocalDpi xmlns:a14="http://schemas.microsoft.com/office/drawing/2010/main" val="0"/>
+                              </a:ext>
+                            </a:extLst>
+                          </a:blip>
+                          <a:srcRect/>
+                          <a:stretch>
+                            <a:fillRect/>
+                          </a:stretch>
+                        </pic:blipFill>
+                        <pic:spPr bwMode="auto">
+                          <a:xfrm>
+                            <a:off x="0" y="0"/>
+                            <a:ext cx="1186602" cy="931026"/>
+                          </a:xfrm>
+                          <a:prstGeom prst="rect">
+                            <a:avLst/>
+                          </a:prstGeom>
+                          <a:noFill/>
+                        </pic:spPr>
+                      </pic:pic>
+                    </a:graphicData>
+                  </a:graphic>
+                </wp:anchor>
+              </w:drawing>
             </w:r>
           </w:p>
         </w:tc>
@@ -6378,7 +9288,7 @@
               <w:rPr>
                 <w:lang w:val="es-MX"/>
               </w:rPr>
-              <w:t>3A</w:t>
+              <w:t>4,5-28V</w:t>
             </w:r>
           </w:p>
         </w:tc>
@@ -6398,7 +9308,7 @@
               <w:rPr>
                 <w:lang w:val="es-MX"/>
               </w:rPr>
-              <w:t>Moderada</w:t>
+              <w:t>3A</w:t>
             </w:r>
           </w:p>
         </w:tc>
@@ -6418,6 +9328,26 @@
               <w:rPr>
                 <w:lang w:val="es-MX"/>
               </w:rPr>
+              <w:t>Moderada</w:t>
+            </w:r>
+          </w:p>
+        </w:tc>
+        <w:tc>
+          <w:tcPr>
+            <w:tcW w:w="1870" w:type="dxa"/>
+            <w:shd w:val="clear" w:color="auto" w:fill="DAEEF3" w:themeFill="accent5" w:themeFillTint="33"/>
+          </w:tcPr>
+          <w:p>
+            <w:pPr>
+              <w:jc w:val="center"/>
+              <w:rPr>
+                <w:lang w:val="es-MX"/>
+              </w:rPr>
+            </w:pPr>
+            <w:r>
+              <w:rPr>
+                <w:lang w:val="es-MX"/>
+              </w:rPr>
               <w:t>5.300</w:t>
             </w:r>
           </w:p>
@@ -6448,14 +9378,15 @@
           <w:lang w:val="es-MX"/>
         </w:rPr>
       </w:pPr>
-      <w:bookmarkStart w:id="20" w:name="_Toc242212429"/>
-      <w:r>
-        <w:rPr>
-          <w:lang w:val="es-MX"/>
-        </w:rPr>
+      <w:bookmarkStart w:id="21" w:name="_Toc242452906"/>
+      <w:r>
+        <w:rPr>
+          <w:lang w:val="es-MX"/>
+        </w:rPr>
+        <w:lastRenderedPageBreak/>
         <w:t>Puente H:</w:t>
       </w:r>
-      <w:bookmarkEnd w:id="20"/>
+      <w:bookmarkEnd w:id="21"/>
     </w:p>
     <w:p>
       <w:pPr>
@@ -6464,7 +9395,7 @@
           <w:lang w:val="es-MX"/>
         </w:rPr>
       </w:pPr>
-      <w:bookmarkStart w:id="21" w:name="_Toc242212430"/>
+      <w:bookmarkStart w:id="22" w:name="_Toc242452907"/>
       <w:r>
         <w:rPr>
           <w:lang w:val="es-MX"/>
@@ -6489,7 +9420,7 @@
         </w:rPr>
         <w:t>Puente H</w:t>
       </w:r>
-      <w:bookmarkEnd w:id="21"/>
+      <w:bookmarkEnd w:id="22"/>
     </w:p>
     <w:tbl>
       <w:tblPr>
@@ -6498,11 +9429,11 @@
         <w:tblLook w:val="04A0" w:firstRow="1" w:lastRow="0" w:firstColumn="1" w:lastColumn="0" w:noHBand="0" w:noVBand="1"/>
       </w:tblPr>
       <w:tblGrid>
-        <w:gridCol w:w="1870"/>
-        <w:gridCol w:w="1870"/>
-        <w:gridCol w:w="1870"/>
-        <w:gridCol w:w="1870"/>
-        <w:gridCol w:w="1870"/>
+        <w:gridCol w:w="2016"/>
+        <w:gridCol w:w="1833"/>
+        <w:gridCol w:w="1837"/>
+        <w:gridCol w:w="1836"/>
+        <w:gridCol w:w="1828"/>
       </w:tblGrid>
       <w:tr>
         <w:tc>
@@ -6626,6 +9557,81 @@
               <w:t>TB6612FNG</w:t>
             </w:r>
           </w:p>
+          <w:p>
+            <w:pPr>
+              <w:jc w:val="center"/>
+              <w:rPr>
+                <w:lang w:val="es-MX"/>
+              </w:rPr>
+            </w:pPr>
+            <w:r>
+              <w:rPr>
+                <w:noProof/>
+                <w:lang w:val="es-MX"/>
+              </w:rPr>
+              <w:drawing>
+                <wp:anchor distT="0" distB="0" distL="114300" distR="114300" simplePos="0" relativeHeight="251672576" behindDoc="0" locked="0" layoutInCell="1" allowOverlap="1" wp14:anchorId="23A430AC" wp14:editId="35635865">
+                  <wp:simplePos x="0" y="0"/>
+                  <wp:positionH relativeFrom="column">
+                    <wp:posOffset>3060</wp:posOffset>
+                  </wp:positionH>
+                  <wp:positionV relativeFrom="paragraph">
+                    <wp:posOffset>80414</wp:posOffset>
+                  </wp:positionV>
+                  <wp:extent cx="1055716" cy="1067578"/>
+                  <wp:effectExtent l="0" t="0" r="0" b="0"/>
+                  <wp:wrapThrough wrapText="bothSides">
+                    <wp:wrapPolygon edited="0">
+                      <wp:start x="0" y="0"/>
+                      <wp:lineTo x="0" y="21202"/>
+                      <wp:lineTo x="21054" y="21202"/>
+                      <wp:lineTo x="21054" y="0"/>
+                      <wp:lineTo x="0" y="0"/>
+                    </wp:wrapPolygon>
+                  </wp:wrapThrough>
+                  <wp:docPr id="39" name="Imagen 39"/>
+                  <wp:cNvGraphicFramePr>
+                    <a:graphicFrameLocks xmlns:a="http://schemas.openxmlformats.org/drawingml/2006/main" noChangeAspect="1"/>
+                  </wp:cNvGraphicFramePr>
+                  <a:graphic xmlns:a="http://schemas.openxmlformats.org/drawingml/2006/main">
+                    <a:graphicData uri="http://schemas.openxmlformats.org/drawingml/2006/picture">
+                      <pic:pic xmlns:pic="http://schemas.openxmlformats.org/drawingml/2006/picture">
+                        <pic:nvPicPr>
+                          <pic:cNvPr id="0" name="Picture 16"/>
+                          <pic:cNvPicPr>
+                            <a:picLocks noChangeAspect="1" noChangeArrowheads="1"/>
+                          </pic:cNvPicPr>
+                        </pic:nvPicPr>
+                        <pic:blipFill>
+                          <a:blip r:embed="rId23">
+                            <a:extLst>
+                              <a:ext uri="{28A0092B-C50C-407E-A947-70E740481C1C}">
+                                <a14:useLocalDpi xmlns:a14="http://schemas.microsoft.com/office/drawing/2010/main" val="0"/>
+                              </a:ext>
+                            </a:extLst>
+                          </a:blip>
+                          <a:srcRect/>
+                          <a:stretch>
+                            <a:fillRect/>
+                          </a:stretch>
+                        </pic:blipFill>
+                        <pic:spPr bwMode="auto">
+                          <a:xfrm>
+                            <a:off x="0" y="0"/>
+                            <a:ext cx="1055716" cy="1067578"/>
+                          </a:xfrm>
+                          <a:prstGeom prst="rect">
+                            <a:avLst/>
+                          </a:prstGeom>
+                          <a:noFill/>
+                        </pic:spPr>
+                      </pic:pic>
+                    </a:graphicData>
+                  </a:graphic>
+                </wp:anchor>
+              </w:drawing>
+            </w:r>
+          </w:p>
         </w:tc>
         <w:tc>
           <w:tcPr>
@@ -6728,6 +9734,81 @@
               <w:t>L298N</w:t>
             </w:r>
           </w:p>
+          <w:p>
+            <w:pPr>
+              <w:jc w:val="center"/>
+              <w:rPr>
+                <w:lang w:val="es-MX"/>
+              </w:rPr>
+            </w:pPr>
+            <w:r>
+              <w:rPr>
+                <w:noProof/>
+                <w:lang w:val="es-MX"/>
+              </w:rPr>
+              <w:drawing>
+                <wp:anchor distT="0" distB="0" distL="114300" distR="114300" simplePos="0" relativeHeight="251673600" behindDoc="0" locked="0" layoutInCell="1" allowOverlap="1" wp14:anchorId="321792BF" wp14:editId="1246536E">
+                  <wp:simplePos x="0" y="0"/>
+                  <wp:positionH relativeFrom="column">
+                    <wp:posOffset>3060</wp:posOffset>
+                  </wp:positionH>
+                  <wp:positionV relativeFrom="paragraph">
+                    <wp:posOffset>78625</wp:posOffset>
+                  </wp:positionV>
+                  <wp:extent cx="1093868" cy="1151440"/>
+                  <wp:effectExtent l="0" t="0" r="0" b="0"/>
+                  <wp:wrapThrough wrapText="bothSides">
+                    <wp:wrapPolygon edited="0">
+                      <wp:start x="0" y="0"/>
+                      <wp:lineTo x="0" y="21088"/>
+                      <wp:lineTo x="21073" y="21088"/>
+                      <wp:lineTo x="21073" y="0"/>
+                      <wp:lineTo x="0" y="0"/>
+                    </wp:wrapPolygon>
+                  </wp:wrapThrough>
+                  <wp:docPr id="40" name="Imagen 40"/>
+                  <wp:cNvGraphicFramePr>
+                    <a:graphicFrameLocks xmlns:a="http://schemas.openxmlformats.org/drawingml/2006/main" noChangeAspect="1"/>
+                  </wp:cNvGraphicFramePr>
+                  <a:graphic xmlns:a="http://schemas.openxmlformats.org/drawingml/2006/main">
+                    <a:graphicData uri="http://schemas.openxmlformats.org/drawingml/2006/picture">
+                      <pic:pic xmlns:pic="http://schemas.openxmlformats.org/drawingml/2006/picture">
+                        <pic:nvPicPr>
+                          <pic:cNvPr id="0" name="Picture 17"/>
+                          <pic:cNvPicPr>
+                            <a:picLocks noChangeAspect="1" noChangeArrowheads="1"/>
+                          </pic:cNvPicPr>
+                        </pic:nvPicPr>
+                        <pic:blipFill>
+                          <a:blip r:embed="rId24">
+                            <a:extLst>
+                              <a:ext uri="{28A0092B-C50C-407E-A947-70E740481C1C}">
+                                <a14:useLocalDpi xmlns:a14="http://schemas.microsoft.com/office/drawing/2010/main" val="0"/>
+                              </a:ext>
+                            </a:extLst>
+                          </a:blip>
+                          <a:srcRect/>
+                          <a:stretch>
+                            <a:fillRect/>
+                          </a:stretch>
+                        </pic:blipFill>
+                        <pic:spPr bwMode="auto">
+                          <a:xfrm>
+                            <a:off x="0" y="0"/>
+                            <a:ext cx="1093868" cy="1151440"/>
+                          </a:xfrm>
+                          <a:prstGeom prst="rect">
+                            <a:avLst/>
+                          </a:prstGeom>
+                          <a:noFill/>
+                        </pic:spPr>
+                      </pic:pic>
+                    </a:graphicData>
+                  </a:graphic>
+                </wp:anchor>
+              </w:drawing>
+            </w:r>
+          </w:p>
         </w:tc>
         <w:tc>
           <w:tcPr>
@@ -6825,10 +9906,91 @@
             </w:pPr>
             <w:r>
               <w:rPr>
+                <w:noProof/>
+                <w:lang w:val="es-MX"/>
+              </w:rPr>
+              <w:drawing>
+                <wp:anchor distT="0" distB="0" distL="114300" distR="114300" simplePos="0" relativeHeight="251674624" behindDoc="0" locked="0" layoutInCell="1" allowOverlap="1" wp14:anchorId="7E9C90E9" wp14:editId="7BD876DD">
+                  <wp:simplePos x="0" y="0"/>
+                  <wp:positionH relativeFrom="column">
+                    <wp:posOffset>2540</wp:posOffset>
+                  </wp:positionH>
+                  <wp:positionV relativeFrom="paragraph">
+                    <wp:posOffset>309245</wp:posOffset>
+                  </wp:positionV>
+                  <wp:extent cx="1138555" cy="1170940"/>
+                  <wp:effectExtent l="0" t="0" r="4445" b="0"/>
+                  <wp:wrapThrough wrapText="bothSides">
+                    <wp:wrapPolygon edited="0">
+                      <wp:start x="0" y="0"/>
+                      <wp:lineTo x="0" y="21085"/>
+                      <wp:lineTo x="21323" y="21085"/>
+                      <wp:lineTo x="21323" y="0"/>
+                      <wp:lineTo x="0" y="0"/>
+                    </wp:wrapPolygon>
+                  </wp:wrapThrough>
+                  <wp:docPr id="41" name="Imagen 41"/>
+                  <wp:cNvGraphicFramePr>
+                    <a:graphicFrameLocks xmlns:a="http://schemas.openxmlformats.org/drawingml/2006/main" noChangeAspect="1"/>
+                  </wp:cNvGraphicFramePr>
+                  <a:graphic xmlns:a="http://schemas.openxmlformats.org/drawingml/2006/main">
+                    <a:graphicData uri="http://schemas.openxmlformats.org/drawingml/2006/picture">
+                      <pic:pic xmlns:pic="http://schemas.openxmlformats.org/drawingml/2006/picture">
+                        <pic:nvPicPr>
+                          <pic:cNvPr id="0" name="Picture 18"/>
+                          <pic:cNvPicPr>
+                            <a:picLocks noChangeAspect="1" noChangeArrowheads="1"/>
+                          </pic:cNvPicPr>
+                        </pic:nvPicPr>
+                        <pic:blipFill>
+                          <a:blip r:embed="rId25">
+                            <a:extLst>
+                              <a:ext uri="{28A0092B-C50C-407E-A947-70E740481C1C}">
+                                <a14:useLocalDpi xmlns:a14="http://schemas.microsoft.com/office/drawing/2010/main" val="0"/>
+                              </a:ext>
+                            </a:extLst>
+                          </a:blip>
+                          <a:srcRect/>
+                          <a:stretch>
+                            <a:fillRect/>
+                          </a:stretch>
+                        </pic:blipFill>
+                        <pic:spPr bwMode="auto">
+                          <a:xfrm>
+                            <a:off x="0" y="0"/>
+                            <a:ext cx="1138555" cy="1170940"/>
+                          </a:xfrm>
+                          <a:prstGeom prst="rect">
+                            <a:avLst/>
+                          </a:prstGeom>
+                          <a:noFill/>
+                        </pic:spPr>
+                      </pic:pic>
+                    </a:graphicData>
+                  </a:graphic>
+                  <wp14:sizeRelH relativeFrom="margin">
+                    <wp14:pctWidth>0</wp14:pctWidth>
+                  </wp14:sizeRelH>
+                  <wp14:sizeRelV relativeFrom="margin">
+                    <wp14:pctHeight>0</wp14:pctHeight>
+                  </wp14:sizeRelV>
+                </wp:anchor>
+              </w:drawing>
+            </w:r>
+            <w:r>
+              <w:rPr>
                 <w:lang w:val="es-MX"/>
               </w:rPr>
               <w:t>DRV8833</w:t>
             </w:r>
+          </w:p>
+          <w:p>
+            <w:pPr>
+              <w:jc w:val="center"/>
+              <w:rPr>
+                <w:lang w:val="es-MX"/>
+              </w:rPr>
+            </w:pPr>
           </w:p>
         </w:tc>
         <w:tc>
@@ -6940,12 +10102,31 @@
     </w:p>
     <w:p>
       <w:pPr>
+        <w:spacing w:before="0"/>
+        <w:jc w:val="left"/>
+        <w:rPr>
+          <w:i/>
+          <w:iCs/>
+          <w:lang w:val="es-MX"/>
+        </w:rPr>
+      </w:pPr>
+      <w:r>
+        <w:rPr>
+          <w:i/>
+          <w:iCs/>
+          <w:lang w:val="es-MX"/>
+        </w:rPr>
+        <w:br w:type="page"/>
+      </w:r>
+    </w:p>
+    <w:p>
+      <w:pPr>
         <w:pStyle w:val="Ttulo1"/>
         <w:rPr>
           <w:lang w:val="es-MX"/>
         </w:rPr>
       </w:pPr>
-      <w:bookmarkStart w:id="22" w:name="_Toc242212431"/>
+      <w:bookmarkStart w:id="23" w:name="_Toc242452908"/>
       <w:r>
         <w:rPr>
           <w:lang w:val="es-MX"/>
@@ -6971,7 +10152,7 @@
         </w:rPr>
         <w:t>S Y DISEÑO 3D</w:t>
       </w:r>
-      <w:bookmarkEnd w:id="22"/>
+      <w:bookmarkEnd w:id="23"/>
       <w:r>
         <w:rPr>
           <w:lang w:val="es-MX"/>
@@ -7011,7 +10192,7 @@
           <w:lang w:val="es-MX"/>
         </w:rPr>
       </w:pPr>
-      <w:bookmarkStart w:id="23" w:name="_Toc242212432"/>
+      <w:bookmarkStart w:id="24" w:name="_Toc242452909"/>
       <w:r>
         <w:rPr>
           <w:lang w:val="es-MX"/>
@@ -7060,7 +10241,7 @@
         </w:rPr>
         <w:t>robot</w:t>
       </w:r>
-      <w:bookmarkEnd w:id="23"/>
+      <w:bookmarkEnd w:id="24"/>
     </w:p>
     <w:p>
       <w:pPr>
@@ -7074,10 +10255,10 @@
           <w:lang w:val="es-MX"/>
         </w:rPr>
         <w:drawing>
-          <wp:inline distT="0" distB="0" distL="0" distR="0" wp14:anchorId="36C6A6D5" wp14:editId="3D8C3055">
-            <wp:extent cx="5943600" cy="4866005"/>
-            <wp:effectExtent l="0" t="0" r="0" b="0"/>
-            <wp:docPr id="12" name="Imagen 12"/>
+          <wp:inline distT="0" distB="0" distL="0" distR="0" wp14:anchorId="163FFF73" wp14:editId="48AEF712">
+            <wp:extent cx="5104015" cy="5030517"/>
+            <wp:effectExtent l="0" t="0" r="1905" b="0"/>
+            <wp:docPr id="11" name="Imagen 11"/>
             <wp:cNvGraphicFramePr>
               <a:graphicFrameLocks xmlns:a="http://schemas.openxmlformats.org/drawingml/2006/main" noChangeAspect="1"/>
             </wp:cNvGraphicFramePr>
@@ -7085,23 +10266,30 @@
               <a:graphicData uri="http://schemas.openxmlformats.org/drawingml/2006/picture">
                 <pic:pic xmlns:pic="http://schemas.openxmlformats.org/drawingml/2006/picture">
                   <pic:nvPicPr>
-                    <pic:cNvPr id="12" name="Imagen 12"/>
+                    <pic:cNvPr id="11" name="Imagen 11"/>
                     <pic:cNvPicPr/>
                   </pic:nvPicPr>
-                  <pic:blipFill>
-                    <a:blip r:embed="rId9"/>
-                    <a:stretch>
-                      <a:fillRect/>
-                    </a:stretch>
+                  <pic:blipFill rotWithShape="1">
+                    <a:blip r:embed="rId26"/>
+                    <a:srcRect l="29233" r="23776"/>
+                    <a:stretch/>
                   </pic:blipFill>
-                  <pic:spPr>
+                  <pic:spPr bwMode="auto">
                     <a:xfrm>
                       <a:off x="0" y="0"/>
-                      <a:ext cx="5943600" cy="4866005"/>
+                      <a:ext cx="5117853" cy="5044156"/>
                     </a:xfrm>
                     <a:prstGeom prst="rect">
                       <a:avLst/>
                     </a:prstGeom>
+                    <a:ln>
+                      <a:noFill/>
+                    </a:ln>
+                    <a:extLst>
+                      <a:ext uri="{53640926-AAD7-44D8-BBD7-CCE9431645EC}">
+                        <a14:shadowObscured xmlns:a14="http://schemas.microsoft.com/office/drawing/2010/main"/>
+                      </a:ext>
+                    </a:extLst>
                   </pic:spPr>
                 </pic:pic>
               </a:graphicData>
@@ -7134,7 +10322,7 @@
           <w:lang w:val="es-MX"/>
         </w:rPr>
       </w:pPr>
-      <w:bookmarkStart w:id="24" w:name="_Toc242212433"/>
+      <w:bookmarkStart w:id="25" w:name="_Toc242452910"/>
       <w:r>
         <w:rPr>
           <w:lang w:val="es-MX"/>
@@ -7160,7 +10348,7 @@
         </w:rPr>
         <w:t>robot</w:t>
       </w:r>
-      <w:bookmarkEnd w:id="24"/>
+      <w:bookmarkEnd w:id="25"/>
     </w:p>
     <w:p>
       <w:pPr>
@@ -7174,10 +10362,10 @@
           <w:lang w:val="es-MX"/>
         </w:rPr>
         <w:drawing>
-          <wp:inline distT="0" distB="0" distL="0" distR="0" wp14:anchorId="49967B76" wp14:editId="16AA2DF4">
-            <wp:extent cx="5943600" cy="4205605"/>
-            <wp:effectExtent l="0" t="0" r="0" b="4445"/>
-            <wp:docPr id="13" name="Imagen 13"/>
+          <wp:inline distT="0" distB="0" distL="0" distR="0" wp14:anchorId="4FB279B4" wp14:editId="421D17B9">
+            <wp:extent cx="5908614" cy="5004262"/>
+            <wp:effectExtent l="0" t="0" r="0" b="6350"/>
+            <wp:docPr id="15" name="Imagen 15"/>
             <wp:cNvGraphicFramePr>
               <a:graphicFrameLocks xmlns:a="http://schemas.openxmlformats.org/drawingml/2006/main" noChangeAspect="1"/>
             </wp:cNvGraphicFramePr>
@@ -7185,23 +10373,30 @@
               <a:graphicData uri="http://schemas.openxmlformats.org/drawingml/2006/picture">
                 <pic:pic xmlns:pic="http://schemas.openxmlformats.org/drawingml/2006/picture">
                   <pic:nvPicPr>
-                    <pic:cNvPr id="13" name="Imagen 13"/>
+                    <pic:cNvPr id="15" name="Imagen 15"/>
                     <pic:cNvPicPr/>
                   </pic:nvPicPr>
-                  <pic:blipFill>
-                    <a:blip r:embed="rId10"/>
-                    <a:stretch>
-                      <a:fillRect/>
-                    </a:stretch>
+                  <pic:blipFill rotWithShape="1">
+                    <a:blip r:embed="rId27"/>
+                    <a:srcRect l="24477" r="20840"/>
+                    <a:stretch/>
                   </pic:blipFill>
-                  <pic:spPr>
+                  <pic:spPr bwMode="auto">
                     <a:xfrm>
                       <a:off x="0" y="0"/>
-                      <a:ext cx="5943600" cy="4205605"/>
+                      <a:ext cx="5932620" cy="5024594"/>
                     </a:xfrm>
                     <a:prstGeom prst="rect">
                       <a:avLst/>
                     </a:prstGeom>
+                    <a:ln>
+                      <a:noFill/>
+                    </a:ln>
+                    <a:extLst>
+                      <a:ext uri="{53640926-AAD7-44D8-BBD7-CCE9431645EC}">
+                        <a14:shadowObscured xmlns:a14="http://schemas.microsoft.com/office/drawing/2010/main"/>
+                      </a:ext>
+                    </a:extLst>
                   </pic:spPr>
                 </pic:pic>
               </a:graphicData>
@@ -7257,10 +10452,20 @@
     </w:p>
     <w:p>
       <w:pPr>
-        <w:rPr>
-          <w:lang w:val="es-MX"/>
-        </w:rPr>
-      </w:pPr>
+        <w:pStyle w:val="Ttulo3"/>
+        <w:rPr>
+          <w:lang w:val="es-MX"/>
+        </w:rPr>
+      </w:pPr>
+      <w:bookmarkStart w:id="26" w:name="_Toc242452911"/>
+      <w:r>
+        <w:rPr>
+          <w:lang w:val="es-MX"/>
+        </w:rPr>
+        <w:lastRenderedPageBreak/>
+        <w:t>Imagen 3: Vista trasera del robot</w:t>
+      </w:r>
+      <w:bookmarkEnd w:id="26"/>
     </w:p>
     <w:p>
       <w:pPr>
@@ -7268,47 +10473,16 @@
           <w:lang w:val="es-MX"/>
         </w:rPr>
       </w:pPr>
-    </w:p>
-    <w:p>
-      <w:pPr>
-        <w:rPr>
-          <w:lang w:val="es-MX"/>
-        </w:rPr>
-      </w:pPr>
-    </w:p>
-    <w:p>
-      <w:pPr>
-        <w:pStyle w:val="Ttulo3"/>
-        <w:rPr>
-          <w:lang w:val="es-MX"/>
-        </w:rPr>
-      </w:pPr>
-      <w:bookmarkStart w:id="25" w:name="_Toc242212434"/>
-      <w:r>
-        <w:rPr>
-          <w:lang w:val="es-MX"/>
-        </w:rPr>
-        <w:lastRenderedPageBreak/>
-        <w:t>Imagen 3: Vista trasera del robot</w:t>
-      </w:r>
-      <w:bookmarkEnd w:id="25"/>
-    </w:p>
-    <w:p>
-      <w:pPr>
-        <w:rPr>
-          <w:lang w:val="es-MX"/>
-        </w:rPr>
-      </w:pPr>
       <w:r>
         <w:rPr>
           <w:noProof/>
           <w:lang w:val="es-MX"/>
         </w:rPr>
         <w:drawing>
-          <wp:inline distT="0" distB="0" distL="0" distR="0" wp14:anchorId="1E82AFC8" wp14:editId="1A8DF17B">
-            <wp:extent cx="5591175" cy="4495800"/>
-            <wp:effectExtent l="0" t="0" r="9525" b="0"/>
-            <wp:docPr id="17" name="Imagen 17"/>
+          <wp:inline distT="0" distB="0" distL="0" distR="0" wp14:anchorId="3241D352" wp14:editId="4A1DDF7B">
+            <wp:extent cx="5852160" cy="5515148"/>
+            <wp:effectExtent l="0" t="0" r="0" b="9525"/>
+            <wp:docPr id="18" name="Imagen 18"/>
             <wp:cNvGraphicFramePr>
               <a:graphicFrameLocks xmlns:a="http://schemas.openxmlformats.org/drawingml/2006/main" noChangeAspect="1"/>
             </wp:cNvGraphicFramePr>
@@ -7316,23 +10490,30 @@
               <a:graphicData uri="http://schemas.openxmlformats.org/drawingml/2006/picture">
                 <pic:pic xmlns:pic="http://schemas.openxmlformats.org/drawingml/2006/picture">
                   <pic:nvPicPr>
-                    <pic:cNvPr id="17" name="Imagen 17"/>
+                    <pic:cNvPr id="18" name="Imagen 18"/>
                     <pic:cNvPicPr/>
                   </pic:nvPicPr>
-                  <pic:blipFill>
-                    <a:blip r:embed="rId11"/>
-                    <a:stretch>
-                      <a:fillRect/>
-                    </a:stretch>
+                  <pic:blipFill rotWithShape="1">
+                    <a:blip r:embed="rId28"/>
+                    <a:srcRect l="26855" r="24001"/>
+                    <a:stretch/>
                   </pic:blipFill>
-                  <pic:spPr>
+                  <pic:spPr bwMode="auto">
                     <a:xfrm>
                       <a:off x="0" y="0"/>
-                      <a:ext cx="5591175" cy="4495800"/>
+                      <a:ext cx="5869480" cy="5531471"/>
                     </a:xfrm>
                     <a:prstGeom prst="rect">
                       <a:avLst/>
                     </a:prstGeom>
+                    <a:ln>
+                      <a:noFill/>
+                    </a:ln>
+                    <a:extLst>
+                      <a:ext uri="{53640926-AAD7-44D8-BBD7-CCE9431645EC}">
+                        <a14:shadowObscured xmlns:a14="http://schemas.microsoft.com/office/drawing/2010/main"/>
+                      </a:ext>
+                    </a:extLst>
                   </pic:spPr>
                 </pic:pic>
               </a:graphicData>
@@ -7344,9 +10525,35 @@
     <w:p>
       <w:pPr>
         <w:rPr>
-          <w:lang w:val="es-MX"/>
-        </w:rPr>
-      </w:pPr>
+          <w:i/>
+          <w:iCs/>
+          <w:lang w:val="es-MX"/>
+        </w:rPr>
+      </w:pPr>
+      <w:r>
+        <w:rPr>
+          <w:i/>
+          <w:iCs/>
+          <w:lang w:val="es-MX"/>
+        </w:rPr>
+        <w:t xml:space="preserve">Nota: </w:t>
+      </w:r>
+      <w:r>
+        <w:rPr>
+          <w:i/>
+          <w:iCs/>
+          <w:lang w:val="es-MX"/>
+        </w:rPr>
+        <w:t>A</w:t>
+      </w:r>
+      <w:r>
+        <w:rPr>
+          <w:i/>
+          <w:iCs/>
+          <w:lang w:val="es-MX"/>
+        </w:rPr>
+        <w:t>utoría propia</w:t>
+      </w:r>
     </w:p>
     <w:p>
       <w:pPr>
@@ -7355,7 +10562,7 @@
           <w:lang w:val="es-MX"/>
         </w:rPr>
       </w:pPr>
-      <w:bookmarkStart w:id="26" w:name="_Toc242212435"/>
+      <w:bookmarkStart w:id="27" w:name="_Toc242452912"/>
       <w:r>
         <w:rPr>
           <w:lang w:val="es-MX"/>
@@ -7369,7 +10576,7 @@
         </w:rPr>
         <w:t>robot</w:t>
       </w:r>
-      <w:bookmarkEnd w:id="26"/>
+      <w:bookmarkEnd w:id="27"/>
     </w:p>
     <w:p>
       <w:pPr>
@@ -7383,10 +10590,10 @@
           <w:lang w:val="es-MX"/>
         </w:rPr>
         <w:drawing>
-          <wp:inline distT="0" distB="0" distL="0" distR="0" wp14:anchorId="124B868C" wp14:editId="186F5ACB">
-            <wp:extent cx="5943600" cy="4032885"/>
-            <wp:effectExtent l="0" t="0" r="0" b="5715"/>
-            <wp:docPr id="14" name="Imagen 14"/>
+          <wp:inline distT="0" distB="0" distL="0" distR="0" wp14:anchorId="00A4386E" wp14:editId="5A0159D6">
+            <wp:extent cx="6012892" cy="4430684"/>
+            <wp:effectExtent l="0" t="0" r="6985" b="8255"/>
+            <wp:docPr id="19" name="Imagen 19"/>
             <wp:cNvGraphicFramePr>
               <a:graphicFrameLocks xmlns:a="http://schemas.openxmlformats.org/drawingml/2006/main" noChangeAspect="1"/>
             </wp:cNvGraphicFramePr>
@@ -7394,23 +10601,30 @@
               <a:graphicData uri="http://schemas.openxmlformats.org/drawingml/2006/picture">
                 <pic:pic xmlns:pic="http://schemas.openxmlformats.org/drawingml/2006/picture">
                   <pic:nvPicPr>
-                    <pic:cNvPr id="14" name="Imagen 14"/>
+                    <pic:cNvPr id="19" name="Imagen 19"/>
                     <pic:cNvPicPr/>
                   </pic:nvPicPr>
-                  <pic:blipFill>
-                    <a:blip r:embed="rId12"/>
-                    <a:stretch>
-                      <a:fillRect/>
-                    </a:stretch>
+                  <pic:blipFill rotWithShape="1">
+                    <a:blip r:embed="rId29"/>
+                    <a:srcRect l="19665" r="17482"/>
+                    <a:stretch/>
                   </pic:blipFill>
-                  <pic:spPr>
+                  <pic:spPr bwMode="auto">
                     <a:xfrm>
                       <a:off x="0" y="0"/>
-                      <a:ext cx="5943600" cy="4032885"/>
+                      <a:ext cx="6026786" cy="4440922"/>
                     </a:xfrm>
                     <a:prstGeom prst="rect">
                       <a:avLst/>
                     </a:prstGeom>
+                    <a:ln>
+                      <a:noFill/>
+                    </a:ln>
+                    <a:extLst>
+                      <a:ext uri="{53640926-AAD7-44D8-BBD7-CCE9431645EC}">
+                        <a14:shadowObscured xmlns:a14="http://schemas.microsoft.com/office/drawing/2010/main"/>
+                      </a:ext>
+                    </a:extLst>
                   </pic:spPr>
                 </pic:pic>
               </a:graphicData>
@@ -7422,11 +10636,15 @@
     <w:p>
       <w:pPr>
         <w:rPr>
-          <w:lang w:val="es-MX"/>
-        </w:rPr>
-      </w:pPr>
-      <w:r>
-        <w:rPr>
+          <w:i/>
+          <w:iCs/>
+          <w:lang w:val="es-MX"/>
+        </w:rPr>
+      </w:pPr>
+      <w:r>
+        <w:rPr>
+          <w:i/>
+          <w:iCs/>
           <w:lang w:val="es-MX"/>
         </w:rPr>
         <w:t>Nota: Autoría propia</w:t>
@@ -7434,6 +10652,102 @@
     </w:p>
     <w:p>
       <w:pPr>
+        <w:rPr>
+          <w:lang w:val="es-MX"/>
+        </w:rPr>
+      </w:pPr>
+    </w:p>
+    <w:p>
+      <w:pPr>
+        <w:pStyle w:val="Ttulo3"/>
+        <w:rPr>
+          <w:lang w:val="es-MX"/>
+        </w:rPr>
+      </w:pPr>
+      <w:bookmarkStart w:id="28" w:name="_Toc242452913"/>
+      <w:r>
+        <w:rPr>
+          <w:lang w:val="es-MX"/>
+        </w:rPr>
+        <w:lastRenderedPageBreak/>
+        <w:t>Imagen 5: Vista superior del robot</w:t>
+      </w:r>
+      <w:bookmarkEnd w:id="28"/>
+    </w:p>
+    <w:p>
+      <w:pPr>
+        <w:rPr>
+          <w:lang w:val="es-MX"/>
+        </w:rPr>
+      </w:pPr>
+      <w:r>
+        <w:rPr>
+          <w:noProof/>
+          <w:lang w:val="es-MX"/>
+        </w:rPr>
+        <w:drawing>
+          <wp:inline distT="0" distB="0" distL="0" distR="0" wp14:anchorId="0FBE3F74" wp14:editId="1A9E3642">
+            <wp:extent cx="5515200" cy="5087389"/>
+            <wp:effectExtent l="0" t="0" r="0" b="0"/>
+            <wp:docPr id="20" name="Imagen 20"/>
+            <wp:cNvGraphicFramePr>
+              <a:graphicFrameLocks xmlns:a="http://schemas.openxmlformats.org/drawingml/2006/main" noChangeAspect="1"/>
+            </wp:cNvGraphicFramePr>
+            <a:graphic xmlns:a="http://schemas.openxmlformats.org/drawingml/2006/main">
+              <a:graphicData uri="http://schemas.openxmlformats.org/drawingml/2006/picture">
+                <pic:pic xmlns:pic="http://schemas.openxmlformats.org/drawingml/2006/picture">
+                  <pic:nvPicPr>
+                    <pic:cNvPr id="20" name="Imagen 20"/>
+                    <pic:cNvPicPr/>
+                  </pic:nvPicPr>
+                  <pic:blipFill rotWithShape="1">
+                    <a:blip r:embed="rId30"/>
+                    <a:srcRect l="27134" r="22657"/>
+                    <a:stretch/>
+                  </pic:blipFill>
+                  <pic:spPr bwMode="auto">
+                    <a:xfrm>
+                      <a:off x="0" y="0"/>
+                      <a:ext cx="5529540" cy="5100617"/>
+                    </a:xfrm>
+                    <a:prstGeom prst="rect">
+                      <a:avLst/>
+                    </a:prstGeom>
+                    <a:ln>
+                      <a:noFill/>
+                    </a:ln>
+                    <a:extLst>
+                      <a:ext uri="{53640926-AAD7-44D8-BBD7-CCE9431645EC}">
+                        <a14:shadowObscured xmlns:a14="http://schemas.microsoft.com/office/drawing/2010/main"/>
+                      </a:ext>
+                    </a:extLst>
+                  </pic:spPr>
+                </pic:pic>
+              </a:graphicData>
+            </a:graphic>
+          </wp:inline>
+        </w:drawing>
+      </w:r>
+    </w:p>
+    <w:p>
+      <w:pPr>
+        <w:rPr>
+          <w:i/>
+          <w:iCs/>
+          <w:lang w:val="es-MX"/>
+        </w:rPr>
+      </w:pPr>
+      <w:r>
+        <w:rPr>
+          <w:i/>
+          <w:iCs/>
+          <w:lang w:val="es-MX"/>
+        </w:rPr>
+        <w:t>Nota: Autoría propia</w:t>
+      </w:r>
+    </w:p>
+    <w:p>
+      <w:pPr>
         <w:spacing w:before="0"/>
         <w:jc w:val="left"/>
         <w:rPr>
@@ -7454,7 +10768,7 @@
           <w:lang w:val="es-MX"/>
         </w:rPr>
       </w:pPr>
-      <w:bookmarkStart w:id="27" w:name="_Toc242212436"/>
+      <w:bookmarkStart w:id="29" w:name="_Toc242452914"/>
       <w:r>
         <w:rPr>
           <w:lang w:val="es-MX"/>
@@ -7474,7 +10788,7 @@
         </w:rPr>
         <w:t xml:space="preserve"> PCB</w:t>
       </w:r>
-      <w:bookmarkEnd w:id="27"/>
+      <w:bookmarkEnd w:id="29"/>
     </w:p>
     <w:p>
       <w:pPr>
@@ -7483,12 +10797,24 @@
           <w:lang w:val="es-MX"/>
         </w:rPr>
       </w:pPr>
-      <w:bookmarkStart w:id="28" w:name="_Toc242212437"/>
-      <w:r>
-        <w:rPr>
-          <w:lang w:val="es-MX"/>
-        </w:rPr>
-        <w:t xml:space="preserve">Imagen 5: Diseño esquemático de las conexiones </w:t>
+      <w:bookmarkStart w:id="30" w:name="_Toc242452915"/>
+      <w:r>
+        <w:rPr>
+          <w:lang w:val="es-MX"/>
+        </w:rPr>
+        <w:t xml:space="preserve">Imagen </w:t>
+      </w:r>
+      <w:r>
+        <w:rPr>
+          <w:lang w:val="es-MX"/>
+        </w:rPr>
+        <w:t>6</w:t>
+      </w:r>
+      <w:r>
+        <w:rPr>
+          <w:lang w:val="es-MX"/>
+        </w:rPr>
+        <w:t xml:space="preserve">: Diseño esquemático de las conexiones </w:t>
       </w:r>
       <w:r>
         <w:rPr>
@@ -7496,7 +10822,7 @@
         </w:rPr>
         <w:t>electrónicas</w:t>
       </w:r>
-      <w:bookmarkEnd w:id="28"/>
+      <w:bookmarkEnd w:id="30"/>
     </w:p>
     <w:p>
       <w:pPr>
@@ -7526,7 +10852,7 @@
                     </pic:cNvPicPr>
                   </pic:nvPicPr>
                   <pic:blipFill>
-                    <a:blip r:embed="rId13">
+                    <a:blip r:embed="rId31">
                       <a:extLst>
                         <a:ext uri="{28A0092B-C50C-407E-A947-70E740481C1C}">
                           <a14:useLocalDpi xmlns:a14="http://schemas.microsoft.com/office/drawing/2010/main" val="0"/>
@@ -7621,25 +10947,13 @@
           <w:lang w:val="es-MX"/>
         </w:rPr>
         <w:lastRenderedPageBreak/>
-        <w:t>En el caso de la elaboración del diseño PCB no se pudo lograr el mantener todas las conexiones en el bottom co</w:t>
-      </w:r>
-      <w:r>
-        <w:rPr>
-          <w:lang w:val="es-MX"/>
-        </w:rPr>
-        <w:t>p</w:t>
-      </w:r>
-      <w:r>
-        <w:rPr>
-          <w:lang w:val="es-MX"/>
-        </w:rPr>
-        <w:t>per</w:t>
-      </w:r>
-      <w:r>
-        <w:rPr>
-          <w:lang w:val="es-MX"/>
-        </w:rPr>
-        <w:t>, por lo que se optó por dejar para el top copper unas cuantas conexiones del diseño, motivo por el cual se buscó asesoramiento de parte del profesor para poder identificar si esta elección de diseño no iba a ser contraproducente, a lo que se fue indicado que no debería de suponer un problema la ubicación de estas conexiones en el top copper.</w:t>
+        <w:t xml:space="preserve">En </w:t>
+      </w:r>
+      <w:r>
+        <w:rPr>
+          <w:lang w:val="es-MX"/>
+        </w:rPr>
+        <w:t xml:space="preserve">este apartado se ha realizado una corrección en 4 ocasiones para poder garantizar una funcionalidad de la placa para el robot, donde el inicio hubo un fallo en el diseño debido a incompatibilidad de los pines con respecto al ESP32 S3 (ya que el diseño tenia pines diferentes de los que realmente tenia el ESP), donde los 3 diseños restantes fueron cambios de caminos para poder evitar caminos de 90% e irregularidades en los mismos, dando como resultado final y correcto el siguiente esquemático electrónico: </w:t>
       </w:r>
     </w:p>
     <w:p>
@@ -7649,14 +10963,26 @@
           <w:lang w:val="es-MX"/>
         </w:rPr>
       </w:pPr>
-      <w:bookmarkStart w:id="29" w:name="_Toc242212438"/>
-      <w:r>
-        <w:rPr>
-          <w:lang w:val="es-MX"/>
-        </w:rPr>
-        <w:t>Imagen 6: Diseño PCB de las conexiones electrónicas</w:t>
-      </w:r>
-      <w:bookmarkEnd w:id="29"/>
+      <w:bookmarkStart w:id="31" w:name="_Toc242452916"/>
+      <w:r>
+        <w:rPr>
+          <w:lang w:val="es-MX"/>
+        </w:rPr>
+        <w:t xml:space="preserve">Imagen </w:t>
+      </w:r>
+      <w:r>
+        <w:rPr>
+          <w:lang w:val="es-MX"/>
+        </w:rPr>
+        <w:t>7</w:t>
+      </w:r>
+      <w:r>
+        <w:rPr>
+          <w:lang w:val="es-MX"/>
+        </w:rPr>
+        <w:t>: Diseño PCB de las conexiones electrónicas</w:t>
+      </w:r>
+      <w:bookmarkEnd w:id="31"/>
       <w:r>
         <w:rPr>
           <w:lang w:val="es-MX"/>
@@ -7692,7 +11018,7 @@
                     </pic:cNvPicPr>
                   </pic:nvPicPr>
                   <pic:blipFill>
-                    <a:blip r:embed="rId14">
+                    <a:blip r:embed="rId32">
                       <a:extLst>
                         <a:ext uri="{28A0092B-C50C-407E-A947-70E740481C1C}">
                           <a14:useLocalDpi xmlns:a14="http://schemas.microsoft.com/office/drawing/2010/main" val="0"/>
@@ -7755,13 +11081,25 @@
           <w:lang w:val="es-MX"/>
         </w:rPr>
       </w:pPr>
-      <w:bookmarkStart w:id="30" w:name="_Toc242212439"/>
+      <w:bookmarkStart w:id="32" w:name="_Toc242452917"/>
       <w:r>
         <w:rPr>
           <w:lang w:val="es-MX"/>
         </w:rPr>
         <w:lastRenderedPageBreak/>
-        <w:t xml:space="preserve">Imagen 7: </w:t>
+        <w:t xml:space="preserve">Imagen </w:t>
+      </w:r>
+      <w:r>
+        <w:rPr>
+          <w:lang w:val="es-MX"/>
+        </w:rPr>
+        <w:t>8</w:t>
+      </w:r>
+      <w:r>
+        <w:rPr>
+          <w:lang w:val="es-MX"/>
+        </w:rPr>
+        <w:t xml:space="preserve">: </w:t>
       </w:r>
       <w:r>
         <w:rPr>
@@ -7781,7 +11119,7 @@
         </w:rPr>
         <w:t xml:space="preserve"> diseño PCB</w:t>
       </w:r>
-      <w:bookmarkEnd w:id="30"/>
+      <w:bookmarkEnd w:id="32"/>
       <w:r>
         <w:rPr>
           <w:lang w:val="es-MX"/>
@@ -7817,7 +11155,7 @@
                     </pic:cNvPicPr>
                   </pic:nvPicPr>
                   <pic:blipFill>
-                    <a:blip r:embed="rId15">
+                    <a:blip r:embed="rId33">
                       <a:extLst>
                         <a:ext uri="{28A0092B-C50C-407E-A947-70E740481C1C}">
                           <a14:useLocalDpi xmlns:a14="http://schemas.microsoft.com/office/drawing/2010/main" val="0"/>
@@ -7895,169 +11233,13 @@
           <w:lang w:val="es-MX"/>
         </w:rPr>
       </w:pPr>
-      <w:bookmarkStart w:id="31" w:name="_Toc242212440"/>
+      <w:bookmarkStart w:id="33" w:name="_Toc242452918"/>
       <w:r>
         <w:rPr>
           <w:lang w:val="es-MX"/>
         </w:rPr>
         <w:lastRenderedPageBreak/>
         <w:t>PRUEBAS UNITARIAS Y FUNCIONAMIENTO DE CAMARA CON ESP32 S3</w:t>
-      </w:r>
-      <w:bookmarkEnd w:id="31"/>
-    </w:p>
-    <w:p>
-      <w:pPr>
-        <w:rPr>
-          <w:lang w:val="es-MX"/>
-        </w:rPr>
-      </w:pPr>
-      <w:r>
-        <w:rPr>
-          <w:lang w:val="es-MX"/>
-        </w:rPr>
-        <w:t xml:space="preserve">En este apartado se procederá a realizar un explicación y narración de los procesos en los que se fueron realizando las pruebas </w:t>
-      </w:r>
-      <w:r>
-        <w:rPr>
-          <w:lang w:val="es-MX"/>
-        </w:rPr>
-        <w:t>y correcciones del funcionamiento de los componentes orientadas al proyecto.</w:t>
-      </w:r>
-    </w:p>
-    <w:p>
-      <w:pPr>
-        <w:rPr>
-          <w:lang w:val="es-MX"/>
-        </w:rPr>
-      </w:pPr>
-    </w:p>
-    <w:p>
-      <w:pPr>
-        <w:pStyle w:val="Ttulo2"/>
-        <w:rPr>
-          <w:lang w:val="es-MX"/>
-        </w:rPr>
-      </w:pPr>
-      <w:bookmarkStart w:id="32" w:name="_Toc242212441"/>
-      <w:r>
-        <w:rPr>
-          <w:lang w:val="es-MX"/>
-        </w:rPr>
-        <w:t>Prueba Motores</w:t>
-      </w:r>
-      <w:r>
-        <w:rPr>
-          <w:lang w:val="es-MX"/>
-        </w:rPr>
-        <w:t xml:space="preserve"> y TB6612FNG</w:t>
-      </w:r>
-      <w:bookmarkEnd w:id="32"/>
-    </w:p>
-    <w:p>
-      <w:pPr>
-        <w:rPr>
-          <w:lang w:val="es-MX"/>
-        </w:rPr>
-      </w:pPr>
-      <w:r>
-        <w:rPr>
-          <w:lang w:val="es-MX"/>
-        </w:rPr>
-        <w:t xml:space="preserve">Para este apartado se realizó la programación y control de los motores </w:t>
-      </w:r>
-      <w:r>
-        <w:rPr>
-          <w:lang w:val="es-MX"/>
-        </w:rPr>
-        <w:t>mediante</w:t>
-      </w:r>
-      <w:r>
-        <w:rPr>
-          <w:lang w:val="es-MX"/>
-        </w:rPr>
-        <w:t xml:space="preserve"> el </w:t>
-      </w:r>
-      <w:r>
-        <w:rPr>
-          <w:lang w:val="es-MX"/>
-        </w:rPr>
-        <w:t>módulo puente H</w:t>
-      </w:r>
-      <w:r>
-        <w:rPr>
-          <w:lang w:val="es-MX"/>
-        </w:rPr>
-        <w:t xml:space="preserve"> TB6612FNG</w:t>
-      </w:r>
-      <w:r>
-        <w:rPr>
-          <w:lang w:val="es-MX"/>
-        </w:rPr>
-        <w:t>m, con el cual mediante el manejo de señales del ESP32 S3 se logró</w:t>
-      </w:r>
-      <w:r>
-        <w:rPr>
-          <w:lang w:val="es-MX"/>
-        </w:rPr>
-        <w:t xml:space="preserve"> realizar </w:t>
-      </w:r>
-      <w:r>
-        <w:rPr>
-          <w:lang w:val="es-MX"/>
-        </w:rPr>
-        <w:t>el control de los motores de</w:t>
-      </w:r>
-      <w:r>
-        <w:rPr>
-          <w:lang w:val="es-MX"/>
-        </w:rPr>
-        <w:t xml:space="preserve"> avance y retroceso (código el cual serviría para integrarlo junto al del giroscopio para poder </w:t>
-      </w:r>
-      <w:r>
-        <w:rPr>
-          <w:lang w:val="es-MX"/>
-        </w:rPr>
-        <w:t>realizar el giro preventivo en la dirección para evitar la caída del robot)</w:t>
-      </w:r>
-      <w:r>
-        <w:rPr>
-          <w:lang w:val="es-MX"/>
-        </w:rPr>
-        <w:t>.</w:t>
-      </w:r>
-    </w:p>
-    <w:p>
-      <w:pPr>
-        <w:rPr>
-          <w:lang w:val="es-MX"/>
-        </w:rPr>
-      </w:pPr>
-    </w:p>
-    <w:p>
-      <w:pPr>
-        <w:pStyle w:val="Ttulo2"/>
-        <w:rPr>
-          <w:lang w:val="es-MX"/>
-        </w:rPr>
-      </w:pPr>
-      <w:bookmarkStart w:id="33" w:name="_Toc242212442"/>
-      <w:r>
-        <w:rPr>
-          <w:lang w:val="es-MX"/>
-        </w:rPr>
-        <w:t xml:space="preserve">Prueba </w:t>
-      </w:r>
-      <w:r>
-        <w:rPr>
-          <w:lang w:val="es-MX"/>
-        </w:rPr>
-        <w:t>G</w:t>
-      </w:r>
-      <w:r>
-        <w:rPr>
-          <w:lang w:val="es-MX"/>
-        </w:rPr>
-        <w:t>iroscopio</w:t>
       </w:r>
       <w:bookmarkEnd w:id="33"/>
     </w:p>
@@ -8071,115 +11253,13 @@
         <w:rPr>
           <w:lang w:val="es-MX"/>
         </w:rPr>
-        <w:t>Para el giroscopio</w:t>
-      </w:r>
-      <w:r>
-        <w:rPr>
-          <w:lang w:val="es-MX"/>
-        </w:rPr>
-        <w:t xml:space="preserve"> (MPU6050)</w:t>
-      </w:r>
-      <w:r>
-        <w:rPr>
-          <w:lang w:val="es-MX"/>
-        </w:rPr>
-        <w:t xml:space="preserve"> en este caso al tener 6 grados de libertad para su orientación (que representarían </w:t>
-      </w:r>
-      <w:r>
-        <w:rPr>
-          <w:lang w:val="es-MX"/>
-        </w:rPr>
-        <w:t>la</w:t>
-      </w:r>
-      <w:r>
-        <w:rPr>
-          <w:lang w:val="es-MX"/>
-        </w:rPr>
-        <w:t xml:space="preserve"> alt</w:t>
-      </w:r>
-      <w:r>
-        <w:rPr>
-          <w:lang w:val="es-MX"/>
-        </w:rPr>
-        <w:t>itud</w:t>
-      </w:r>
-      <w:r>
-        <w:rPr>
-          <w:lang w:val="es-MX"/>
-        </w:rPr>
-        <w:t xml:space="preserve">, </w:t>
-      </w:r>
-      <w:r>
-        <w:rPr>
-          <w:lang w:val="es-MX"/>
-        </w:rPr>
-        <w:t>la inclinación lateral, trasera y frontal que</w:t>
-      </w:r>
-      <w:r>
-        <w:rPr>
-          <w:lang w:val="es-MX"/>
-        </w:rPr>
-        <w:t xml:space="preserve"> </w:t>
-      </w:r>
-      <w:r>
-        <w:rPr>
-          <w:lang w:val="es-MX"/>
-        </w:rPr>
-        <w:t>tiene</w:t>
-      </w:r>
-      <w:r>
-        <w:rPr>
-          <w:lang w:val="es-MX"/>
-        </w:rPr>
-        <w:t xml:space="preserve"> el módulo con respecto a un plano) se hace más cómodo la programación para la determinación de la inclinación con respecto a los laterales o por la parte frontal y trasera, donde el código para este modulo se encargó de poder determinar mediante valores de grados la inclinación del módulo,</w:t>
-      </w:r>
-      <w:r>
-        <w:rPr>
-          <w:lang w:val="es-MX"/>
-        </w:rPr>
-        <w:t xml:space="preserve"> que en el caso del proyecto se requerirá la medición únicamente de</w:t>
-      </w:r>
-      <w:r>
-        <w:rPr>
-          <w:lang w:val="es-MX"/>
-        </w:rPr>
-        <w:t xml:space="preserve">l eje X (siendo en este caso el indicador de la inclinación </w:t>
-      </w:r>
-      <w:r>
-        <w:rPr>
-          <w:lang w:val="es-MX"/>
-        </w:rPr>
-        <w:t>frontal</w:t>
-      </w:r>
-      <w:r>
-        <w:rPr>
-          <w:lang w:val="es-MX"/>
-        </w:rPr>
-        <w:t xml:space="preserve"> </w:t>
-      </w:r>
-      <w:r>
-        <w:rPr>
-          <w:lang w:val="es-MX"/>
-        </w:rPr>
-        <w:t>o</w:t>
-      </w:r>
-      <w:r>
-        <w:rPr>
-          <w:lang w:val="es-MX"/>
-        </w:rPr>
-        <w:t xml:space="preserve"> </w:t>
-      </w:r>
-      <w:r>
-        <w:rPr>
-          <w:lang w:val="es-MX"/>
-        </w:rPr>
-        <w:t>trasera, esto para poder enviar la señal de control para que los motores puedan corregir la inclinación</w:t>
-      </w:r>
-      <w:r>
-        <w:rPr>
-          <w:lang w:val="es-MX"/>
-        </w:rPr>
-        <w:t>).</w:t>
+        <w:t xml:space="preserve">En este apartado se procederá a realizar un explicación y narración de los procesos en los que se fueron realizando las pruebas </w:t>
+      </w:r>
+      <w:r>
+        <w:rPr>
+          <w:lang w:val="es-MX"/>
+        </w:rPr>
+        <w:t>y correcciones del funcionamiento de los componentes orientadas al proyecto.</w:t>
       </w:r>
     </w:p>
     <w:p>
@@ -8188,57 +11268,26 @@
           <w:lang w:val="es-MX"/>
         </w:rPr>
       </w:pPr>
-      <w:r>
-        <w:rPr>
-          <w:lang w:val="es-MX"/>
-        </w:rPr>
-        <w:t xml:space="preserve">Además de que también este modulo </w:t>
-      </w:r>
-      <w:r>
-        <w:rPr>
-          <w:lang w:val="es-MX"/>
-        </w:rPr>
-        <w:t xml:space="preserve">proporciona la medición de la aceleración </w:t>
-      </w:r>
-      <w:r>
-        <w:rPr>
-          <w:lang w:val="es-MX"/>
-        </w:rPr>
-        <w:t xml:space="preserve">que esta </w:t>
-      </w:r>
-      <w:r>
-        <w:rPr>
-          <w:lang w:val="es-MX"/>
-        </w:rPr>
-        <w:t>teniendo el robot en el momento, lo que es esencial para la estrategia de control del equilibrio del robot.</w:t>
-      </w:r>
     </w:p>
     <w:p>
       <w:pPr>
-        <w:rPr>
-          <w:lang w:val="es-MX"/>
-        </w:rPr>
-      </w:pPr>
-    </w:p>
-    <w:p>
-      <w:pPr>
         <w:pStyle w:val="Ttulo2"/>
         <w:rPr>
           <w:lang w:val="es-MX"/>
         </w:rPr>
       </w:pPr>
-      <w:bookmarkStart w:id="34" w:name="_Toc242212443"/>
-      <w:r>
-        <w:rPr>
-          <w:lang w:val="es-MX"/>
-        </w:rPr>
-        <w:t xml:space="preserve">Pruebas </w:t>
-      </w:r>
-      <w:r>
-        <w:rPr>
-          <w:lang w:val="es-MX"/>
-        </w:rPr>
-        <w:t>Cámara OV3660</w:t>
+      <w:bookmarkStart w:id="34" w:name="_Toc242452919"/>
+      <w:r>
+        <w:rPr>
+          <w:lang w:val="es-MX"/>
+        </w:rPr>
+        <w:t>Prueba Motores</w:t>
+      </w:r>
+      <w:r>
+        <w:rPr>
+          <w:lang w:val="es-MX"/>
+        </w:rPr>
+        <w:t xml:space="preserve"> y TB6612FNG</w:t>
       </w:r>
       <w:bookmarkEnd w:id="34"/>
     </w:p>
@@ -8252,37 +11301,67 @@
         <w:rPr>
           <w:lang w:val="es-MX"/>
         </w:rPr>
-        <w:t xml:space="preserve">Para la cámara se fue entregado </w:t>
-      </w:r>
-      <w:r>
-        <w:rPr>
-          <w:lang w:val="es-MX"/>
-        </w:rPr>
-        <w:t xml:space="preserve">inicialmente una unidad de la cámara y un microcontrolador por parte del profesor para poder investigar y realizar las pruebas preliminares del manejo y comunicación de la </w:t>
-      </w:r>
-      <w:r>
-        <w:rPr>
-          <w:lang w:val="es-MX"/>
-        </w:rPr>
-        <w:t>cámara</w:t>
-      </w:r>
-      <w:r>
-        <w:rPr>
-          <w:lang w:val="es-MX"/>
-        </w:rPr>
-        <w:t xml:space="preserve"> con en ESP32, donde una vez realizado</w:t>
-      </w:r>
-      <w:r>
-        <w:rPr>
-          <w:lang w:val="es-MX"/>
-        </w:rPr>
-        <w:t xml:space="preserve"> este proceso, se procedió a realizar la integración de un funcionamiento de umbralización para la visión de la cámara, con el objetivo</w:t>
-      </w:r>
-      <w:r>
-        <w:rPr>
-          <w:lang w:val="es-MX"/>
-        </w:rPr>
-        <w:t xml:space="preserve"> de poder realizar la identificación de la línea que el robot tendrá que seguir, proceso que se realizó exitosamente.</w:t>
+        <w:t xml:space="preserve">Para este apartado se realizó la programación y control de los motores </w:t>
+      </w:r>
+      <w:r>
+        <w:rPr>
+          <w:lang w:val="es-MX"/>
+        </w:rPr>
+        <w:t>mediante</w:t>
+      </w:r>
+      <w:r>
+        <w:rPr>
+          <w:lang w:val="es-MX"/>
+        </w:rPr>
+        <w:t xml:space="preserve"> el </w:t>
+      </w:r>
+      <w:r>
+        <w:rPr>
+          <w:lang w:val="es-MX"/>
+        </w:rPr>
+        <w:t>módulo puente H</w:t>
+      </w:r>
+      <w:r>
+        <w:rPr>
+          <w:lang w:val="es-MX"/>
+        </w:rPr>
+        <w:t xml:space="preserve"> TB6612FNG</w:t>
+      </w:r>
+      <w:r>
+        <w:rPr>
+          <w:lang w:val="es-MX"/>
+        </w:rPr>
+        <w:t>, con el cual mediante el manejo de señales del ESP32 S3 se logró</w:t>
+      </w:r>
+      <w:r>
+        <w:rPr>
+          <w:lang w:val="es-MX"/>
+        </w:rPr>
+        <w:t xml:space="preserve"> realizar </w:t>
+      </w:r>
+      <w:r>
+        <w:rPr>
+          <w:lang w:val="es-MX"/>
+        </w:rPr>
+        <w:t>el control de los motores de</w:t>
+      </w:r>
+      <w:r>
+        <w:rPr>
+          <w:lang w:val="es-MX"/>
+        </w:rPr>
+        <w:t xml:space="preserve"> avance y retroceso (código el cual serviría para integrarlo junto al del giroscopio para poder </w:t>
+      </w:r>
+      <w:r>
+        <w:rPr>
+          <w:lang w:val="es-MX"/>
+        </w:rPr>
+        <w:t>realizar el giro preventivo en la dirección para evitar la caída del robot)</w:t>
+      </w:r>
+      <w:r>
+        <w:rPr>
+          <w:lang w:val="es-MX"/>
+        </w:rPr>
+        <w:t>.</w:t>
       </w:r>
     </w:p>
     <w:p>
@@ -8291,61 +11370,65 @@
           <w:lang w:val="es-MX"/>
         </w:rPr>
       </w:pPr>
-      <w:r>
-        <w:rPr>
-          <w:lang w:val="es-MX"/>
-        </w:rPr>
-        <w:t xml:space="preserve">Después de tener todo este conjunto </w:t>
-      </w:r>
-      <w:r>
-        <w:rPr>
-          <w:lang w:val="es-MX"/>
-        </w:rPr>
-        <w:t xml:space="preserve">de funcionalidades, se procedió a realizar el enmarcado de la línea para que el robot pueda identificar los tiempos presente, siguiente y futuro, para que el robot pueda tener un </w:t>
-      </w:r>
-      <w:r>
-        <w:rPr>
-          <w:lang w:val="es-MX"/>
-        </w:rPr>
-        <w:lastRenderedPageBreak/>
-        <w:t>grado de prioridad con respecto a la línea según que tiempo este mas cerca del robot. También se realizó la partición de la información de la cámara por pixeles, para que pueda identificar cuando el enmarcado se encuentra en el centro (con un valor de 0), izquierda (representado como parte negativa de los pixeles) y derecha (representado como la parte positiva de los pixeles)</w:t>
-      </w:r>
-      <w:r>
-        <w:rPr>
-          <w:lang w:val="es-MX"/>
-        </w:rPr>
-        <w:t>, para la corrección de la dirección del robot.</w:t>
+      <w:proofErr w:type="gramStart"/>
+      <w:r>
+        <w:rPr>
+          <w:lang w:val="es-MX"/>
+        </w:rPr>
+        <w:t>Link</w:t>
+      </w:r>
+      <w:proofErr w:type="gramEnd"/>
+      <w:r>
+        <w:rPr>
+          <w:lang w:val="es-MX"/>
+        </w:rPr>
+        <w:t xml:space="preserve"> de</w:t>
+      </w:r>
+      <w:r>
+        <w:rPr>
+          <w:lang w:val="es-MX"/>
+        </w:rPr>
+        <w:t xml:space="preserve"> pruebas en GitHub:</w:t>
+      </w:r>
+      <w:r>
+        <w:t xml:space="preserve"> </w:t>
+      </w:r>
+      <w:hyperlink r:id="rId34" w:history="1">
+        <w:r>
+          <w:rPr>
+            <w:rStyle w:val="Hipervnculo"/>
+            <w:lang w:val="es-MX"/>
+          </w:rPr>
+          <w:t>https://github.com/Starkyu223/Proyecto_Balacin-inador/tree/Manuela_Hernandez_Mendez/Pruebas_Unitarias/Pruebas_Motor</w:t>
+        </w:r>
+      </w:hyperlink>
+      <w:r>
+        <w:rPr>
+          <w:lang w:val="es-MX"/>
+        </w:rPr>
+        <w:t>.</w:t>
       </w:r>
     </w:p>
     <w:p>
       <w:pPr>
-        <w:spacing w:before="0"/>
-        <w:jc w:val="left"/>
-        <w:rPr>
-          <w:lang w:val="es-MX"/>
-        </w:rPr>
-      </w:pPr>
-      <w:r>
-        <w:rPr>
-          <w:lang w:val="es-MX"/>
-        </w:rPr>
-        <w:br w:type="page"/>
-      </w:r>
+        <w:rPr>
+          <w:lang w:val="es-MX"/>
+        </w:rPr>
+      </w:pPr>
     </w:p>
     <w:p>
       <w:pPr>
-        <w:pStyle w:val="Ttulo1"/>
-        <w:rPr>
-          <w:lang w:val="es-MX"/>
-        </w:rPr>
-      </w:pPr>
-      <w:bookmarkStart w:id="35" w:name="_Toc242212444"/>
-      <w:r>
-        <w:rPr>
-          <w:lang w:val="es-MX"/>
-        </w:rPr>
-        <w:lastRenderedPageBreak/>
-        <w:t>CONCLUSIONES</w:t>
+        <w:pStyle w:val="Ttulo2"/>
+        <w:rPr>
+          <w:lang w:val="es-MX"/>
+        </w:rPr>
+      </w:pPr>
+      <w:bookmarkStart w:id="35" w:name="_Toc242452920"/>
+      <w:r>
+        <w:rPr>
+          <w:lang w:val="es-MX"/>
+        </w:rPr>
+        <w:t>Prueba de Encoders</w:t>
       </w:r>
       <w:bookmarkEnd w:id="35"/>
     </w:p>
@@ -8355,9 +11438,544 @@
           <w:lang w:val="es-MX"/>
         </w:rPr>
       </w:pPr>
+      <w:r>
+        <w:rPr>
+          <w:lang w:val="es-MX"/>
+        </w:rPr>
+        <w:t xml:space="preserve">Para estas pruebas se realizó </w:t>
+      </w:r>
+      <w:r>
+        <w:rPr>
+          <w:lang w:val="es-MX"/>
+        </w:rPr>
+        <w:t>la programación de un código que permita la identificación de la velocidad (por medio de RPM) y la posición del motor y el como se procesa esta y es enviada al microcontrolador.</w:t>
+      </w:r>
     </w:p>
     <w:p>
       <w:pPr>
+        <w:rPr>
+          <w:lang w:val="es-MX"/>
+        </w:rPr>
+      </w:pPr>
+      <w:proofErr w:type="gramStart"/>
+      <w:r>
+        <w:rPr>
+          <w:lang w:val="es-MX"/>
+        </w:rPr>
+        <w:t>Link</w:t>
+      </w:r>
+      <w:proofErr w:type="gramEnd"/>
+      <w:r>
+        <w:rPr>
+          <w:lang w:val="es-MX"/>
+        </w:rPr>
+        <w:t xml:space="preserve"> de pruebas en GitHub: </w:t>
+      </w:r>
+      <w:hyperlink r:id="rId35" w:history="1">
+        <w:r>
+          <w:rPr>
+            <w:rStyle w:val="Hipervnculo"/>
+            <w:lang w:val="es-MX"/>
+          </w:rPr>
+          <w:t>https://github.com/Starkyu223/Proyecto_Balacin-inador/tree/Manuela_Hernandez_Mendez/Pruebas_Unitarias/Pruebas_Motor_Enconder</w:t>
+        </w:r>
+      </w:hyperlink>
+      <w:r>
+        <w:rPr>
+          <w:lang w:val="es-MX"/>
+        </w:rPr>
+        <w:t>.</w:t>
+      </w:r>
+    </w:p>
+    <w:p>
+      <w:pPr>
+        <w:rPr>
+          <w:lang w:val="es-MX"/>
+        </w:rPr>
+      </w:pPr>
+    </w:p>
+    <w:p>
+      <w:pPr>
+        <w:pStyle w:val="Ttulo2"/>
+        <w:rPr>
+          <w:lang w:val="es-MX"/>
+        </w:rPr>
+      </w:pPr>
+      <w:bookmarkStart w:id="36" w:name="_Toc242452921"/>
+      <w:r>
+        <w:rPr>
+          <w:lang w:val="es-MX"/>
+        </w:rPr>
+        <w:t xml:space="preserve">Prueba </w:t>
+      </w:r>
+      <w:r>
+        <w:rPr>
+          <w:lang w:val="es-MX"/>
+        </w:rPr>
+        <w:t>G</w:t>
+      </w:r>
+      <w:r>
+        <w:rPr>
+          <w:lang w:val="es-MX"/>
+        </w:rPr>
+        <w:t>iroscopio</w:t>
+      </w:r>
+      <w:bookmarkEnd w:id="36"/>
+    </w:p>
+    <w:p>
+      <w:pPr>
+        <w:rPr>
+          <w:lang w:val="es-MX"/>
+        </w:rPr>
+      </w:pPr>
+      <w:r>
+        <w:rPr>
+          <w:lang w:val="es-MX"/>
+        </w:rPr>
+        <w:t>Para el giroscopio</w:t>
+      </w:r>
+      <w:r>
+        <w:rPr>
+          <w:lang w:val="es-MX"/>
+        </w:rPr>
+        <w:t xml:space="preserve"> (MPU6050)</w:t>
+      </w:r>
+      <w:r>
+        <w:rPr>
+          <w:lang w:val="es-MX"/>
+        </w:rPr>
+        <w:t xml:space="preserve"> en este caso al tener 6 grados de libertad para su orientación (que representarían </w:t>
+      </w:r>
+      <w:r>
+        <w:rPr>
+          <w:lang w:val="es-MX"/>
+        </w:rPr>
+        <w:t>la</w:t>
+      </w:r>
+      <w:r>
+        <w:rPr>
+          <w:lang w:val="es-MX"/>
+        </w:rPr>
+        <w:t xml:space="preserve"> alt</w:t>
+      </w:r>
+      <w:r>
+        <w:rPr>
+          <w:lang w:val="es-MX"/>
+        </w:rPr>
+        <w:t>itud</w:t>
+      </w:r>
+      <w:r>
+        <w:rPr>
+          <w:lang w:val="es-MX"/>
+        </w:rPr>
+        <w:t xml:space="preserve">, </w:t>
+      </w:r>
+      <w:r>
+        <w:rPr>
+          <w:lang w:val="es-MX"/>
+        </w:rPr>
+        <w:t>la inclinación lateral, trasera y frontal que</w:t>
+      </w:r>
+      <w:r>
+        <w:rPr>
+          <w:lang w:val="es-MX"/>
+        </w:rPr>
+        <w:t xml:space="preserve"> </w:t>
+      </w:r>
+      <w:r>
+        <w:rPr>
+          <w:lang w:val="es-MX"/>
+        </w:rPr>
+        <w:t>tiene</w:t>
+      </w:r>
+      <w:r>
+        <w:rPr>
+          <w:lang w:val="es-MX"/>
+        </w:rPr>
+        <w:t xml:space="preserve"> el módulo con respecto a un plano) se hace más cómodo la programación para la determinación de la inclinación con respecto a los laterales o por la parte frontal y trasera, donde el código para este </w:t>
+      </w:r>
+      <w:r>
+        <w:rPr>
+          <w:lang w:val="es-MX"/>
+        </w:rPr>
+        <w:t>módulo</w:t>
+      </w:r>
+      <w:r>
+        <w:rPr>
+          <w:lang w:val="es-MX"/>
+        </w:rPr>
+        <w:t xml:space="preserve"> se encargó de poder determinar mediante valores de grados la inclinación del módulo,</w:t>
+      </w:r>
+      <w:r>
+        <w:rPr>
+          <w:lang w:val="es-MX"/>
+        </w:rPr>
+        <w:t xml:space="preserve"> que en el caso del proyecto se requerirá la medición únicamente de</w:t>
+      </w:r>
+      <w:r>
+        <w:rPr>
+          <w:lang w:val="es-MX"/>
+        </w:rPr>
+        <w:t xml:space="preserve">l eje X (siendo en este caso el indicador de la inclinación </w:t>
+      </w:r>
+      <w:r>
+        <w:rPr>
+          <w:lang w:val="es-MX"/>
+        </w:rPr>
+        <w:t>frontal</w:t>
+      </w:r>
+      <w:r>
+        <w:rPr>
+          <w:lang w:val="es-MX"/>
+        </w:rPr>
+        <w:t xml:space="preserve"> </w:t>
+      </w:r>
+      <w:r>
+        <w:rPr>
+          <w:lang w:val="es-MX"/>
+        </w:rPr>
+        <w:t>o</w:t>
+      </w:r>
+      <w:r>
+        <w:rPr>
+          <w:lang w:val="es-MX"/>
+        </w:rPr>
+        <w:t xml:space="preserve"> </w:t>
+      </w:r>
+      <w:r>
+        <w:rPr>
+          <w:lang w:val="es-MX"/>
+        </w:rPr>
+        <w:t>trasera, esto para poder enviar la señal de control para que los motores puedan corregir la inclinación</w:t>
+      </w:r>
+      <w:r>
+        <w:rPr>
+          <w:lang w:val="es-MX"/>
+        </w:rPr>
+        <w:t>).</w:t>
+      </w:r>
+    </w:p>
+    <w:p>
+      <w:pPr>
+        <w:rPr>
+          <w:lang w:val="es-MX"/>
+        </w:rPr>
+      </w:pPr>
+      <w:r>
+        <w:rPr>
+          <w:lang w:val="es-MX"/>
+        </w:rPr>
+        <w:t xml:space="preserve">Además de que también este </w:t>
+      </w:r>
+      <w:r>
+        <w:rPr>
+          <w:lang w:val="es-MX"/>
+        </w:rPr>
+        <w:t>módulo</w:t>
+      </w:r>
+      <w:r>
+        <w:rPr>
+          <w:lang w:val="es-MX"/>
+        </w:rPr>
+        <w:t xml:space="preserve"> </w:t>
+      </w:r>
+      <w:r>
+        <w:rPr>
+          <w:lang w:val="es-MX"/>
+        </w:rPr>
+        <w:t xml:space="preserve">proporciona la medición de la aceleración </w:t>
+      </w:r>
+      <w:r>
+        <w:rPr>
+          <w:lang w:val="es-MX"/>
+        </w:rPr>
+        <w:t xml:space="preserve">que </w:t>
+      </w:r>
+      <w:r>
+        <w:rPr>
+          <w:lang w:val="es-MX"/>
+        </w:rPr>
+        <w:t>está</w:t>
+      </w:r>
+      <w:r>
+        <w:rPr>
+          <w:lang w:val="es-MX"/>
+        </w:rPr>
+        <w:t xml:space="preserve"> </w:t>
+      </w:r>
+      <w:r>
+        <w:rPr>
+          <w:lang w:val="es-MX"/>
+        </w:rPr>
+        <w:t>teniendo el robot en el momento, lo que es esencial para la estrategia de control del equilibrio del robot.</w:t>
+      </w:r>
+    </w:p>
+    <w:p>
+      <w:pPr>
+        <w:rPr>
+          <w:lang w:val="es-MX"/>
+        </w:rPr>
+      </w:pPr>
+      <w:proofErr w:type="gramStart"/>
+      <w:r>
+        <w:rPr>
+          <w:lang w:val="es-MX"/>
+        </w:rPr>
+        <w:lastRenderedPageBreak/>
+        <w:t>Link</w:t>
+      </w:r>
+      <w:proofErr w:type="gramEnd"/>
+      <w:r>
+        <w:rPr>
+          <w:lang w:val="es-MX"/>
+        </w:rPr>
+        <w:t xml:space="preserve"> de pruebas en GitHub:</w:t>
+      </w:r>
+      <w:r>
+        <w:t xml:space="preserve"> </w:t>
+      </w:r>
+      <w:hyperlink r:id="rId36" w:history="1">
+        <w:r>
+          <w:rPr>
+            <w:rStyle w:val="Hipervnculo"/>
+            <w:lang w:val="es-MX"/>
+          </w:rPr>
+          <w:t>https://github.com/Starkyu223/Proyecto_Balacin-inador/tree/Manuela_Hernandez_Mendez/Pruebas_Unitarias/Pruebas_Motor_Acelerometro</w:t>
+        </w:r>
+      </w:hyperlink>
+      <w:r>
+        <w:rPr>
+          <w:lang w:val="es-MX"/>
+        </w:rPr>
+        <w:t>.</w:t>
+      </w:r>
+    </w:p>
+    <w:p>
+      <w:pPr>
+        <w:rPr>
+          <w:lang w:val="es-MX"/>
+        </w:rPr>
+      </w:pPr>
+    </w:p>
+    <w:p>
+      <w:pPr>
+        <w:pStyle w:val="Ttulo2"/>
+        <w:rPr>
+          <w:lang w:val="es-MX"/>
+        </w:rPr>
+      </w:pPr>
+      <w:bookmarkStart w:id="37" w:name="_Toc242452922"/>
+      <w:r>
+        <w:rPr>
+          <w:lang w:val="es-MX"/>
+        </w:rPr>
+        <w:t xml:space="preserve">Pruebas </w:t>
+      </w:r>
+      <w:r>
+        <w:rPr>
+          <w:lang w:val="es-MX"/>
+        </w:rPr>
+        <w:t>Cámara OV3660</w:t>
+      </w:r>
+      <w:bookmarkEnd w:id="37"/>
+    </w:p>
+    <w:p>
+      <w:pPr>
+        <w:rPr>
+          <w:lang w:val="es-MX"/>
+        </w:rPr>
+      </w:pPr>
+      <w:r>
+        <w:rPr>
+          <w:lang w:val="es-MX"/>
+        </w:rPr>
+        <w:t xml:space="preserve">Para la cámara se fue entregado </w:t>
+      </w:r>
+      <w:r>
+        <w:rPr>
+          <w:lang w:val="es-MX"/>
+        </w:rPr>
+        <w:t xml:space="preserve">inicialmente una unidad de la cámara y un microcontrolador por parte del profesor para poder investigar y realizar las pruebas preliminares del manejo y comunicación de la </w:t>
+      </w:r>
+      <w:r>
+        <w:rPr>
+          <w:lang w:val="es-MX"/>
+        </w:rPr>
+        <w:t>cámara</w:t>
+      </w:r>
+      <w:r>
+        <w:rPr>
+          <w:lang w:val="es-MX"/>
+        </w:rPr>
+        <w:t xml:space="preserve"> con en ESP32, donde una vez realizado</w:t>
+      </w:r>
+      <w:r>
+        <w:rPr>
+          <w:lang w:val="es-MX"/>
+        </w:rPr>
+        <w:t xml:space="preserve"> este proceso, se procedió a realizar la integración de un funcionamiento de</w:t>
+      </w:r>
+      <w:r>
+        <w:rPr>
+          <w:lang w:val="es-MX"/>
+        </w:rPr>
+        <w:t xml:space="preserve"> la </w:t>
+      </w:r>
+      <w:proofErr w:type="spellStart"/>
+      <w:r>
+        <w:rPr>
+          <w:lang w:val="es-MX"/>
+        </w:rPr>
+        <w:t>umbralización</w:t>
+      </w:r>
+      <w:proofErr w:type="spellEnd"/>
+      <w:r>
+        <w:rPr>
+          <w:lang w:val="es-MX"/>
+        </w:rPr>
+        <w:t xml:space="preserve"> para la visión de la cámara, con el objetivo</w:t>
+      </w:r>
+      <w:r>
+        <w:rPr>
+          <w:lang w:val="es-MX"/>
+        </w:rPr>
+        <w:t xml:space="preserve"> de poder realizar la identificación de la línea que el robot tendrá que seguir, proceso que se realizó exitosamente.</w:t>
+      </w:r>
+    </w:p>
+    <w:p>
+      <w:pPr>
+        <w:rPr>
+          <w:lang w:val="es-MX"/>
+        </w:rPr>
+      </w:pPr>
+      <w:r>
+        <w:rPr>
+          <w:lang w:val="es-MX"/>
+        </w:rPr>
+        <w:t xml:space="preserve">Después de tener todo este conjunto </w:t>
+      </w:r>
+      <w:r>
+        <w:rPr>
+          <w:lang w:val="es-MX"/>
+        </w:rPr>
+        <w:t xml:space="preserve">de funcionalidades, se procedió a realizar el enmarcado de la línea para que el robot pueda identificar los tiempos presente, siguiente y futuro, para que el robot pueda tener un grado de prioridad con respecto a la línea según </w:t>
+      </w:r>
+      <w:r>
+        <w:rPr>
+          <w:lang w:val="es-MX"/>
+        </w:rPr>
+        <w:t>qué</w:t>
+      </w:r>
+      <w:r>
+        <w:rPr>
+          <w:lang w:val="es-MX"/>
+        </w:rPr>
+        <w:t xml:space="preserve"> tiempo este </w:t>
+      </w:r>
+      <w:r>
+        <w:rPr>
+          <w:lang w:val="es-MX"/>
+        </w:rPr>
+        <w:t>más</w:t>
+      </w:r>
+      <w:r>
+        <w:rPr>
+          <w:lang w:val="es-MX"/>
+        </w:rPr>
+        <w:t xml:space="preserve"> cerca del robot. También se realizó la partición de la información de la cámara por pixeles, para que pueda identificar cuando el enmarcado se encuentra en el centro (con un valor de 0), izquierda (representado como parte negativa de los pixeles) y derecha (representado como la parte positiva de los pixeles)</w:t>
+      </w:r>
+      <w:r>
+        <w:rPr>
+          <w:lang w:val="es-MX"/>
+        </w:rPr>
+        <w:t>, para la corrección de la dirección del robot.</w:t>
+      </w:r>
+    </w:p>
+    <w:p>
+      <w:pPr>
+        <w:rPr>
+          <w:lang w:val="es-MX"/>
+        </w:rPr>
+      </w:pPr>
+      <w:proofErr w:type="gramStart"/>
+      <w:r>
+        <w:rPr>
+          <w:lang w:val="es-MX"/>
+        </w:rPr>
+        <w:t>Link</w:t>
+      </w:r>
+      <w:proofErr w:type="gramEnd"/>
+      <w:r>
+        <w:rPr>
+          <w:lang w:val="es-MX"/>
+        </w:rPr>
+        <w:t xml:space="preserve"> de pruebas en GitHub:</w:t>
+      </w:r>
+    </w:p>
+    <w:p>
+      <w:pPr>
+        <w:pStyle w:val="Prrafodelista"/>
+        <w:numPr>
+          <w:ilvl w:val="0"/>
+          <w:numId w:val="47"/>
+        </w:numPr>
+        <w:rPr>
+          <w:lang w:val="es-MX"/>
+        </w:rPr>
+      </w:pPr>
+      <w:hyperlink r:id="rId37" w:history="1">
+        <w:r>
+          <w:rPr>
+            <w:rStyle w:val="Hipervnculo"/>
+            <w:lang w:val="es-MX"/>
+          </w:rPr>
+          <w:t>https://github.com/Starkyu223/Proyecto_Balacin-inador/tree/Camilo_Andres_Martinez_Carre%C3%B1o/Prueba%20de%20C%C3%A1mara</w:t>
+        </w:r>
+      </w:hyperlink>
+      <w:r>
+        <w:rPr>
+          <w:lang w:val="es-MX"/>
+        </w:rPr>
+        <w:t>.</w:t>
+      </w:r>
+    </w:p>
+    <w:p>
+      <w:pPr>
+        <w:pStyle w:val="Prrafodelista"/>
+        <w:numPr>
+          <w:ilvl w:val="0"/>
+          <w:numId w:val="47"/>
+        </w:numPr>
+        <w:rPr>
+          <w:lang w:val="es-MX"/>
+        </w:rPr>
+      </w:pPr>
+      <w:hyperlink r:id="rId38" w:history="1">
+        <w:r>
+          <w:rPr>
+            <w:rStyle w:val="Hipervnculo"/>
+            <w:lang w:val="es-MX"/>
+          </w:rPr>
+          <w:t>https://github.com/Starkyu223/Proyecto_Balacin-inador/tree/Camilo_Andres_Martinez_Carre%C3%B1o/Umbralizaci%C3%B3n%20y%20Coordenadas</w:t>
+        </w:r>
+      </w:hyperlink>
+      <w:r>
+        <w:rPr>
+          <w:lang w:val="es-MX"/>
+        </w:rPr>
+        <w:t>.</w:t>
+      </w:r>
+    </w:p>
+    <w:p>
+      <w:pPr>
+        <w:ind w:left="360"/>
+        <w:rPr>
+          <w:lang w:val="es-MX"/>
+        </w:rPr>
+      </w:pPr>
+    </w:p>
+    <w:p>
+      <w:pPr>
         <w:spacing w:before="0"/>
         <w:jc w:val="left"/>
         <w:rPr>
@@ -8378,7 +11996,46 @@
           <w:lang w:val="es-MX"/>
         </w:rPr>
       </w:pPr>
-      <w:bookmarkStart w:id="36" w:name="_Toc242212445"/>
+      <w:bookmarkStart w:id="38" w:name="_Toc242452923"/>
+      <w:r>
+        <w:rPr>
+          <w:lang w:val="es-MX"/>
+        </w:rPr>
+        <w:lastRenderedPageBreak/>
+        <w:t>CONCLUSIONES</w:t>
+      </w:r>
+      <w:bookmarkEnd w:id="38"/>
+    </w:p>
+    <w:p>
+      <w:pPr>
+        <w:rPr>
+          <w:lang w:val="es-MX"/>
+        </w:rPr>
+      </w:pPr>
+    </w:p>
+    <w:p>
+      <w:pPr>
+        <w:spacing w:before="0"/>
+        <w:jc w:val="left"/>
+        <w:rPr>
+          <w:lang w:val="es-MX"/>
+        </w:rPr>
+      </w:pPr>
+      <w:r>
+        <w:rPr>
+          <w:lang w:val="es-MX"/>
+        </w:rPr>
+        <w:br w:type="page"/>
+      </w:r>
+    </w:p>
+    <w:p>
+      <w:pPr>
+        <w:pStyle w:val="Ttulo1"/>
+        <w:rPr>
+          <w:lang w:val="es-MX"/>
+        </w:rPr>
+      </w:pPr>
+      <w:bookmarkStart w:id="39" w:name="_Toc242452924"/>
       <w:r>
         <w:rPr>
           <w:lang w:val="es-MX"/>
@@ -8386,7 +12043,7 @@
         <w:lastRenderedPageBreak/>
         <w:t>BIBLIOGRAFIA</w:t>
       </w:r>
-      <w:bookmarkEnd w:id="36"/>
+      <w:bookmarkEnd w:id="39"/>
     </w:p>
     <w:p>
       <w:pPr>
@@ -8402,9 +12059,9 @@
       </w:pPr>
     </w:p>
     <w:sectPr>
-      <w:headerReference w:type="default" r:id="rId16"/>
-      <w:footerReference w:type="default" r:id="rId17"/>
-      <w:headerReference w:type="first" r:id="rId18"/>
+      <w:headerReference w:type="default" r:id="rId39"/>
+      <w:footerReference w:type="default" r:id="rId40"/>
+      <w:headerReference w:type="first" r:id="rId41"/>
       <w:pgSz w:w="12240" w:h="15840" w:code="1"/>
       <w:pgMar w:top="2665" w:right="1440" w:bottom="1985" w:left="1440" w:header="709" w:footer="709" w:gutter="0"/>
       <w:cols w:space="708"/>
@@ -8560,12 +12217,21 @@
                                 <w:lang w:val="en-US"/>
                               </w:rPr>
                             </w:pPr>
+                            <w:proofErr w:type="spellStart"/>
                             <w:r>
                               <w:rPr>
                                 <w:sz w:val="14"/>
                                 <w:lang w:val="en-US"/>
                               </w:rPr>
-                              <w:t>Tels: (+57) 3153429495 - 3160244475</w:t>
+                              <w:t>Tels</w:t>
+                            </w:r>
+                            <w:proofErr w:type="spellEnd"/>
+                            <w:r>
+                              <w:rPr>
+                                <w:sz w:val="14"/>
+                                <w:lang w:val="en-US"/>
+                              </w:rPr>
+                              <w:t>: (+57) 3153429495 - 3160244475</w:t>
                             </w:r>
                           </w:p>
                           <w:p>
@@ -8792,12 +12458,21 @@
                           <w:lang w:val="en-US"/>
                         </w:rPr>
                       </w:pPr>
+                      <w:proofErr w:type="spellStart"/>
                       <w:r>
                         <w:rPr>
                           <w:sz w:val="14"/>
                           <w:lang w:val="en-US"/>
                         </w:rPr>
-                        <w:t>Tels: (+57) 3153429495 - 3160244475</w:t>
+                        <w:t>Tels</w:t>
+                      </w:r>
+                      <w:proofErr w:type="spellEnd"/>
+                      <w:r>
+                        <w:rPr>
+                          <w:sz w:val="14"/>
+                          <w:lang w:val="en-US"/>
+                        </w:rPr>
+                        <w:t>: (+57) 3153429495 - 3160244475</w:t>
                       </w:r>
                     </w:p>
                     <w:p>
@@ -13610,6 +17285,119 @@
     </w:lvl>
   </w:abstractNum>
   <w:abstractNum w:abstractNumId="37" w15:restartNumberingAfterBreak="0">
+    <w:nsid w:val="70263C12"/>
+    <w:multiLevelType w:val="hybridMultilevel"/>
+    <w:tmpl w:val="6764E2F6"/>
+    <w:lvl w:ilvl="0" w:tplc="240A0001">
+      <w:start w:val="1"/>
+      <w:numFmt w:val="bullet"/>
+      <w:lvlText w:val=""/>
+      <w:lvlJc w:val="left"/>
+      <w:pPr>
+        <w:ind w:left="720" w:hanging="360"/>
+      </w:pPr>
+      <w:rPr>
+        <w:rFonts w:ascii="Symbol" w:hAnsi="Symbol" w:hint="default"/>
+      </w:rPr>
+    </w:lvl>
+    <w:lvl w:ilvl="1" w:tplc="240A0003" w:tentative="1">
+      <w:start w:val="1"/>
+      <w:numFmt w:val="bullet"/>
+      <w:lvlText w:val="o"/>
+      <w:lvlJc w:val="left"/>
+      <w:pPr>
+        <w:ind w:left="1440" w:hanging="360"/>
+      </w:pPr>
+      <w:rPr>
+        <w:rFonts w:ascii="Courier New" w:hAnsi="Courier New" w:cs="Courier New" w:hint="default"/>
+      </w:rPr>
+    </w:lvl>
+    <w:lvl w:ilvl="2" w:tplc="240A0005" w:tentative="1">
+      <w:start w:val="1"/>
+      <w:numFmt w:val="bullet"/>
+      <w:lvlText w:val=""/>
+      <w:lvlJc w:val="left"/>
+      <w:pPr>
+        <w:ind w:left="2160" w:hanging="360"/>
+      </w:pPr>
+      <w:rPr>
+        <w:rFonts w:ascii="Wingdings" w:hAnsi="Wingdings" w:hint="default"/>
+      </w:rPr>
+    </w:lvl>
+    <w:lvl w:ilvl="3" w:tplc="240A0001" w:tentative="1">
+      <w:start w:val="1"/>
+      <w:numFmt w:val="bullet"/>
+      <w:lvlText w:val=""/>
+      <w:lvlJc w:val="left"/>
+      <w:pPr>
+        <w:ind w:left="2880" w:hanging="360"/>
+      </w:pPr>
+      <w:rPr>
+        <w:rFonts w:ascii="Symbol" w:hAnsi="Symbol" w:hint="default"/>
+      </w:rPr>
+    </w:lvl>
+    <w:lvl w:ilvl="4" w:tplc="240A0003" w:tentative="1">
+      <w:start w:val="1"/>
+      <w:numFmt w:val="bullet"/>
+      <w:lvlText w:val="o"/>
+      <w:lvlJc w:val="left"/>
+      <w:pPr>
+        <w:ind w:left="3600" w:hanging="360"/>
+      </w:pPr>
+      <w:rPr>
+        <w:rFonts w:ascii="Courier New" w:hAnsi="Courier New" w:cs="Courier New" w:hint="default"/>
+      </w:rPr>
+    </w:lvl>
+    <w:lvl w:ilvl="5" w:tplc="240A0005" w:tentative="1">
+      <w:start w:val="1"/>
+      <w:numFmt w:val="bullet"/>
+      <w:lvlText w:val=""/>
+      <w:lvlJc w:val="left"/>
+      <w:pPr>
+        <w:ind w:left="4320" w:hanging="360"/>
+      </w:pPr>
+      <w:rPr>
+        <w:rFonts w:ascii="Wingdings" w:hAnsi="Wingdings" w:hint="default"/>
+      </w:rPr>
+    </w:lvl>
+    <w:lvl w:ilvl="6" w:tplc="240A0001" w:tentative="1">
+      <w:start w:val="1"/>
+      <w:numFmt w:val="bullet"/>
+      <w:lvlText w:val=""/>
+      <w:lvlJc w:val="left"/>
+      <w:pPr>
+        <w:ind w:left="5040" w:hanging="360"/>
+      </w:pPr>
+      <w:rPr>
+        <w:rFonts w:ascii="Symbol" w:hAnsi="Symbol" w:hint="default"/>
+      </w:rPr>
+    </w:lvl>
+    <w:lvl w:ilvl="7" w:tplc="240A0003" w:tentative="1">
+      <w:start w:val="1"/>
+      <w:numFmt w:val="bullet"/>
+      <w:lvlText w:val="o"/>
+      <w:lvlJc w:val="left"/>
+      <w:pPr>
+        <w:ind w:left="5760" w:hanging="360"/>
+      </w:pPr>
+      <w:rPr>
+        <w:rFonts w:ascii="Courier New" w:hAnsi="Courier New" w:cs="Courier New" w:hint="default"/>
+      </w:rPr>
+    </w:lvl>
+    <w:lvl w:ilvl="8" w:tplc="240A0005" w:tentative="1">
+      <w:start w:val="1"/>
+      <w:numFmt w:val="bullet"/>
+      <w:lvlText w:val=""/>
+      <w:lvlJc w:val="left"/>
+      <w:pPr>
+        <w:ind w:left="6480" w:hanging="360"/>
+      </w:pPr>
+      <w:rPr>
+        <w:rFonts w:ascii="Wingdings" w:hAnsi="Wingdings" w:hint="default"/>
+      </w:rPr>
+    </w:lvl>
+  </w:abstractNum>
+  <w:abstractNum w:abstractNumId="38" w15:restartNumberingAfterBreak="0">
     <w:nsid w:val="70414365"/>
     <w:multiLevelType w:val="hybridMultilevel"/>
     <w:tmpl w:val="656C7A0E"/>
@@ -13722,7 +17510,7 @@
       </w:rPr>
     </w:lvl>
   </w:abstractNum>
-  <w:abstractNum w:abstractNumId="38" w15:restartNumberingAfterBreak="0">
+  <w:abstractNum w:abstractNumId="39" w15:restartNumberingAfterBreak="0">
     <w:nsid w:val="75AF0104"/>
     <w:multiLevelType w:val="hybridMultilevel"/>
     <w:tmpl w:val="5D74C646"/>
@@ -13835,7 +17623,7 @@
       </w:rPr>
     </w:lvl>
   </w:abstractNum>
-  <w:abstractNum w:abstractNumId="39" w15:restartNumberingAfterBreak="0">
+  <w:abstractNum w:abstractNumId="40" w15:restartNumberingAfterBreak="0">
     <w:nsid w:val="78DE3A4E"/>
     <w:multiLevelType w:val="hybridMultilevel"/>
     <w:tmpl w:val="0E94C904"/>
@@ -13976,7 +17764,7 @@
     <w:abstractNumId w:val="25"/>
   </w:num>
   <w:num w:numId="10">
-    <w:abstractNumId w:val="38"/>
+    <w:abstractNumId w:val="39"/>
   </w:num>
   <w:num w:numId="11">
     <w:abstractNumId w:val="27"/>
@@ -14036,7 +17824,7 @@
     <w:abstractNumId w:val="35"/>
   </w:num>
   <w:num w:numId="29">
-    <w:abstractNumId w:val="37"/>
+    <w:abstractNumId w:val="38"/>
   </w:num>
   <w:num w:numId="30">
     <w:abstractNumId w:val="3"/>
@@ -14087,7 +17875,10 @@
     <w:abstractNumId w:val="29"/>
   </w:num>
   <w:num w:numId="46">
-    <w:abstractNumId w:val="39"/>
+    <w:abstractNumId w:val="40"/>
+  </w:num>
+  <w:num w:numId="47">
+    <w:abstractNumId w:val="37"/>
   </w:num>
   <w:numIdMacAtCleanup w:val="2"/>
 </w:numbering>

--- a/Informe proyecto Robot-Balancin.docx
+++ b/Informe proyecto Robot-Balancin.docx
@@ -551,7 +551,7 @@
           <w:r>
             <w:fldChar w:fldCharType="separate"/>
           </w:r>
-          <w:hyperlink w:anchor="_Toc242452885" w:history="1">
+          <w:hyperlink w:anchor="_Toc242789878" w:history="1">
             <w:r>
               <w:rPr>
                 <w:rStyle w:val="Hipervnculo"/>
@@ -579,7 +579,7 @@
                 <w:noProof/>
                 <w:webHidden/>
               </w:rPr>
-              <w:instrText xml:space="preserve"> PAGEREF _Toc242452885 \h </w:instrText>
+              <w:instrText xml:space="preserve"> PAGEREF _Toc242789878 \h </w:instrText>
             </w:r>
             <w:r>
               <w:rPr>
@@ -621,7 +621,7 @@
               <w:noProof/>
             </w:rPr>
           </w:pPr>
-          <w:hyperlink w:anchor="_Toc242452886" w:history="1">
+          <w:hyperlink w:anchor="_Toc242789879" w:history="1">
             <w:r>
               <w:rPr>
                 <w:rStyle w:val="Hipervnculo"/>
@@ -649,7 +649,7 @@
                 <w:noProof/>
                 <w:webHidden/>
               </w:rPr>
-              <w:instrText xml:space="preserve"> PAGEREF _Toc242452886 \h </w:instrText>
+              <w:instrText xml:space="preserve"> PAGEREF _Toc242789879 \h </w:instrText>
             </w:r>
             <w:r>
               <w:rPr>
@@ -691,7 +691,7 @@
               <w:noProof/>
             </w:rPr>
           </w:pPr>
-          <w:hyperlink w:anchor="_Toc242452887" w:history="1">
+          <w:hyperlink w:anchor="_Toc242789880" w:history="1">
             <w:r>
               <w:rPr>
                 <w:rStyle w:val="Hipervnculo"/>
@@ -719,7 +719,7 @@
                 <w:noProof/>
                 <w:webHidden/>
               </w:rPr>
-              <w:instrText xml:space="preserve"> PAGEREF _Toc242452887 \h </w:instrText>
+              <w:instrText xml:space="preserve"> PAGEREF _Toc242789880 \h </w:instrText>
             </w:r>
             <w:r>
               <w:rPr>
@@ -761,7 +761,7 @@
               <w:noProof/>
             </w:rPr>
           </w:pPr>
-          <w:hyperlink w:anchor="_Toc242452888" w:history="1">
+          <w:hyperlink w:anchor="_Toc242789881" w:history="1">
             <w:r>
               <w:rPr>
                 <w:rStyle w:val="Hipervnculo"/>
@@ -789,7 +789,7 @@
                 <w:noProof/>
                 <w:webHidden/>
               </w:rPr>
-              <w:instrText xml:space="preserve"> PAGEREF _Toc242452888 \h </w:instrText>
+              <w:instrText xml:space="preserve"> PAGEREF _Toc242789881 \h </w:instrText>
             </w:r>
             <w:r>
               <w:rPr>
@@ -831,7 +831,7 @@
               <w:noProof/>
             </w:rPr>
           </w:pPr>
-          <w:hyperlink w:anchor="_Toc242452889" w:history="1">
+          <w:hyperlink w:anchor="_Toc242789882" w:history="1">
             <w:r>
               <w:rPr>
                 <w:rStyle w:val="Hipervnculo"/>
@@ -859,7 +859,7 @@
                 <w:noProof/>
                 <w:webHidden/>
               </w:rPr>
-              <w:instrText xml:space="preserve"> PAGEREF _Toc242452889 \h </w:instrText>
+              <w:instrText xml:space="preserve"> PAGEREF _Toc242789882 \h </w:instrText>
             </w:r>
             <w:r>
               <w:rPr>
@@ -901,7 +901,7 @@
               <w:noProof/>
             </w:rPr>
           </w:pPr>
-          <w:hyperlink w:anchor="_Toc242452890" w:history="1">
+          <w:hyperlink w:anchor="_Toc242789883" w:history="1">
             <w:r>
               <w:rPr>
                 <w:rStyle w:val="Hipervnculo"/>
@@ -929,7 +929,7 @@
                 <w:noProof/>
                 <w:webHidden/>
               </w:rPr>
-              <w:instrText xml:space="preserve"> PAGEREF _Toc242452890 \h </w:instrText>
+              <w:instrText xml:space="preserve"> PAGEREF _Toc242789883 \h </w:instrText>
             </w:r>
             <w:r>
               <w:rPr>
@@ -971,7 +971,7 @@
               <w:noProof/>
             </w:rPr>
           </w:pPr>
-          <w:hyperlink w:anchor="_Toc242452891" w:history="1">
+          <w:hyperlink w:anchor="_Toc242789884" w:history="1">
             <w:r>
               <w:rPr>
                 <w:rStyle w:val="Hipervnculo"/>
@@ -999,7 +999,7 @@
                 <w:noProof/>
                 <w:webHidden/>
               </w:rPr>
-              <w:instrText xml:space="preserve"> PAGEREF _Toc242452891 \h </w:instrText>
+              <w:instrText xml:space="preserve"> PAGEREF _Toc242789884 \h </w:instrText>
             </w:r>
             <w:r>
               <w:rPr>
@@ -1041,7 +1041,7 @@
               <w:noProof/>
             </w:rPr>
           </w:pPr>
-          <w:hyperlink w:anchor="_Toc242452892" w:history="1">
+          <w:hyperlink w:anchor="_Toc242789885" w:history="1">
             <w:r>
               <w:rPr>
                 <w:rStyle w:val="Hipervnculo"/>
@@ -1069,7 +1069,7 @@
                 <w:noProof/>
                 <w:webHidden/>
               </w:rPr>
-              <w:instrText xml:space="preserve"> PAGEREF _Toc242452892 \h </w:instrText>
+              <w:instrText xml:space="preserve"> PAGEREF _Toc242789885 \h </w:instrText>
             </w:r>
             <w:r>
               <w:rPr>
@@ -1111,7 +1111,7 @@
               <w:noProof/>
             </w:rPr>
           </w:pPr>
-          <w:hyperlink w:anchor="_Toc242452893" w:history="1">
+          <w:hyperlink w:anchor="_Toc242789886" w:history="1">
             <w:r>
               <w:rPr>
                 <w:rStyle w:val="Hipervnculo"/>
@@ -1139,7 +1139,7 @@
                 <w:noProof/>
                 <w:webHidden/>
               </w:rPr>
-              <w:instrText xml:space="preserve"> PAGEREF _Toc242452893 \h </w:instrText>
+              <w:instrText xml:space="preserve"> PAGEREF _Toc242789886 \h </w:instrText>
             </w:r>
             <w:r>
               <w:rPr>
@@ -1181,7 +1181,7 @@
               <w:noProof/>
             </w:rPr>
           </w:pPr>
-          <w:hyperlink w:anchor="_Toc242452894" w:history="1">
+          <w:hyperlink w:anchor="_Toc242789887" w:history="1">
             <w:r>
               <w:rPr>
                 <w:rStyle w:val="Hipervnculo"/>
@@ -1209,7 +1209,7 @@
                 <w:noProof/>
                 <w:webHidden/>
               </w:rPr>
-              <w:instrText xml:space="preserve"> PAGEREF _Toc242452894 \h </w:instrText>
+              <w:instrText xml:space="preserve"> PAGEREF _Toc242789887 \h </w:instrText>
             </w:r>
             <w:r>
               <w:rPr>
@@ -1251,7 +1251,7 @@
               <w:noProof/>
             </w:rPr>
           </w:pPr>
-          <w:hyperlink w:anchor="_Toc242452895" w:history="1">
+          <w:hyperlink w:anchor="_Toc242789888" w:history="1">
             <w:r>
               <w:rPr>
                 <w:rStyle w:val="Hipervnculo"/>
@@ -1279,7 +1279,7 @@
                 <w:noProof/>
                 <w:webHidden/>
               </w:rPr>
-              <w:instrText xml:space="preserve"> PAGEREF _Toc242452895 \h </w:instrText>
+              <w:instrText xml:space="preserve"> PAGEREF _Toc242789888 \h </w:instrText>
             </w:r>
             <w:r>
               <w:rPr>
@@ -1321,7 +1321,7 @@
               <w:noProof/>
             </w:rPr>
           </w:pPr>
-          <w:hyperlink w:anchor="_Toc242452896" w:history="1">
+          <w:hyperlink w:anchor="_Toc242789889" w:history="1">
             <w:r>
               <w:rPr>
                 <w:rStyle w:val="Hipervnculo"/>
@@ -1349,7 +1349,7 @@
                 <w:noProof/>
                 <w:webHidden/>
               </w:rPr>
-              <w:instrText xml:space="preserve"> PAGEREF _Toc242452896 \h </w:instrText>
+              <w:instrText xml:space="preserve"> PAGEREF _Toc242789889 \h </w:instrText>
             </w:r>
             <w:r>
               <w:rPr>
@@ -1391,7 +1391,7 @@
               <w:noProof/>
             </w:rPr>
           </w:pPr>
-          <w:hyperlink w:anchor="_Toc242452897" w:history="1">
+          <w:hyperlink w:anchor="_Toc242789890" w:history="1">
             <w:r>
               <w:rPr>
                 <w:rStyle w:val="Hipervnculo"/>
@@ -1419,7 +1419,7 @@
                 <w:noProof/>
                 <w:webHidden/>
               </w:rPr>
-              <w:instrText xml:space="preserve"> PAGEREF _Toc242452897 \h </w:instrText>
+              <w:instrText xml:space="preserve"> PAGEREF _Toc242789890 \h </w:instrText>
             </w:r>
             <w:r>
               <w:rPr>
@@ -1461,7 +1461,7 @@
               <w:noProof/>
             </w:rPr>
           </w:pPr>
-          <w:hyperlink w:anchor="_Toc242452898" w:history="1">
+          <w:hyperlink w:anchor="_Toc242789891" w:history="1">
             <w:r>
               <w:rPr>
                 <w:rStyle w:val="Hipervnculo"/>
@@ -1489,7 +1489,7 @@
                 <w:noProof/>
                 <w:webHidden/>
               </w:rPr>
-              <w:instrText xml:space="preserve"> PAGEREF _Toc242452898 \h </w:instrText>
+              <w:instrText xml:space="preserve"> PAGEREF _Toc242789891 \h </w:instrText>
             </w:r>
             <w:r>
               <w:rPr>
@@ -1531,7 +1531,7 @@
               <w:noProof/>
             </w:rPr>
           </w:pPr>
-          <w:hyperlink w:anchor="_Toc242452899" w:history="1">
+          <w:hyperlink w:anchor="_Toc242789892" w:history="1">
             <w:r>
               <w:rPr>
                 <w:rStyle w:val="Hipervnculo"/>
@@ -1559,7 +1559,7 @@
                 <w:noProof/>
                 <w:webHidden/>
               </w:rPr>
-              <w:instrText xml:space="preserve"> PAGEREF _Toc242452899 \h </w:instrText>
+              <w:instrText xml:space="preserve"> PAGEREF _Toc242789892 \h </w:instrText>
             </w:r>
             <w:r>
               <w:rPr>
@@ -1601,7 +1601,7 @@
               <w:noProof/>
             </w:rPr>
           </w:pPr>
-          <w:hyperlink w:anchor="_Toc242452900" w:history="1">
+          <w:hyperlink w:anchor="_Toc242789893" w:history="1">
             <w:r>
               <w:rPr>
                 <w:rStyle w:val="Hipervnculo"/>
@@ -1629,7 +1629,7 @@
                 <w:noProof/>
                 <w:webHidden/>
               </w:rPr>
-              <w:instrText xml:space="preserve"> PAGEREF _Toc242452900 \h </w:instrText>
+              <w:instrText xml:space="preserve"> PAGEREF _Toc242789893 \h </w:instrText>
             </w:r>
             <w:r>
               <w:rPr>
@@ -1671,7 +1671,7 @@
               <w:noProof/>
             </w:rPr>
           </w:pPr>
-          <w:hyperlink w:anchor="_Toc242452901" w:history="1">
+          <w:hyperlink w:anchor="_Toc242789894" w:history="1">
             <w:r>
               <w:rPr>
                 <w:rStyle w:val="Hipervnculo"/>
@@ -1699,7 +1699,7 @@
                 <w:noProof/>
                 <w:webHidden/>
               </w:rPr>
-              <w:instrText xml:space="preserve"> PAGEREF _Toc242452901 \h </w:instrText>
+              <w:instrText xml:space="preserve"> PAGEREF _Toc242789894 \h </w:instrText>
             </w:r>
             <w:r>
               <w:rPr>
@@ -1741,7 +1741,7 @@
               <w:noProof/>
             </w:rPr>
           </w:pPr>
-          <w:hyperlink w:anchor="_Toc242452902" w:history="1">
+          <w:hyperlink w:anchor="_Toc242789895" w:history="1">
             <w:r>
               <w:rPr>
                 <w:rStyle w:val="Hipervnculo"/>
@@ -1769,7 +1769,7 @@
                 <w:noProof/>
                 <w:webHidden/>
               </w:rPr>
-              <w:instrText xml:space="preserve"> PAGEREF _Toc242452902 \h </w:instrText>
+              <w:instrText xml:space="preserve"> PAGEREF _Toc242789895 \h </w:instrText>
             </w:r>
             <w:r>
               <w:rPr>
@@ -1811,7 +1811,7 @@
               <w:noProof/>
             </w:rPr>
           </w:pPr>
-          <w:hyperlink w:anchor="_Toc242452903" w:history="1">
+          <w:hyperlink w:anchor="_Toc242789896" w:history="1">
             <w:r>
               <w:rPr>
                 <w:rStyle w:val="Hipervnculo"/>
@@ -1839,7 +1839,7 @@
                 <w:noProof/>
                 <w:webHidden/>
               </w:rPr>
-              <w:instrText xml:space="preserve"> PAGEREF _Toc242452903 \h </w:instrText>
+              <w:instrText xml:space="preserve"> PAGEREF _Toc242789896 \h </w:instrText>
             </w:r>
             <w:r>
               <w:rPr>
@@ -1881,7 +1881,7 @@
               <w:noProof/>
             </w:rPr>
           </w:pPr>
-          <w:hyperlink w:anchor="_Toc242452904" w:history="1">
+          <w:hyperlink w:anchor="_Toc242789897" w:history="1">
             <w:r>
               <w:rPr>
                 <w:rStyle w:val="Hipervnculo"/>
@@ -1909,7 +1909,7 @@
                 <w:noProof/>
                 <w:webHidden/>
               </w:rPr>
-              <w:instrText xml:space="preserve"> PAGEREF _Toc242452904 \h </w:instrText>
+              <w:instrText xml:space="preserve"> PAGEREF _Toc242789897 \h </w:instrText>
             </w:r>
             <w:r>
               <w:rPr>
@@ -1951,7 +1951,7 @@
               <w:noProof/>
             </w:rPr>
           </w:pPr>
-          <w:hyperlink w:anchor="_Toc242452905" w:history="1">
+          <w:hyperlink w:anchor="_Toc242789898" w:history="1">
             <w:r>
               <w:rPr>
                 <w:rStyle w:val="Hipervnculo"/>
@@ -1979,7 +1979,7 @@
                 <w:noProof/>
                 <w:webHidden/>
               </w:rPr>
-              <w:instrText xml:space="preserve"> PAGEREF _Toc242452905 \h </w:instrText>
+              <w:instrText xml:space="preserve"> PAGEREF _Toc242789898 \h </w:instrText>
             </w:r>
             <w:r>
               <w:rPr>
@@ -2021,7 +2021,7 @@
               <w:noProof/>
             </w:rPr>
           </w:pPr>
-          <w:hyperlink w:anchor="_Toc242452906" w:history="1">
+          <w:hyperlink w:anchor="_Toc242789899" w:history="1">
             <w:r>
               <w:rPr>
                 <w:rStyle w:val="Hipervnculo"/>
@@ -2049,7 +2049,7 @@
                 <w:noProof/>
                 <w:webHidden/>
               </w:rPr>
-              <w:instrText xml:space="preserve"> PAGEREF _Toc242452906 \h </w:instrText>
+              <w:instrText xml:space="preserve"> PAGEREF _Toc242789899 \h </w:instrText>
             </w:r>
             <w:r>
               <w:rPr>
@@ -2091,7 +2091,7 @@
               <w:noProof/>
             </w:rPr>
           </w:pPr>
-          <w:hyperlink w:anchor="_Toc242452907" w:history="1">
+          <w:hyperlink w:anchor="_Toc242789900" w:history="1">
             <w:r>
               <w:rPr>
                 <w:rStyle w:val="Hipervnculo"/>
@@ -2119,7 +2119,7 @@
                 <w:noProof/>
                 <w:webHidden/>
               </w:rPr>
-              <w:instrText xml:space="preserve"> PAGEREF _Toc242452907 \h </w:instrText>
+              <w:instrText xml:space="preserve"> PAGEREF _Toc242789900 \h </w:instrText>
             </w:r>
             <w:r>
               <w:rPr>
@@ -2161,7 +2161,7 @@
               <w:noProof/>
             </w:rPr>
           </w:pPr>
-          <w:hyperlink w:anchor="_Toc242452908" w:history="1">
+          <w:hyperlink w:anchor="_Toc242789901" w:history="1">
             <w:r>
               <w:rPr>
                 <w:rStyle w:val="Hipervnculo"/>
@@ -2189,7 +2189,7 @@
                 <w:noProof/>
                 <w:webHidden/>
               </w:rPr>
-              <w:instrText xml:space="preserve"> PAGEREF _Toc242452908 \h </w:instrText>
+              <w:instrText xml:space="preserve"> PAGEREF _Toc242789901 \h </w:instrText>
             </w:r>
             <w:r>
               <w:rPr>
@@ -2231,7 +2231,7 @@
               <w:noProof/>
             </w:rPr>
           </w:pPr>
-          <w:hyperlink w:anchor="_Toc242452909" w:history="1">
+          <w:hyperlink w:anchor="_Toc242789902" w:history="1">
             <w:r>
               <w:rPr>
                 <w:rStyle w:val="Hipervnculo"/>
@@ -2259,7 +2259,7 @@
                 <w:noProof/>
                 <w:webHidden/>
               </w:rPr>
-              <w:instrText xml:space="preserve"> PAGEREF _Toc242452909 \h </w:instrText>
+              <w:instrText xml:space="preserve"> PAGEREF _Toc242789902 \h </w:instrText>
             </w:r>
             <w:r>
               <w:rPr>
@@ -2301,7 +2301,7 @@
               <w:noProof/>
             </w:rPr>
           </w:pPr>
-          <w:hyperlink w:anchor="_Toc242452910" w:history="1">
+          <w:hyperlink w:anchor="_Toc242789903" w:history="1">
             <w:r>
               <w:rPr>
                 <w:rStyle w:val="Hipervnculo"/>
@@ -2329,7 +2329,7 @@
                 <w:noProof/>
                 <w:webHidden/>
               </w:rPr>
-              <w:instrText xml:space="preserve"> PAGEREF _Toc242452910 \h </w:instrText>
+              <w:instrText xml:space="preserve"> PAGEREF _Toc242789903 \h </w:instrText>
             </w:r>
             <w:r>
               <w:rPr>
@@ -2371,7 +2371,7 @@
               <w:noProof/>
             </w:rPr>
           </w:pPr>
-          <w:hyperlink w:anchor="_Toc242452911" w:history="1">
+          <w:hyperlink w:anchor="_Toc242789904" w:history="1">
             <w:r>
               <w:rPr>
                 <w:rStyle w:val="Hipervnculo"/>
@@ -2399,7 +2399,7 @@
                 <w:noProof/>
                 <w:webHidden/>
               </w:rPr>
-              <w:instrText xml:space="preserve"> PAGEREF _Toc242452911 \h </w:instrText>
+              <w:instrText xml:space="preserve"> PAGEREF _Toc242789904 \h </w:instrText>
             </w:r>
             <w:r>
               <w:rPr>
@@ -2441,7 +2441,7 @@
               <w:noProof/>
             </w:rPr>
           </w:pPr>
-          <w:hyperlink w:anchor="_Toc242452912" w:history="1">
+          <w:hyperlink w:anchor="_Toc242789905" w:history="1">
             <w:r>
               <w:rPr>
                 <w:rStyle w:val="Hipervnculo"/>
@@ -2469,7 +2469,7 @@
                 <w:noProof/>
                 <w:webHidden/>
               </w:rPr>
-              <w:instrText xml:space="preserve"> PAGEREF _Toc242452912 \h </w:instrText>
+              <w:instrText xml:space="preserve"> PAGEREF _Toc242789905 \h </w:instrText>
             </w:r>
             <w:r>
               <w:rPr>
@@ -2511,7 +2511,7 @@
               <w:noProof/>
             </w:rPr>
           </w:pPr>
-          <w:hyperlink w:anchor="_Toc242452913" w:history="1">
+          <w:hyperlink w:anchor="_Toc242789906" w:history="1">
             <w:r>
               <w:rPr>
                 <w:rStyle w:val="Hipervnculo"/>
@@ -2539,7 +2539,7 @@
                 <w:noProof/>
                 <w:webHidden/>
               </w:rPr>
-              <w:instrText xml:space="preserve"> PAGEREF _Toc242452913 \h </w:instrText>
+              <w:instrText xml:space="preserve"> PAGEREF _Toc242789906 \h </w:instrText>
             </w:r>
             <w:r>
               <w:rPr>
@@ -2581,7 +2581,7 @@
               <w:noProof/>
             </w:rPr>
           </w:pPr>
-          <w:hyperlink w:anchor="_Toc242452914" w:history="1">
+          <w:hyperlink w:anchor="_Toc242789907" w:history="1">
             <w:r>
               <w:rPr>
                 <w:rStyle w:val="Hipervnculo"/>
@@ -2609,7 +2609,7 @@
                 <w:noProof/>
                 <w:webHidden/>
               </w:rPr>
-              <w:instrText xml:space="preserve"> PAGEREF _Toc242452914 \h </w:instrText>
+              <w:instrText xml:space="preserve"> PAGEREF _Toc242789907 \h </w:instrText>
             </w:r>
             <w:r>
               <w:rPr>
@@ -2651,7 +2651,7 @@
               <w:noProof/>
             </w:rPr>
           </w:pPr>
-          <w:hyperlink w:anchor="_Toc242452915" w:history="1">
+          <w:hyperlink w:anchor="_Toc242789908" w:history="1">
             <w:r>
               <w:rPr>
                 <w:rStyle w:val="Hipervnculo"/>
@@ -2679,7 +2679,7 @@
                 <w:noProof/>
                 <w:webHidden/>
               </w:rPr>
-              <w:instrText xml:space="preserve"> PAGEREF _Toc242452915 \h </w:instrText>
+              <w:instrText xml:space="preserve"> PAGEREF _Toc242789908 \h </w:instrText>
             </w:r>
             <w:r>
               <w:rPr>
@@ -2721,7 +2721,7 @@
               <w:noProof/>
             </w:rPr>
           </w:pPr>
-          <w:hyperlink w:anchor="_Toc242452916" w:history="1">
+          <w:hyperlink w:anchor="_Toc242789909" w:history="1">
             <w:r>
               <w:rPr>
                 <w:rStyle w:val="Hipervnculo"/>
@@ -2749,7 +2749,7 @@
                 <w:noProof/>
                 <w:webHidden/>
               </w:rPr>
-              <w:instrText xml:space="preserve"> PAGEREF _Toc242452916 \h </w:instrText>
+              <w:instrText xml:space="preserve"> PAGEREF _Toc242789909 \h </w:instrText>
             </w:r>
             <w:r>
               <w:rPr>
@@ -2791,7 +2791,7 @@
               <w:noProof/>
             </w:rPr>
           </w:pPr>
-          <w:hyperlink w:anchor="_Toc242452917" w:history="1">
+          <w:hyperlink w:anchor="_Toc242789910" w:history="1">
             <w:r>
               <w:rPr>
                 <w:rStyle w:val="Hipervnculo"/>
@@ -2819,7 +2819,7 @@
                 <w:noProof/>
                 <w:webHidden/>
               </w:rPr>
-              <w:instrText xml:space="preserve"> PAGEREF _Toc242452917 \h </w:instrText>
+              <w:instrText xml:space="preserve"> PAGEREF _Toc242789910 \h </w:instrText>
             </w:r>
             <w:r>
               <w:rPr>
@@ -2840,6 +2840,76 @@
                 <w:webHidden/>
               </w:rPr>
               <w:t>22</w:t>
+            </w:r>
+            <w:r>
+              <w:rPr>
+                <w:noProof/>
+                <w:webHidden/>
+              </w:rPr>
+              <w:fldChar w:fldCharType="end"/>
+            </w:r>
+          </w:hyperlink>
+        </w:p>
+        <w:p>
+          <w:pPr>
+            <w:pStyle w:val="TDC3"/>
+            <w:tabs>
+              <w:tab w:val="right" w:leader="dot" w:pos="9350"/>
+            </w:tabs>
+            <w:rPr>
+              <w:rFonts w:asciiTheme="minorHAnsi" w:hAnsiTheme="minorHAnsi"/>
+              <w:noProof/>
+            </w:rPr>
+          </w:pPr>
+          <w:hyperlink w:anchor="_Toc242789911" w:history="1">
+            <w:r>
+              <w:rPr>
+                <w:rStyle w:val="Hipervnculo"/>
+                <w:noProof/>
+                <w:lang w:val="es-MX"/>
+              </w:rPr>
+              <w:t>Imagen 9: Diseño físico entregado de la placa</w:t>
+            </w:r>
+            <w:r>
+              <w:rPr>
+                <w:noProof/>
+                <w:webHidden/>
+              </w:rPr>
+              <w:tab/>
+            </w:r>
+            <w:r>
+              <w:rPr>
+                <w:noProof/>
+                <w:webHidden/>
+              </w:rPr>
+              <w:fldChar w:fldCharType="begin"/>
+            </w:r>
+            <w:r>
+              <w:rPr>
+                <w:noProof/>
+                <w:webHidden/>
+              </w:rPr>
+              <w:instrText xml:space="preserve"> PAGEREF _Toc242789911 \h </w:instrText>
+            </w:r>
+            <w:r>
+              <w:rPr>
+                <w:noProof/>
+                <w:webHidden/>
+              </w:rPr>
+            </w:r>
+            <w:r>
+              <w:rPr>
+                <w:noProof/>
+                <w:webHidden/>
+              </w:rPr>
+              <w:fldChar w:fldCharType="separate"/>
+            </w:r>
+            <w:r>
+              <w:rPr>
+                <w:noProof/>
+                <w:webHidden/>
+              </w:rPr>
+              <w:t>23</w:t>
             </w:r>
             <w:r>
               <w:rPr>
@@ -2861,7 +2931,7 @@
               <w:noProof/>
             </w:rPr>
           </w:pPr>
-          <w:hyperlink w:anchor="_Toc242452918" w:history="1">
+          <w:hyperlink w:anchor="_Toc242789912" w:history="1">
             <w:r>
               <w:rPr>
                 <w:rStyle w:val="Hipervnculo"/>
@@ -2889,7 +2959,7 @@
                 <w:noProof/>
                 <w:webHidden/>
               </w:rPr>
-              <w:instrText xml:space="preserve"> PAGEREF _Toc242452918 \h </w:instrText>
+              <w:instrText xml:space="preserve"> PAGEREF _Toc242789912 \h </w:instrText>
             </w:r>
             <w:r>
               <w:rPr>
@@ -2909,7 +2979,7 @@
                 <w:noProof/>
                 <w:webHidden/>
               </w:rPr>
-              <w:t>23</w:t>
+              <w:t>24</w:t>
             </w:r>
             <w:r>
               <w:rPr>
@@ -2931,7 +3001,7 @@
               <w:noProof/>
             </w:rPr>
           </w:pPr>
-          <w:hyperlink w:anchor="_Toc242452919" w:history="1">
+          <w:hyperlink w:anchor="_Toc242789913" w:history="1">
             <w:r>
               <w:rPr>
                 <w:rStyle w:val="Hipervnculo"/>
@@ -2959,7 +3029,7 @@
                 <w:noProof/>
                 <w:webHidden/>
               </w:rPr>
-              <w:instrText xml:space="preserve"> PAGEREF _Toc242452919 \h </w:instrText>
+              <w:instrText xml:space="preserve"> PAGEREF _Toc242789913 \h </w:instrText>
             </w:r>
             <w:r>
               <w:rPr>
@@ -2979,7 +3049,7 @@
                 <w:noProof/>
                 <w:webHidden/>
               </w:rPr>
-              <w:t>23</w:t>
+              <w:t>24</w:t>
             </w:r>
             <w:r>
               <w:rPr>
@@ -3001,7 +3071,7 @@
               <w:noProof/>
             </w:rPr>
           </w:pPr>
-          <w:hyperlink w:anchor="_Toc242452920" w:history="1">
+          <w:hyperlink w:anchor="_Toc242789914" w:history="1">
             <w:r>
               <w:rPr>
                 <w:rStyle w:val="Hipervnculo"/>
@@ -3029,7 +3099,7 @@
                 <w:noProof/>
                 <w:webHidden/>
               </w:rPr>
-              <w:instrText xml:space="preserve"> PAGEREF _Toc242452920 \h </w:instrText>
+              <w:instrText xml:space="preserve"> PAGEREF _Toc242789914 \h </w:instrText>
             </w:r>
             <w:r>
               <w:rPr>
@@ -3049,7 +3119,7 @@
                 <w:noProof/>
                 <w:webHidden/>
               </w:rPr>
-              <w:t>23</w:t>
+              <w:t>24</w:t>
             </w:r>
             <w:r>
               <w:rPr>
@@ -3071,7 +3141,7 @@
               <w:noProof/>
             </w:rPr>
           </w:pPr>
-          <w:hyperlink w:anchor="_Toc242452921" w:history="1">
+          <w:hyperlink w:anchor="_Toc242789915" w:history="1">
             <w:r>
               <w:rPr>
                 <w:rStyle w:val="Hipervnculo"/>
@@ -3099,7 +3169,7 @@
                 <w:noProof/>
                 <w:webHidden/>
               </w:rPr>
-              <w:instrText xml:space="preserve"> PAGEREF _Toc242452921 \h </w:instrText>
+              <w:instrText xml:space="preserve"> PAGEREF _Toc242789915 \h </w:instrText>
             </w:r>
             <w:r>
               <w:rPr>
@@ -3119,7 +3189,7 @@
                 <w:noProof/>
                 <w:webHidden/>
               </w:rPr>
-              <w:t>23</w:t>
+              <w:t>24</w:t>
             </w:r>
             <w:r>
               <w:rPr>
@@ -3141,7 +3211,7 @@
               <w:noProof/>
             </w:rPr>
           </w:pPr>
-          <w:hyperlink w:anchor="_Toc242452922" w:history="1">
+          <w:hyperlink w:anchor="_Toc242789916" w:history="1">
             <w:r>
               <w:rPr>
                 <w:rStyle w:val="Hipervnculo"/>
@@ -3169,7 +3239,7 @@
                 <w:noProof/>
                 <w:webHidden/>
               </w:rPr>
-              <w:instrText xml:space="preserve"> PAGEREF _Toc242452922 \h </w:instrText>
+              <w:instrText xml:space="preserve"> PAGEREF _Toc242789916 \h </w:instrText>
             </w:r>
             <w:r>
               <w:rPr>
@@ -3189,7 +3259,7 @@
                 <w:noProof/>
                 <w:webHidden/>
               </w:rPr>
-              <w:t>24</w:t>
+              <w:t>25</w:t>
             </w:r>
             <w:r>
               <w:rPr>
@@ -3211,7 +3281,7 @@
               <w:noProof/>
             </w:rPr>
           </w:pPr>
-          <w:hyperlink w:anchor="_Toc242452923" w:history="1">
+          <w:hyperlink w:anchor="_Toc242789917" w:history="1">
             <w:r>
               <w:rPr>
                 <w:rStyle w:val="Hipervnculo"/>
@@ -3239,7 +3309,7 @@
                 <w:noProof/>
                 <w:webHidden/>
               </w:rPr>
-              <w:instrText xml:space="preserve"> PAGEREF _Toc242452923 \h </w:instrText>
+              <w:instrText xml:space="preserve"> PAGEREF _Toc242789917 \h </w:instrText>
             </w:r>
             <w:r>
               <w:rPr>
@@ -3259,7 +3329,7 @@
                 <w:noProof/>
                 <w:webHidden/>
               </w:rPr>
-              <w:t>25</w:t>
+              <w:t>26</w:t>
             </w:r>
             <w:r>
               <w:rPr>
@@ -3281,7 +3351,7 @@
               <w:noProof/>
             </w:rPr>
           </w:pPr>
-          <w:hyperlink w:anchor="_Toc242452924" w:history="1">
+          <w:hyperlink w:anchor="_Toc242789918" w:history="1">
             <w:r>
               <w:rPr>
                 <w:rStyle w:val="Hipervnculo"/>
@@ -3309,7 +3379,7 @@
                 <w:noProof/>
                 <w:webHidden/>
               </w:rPr>
-              <w:instrText xml:space="preserve"> PAGEREF _Toc242452924 \h </w:instrText>
+              <w:instrText xml:space="preserve"> PAGEREF _Toc242789918 \h </w:instrText>
             </w:r>
             <w:r>
               <w:rPr>
@@ -3329,7 +3399,7 @@
                 <w:noProof/>
                 <w:webHidden/>
               </w:rPr>
-              <w:t>26</w:t>
+              <w:t>27</w:t>
             </w:r>
             <w:r>
               <w:rPr>
@@ -3385,7 +3455,7 @@
           <w:lang w:val="es-MX"/>
         </w:rPr>
       </w:pPr>
-      <w:bookmarkStart w:id="0" w:name="_Toc242452885"/>
+      <w:bookmarkStart w:id="0" w:name="_Toc242789878"/>
       <w:r>
         <w:rPr>
           <w:lang w:val="es-MX"/>
@@ -3504,7 +3574,7 @@
           <w:lang w:val="es-MX"/>
         </w:rPr>
       </w:pPr>
-      <w:bookmarkStart w:id="1" w:name="_Toc242452886"/>
+      <w:bookmarkStart w:id="1" w:name="_Toc242789879"/>
       <w:r>
         <w:rPr>
           <w:lang w:val="es-MX"/>
@@ -3528,7 +3598,7 @@
           <w:lang w:val="es-MX"/>
         </w:rPr>
       </w:pPr>
-      <w:bookmarkStart w:id="2" w:name="_Toc242452887"/>
+      <w:bookmarkStart w:id="2" w:name="_Toc242789880"/>
       <w:r>
         <w:rPr>
           <w:lang w:val="es-MX"/>
@@ -3588,7 +3658,7 @@
           <w:lang w:val="es-MX"/>
         </w:rPr>
       </w:pPr>
-      <w:bookmarkStart w:id="3" w:name="_Toc242452888"/>
+      <w:bookmarkStart w:id="3" w:name="_Toc242789881"/>
       <w:r>
         <w:rPr>
           <w:lang w:val="es-MX"/>
@@ -3757,7 +3827,7 @@
           <w:lang w:val="es-MX"/>
         </w:rPr>
       </w:pPr>
-      <w:bookmarkStart w:id="4" w:name="_Toc242452889"/>
+      <w:bookmarkStart w:id="4" w:name="_Toc242789882"/>
       <w:r>
         <w:rPr>
           <w:lang w:val="es-MX"/>
@@ -3774,7 +3844,7 @@
           <w:lang w:val="es-MX"/>
         </w:rPr>
       </w:pPr>
-      <w:bookmarkStart w:id="5" w:name="_Toc242452890"/>
+      <w:bookmarkStart w:id="5" w:name="_Toc242789883"/>
       <w:r>
         <w:rPr>
           <w:lang w:val="es-MX"/>
@@ -3882,7 +3952,7 @@
           <w:lang w:val="es-MX"/>
         </w:rPr>
       </w:pPr>
-      <w:bookmarkStart w:id="6" w:name="_Toc242452891"/>
+      <w:bookmarkStart w:id="6" w:name="_Toc242789884"/>
       <w:r>
         <w:rPr>
           <w:lang w:val="es-MX"/>
@@ -3978,7 +4048,7 @@
           <w:lang w:val="es-MX"/>
         </w:rPr>
       </w:pPr>
-      <w:bookmarkStart w:id="7" w:name="_Toc242452892"/>
+      <w:bookmarkStart w:id="7" w:name="_Toc242789885"/>
       <w:r>
         <w:rPr>
           <w:lang w:val="es-MX"/>
@@ -4167,7 +4237,7 @@
           <w:lang w:val="es-MX"/>
         </w:rPr>
       </w:pPr>
-      <w:bookmarkStart w:id="8" w:name="_Toc242452893"/>
+      <w:bookmarkStart w:id="8" w:name="_Toc242789886"/>
       <w:r>
         <w:rPr>
           <w:lang w:val="es-MX"/>
@@ -4414,7 +4484,7 @@
           <w:lang w:val="es-MX"/>
         </w:rPr>
       </w:pPr>
-      <w:bookmarkStart w:id="9" w:name="_Toc242452894"/>
+      <w:bookmarkStart w:id="9" w:name="_Toc242789887"/>
       <w:r>
         <w:rPr>
           <w:lang w:val="es-MX"/>
@@ -5495,13 +5565,7 @@
               <w:rPr>
                 <w:lang w:val="es-MX"/>
               </w:rPr>
-              <w:t>21</w:t>
-            </w:r>
-            <w:r>
-              <w:rPr>
-                <w:lang w:val="es-MX"/>
-              </w:rPr>
-              <w:t>.000</w:t>
+              <w:t>21.000</w:t>
             </w:r>
           </w:p>
         </w:tc>
@@ -5831,7 +5895,7 @@
           <w:lang w:val="es-MX"/>
         </w:rPr>
       </w:pPr>
-      <w:bookmarkStart w:id="10" w:name="_Toc242452895"/>
+      <w:bookmarkStart w:id="10" w:name="_Toc242789888"/>
       <w:r>
         <w:rPr>
           <w:lang w:val="es-MX"/>
@@ -5848,7 +5912,7 @@
           <w:lang w:val="es-MX"/>
         </w:rPr>
       </w:pPr>
-      <w:bookmarkStart w:id="11" w:name="_Toc242452896"/>
+      <w:bookmarkStart w:id="11" w:name="_Toc242789889"/>
       <w:r>
         <w:rPr>
           <w:lang w:val="es-MX"/>
@@ -5864,7 +5928,7 @@
           <w:lang w:val="es-MX"/>
         </w:rPr>
       </w:pPr>
-      <w:bookmarkStart w:id="12" w:name="_Toc242452897"/>
+      <w:bookmarkStart w:id="12" w:name="_Toc242789890"/>
       <w:r>
         <w:rPr>
           <w:lang w:val="es-MX"/>
@@ -6570,7 +6634,7 @@
           <w:lang w:val="es-MX"/>
         </w:rPr>
       </w:pPr>
-      <w:bookmarkStart w:id="13" w:name="_Toc242452898"/>
+      <w:bookmarkStart w:id="13" w:name="_Toc242789891"/>
       <w:r>
         <w:rPr>
           <w:lang w:val="es-MX"/>
@@ -6587,7 +6651,7 @@
           <w:lang w:val="es-MX"/>
         </w:rPr>
       </w:pPr>
-      <w:bookmarkStart w:id="14" w:name="_Toc242452899"/>
+      <w:bookmarkStart w:id="14" w:name="_Toc242789892"/>
       <w:r>
         <w:rPr>
           <w:lang w:val="es-MX"/>
@@ -7315,7 +7379,7 @@
           <w:lang w:val="es-MX"/>
         </w:rPr>
       </w:pPr>
-      <w:bookmarkStart w:id="15" w:name="_Toc242452900"/>
+      <w:bookmarkStart w:id="15" w:name="_Toc242789893"/>
       <w:r>
         <w:rPr>
           <w:lang w:val="es-MX"/>
@@ -7332,7 +7396,7 @@
           <w:lang w:val="es-MX"/>
         </w:rPr>
       </w:pPr>
-      <w:bookmarkStart w:id="16" w:name="_Toc242452901"/>
+      <w:bookmarkStart w:id="16" w:name="_Toc242789894"/>
       <w:r>
         <w:rPr>
           <w:lang w:val="es-MX"/>
@@ -7894,7 +7958,7 @@
           <w:lang w:val="es-MX"/>
         </w:rPr>
       </w:pPr>
-      <w:bookmarkStart w:id="17" w:name="_Toc242452902"/>
+      <w:bookmarkStart w:id="17" w:name="_Toc242789895"/>
       <w:r>
         <w:rPr>
           <w:lang w:val="es-MX"/>
@@ -7911,7 +7975,7 @@
           <w:lang w:val="es-MX"/>
         </w:rPr>
       </w:pPr>
-      <w:bookmarkStart w:id="18" w:name="_Toc242452903"/>
+      <w:bookmarkStart w:id="18" w:name="_Toc242789896"/>
       <w:r>
         <w:rPr>
           <w:lang w:val="es-MX"/>
@@ -8669,7 +8733,7 @@
           <w:lang w:val="es-MX"/>
         </w:rPr>
       </w:pPr>
-      <w:bookmarkStart w:id="19" w:name="_Toc242452904"/>
+      <w:bookmarkStart w:id="19" w:name="_Toc242789897"/>
       <w:r>
         <w:rPr>
           <w:lang w:val="es-MX"/>
@@ -8686,7 +8750,7 @@
           <w:lang w:val="es-MX"/>
         </w:rPr>
       </w:pPr>
-      <w:bookmarkStart w:id="20" w:name="_Toc242452905"/>
+      <w:bookmarkStart w:id="20" w:name="_Toc242789898"/>
       <w:r>
         <w:rPr>
           <w:lang w:val="es-MX"/>
@@ -9378,7 +9442,7 @@
           <w:lang w:val="es-MX"/>
         </w:rPr>
       </w:pPr>
-      <w:bookmarkStart w:id="21" w:name="_Toc242452906"/>
+      <w:bookmarkStart w:id="21" w:name="_Toc242789899"/>
       <w:r>
         <w:rPr>
           <w:lang w:val="es-MX"/>
@@ -9395,7 +9459,7 @@
           <w:lang w:val="es-MX"/>
         </w:rPr>
       </w:pPr>
-      <w:bookmarkStart w:id="22" w:name="_Toc242452907"/>
+      <w:bookmarkStart w:id="22" w:name="_Toc242789900"/>
       <w:r>
         <w:rPr>
           <w:lang w:val="es-MX"/>
@@ -10126,7 +10190,7 @@
           <w:lang w:val="es-MX"/>
         </w:rPr>
       </w:pPr>
-      <w:bookmarkStart w:id="23" w:name="_Toc242452908"/>
+      <w:bookmarkStart w:id="23" w:name="_Toc242789901"/>
       <w:r>
         <w:rPr>
           <w:lang w:val="es-MX"/>
@@ -10192,7 +10256,7 @@
           <w:lang w:val="es-MX"/>
         </w:rPr>
       </w:pPr>
-      <w:bookmarkStart w:id="24" w:name="_Toc242452909"/>
+      <w:bookmarkStart w:id="24" w:name="_Toc242789902"/>
       <w:r>
         <w:rPr>
           <w:lang w:val="es-MX"/>
@@ -10322,7 +10386,7 @@
           <w:lang w:val="es-MX"/>
         </w:rPr>
       </w:pPr>
-      <w:bookmarkStart w:id="25" w:name="_Toc242452910"/>
+      <w:bookmarkStart w:id="25" w:name="_Toc242789903"/>
       <w:r>
         <w:rPr>
           <w:lang w:val="es-MX"/>
@@ -10457,7 +10521,7 @@
           <w:lang w:val="es-MX"/>
         </w:rPr>
       </w:pPr>
-      <w:bookmarkStart w:id="26" w:name="_Toc242452911"/>
+      <w:bookmarkStart w:id="26" w:name="_Toc242789904"/>
       <w:r>
         <w:rPr>
           <w:lang w:val="es-MX"/>
@@ -10562,7 +10626,7 @@
           <w:lang w:val="es-MX"/>
         </w:rPr>
       </w:pPr>
-      <w:bookmarkStart w:id="27" w:name="_Toc242452912"/>
+      <w:bookmarkStart w:id="27" w:name="_Toc242789905"/>
       <w:r>
         <w:rPr>
           <w:lang w:val="es-MX"/>
@@ -10664,7 +10728,7 @@
           <w:lang w:val="es-MX"/>
         </w:rPr>
       </w:pPr>
-      <w:bookmarkStart w:id="28" w:name="_Toc242452913"/>
+      <w:bookmarkStart w:id="28" w:name="_Toc242789906"/>
       <w:r>
         <w:rPr>
           <w:lang w:val="es-MX"/>
@@ -10768,7 +10832,7 @@
           <w:lang w:val="es-MX"/>
         </w:rPr>
       </w:pPr>
-      <w:bookmarkStart w:id="29" w:name="_Toc242452914"/>
+      <w:bookmarkStart w:id="29" w:name="_Toc242789907"/>
       <w:r>
         <w:rPr>
           <w:lang w:val="es-MX"/>
@@ -10797,7 +10861,7 @@
           <w:lang w:val="es-MX"/>
         </w:rPr>
       </w:pPr>
-      <w:bookmarkStart w:id="30" w:name="_Toc242452915"/>
+      <w:bookmarkStart w:id="30" w:name="_Toc242789908"/>
       <w:r>
         <w:rPr>
           <w:lang w:val="es-MX"/>
@@ -10833,12 +10897,13 @@
       <w:r>
         <w:rPr>
           <w:noProof/>
+          <w:lang w:val="es-MX"/>
         </w:rPr>
         <w:drawing>
-          <wp:inline distT="0" distB="0" distL="0" distR="0" wp14:anchorId="32CBB2DB" wp14:editId="3A7410ED">
-            <wp:extent cx="5943600" cy="4208145"/>
-            <wp:effectExtent l="0" t="0" r="0" b="1905"/>
-            <wp:docPr id="1" name="Imagen 1" descr="Added file"/>
+          <wp:inline distT="0" distB="0" distL="0" distR="0" wp14:anchorId="2124632C" wp14:editId="7AC5B1EF">
+            <wp:extent cx="5917549" cy="4186324"/>
+            <wp:effectExtent l="0" t="0" r="7620" b="5080"/>
+            <wp:docPr id="8" name="Imagen 8"/>
             <wp:cNvGraphicFramePr>
               <a:graphicFrameLocks xmlns:a="http://schemas.openxmlformats.org/drawingml/2006/main" noChangeAspect="1"/>
             </wp:cNvGraphicFramePr>
@@ -10846,7 +10911,7 @@
               <a:graphicData uri="http://schemas.openxmlformats.org/drawingml/2006/picture">
                 <pic:pic xmlns:pic="http://schemas.openxmlformats.org/drawingml/2006/picture">
                   <pic:nvPicPr>
-                    <pic:cNvPr id="0" name="Picture 1" descr="Added file"/>
+                    <pic:cNvPr id="0" name="Picture 2"/>
                     <pic:cNvPicPr>
                       <a:picLocks noChangeAspect="1" noChangeArrowheads="1"/>
                     </pic:cNvPicPr>
@@ -10867,15 +10932,12 @@
                   <pic:spPr bwMode="auto">
                     <a:xfrm>
                       <a:off x="0" y="0"/>
-                      <a:ext cx="5943600" cy="4208145"/>
+                      <a:ext cx="5925849" cy="4192196"/>
                     </a:xfrm>
                     <a:prstGeom prst="rect">
                       <a:avLst/>
                     </a:prstGeom>
                     <a:noFill/>
-                    <a:ln>
-                      <a:noFill/>
-                    </a:ln>
                   </pic:spPr>
                 </pic:pic>
               </a:graphicData>
@@ -10963,7 +11025,7 @@
           <w:lang w:val="es-MX"/>
         </w:rPr>
       </w:pPr>
-      <w:bookmarkStart w:id="31" w:name="_Toc242452916"/>
+      <w:bookmarkStart w:id="31" w:name="_Toc242789909"/>
       <w:r>
         <w:rPr>
           <w:lang w:val="es-MX"/>
@@ -11081,7 +11143,7 @@
           <w:lang w:val="es-MX"/>
         </w:rPr>
       </w:pPr>
-      <w:bookmarkStart w:id="32" w:name="_Toc242452917"/>
+      <w:bookmarkStart w:id="32" w:name="_Toc242789910"/>
       <w:r>
         <w:rPr>
           <w:lang w:val="es-MX"/>
@@ -11207,39 +11269,89 @@
     <w:p>
       <w:pPr>
         <w:rPr>
+          <w:i/>
+          <w:iCs/>
           <w:lang w:val="es-MX"/>
         </w:rPr>
       </w:pPr>
     </w:p>
     <w:p>
       <w:pPr>
-        <w:spacing w:before="0"/>
-        <w:jc w:val="left"/>
-        <w:rPr>
-          <w:lang w:val="es-MX"/>
-        </w:rPr>
-      </w:pPr>
-      <w:r>
-        <w:rPr>
-          <w:lang w:val="es-MX"/>
-        </w:rPr>
-        <w:br w:type="page"/>
-      </w:r>
+        <w:rPr>
+          <w:i/>
+          <w:iCs/>
+          <w:lang w:val="es-MX"/>
+        </w:rPr>
+      </w:pPr>
     </w:p>
     <w:p>
       <w:pPr>
-        <w:pStyle w:val="Ttulo1"/>
-        <w:rPr>
-          <w:lang w:val="es-MX"/>
-        </w:rPr>
-      </w:pPr>
-      <w:bookmarkStart w:id="33" w:name="_Toc242452918"/>
+        <w:rPr>
+          <w:i/>
+          <w:iCs/>
+          <w:lang w:val="es-MX"/>
+        </w:rPr>
+      </w:pPr>
+    </w:p>
+    <w:p>
+      <w:pPr>
+        <w:rPr>
+          <w:i/>
+          <w:iCs/>
+          <w:lang w:val="es-MX"/>
+        </w:rPr>
+      </w:pPr>
+    </w:p>
+    <w:p>
+      <w:pPr>
+        <w:rPr>
+          <w:i/>
+          <w:iCs/>
+          <w:lang w:val="es-MX"/>
+        </w:rPr>
+      </w:pPr>
+    </w:p>
+    <w:p>
+      <w:pPr>
+        <w:rPr>
+          <w:i/>
+          <w:iCs/>
+          <w:lang w:val="es-MX"/>
+        </w:rPr>
+      </w:pPr>
+    </w:p>
+    <w:p>
+      <w:pPr>
+        <w:rPr>
+          <w:i/>
+          <w:iCs/>
+          <w:lang w:val="es-MX"/>
+        </w:rPr>
+      </w:pPr>
+    </w:p>
+    <w:p>
+      <w:pPr>
+        <w:rPr>
+          <w:i/>
+          <w:iCs/>
+          <w:lang w:val="es-MX"/>
+        </w:rPr>
+      </w:pPr>
+    </w:p>
+    <w:p>
+      <w:pPr>
+        <w:pStyle w:val="Ttulo3"/>
+        <w:rPr>
+          <w:lang w:val="es-MX"/>
+        </w:rPr>
+      </w:pPr>
+      <w:bookmarkStart w:id="33" w:name="_Toc242789911"/>
       <w:r>
         <w:rPr>
           <w:lang w:val="es-MX"/>
         </w:rPr>
         <w:lastRenderedPageBreak/>
-        <w:t>PRUEBAS UNITARIAS Y FUNCIONAMIENTO DE CAMARA CON ESP32 S3</w:t>
+        <w:t>Imagen 9: Diseño físico entregado de la placa</w:t>
       </w:r>
       <w:bookmarkEnd w:id="33"/>
     </w:p>
@@ -11251,43 +11363,102 @@
       </w:pPr>
       <w:r>
         <w:rPr>
-          <w:lang w:val="es-MX"/>
-        </w:rPr>
-        <w:t xml:space="preserve">En este apartado se procederá a realizar un explicación y narración de los procesos en los que se fueron realizando las pruebas </w:t>
-      </w:r>
-      <w:r>
-        <w:rPr>
-          <w:lang w:val="es-MX"/>
-        </w:rPr>
-        <w:t>y correcciones del funcionamiento de los componentes orientadas al proyecto.</w:t>
+          <w:noProof/>
+          <w:lang w:val="es-MX"/>
+        </w:rPr>
+        <w:drawing>
+          <wp:inline distT="0" distB="0" distL="0" distR="0" wp14:anchorId="64EAB5A1" wp14:editId="3DA69B38">
+            <wp:extent cx="5785657" cy="4339243"/>
+            <wp:effectExtent l="0" t="0" r="5715" b="4445"/>
+            <wp:docPr id="12" name="Imagen 12"/>
+            <wp:cNvGraphicFramePr>
+              <a:graphicFrameLocks xmlns:a="http://schemas.openxmlformats.org/drawingml/2006/main" noChangeAspect="1"/>
+            </wp:cNvGraphicFramePr>
+            <a:graphic xmlns:a="http://schemas.openxmlformats.org/drawingml/2006/main">
+              <a:graphicData uri="http://schemas.openxmlformats.org/drawingml/2006/picture">
+                <pic:pic xmlns:pic="http://schemas.openxmlformats.org/drawingml/2006/picture">
+                  <pic:nvPicPr>
+                    <pic:cNvPr id="0" name="Picture 3"/>
+                    <pic:cNvPicPr>
+                      <a:picLocks noChangeAspect="1" noChangeArrowheads="1"/>
+                    </pic:cNvPicPr>
+                  </pic:nvPicPr>
+                  <pic:blipFill>
+                    <a:blip r:embed="rId34">
+                      <a:extLst>
+                        <a:ext uri="{28A0092B-C50C-407E-A947-70E740481C1C}">
+                          <a14:useLocalDpi xmlns:a14="http://schemas.microsoft.com/office/drawing/2010/main" val="0"/>
+                        </a:ext>
+                      </a:extLst>
+                    </a:blip>
+                    <a:srcRect/>
+                    <a:stretch>
+                      <a:fillRect/>
+                    </a:stretch>
+                  </pic:blipFill>
+                  <pic:spPr bwMode="auto">
+                    <a:xfrm>
+                      <a:off x="0" y="0"/>
+                      <a:ext cx="5794631" cy="4345973"/>
+                    </a:xfrm>
+                    <a:prstGeom prst="rect">
+                      <a:avLst/>
+                    </a:prstGeom>
+                    <a:noFill/>
+                  </pic:spPr>
+                </pic:pic>
+              </a:graphicData>
+            </a:graphic>
+          </wp:inline>
+        </w:drawing>
       </w:r>
     </w:p>
     <w:p>
       <w:pPr>
         <w:rPr>
-          <w:lang w:val="es-MX"/>
-        </w:rPr>
-      </w:pPr>
+          <w:i/>
+          <w:iCs/>
+          <w:lang w:val="es-MX"/>
+        </w:rPr>
+      </w:pPr>
+      <w:r>
+        <w:rPr>
+          <w:i/>
+          <w:iCs/>
+          <w:lang w:val="es-MX"/>
+        </w:rPr>
+        <w:t>Nota: Autoría propia</w:t>
+      </w:r>
     </w:p>
     <w:p>
       <w:pPr>
-        <w:pStyle w:val="Ttulo2"/>
-        <w:rPr>
-          <w:lang w:val="es-MX"/>
-        </w:rPr>
-      </w:pPr>
-      <w:bookmarkStart w:id="34" w:name="_Toc242452919"/>
-      <w:r>
-        <w:rPr>
-          <w:lang w:val="es-MX"/>
-        </w:rPr>
-        <w:t>Prueba Motores</w:t>
-      </w:r>
-      <w:r>
-        <w:rPr>
-          <w:lang w:val="es-MX"/>
-        </w:rPr>
-        <w:t xml:space="preserve"> y TB6612FNG</w:t>
+        <w:spacing w:before="0"/>
+        <w:jc w:val="left"/>
+        <w:rPr>
+          <w:lang w:val="es-MX"/>
+        </w:rPr>
+      </w:pPr>
+      <w:r>
+        <w:rPr>
+          <w:lang w:val="es-MX"/>
+        </w:rPr>
+        <w:br w:type="page"/>
+      </w:r>
+    </w:p>
+    <w:p>
+      <w:pPr>
+        <w:pStyle w:val="Ttulo1"/>
+        <w:rPr>
+          <w:lang w:val="es-MX"/>
+        </w:rPr>
+      </w:pPr>
+      <w:bookmarkStart w:id="34" w:name="_Toc242789912"/>
+      <w:r>
+        <w:rPr>
+          <w:lang w:val="es-MX"/>
+        </w:rPr>
+        <w:lastRenderedPageBreak/>
+        <w:t>PRUEBAS UNITARIAS Y FUNCIONAMIENTO DE CAMARA CON ESP32 S3</w:t>
       </w:r>
       <w:bookmarkEnd w:id="34"/>
     </w:p>
@@ -11301,67 +11472,13 @@
         <w:rPr>
           <w:lang w:val="es-MX"/>
         </w:rPr>
-        <w:t xml:space="preserve">Para este apartado se realizó la programación y control de los motores </w:t>
-      </w:r>
-      <w:r>
-        <w:rPr>
-          <w:lang w:val="es-MX"/>
-        </w:rPr>
-        <w:t>mediante</w:t>
-      </w:r>
-      <w:r>
-        <w:rPr>
-          <w:lang w:val="es-MX"/>
-        </w:rPr>
-        <w:t xml:space="preserve"> el </w:t>
-      </w:r>
-      <w:r>
-        <w:rPr>
-          <w:lang w:val="es-MX"/>
-        </w:rPr>
-        <w:t>módulo puente H</w:t>
-      </w:r>
-      <w:r>
-        <w:rPr>
-          <w:lang w:val="es-MX"/>
-        </w:rPr>
-        <w:t xml:space="preserve"> TB6612FNG</w:t>
-      </w:r>
-      <w:r>
-        <w:rPr>
-          <w:lang w:val="es-MX"/>
-        </w:rPr>
-        <w:t>, con el cual mediante el manejo de señales del ESP32 S3 se logró</w:t>
-      </w:r>
-      <w:r>
-        <w:rPr>
-          <w:lang w:val="es-MX"/>
-        </w:rPr>
-        <w:t xml:space="preserve"> realizar </w:t>
-      </w:r>
-      <w:r>
-        <w:rPr>
-          <w:lang w:val="es-MX"/>
-        </w:rPr>
-        <w:t>el control de los motores de</w:t>
-      </w:r>
-      <w:r>
-        <w:rPr>
-          <w:lang w:val="es-MX"/>
-        </w:rPr>
-        <w:t xml:space="preserve"> avance y retroceso (código el cual serviría para integrarlo junto al del giroscopio para poder </w:t>
-      </w:r>
-      <w:r>
-        <w:rPr>
-          <w:lang w:val="es-MX"/>
-        </w:rPr>
-        <w:t>realizar el giro preventivo en la dirección para evitar la caída del robot)</w:t>
-      </w:r>
-      <w:r>
-        <w:rPr>
-          <w:lang w:val="es-MX"/>
-        </w:rPr>
-        <w:t>.</w:t>
+        <w:t xml:space="preserve">En este apartado se procederá a realizar un explicación y narración de los procesos en los que se fueron realizando las pruebas </w:t>
+      </w:r>
+      <w:r>
+        <w:rPr>
+          <w:lang w:val="es-MX"/>
+        </w:rPr>
+        <w:t>y correcciones del funcionamiento de los componentes orientadas al proyecto.</w:t>
       </w:r>
     </w:p>
     <w:p>
@@ -11370,6 +11487,108 @@
           <w:lang w:val="es-MX"/>
         </w:rPr>
       </w:pPr>
+    </w:p>
+    <w:p>
+      <w:pPr>
+        <w:pStyle w:val="Ttulo2"/>
+        <w:rPr>
+          <w:lang w:val="es-MX"/>
+        </w:rPr>
+      </w:pPr>
+      <w:bookmarkStart w:id="35" w:name="_Toc242789913"/>
+      <w:r>
+        <w:rPr>
+          <w:lang w:val="es-MX"/>
+        </w:rPr>
+        <w:t>Prueba Motores</w:t>
+      </w:r>
+      <w:r>
+        <w:rPr>
+          <w:lang w:val="es-MX"/>
+        </w:rPr>
+        <w:t xml:space="preserve"> y TB6612FNG</w:t>
+      </w:r>
+      <w:bookmarkEnd w:id="35"/>
+    </w:p>
+    <w:p>
+      <w:pPr>
+        <w:rPr>
+          <w:lang w:val="es-MX"/>
+        </w:rPr>
+      </w:pPr>
+      <w:r>
+        <w:rPr>
+          <w:lang w:val="es-MX"/>
+        </w:rPr>
+        <w:t xml:space="preserve">Para este apartado se realizó la programación y control de los motores </w:t>
+      </w:r>
+      <w:r>
+        <w:rPr>
+          <w:lang w:val="es-MX"/>
+        </w:rPr>
+        <w:t>mediante</w:t>
+      </w:r>
+      <w:r>
+        <w:rPr>
+          <w:lang w:val="es-MX"/>
+        </w:rPr>
+        <w:t xml:space="preserve"> el </w:t>
+      </w:r>
+      <w:r>
+        <w:rPr>
+          <w:lang w:val="es-MX"/>
+        </w:rPr>
+        <w:t>módulo puente H</w:t>
+      </w:r>
+      <w:r>
+        <w:rPr>
+          <w:lang w:val="es-MX"/>
+        </w:rPr>
+        <w:t xml:space="preserve"> TB6612FNG</w:t>
+      </w:r>
+      <w:r>
+        <w:rPr>
+          <w:lang w:val="es-MX"/>
+        </w:rPr>
+        <w:t>, con el cual mediante el manejo de señales del ESP32 S3 se logró</w:t>
+      </w:r>
+      <w:r>
+        <w:rPr>
+          <w:lang w:val="es-MX"/>
+        </w:rPr>
+        <w:t xml:space="preserve"> realizar </w:t>
+      </w:r>
+      <w:r>
+        <w:rPr>
+          <w:lang w:val="es-MX"/>
+        </w:rPr>
+        <w:t>el control de los motores de</w:t>
+      </w:r>
+      <w:r>
+        <w:rPr>
+          <w:lang w:val="es-MX"/>
+        </w:rPr>
+        <w:t xml:space="preserve"> avance y retroceso (código el cual serviría para integrarlo junto al del giroscopio para poder </w:t>
+      </w:r>
+      <w:r>
+        <w:rPr>
+          <w:lang w:val="es-MX"/>
+        </w:rPr>
+        <w:t>realizar el giro preventivo en la dirección para evitar la caída del robot)</w:t>
+      </w:r>
+      <w:r>
+        <w:rPr>
+          <w:lang w:val="es-MX"/>
+        </w:rPr>
+        <w:t>.</w:t>
+      </w:r>
+    </w:p>
+    <w:p>
+      <w:pPr>
+        <w:rPr>
+          <w:lang w:val="es-MX"/>
+        </w:rPr>
+      </w:pPr>
       <w:proofErr w:type="gramStart"/>
       <w:r>
         <w:rPr>
@@ -11393,7 +11612,7 @@
       <w:r>
         <w:t xml:space="preserve"> </w:t>
       </w:r>
-      <w:hyperlink r:id="rId34" w:history="1">
+      <w:hyperlink r:id="rId35" w:history="1">
         <w:r>
           <w:rPr>
             <w:rStyle w:val="Hipervnculo"/>
@@ -11423,14 +11642,14 @@
           <w:lang w:val="es-MX"/>
         </w:rPr>
       </w:pPr>
-      <w:bookmarkStart w:id="35" w:name="_Toc242452920"/>
+      <w:bookmarkStart w:id="36" w:name="_Toc242789914"/>
       <w:r>
         <w:rPr>
           <w:lang w:val="es-MX"/>
         </w:rPr>
         <w:t>Prueba de Encoders</w:t>
       </w:r>
-      <w:bookmarkEnd w:id="35"/>
+      <w:bookmarkEnd w:id="36"/>
     </w:p>
     <w:p>
       <w:pPr>
@@ -11471,7 +11690,7 @@
         </w:rPr>
         <w:t xml:space="preserve"> de pruebas en GitHub: </w:t>
       </w:r>
-      <w:hyperlink r:id="rId35" w:history="1">
+      <w:hyperlink r:id="rId36" w:history="1">
         <w:r>
           <w:rPr>
             <w:rStyle w:val="Hipervnculo"/>
@@ -11501,7 +11720,7 @@
           <w:lang w:val="es-MX"/>
         </w:rPr>
       </w:pPr>
-      <w:bookmarkStart w:id="36" w:name="_Toc242452921"/>
+      <w:bookmarkStart w:id="37" w:name="_Toc242789915"/>
       <w:r>
         <w:rPr>
           <w:lang w:val="es-MX"/>
@@ -11520,7 +11739,7 @@
         </w:rPr>
         <w:t>iroscopio</w:t>
       </w:r>
-      <w:bookmarkEnd w:id="36"/>
+      <w:bookmarkEnd w:id="37"/>
     </w:p>
     <w:p>
       <w:pPr>
@@ -11734,7 +11953,7 @@
       <w:r>
         <w:t xml:space="preserve"> </w:t>
       </w:r>
-      <w:hyperlink r:id="rId36" w:history="1">
+      <w:hyperlink r:id="rId37" w:history="1">
         <w:r>
           <w:rPr>
             <w:rStyle w:val="Hipervnculo"/>
@@ -11764,7 +11983,7 @@
           <w:lang w:val="es-MX"/>
         </w:rPr>
       </w:pPr>
-      <w:bookmarkStart w:id="37" w:name="_Toc242452922"/>
+      <w:bookmarkStart w:id="38" w:name="_Toc242789916"/>
       <w:r>
         <w:rPr>
           <w:lang w:val="es-MX"/>
@@ -11777,7 +11996,7 @@
         </w:rPr>
         <w:t>Cámara OV3660</w:t>
       </w:r>
-      <w:bookmarkEnd w:id="37"/>
+      <w:bookmarkEnd w:id="38"/>
     </w:p>
     <w:p>
       <w:pPr>
@@ -11923,7 +12142,7 @@
           <w:lang w:val="es-MX"/>
         </w:rPr>
       </w:pPr>
-      <w:hyperlink r:id="rId37" w:history="1">
+      <w:hyperlink r:id="rId38" w:history="1">
         <w:r>
           <w:rPr>
             <w:rStyle w:val="Hipervnculo"/>
@@ -11950,7 +12169,7 @@
           <w:lang w:val="es-MX"/>
         </w:rPr>
       </w:pPr>
-      <w:hyperlink r:id="rId38" w:history="1">
+      <w:hyperlink r:id="rId39" w:history="1">
         <w:r>
           <w:rPr>
             <w:rStyle w:val="Hipervnculo"/>
@@ -11996,7 +12215,7 @@
           <w:lang w:val="es-MX"/>
         </w:rPr>
       </w:pPr>
-      <w:bookmarkStart w:id="38" w:name="_Toc242452923"/>
+      <w:bookmarkStart w:id="39" w:name="_Toc242789917"/>
       <w:r>
         <w:rPr>
           <w:lang w:val="es-MX"/>
@@ -12004,7 +12223,7 @@
         <w:lastRenderedPageBreak/>
         <w:t>CONCLUSIONES</w:t>
       </w:r>
-      <w:bookmarkEnd w:id="38"/>
+      <w:bookmarkEnd w:id="39"/>
     </w:p>
     <w:p>
       <w:pPr>
@@ -12035,7 +12254,7 @@
           <w:lang w:val="es-MX"/>
         </w:rPr>
       </w:pPr>
-      <w:bookmarkStart w:id="39" w:name="_Toc242452924"/>
+      <w:bookmarkStart w:id="40" w:name="_Toc242789918"/>
       <w:r>
         <w:rPr>
           <w:lang w:val="es-MX"/>
@@ -12043,7 +12262,7 @@
         <w:lastRenderedPageBreak/>
         <w:t>BIBLIOGRAFIA</w:t>
       </w:r>
-      <w:bookmarkEnd w:id="39"/>
+      <w:bookmarkEnd w:id="40"/>
     </w:p>
     <w:p>
       <w:pPr>
@@ -12059,9 +12278,9 @@
       </w:pPr>
     </w:p>
     <w:sectPr>
-      <w:headerReference w:type="default" r:id="rId39"/>
-      <w:footerReference w:type="default" r:id="rId40"/>
-      <w:headerReference w:type="first" r:id="rId41"/>
+      <w:headerReference w:type="default" r:id="rId40"/>
+      <w:footerReference w:type="default" r:id="rId41"/>
+      <w:headerReference w:type="first" r:id="rId42"/>
       <w:pgSz w:w="12240" w:h="15840" w:code="1"/>
       <w:pgMar w:top="2665" w:right="1440" w:bottom="1985" w:left="1440" w:header="709" w:footer="709" w:gutter="0"/>
       <w:cols w:space="708"/>

--- a/Informe proyecto Robot-Balancin.docx
+++ b/Informe proyecto Robot-Balancin.docx
@@ -551,7 +551,7 @@
           <w:r>
             <w:fldChar w:fldCharType="separate"/>
           </w:r>
-          <w:hyperlink w:anchor="_Toc242789878" w:history="1">
+          <w:hyperlink w:anchor="_Toc243030064" w:history="1">
             <w:r>
               <w:rPr>
                 <w:rStyle w:val="Hipervnculo"/>
@@ -579,7 +579,7 @@
                 <w:noProof/>
                 <w:webHidden/>
               </w:rPr>
-              <w:instrText xml:space="preserve"> PAGEREF _Toc242789878 \h </w:instrText>
+              <w:instrText xml:space="preserve"> PAGEREF _Toc243030064 \h </w:instrText>
             </w:r>
             <w:r>
               <w:rPr>
@@ -621,7 +621,7 @@
               <w:noProof/>
             </w:rPr>
           </w:pPr>
-          <w:hyperlink w:anchor="_Toc242789879" w:history="1">
+          <w:hyperlink w:anchor="_Toc243030065" w:history="1">
             <w:r>
               <w:rPr>
                 <w:rStyle w:val="Hipervnculo"/>
@@ -649,7 +649,7 @@
                 <w:noProof/>
                 <w:webHidden/>
               </w:rPr>
-              <w:instrText xml:space="preserve"> PAGEREF _Toc242789879 \h </w:instrText>
+              <w:instrText xml:space="preserve"> PAGEREF _Toc243030065 \h </w:instrText>
             </w:r>
             <w:r>
               <w:rPr>
@@ -691,7 +691,7 @@
               <w:noProof/>
             </w:rPr>
           </w:pPr>
-          <w:hyperlink w:anchor="_Toc242789880" w:history="1">
+          <w:hyperlink w:anchor="_Toc243030066" w:history="1">
             <w:r>
               <w:rPr>
                 <w:rStyle w:val="Hipervnculo"/>
@@ -719,7 +719,7 @@
                 <w:noProof/>
                 <w:webHidden/>
               </w:rPr>
-              <w:instrText xml:space="preserve"> PAGEREF _Toc242789880 \h </w:instrText>
+              <w:instrText xml:space="preserve"> PAGEREF _Toc243030066 \h </w:instrText>
             </w:r>
             <w:r>
               <w:rPr>
@@ -761,7 +761,7 @@
               <w:noProof/>
             </w:rPr>
           </w:pPr>
-          <w:hyperlink w:anchor="_Toc242789881" w:history="1">
+          <w:hyperlink w:anchor="_Toc243030067" w:history="1">
             <w:r>
               <w:rPr>
                 <w:rStyle w:val="Hipervnculo"/>
@@ -789,7 +789,7 @@
                 <w:noProof/>
                 <w:webHidden/>
               </w:rPr>
-              <w:instrText xml:space="preserve"> PAGEREF _Toc242789881 \h </w:instrText>
+              <w:instrText xml:space="preserve"> PAGEREF _Toc243030067 \h </w:instrText>
             </w:r>
             <w:r>
               <w:rPr>
@@ -831,7 +831,7 @@
               <w:noProof/>
             </w:rPr>
           </w:pPr>
-          <w:hyperlink w:anchor="_Toc242789882" w:history="1">
+          <w:hyperlink w:anchor="_Toc243030068" w:history="1">
             <w:r>
               <w:rPr>
                 <w:rStyle w:val="Hipervnculo"/>
@@ -859,7 +859,7 @@
                 <w:noProof/>
                 <w:webHidden/>
               </w:rPr>
-              <w:instrText xml:space="preserve"> PAGEREF _Toc242789882 \h </w:instrText>
+              <w:instrText xml:space="preserve"> PAGEREF _Toc243030068 \h </w:instrText>
             </w:r>
             <w:r>
               <w:rPr>
@@ -901,7 +901,7 @@
               <w:noProof/>
             </w:rPr>
           </w:pPr>
-          <w:hyperlink w:anchor="_Toc242789883" w:history="1">
+          <w:hyperlink w:anchor="_Toc243030069" w:history="1">
             <w:r>
               <w:rPr>
                 <w:rStyle w:val="Hipervnculo"/>
@@ -929,7 +929,7 @@
                 <w:noProof/>
                 <w:webHidden/>
               </w:rPr>
-              <w:instrText xml:space="preserve"> PAGEREF _Toc242789883 \h </w:instrText>
+              <w:instrText xml:space="preserve"> PAGEREF _Toc243030069 \h </w:instrText>
             </w:r>
             <w:r>
               <w:rPr>
@@ -971,7 +971,7 @@
               <w:noProof/>
             </w:rPr>
           </w:pPr>
-          <w:hyperlink w:anchor="_Toc242789884" w:history="1">
+          <w:hyperlink w:anchor="_Toc243030070" w:history="1">
             <w:r>
               <w:rPr>
                 <w:rStyle w:val="Hipervnculo"/>
@@ -999,7 +999,7 @@
                 <w:noProof/>
                 <w:webHidden/>
               </w:rPr>
-              <w:instrText xml:space="preserve"> PAGEREF _Toc242789884 \h </w:instrText>
+              <w:instrText xml:space="preserve"> PAGEREF _Toc243030070 \h </w:instrText>
             </w:r>
             <w:r>
               <w:rPr>
@@ -1041,7 +1041,7 @@
               <w:noProof/>
             </w:rPr>
           </w:pPr>
-          <w:hyperlink w:anchor="_Toc242789885" w:history="1">
+          <w:hyperlink w:anchor="_Toc243030071" w:history="1">
             <w:r>
               <w:rPr>
                 <w:rStyle w:val="Hipervnculo"/>
@@ -1069,7 +1069,7 @@
                 <w:noProof/>
                 <w:webHidden/>
               </w:rPr>
-              <w:instrText xml:space="preserve"> PAGEREF _Toc242789885 \h </w:instrText>
+              <w:instrText xml:space="preserve"> PAGEREF _Toc243030071 \h </w:instrText>
             </w:r>
             <w:r>
               <w:rPr>
@@ -1111,7 +1111,7 @@
               <w:noProof/>
             </w:rPr>
           </w:pPr>
-          <w:hyperlink w:anchor="_Toc242789886" w:history="1">
+          <w:hyperlink w:anchor="_Toc243030072" w:history="1">
             <w:r>
               <w:rPr>
                 <w:rStyle w:val="Hipervnculo"/>
@@ -1139,7 +1139,7 @@
                 <w:noProof/>
                 <w:webHidden/>
               </w:rPr>
-              <w:instrText xml:space="preserve"> PAGEREF _Toc242789886 \h </w:instrText>
+              <w:instrText xml:space="preserve"> PAGEREF _Toc243030072 \h </w:instrText>
             </w:r>
             <w:r>
               <w:rPr>
@@ -1181,7 +1181,7 @@
               <w:noProof/>
             </w:rPr>
           </w:pPr>
-          <w:hyperlink w:anchor="_Toc242789887" w:history="1">
+          <w:hyperlink w:anchor="_Toc243030073" w:history="1">
             <w:r>
               <w:rPr>
                 <w:rStyle w:val="Hipervnculo"/>
@@ -1209,7 +1209,7 @@
                 <w:noProof/>
                 <w:webHidden/>
               </w:rPr>
-              <w:instrText xml:space="preserve"> PAGEREF _Toc242789887 \h </w:instrText>
+              <w:instrText xml:space="preserve"> PAGEREF _Toc243030073 \h </w:instrText>
             </w:r>
             <w:r>
               <w:rPr>
@@ -1251,7 +1251,7 @@
               <w:noProof/>
             </w:rPr>
           </w:pPr>
-          <w:hyperlink w:anchor="_Toc242789888" w:history="1">
+          <w:hyperlink w:anchor="_Toc243030074" w:history="1">
             <w:r>
               <w:rPr>
                 <w:rStyle w:val="Hipervnculo"/>
@@ -1279,7 +1279,7 @@
                 <w:noProof/>
                 <w:webHidden/>
               </w:rPr>
-              <w:instrText xml:space="preserve"> PAGEREF _Toc242789888 \h </w:instrText>
+              <w:instrText xml:space="preserve"> PAGEREF _Toc243030074 \h </w:instrText>
             </w:r>
             <w:r>
               <w:rPr>
@@ -1321,7 +1321,7 @@
               <w:noProof/>
             </w:rPr>
           </w:pPr>
-          <w:hyperlink w:anchor="_Toc242789889" w:history="1">
+          <w:hyperlink w:anchor="_Toc243030075" w:history="1">
             <w:r>
               <w:rPr>
                 <w:rStyle w:val="Hipervnculo"/>
@@ -1349,7 +1349,7 @@
                 <w:noProof/>
                 <w:webHidden/>
               </w:rPr>
-              <w:instrText xml:space="preserve"> PAGEREF _Toc242789889 \h </w:instrText>
+              <w:instrText xml:space="preserve"> PAGEREF _Toc243030075 \h </w:instrText>
             </w:r>
             <w:r>
               <w:rPr>
@@ -1391,7 +1391,7 @@
               <w:noProof/>
             </w:rPr>
           </w:pPr>
-          <w:hyperlink w:anchor="_Toc242789890" w:history="1">
+          <w:hyperlink w:anchor="_Toc243030076" w:history="1">
             <w:r>
               <w:rPr>
                 <w:rStyle w:val="Hipervnculo"/>
@@ -1419,7 +1419,7 @@
                 <w:noProof/>
                 <w:webHidden/>
               </w:rPr>
-              <w:instrText xml:space="preserve"> PAGEREF _Toc242789890 \h </w:instrText>
+              <w:instrText xml:space="preserve"> PAGEREF _Toc243030076 \h </w:instrText>
             </w:r>
             <w:r>
               <w:rPr>
@@ -1461,7 +1461,7 @@
               <w:noProof/>
             </w:rPr>
           </w:pPr>
-          <w:hyperlink w:anchor="_Toc242789891" w:history="1">
+          <w:hyperlink w:anchor="_Toc243030077" w:history="1">
             <w:r>
               <w:rPr>
                 <w:rStyle w:val="Hipervnculo"/>
@@ -1489,7 +1489,7 @@
                 <w:noProof/>
                 <w:webHidden/>
               </w:rPr>
-              <w:instrText xml:space="preserve"> PAGEREF _Toc242789891 \h </w:instrText>
+              <w:instrText xml:space="preserve"> PAGEREF _Toc243030077 \h </w:instrText>
             </w:r>
             <w:r>
               <w:rPr>
@@ -1531,7 +1531,7 @@
               <w:noProof/>
             </w:rPr>
           </w:pPr>
-          <w:hyperlink w:anchor="_Toc242789892" w:history="1">
+          <w:hyperlink w:anchor="_Toc243030078" w:history="1">
             <w:r>
               <w:rPr>
                 <w:rStyle w:val="Hipervnculo"/>
@@ -1559,7 +1559,7 @@
                 <w:noProof/>
                 <w:webHidden/>
               </w:rPr>
-              <w:instrText xml:space="preserve"> PAGEREF _Toc242789892 \h </w:instrText>
+              <w:instrText xml:space="preserve"> PAGEREF _Toc243030078 \h </w:instrText>
             </w:r>
             <w:r>
               <w:rPr>
@@ -1601,7 +1601,7 @@
               <w:noProof/>
             </w:rPr>
           </w:pPr>
-          <w:hyperlink w:anchor="_Toc242789893" w:history="1">
+          <w:hyperlink w:anchor="_Toc243030079" w:history="1">
             <w:r>
               <w:rPr>
                 <w:rStyle w:val="Hipervnculo"/>
@@ -1629,7 +1629,7 @@
                 <w:noProof/>
                 <w:webHidden/>
               </w:rPr>
-              <w:instrText xml:space="preserve"> PAGEREF _Toc242789893 \h </w:instrText>
+              <w:instrText xml:space="preserve"> PAGEREF _Toc243030079 \h </w:instrText>
             </w:r>
             <w:r>
               <w:rPr>
@@ -1671,7 +1671,7 @@
               <w:noProof/>
             </w:rPr>
           </w:pPr>
-          <w:hyperlink w:anchor="_Toc242789894" w:history="1">
+          <w:hyperlink w:anchor="_Toc243030080" w:history="1">
             <w:r>
               <w:rPr>
                 <w:rStyle w:val="Hipervnculo"/>
@@ -1699,7 +1699,7 @@
                 <w:noProof/>
                 <w:webHidden/>
               </w:rPr>
-              <w:instrText xml:space="preserve"> PAGEREF _Toc242789894 \h </w:instrText>
+              <w:instrText xml:space="preserve"> PAGEREF _Toc243030080 \h </w:instrText>
             </w:r>
             <w:r>
               <w:rPr>
@@ -1741,7 +1741,7 @@
               <w:noProof/>
             </w:rPr>
           </w:pPr>
-          <w:hyperlink w:anchor="_Toc242789895" w:history="1">
+          <w:hyperlink w:anchor="_Toc243030081" w:history="1">
             <w:r>
               <w:rPr>
                 <w:rStyle w:val="Hipervnculo"/>
@@ -1769,7 +1769,7 @@
                 <w:noProof/>
                 <w:webHidden/>
               </w:rPr>
-              <w:instrText xml:space="preserve"> PAGEREF _Toc242789895 \h </w:instrText>
+              <w:instrText xml:space="preserve"> PAGEREF _Toc243030081 \h </w:instrText>
             </w:r>
             <w:r>
               <w:rPr>
@@ -1811,7 +1811,7 @@
               <w:noProof/>
             </w:rPr>
           </w:pPr>
-          <w:hyperlink w:anchor="_Toc242789896" w:history="1">
+          <w:hyperlink w:anchor="_Toc243030082" w:history="1">
             <w:r>
               <w:rPr>
                 <w:rStyle w:val="Hipervnculo"/>
@@ -1839,7 +1839,7 @@
                 <w:noProof/>
                 <w:webHidden/>
               </w:rPr>
-              <w:instrText xml:space="preserve"> PAGEREF _Toc242789896 \h </w:instrText>
+              <w:instrText xml:space="preserve"> PAGEREF _Toc243030082 \h </w:instrText>
             </w:r>
             <w:r>
               <w:rPr>
@@ -1881,7 +1881,7 @@
               <w:noProof/>
             </w:rPr>
           </w:pPr>
-          <w:hyperlink w:anchor="_Toc242789897" w:history="1">
+          <w:hyperlink w:anchor="_Toc243030083" w:history="1">
             <w:r>
               <w:rPr>
                 <w:rStyle w:val="Hipervnculo"/>
@@ -1909,7 +1909,7 @@
                 <w:noProof/>
                 <w:webHidden/>
               </w:rPr>
-              <w:instrText xml:space="preserve"> PAGEREF _Toc242789897 \h </w:instrText>
+              <w:instrText xml:space="preserve"> PAGEREF _Toc243030083 \h </w:instrText>
             </w:r>
             <w:r>
               <w:rPr>
@@ -1951,7 +1951,7 @@
               <w:noProof/>
             </w:rPr>
           </w:pPr>
-          <w:hyperlink w:anchor="_Toc242789898" w:history="1">
+          <w:hyperlink w:anchor="_Toc243030084" w:history="1">
             <w:r>
               <w:rPr>
                 <w:rStyle w:val="Hipervnculo"/>
@@ -1979,7 +1979,7 @@
                 <w:noProof/>
                 <w:webHidden/>
               </w:rPr>
-              <w:instrText xml:space="preserve"> PAGEREF _Toc242789898 \h </w:instrText>
+              <w:instrText xml:space="preserve"> PAGEREF _Toc243030084 \h </w:instrText>
             </w:r>
             <w:r>
               <w:rPr>
@@ -2021,7 +2021,7 @@
               <w:noProof/>
             </w:rPr>
           </w:pPr>
-          <w:hyperlink w:anchor="_Toc242789899" w:history="1">
+          <w:hyperlink w:anchor="_Toc243030085" w:history="1">
             <w:r>
               <w:rPr>
                 <w:rStyle w:val="Hipervnculo"/>
@@ -2049,7 +2049,7 @@
                 <w:noProof/>
                 <w:webHidden/>
               </w:rPr>
-              <w:instrText xml:space="preserve"> PAGEREF _Toc242789899 \h </w:instrText>
+              <w:instrText xml:space="preserve"> PAGEREF _Toc243030085 \h </w:instrText>
             </w:r>
             <w:r>
               <w:rPr>
@@ -2091,7 +2091,7 @@
               <w:noProof/>
             </w:rPr>
           </w:pPr>
-          <w:hyperlink w:anchor="_Toc242789900" w:history="1">
+          <w:hyperlink w:anchor="_Toc243030086" w:history="1">
             <w:r>
               <w:rPr>
                 <w:rStyle w:val="Hipervnculo"/>
@@ -2119,7 +2119,7 @@
                 <w:noProof/>
                 <w:webHidden/>
               </w:rPr>
-              <w:instrText xml:space="preserve"> PAGEREF _Toc242789900 \h </w:instrText>
+              <w:instrText xml:space="preserve"> PAGEREF _Toc243030086 \h </w:instrText>
             </w:r>
             <w:r>
               <w:rPr>
@@ -2161,7 +2161,7 @@
               <w:noProof/>
             </w:rPr>
           </w:pPr>
-          <w:hyperlink w:anchor="_Toc242789901" w:history="1">
+          <w:hyperlink w:anchor="_Toc243030087" w:history="1">
             <w:r>
               <w:rPr>
                 <w:rStyle w:val="Hipervnculo"/>
@@ -2189,7 +2189,7 @@
                 <w:noProof/>
                 <w:webHidden/>
               </w:rPr>
-              <w:instrText xml:space="preserve"> PAGEREF _Toc242789901 \h </w:instrText>
+              <w:instrText xml:space="preserve"> PAGEREF _Toc243030087 \h </w:instrText>
             </w:r>
             <w:r>
               <w:rPr>
@@ -2231,7 +2231,7 @@
               <w:noProof/>
             </w:rPr>
           </w:pPr>
-          <w:hyperlink w:anchor="_Toc242789902" w:history="1">
+          <w:hyperlink w:anchor="_Toc243030088" w:history="1">
             <w:r>
               <w:rPr>
                 <w:rStyle w:val="Hipervnculo"/>
@@ -2259,7 +2259,7 @@
                 <w:noProof/>
                 <w:webHidden/>
               </w:rPr>
-              <w:instrText xml:space="preserve"> PAGEREF _Toc242789902 \h </w:instrText>
+              <w:instrText xml:space="preserve"> PAGEREF _Toc243030088 \h </w:instrText>
             </w:r>
             <w:r>
               <w:rPr>
@@ -2301,7 +2301,7 @@
               <w:noProof/>
             </w:rPr>
           </w:pPr>
-          <w:hyperlink w:anchor="_Toc242789903" w:history="1">
+          <w:hyperlink w:anchor="_Toc243030089" w:history="1">
             <w:r>
               <w:rPr>
                 <w:rStyle w:val="Hipervnculo"/>
@@ -2329,7 +2329,7 @@
                 <w:noProof/>
                 <w:webHidden/>
               </w:rPr>
-              <w:instrText xml:space="preserve"> PAGEREF _Toc242789903 \h </w:instrText>
+              <w:instrText xml:space="preserve"> PAGEREF _Toc243030089 \h </w:instrText>
             </w:r>
             <w:r>
               <w:rPr>
@@ -2371,7 +2371,7 @@
               <w:noProof/>
             </w:rPr>
           </w:pPr>
-          <w:hyperlink w:anchor="_Toc242789904" w:history="1">
+          <w:hyperlink w:anchor="_Toc243030090" w:history="1">
             <w:r>
               <w:rPr>
                 <w:rStyle w:val="Hipervnculo"/>
@@ -2399,7 +2399,7 @@
                 <w:noProof/>
                 <w:webHidden/>
               </w:rPr>
-              <w:instrText xml:space="preserve"> PAGEREF _Toc242789904 \h </w:instrText>
+              <w:instrText xml:space="preserve"> PAGEREF _Toc243030090 \h </w:instrText>
             </w:r>
             <w:r>
               <w:rPr>
@@ -2441,7 +2441,7 @@
               <w:noProof/>
             </w:rPr>
           </w:pPr>
-          <w:hyperlink w:anchor="_Toc242789905" w:history="1">
+          <w:hyperlink w:anchor="_Toc243030091" w:history="1">
             <w:r>
               <w:rPr>
                 <w:rStyle w:val="Hipervnculo"/>
@@ -2469,7 +2469,7 @@
                 <w:noProof/>
                 <w:webHidden/>
               </w:rPr>
-              <w:instrText xml:space="preserve"> PAGEREF _Toc242789905 \h </w:instrText>
+              <w:instrText xml:space="preserve"> PAGEREF _Toc243030091 \h </w:instrText>
             </w:r>
             <w:r>
               <w:rPr>
@@ -2511,7 +2511,7 @@
               <w:noProof/>
             </w:rPr>
           </w:pPr>
-          <w:hyperlink w:anchor="_Toc242789906" w:history="1">
+          <w:hyperlink w:anchor="_Toc243030092" w:history="1">
             <w:r>
               <w:rPr>
                 <w:rStyle w:val="Hipervnculo"/>
@@ -2539,7 +2539,7 @@
                 <w:noProof/>
                 <w:webHidden/>
               </w:rPr>
-              <w:instrText xml:space="preserve"> PAGEREF _Toc242789906 \h </w:instrText>
+              <w:instrText xml:space="preserve"> PAGEREF _Toc243030092 \h </w:instrText>
             </w:r>
             <w:r>
               <w:rPr>
@@ -2581,7 +2581,7 @@
               <w:noProof/>
             </w:rPr>
           </w:pPr>
-          <w:hyperlink w:anchor="_Toc242789907" w:history="1">
+          <w:hyperlink w:anchor="_Toc243030093" w:history="1">
             <w:r>
               <w:rPr>
                 <w:rStyle w:val="Hipervnculo"/>
@@ -2609,7 +2609,7 @@
                 <w:noProof/>
                 <w:webHidden/>
               </w:rPr>
-              <w:instrText xml:space="preserve"> PAGEREF _Toc242789907 \h </w:instrText>
+              <w:instrText xml:space="preserve"> PAGEREF _Toc243030093 \h </w:instrText>
             </w:r>
             <w:r>
               <w:rPr>
@@ -2651,7 +2651,7 @@
               <w:noProof/>
             </w:rPr>
           </w:pPr>
-          <w:hyperlink w:anchor="_Toc242789908" w:history="1">
+          <w:hyperlink w:anchor="_Toc243030094" w:history="1">
             <w:r>
               <w:rPr>
                 <w:rStyle w:val="Hipervnculo"/>
@@ -2679,7 +2679,7 @@
                 <w:noProof/>
                 <w:webHidden/>
               </w:rPr>
-              <w:instrText xml:space="preserve"> PAGEREF _Toc242789908 \h </w:instrText>
+              <w:instrText xml:space="preserve"> PAGEREF _Toc243030094 \h </w:instrText>
             </w:r>
             <w:r>
               <w:rPr>
@@ -2721,7 +2721,7 @@
               <w:noProof/>
             </w:rPr>
           </w:pPr>
-          <w:hyperlink w:anchor="_Toc242789909" w:history="1">
+          <w:hyperlink w:anchor="_Toc243030095" w:history="1">
             <w:r>
               <w:rPr>
                 <w:rStyle w:val="Hipervnculo"/>
@@ -2749,7 +2749,7 @@
                 <w:noProof/>
                 <w:webHidden/>
               </w:rPr>
-              <w:instrText xml:space="preserve"> PAGEREF _Toc242789909 \h </w:instrText>
+              <w:instrText xml:space="preserve"> PAGEREF _Toc243030095 \h </w:instrText>
             </w:r>
             <w:r>
               <w:rPr>
@@ -2791,7 +2791,7 @@
               <w:noProof/>
             </w:rPr>
           </w:pPr>
-          <w:hyperlink w:anchor="_Toc242789910" w:history="1">
+          <w:hyperlink w:anchor="_Toc243030096" w:history="1">
             <w:r>
               <w:rPr>
                 <w:rStyle w:val="Hipervnculo"/>
@@ -2819,7 +2819,7 @@
                 <w:noProof/>
                 <w:webHidden/>
               </w:rPr>
-              <w:instrText xml:space="preserve"> PAGEREF _Toc242789910 \h </w:instrText>
+              <w:instrText xml:space="preserve"> PAGEREF _Toc243030096 \h </w:instrText>
             </w:r>
             <w:r>
               <w:rPr>
@@ -2861,7 +2861,7 @@
               <w:noProof/>
             </w:rPr>
           </w:pPr>
-          <w:hyperlink w:anchor="_Toc242789911" w:history="1">
+          <w:hyperlink w:anchor="_Toc243030097" w:history="1">
             <w:r>
               <w:rPr>
                 <w:rStyle w:val="Hipervnculo"/>
@@ -2889,7 +2889,7 @@
                 <w:noProof/>
                 <w:webHidden/>
               </w:rPr>
-              <w:instrText xml:space="preserve"> PAGEREF _Toc242789911 \h </w:instrText>
+              <w:instrText xml:space="preserve"> PAGEREF _Toc243030097 \h </w:instrText>
             </w:r>
             <w:r>
               <w:rPr>
@@ -2931,7 +2931,7 @@
               <w:noProof/>
             </w:rPr>
           </w:pPr>
-          <w:hyperlink w:anchor="_Toc242789912" w:history="1">
+          <w:hyperlink w:anchor="_Toc243030098" w:history="1">
             <w:r>
               <w:rPr>
                 <w:rStyle w:val="Hipervnculo"/>
@@ -2959,7 +2959,7 @@
                 <w:noProof/>
                 <w:webHidden/>
               </w:rPr>
-              <w:instrText xml:space="preserve"> PAGEREF _Toc242789912 \h </w:instrText>
+              <w:instrText xml:space="preserve"> PAGEREF _Toc243030098 \h </w:instrText>
             </w:r>
             <w:r>
               <w:rPr>
@@ -3001,7 +3001,7 @@
               <w:noProof/>
             </w:rPr>
           </w:pPr>
-          <w:hyperlink w:anchor="_Toc242789913" w:history="1">
+          <w:hyperlink w:anchor="_Toc243030099" w:history="1">
             <w:r>
               <w:rPr>
                 <w:rStyle w:val="Hipervnculo"/>
@@ -3029,7 +3029,7 @@
                 <w:noProof/>
                 <w:webHidden/>
               </w:rPr>
-              <w:instrText xml:space="preserve"> PAGEREF _Toc242789913 \h </w:instrText>
+              <w:instrText xml:space="preserve"> PAGEREF _Toc243030099 \h </w:instrText>
             </w:r>
             <w:r>
               <w:rPr>
@@ -3071,7 +3071,7 @@
               <w:noProof/>
             </w:rPr>
           </w:pPr>
-          <w:hyperlink w:anchor="_Toc242789914" w:history="1">
+          <w:hyperlink w:anchor="_Toc243030100" w:history="1">
             <w:r>
               <w:rPr>
                 <w:rStyle w:val="Hipervnculo"/>
@@ -3099,7 +3099,7 @@
                 <w:noProof/>
                 <w:webHidden/>
               </w:rPr>
-              <w:instrText xml:space="preserve"> PAGEREF _Toc242789914 \h </w:instrText>
+              <w:instrText xml:space="preserve"> PAGEREF _Toc243030100 \h </w:instrText>
             </w:r>
             <w:r>
               <w:rPr>
@@ -3141,7 +3141,7 @@
               <w:noProof/>
             </w:rPr>
           </w:pPr>
-          <w:hyperlink w:anchor="_Toc242789915" w:history="1">
+          <w:hyperlink w:anchor="_Toc243030101" w:history="1">
             <w:r>
               <w:rPr>
                 <w:rStyle w:val="Hipervnculo"/>
@@ -3169,7 +3169,7 @@
                 <w:noProof/>
                 <w:webHidden/>
               </w:rPr>
-              <w:instrText xml:space="preserve"> PAGEREF _Toc242789915 \h </w:instrText>
+              <w:instrText xml:space="preserve"> PAGEREF _Toc243030101 \h </w:instrText>
             </w:r>
             <w:r>
               <w:rPr>
@@ -3211,7 +3211,7 @@
               <w:noProof/>
             </w:rPr>
           </w:pPr>
-          <w:hyperlink w:anchor="_Toc242789916" w:history="1">
+          <w:hyperlink w:anchor="_Toc243030102" w:history="1">
             <w:r>
               <w:rPr>
                 <w:rStyle w:val="Hipervnculo"/>
@@ -3239,7 +3239,7 @@
                 <w:noProof/>
                 <w:webHidden/>
               </w:rPr>
-              <w:instrText xml:space="preserve"> PAGEREF _Toc242789916 \h </w:instrText>
+              <w:instrText xml:space="preserve"> PAGEREF _Toc243030102 \h </w:instrText>
             </w:r>
             <w:r>
               <w:rPr>
@@ -3281,14 +3281,14 @@
               <w:noProof/>
             </w:rPr>
           </w:pPr>
-          <w:hyperlink w:anchor="_Toc242789917" w:history="1">
+          <w:hyperlink w:anchor="_Toc243030103" w:history="1">
             <w:r>
               <w:rPr>
                 <w:rStyle w:val="Hipervnculo"/>
                 <w:noProof/>
                 <w:lang w:val="es-MX"/>
               </w:rPr>
-              <w:t>CONCLUSIONES</w:t>
+              <w:t>CONTROL APLICADO AL ROBOT</w:t>
             </w:r>
             <w:r>
               <w:rPr>
@@ -3309,7 +3309,7 @@
                 <w:noProof/>
                 <w:webHidden/>
               </w:rPr>
-              <w:instrText xml:space="preserve"> PAGEREF _Toc242789917 \h </w:instrText>
+              <w:instrText xml:space="preserve"> PAGEREF _Toc243030103 \h </w:instrText>
             </w:r>
             <w:r>
               <w:rPr>
@@ -3330,6 +3330,216 @@
                 <w:webHidden/>
               </w:rPr>
               <w:t>26</w:t>
+            </w:r>
+            <w:r>
+              <w:rPr>
+                <w:noProof/>
+                <w:webHidden/>
+              </w:rPr>
+              <w:fldChar w:fldCharType="end"/>
+            </w:r>
+          </w:hyperlink>
+        </w:p>
+        <w:p>
+          <w:pPr>
+            <w:pStyle w:val="TDC2"/>
+            <w:tabs>
+              <w:tab w:val="right" w:leader="dot" w:pos="9350"/>
+            </w:tabs>
+            <w:rPr>
+              <w:rFonts w:asciiTheme="minorHAnsi" w:hAnsiTheme="minorHAnsi"/>
+              <w:noProof/>
+            </w:rPr>
+          </w:pPr>
+          <w:hyperlink w:anchor="_Toc243030104" w:history="1">
+            <w:r>
+              <w:rPr>
+                <w:rStyle w:val="Hipervnculo"/>
+                <w:noProof/>
+                <w:lang w:val="es-MX"/>
+              </w:rPr>
+              <w:t>Control clásico por cascada</w:t>
+            </w:r>
+            <w:r>
+              <w:rPr>
+                <w:noProof/>
+                <w:webHidden/>
+              </w:rPr>
+              <w:tab/>
+            </w:r>
+            <w:r>
+              <w:rPr>
+                <w:noProof/>
+                <w:webHidden/>
+              </w:rPr>
+              <w:fldChar w:fldCharType="begin"/>
+            </w:r>
+            <w:r>
+              <w:rPr>
+                <w:noProof/>
+                <w:webHidden/>
+              </w:rPr>
+              <w:instrText xml:space="preserve"> PAGEREF _Toc243030104 \h </w:instrText>
+            </w:r>
+            <w:r>
+              <w:rPr>
+                <w:noProof/>
+                <w:webHidden/>
+              </w:rPr>
+            </w:r>
+            <w:r>
+              <w:rPr>
+                <w:noProof/>
+                <w:webHidden/>
+              </w:rPr>
+              <w:fldChar w:fldCharType="separate"/>
+            </w:r>
+            <w:r>
+              <w:rPr>
+                <w:noProof/>
+                <w:webHidden/>
+              </w:rPr>
+              <w:t>26</w:t>
+            </w:r>
+            <w:r>
+              <w:rPr>
+                <w:noProof/>
+                <w:webHidden/>
+              </w:rPr>
+              <w:fldChar w:fldCharType="end"/>
+            </w:r>
+          </w:hyperlink>
+        </w:p>
+        <w:p>
+          <w:pPr>
+            <w:pStyle w:val="TDC3"/>
+            <w:tabs>
+              <w:tab w:val="right" w:leader="dot" w:pos="9350"/>
+            </w:tabs>
+            <w:rPr>
+              <w:rFonts w:asciiTheme="minorHAnsi" w:hAnsiTheme="minorHAnsi"/>
+              <w:noProof/>
+            </w:rPr>
+          </w:pPr>
+          <w:hyperlink w:anchor="_Toc243030105" w:history="1">
+            <w:r>
+              <w:rPr>
+                <w:rStyle w:val="Hipervnculo"/>
+                <w:noProof/>
+                <w:lang w:val="es-MX"/>
+              </w:rPr>
+              <w:t>Imagen 10: Lazo de control planteado por el profesor</w:t>
+            </w:r>
+            <w:r>
+              <w:rPr>
+                <w:noProof/>
+                <w:webHidden/>
+              </w:rPr>
+              <w:tab/>
+            </w:r>
+            <w:r>
+              <w:rPr>
+                <w:noProof/>
+                <w:webHidden/>
+              </w:rPr>
+              <w:fldChar w:fldCharType="begin"/>
+            </w:r>
+            <w:r>
+              <w:rPr>
+                <w:noProof/>
+                <w:webHidden/>
+              </w:rPr>
+              <w:instrText xml:space="preserve"> PAGEREF _Toc243030105 \h </w:instrText>
+            </w:r>
+            <w:r>
+              <w:rPr>
+                <w:noProof/>
+                <w:webHidden/>
+              </w:rPr>
+            </w:r>
+            <w:r>
+              <w:rPr>
+                <w:noProof/>
+                <w:webHidden/>
+              </w:rPr>
+              <w:fldChar w:fldCharType="separate"/>
+            </w:r>
+            <w:r>
+              <w:rPr>
+                <w:noProof/>
+                <w:webHidden/>
+              </w:rPr>
+              <w:t>26</w:t>
+            </w:r>
+            <w:r>
+              <w:rPr>
+                <w:noProof/>
+                <w:webHidden/>
+              </w:rPr>
+              <w:fldChar w:fldCharType="end"/>
+            </w:r>
+          </w:hyperlink>
+        </w:p>
+        <w:p>
+          <w:pPr>
+            <w:pStyle w:val="TDC3"/>
+            <w:tabs>
+              <w:tab w:val="right" w:leader="dot" w:pos="9350"/>
+            </w:tabs>
+            <w:rPr>
+              <w:rFonts w:asciiTheme="minorHAnsi" w:hAnsiTheme="minorHAnsi"/>
+              <w:noProof/>
+            </w:rPr>
+          </w:pPr>
+          <w:hyperlink w:anchor="_Toc243030106" w:history="1">
+            <w:r>
+              <w:rPr>
+                <w:rStyle w:val="Hipervnculo"/>
+                <w:noProof/>
+                <w:lang w:val="es-MX"/>
+              </w:rPr>
+              <w:t>Imagen 12: Lazo de control implementado en el robot</w:t>
+            </w:r>
+            <w:r>
+              <w:rPr>
+                <w:noProof/>
+                <w:webHidden/>
+              </w:rPr>
+              <w:tab/>
+            </w:r>
+            <w:r>
+              <w:rPr>
+                <w:noProof/>
+                <w:webHidden/>
+              </w:rPr>
+              <w:fldChar w:fldCharType="begin"/>
+            </w:r>
+            <w:r>
+              <w:rPr>
+                <w:noProof/>
+                <w:webHidden/>
+              </w:rPr>
+              <w:instrText xml:space="preserve"> PAGEREF _Toc243030106 \h </w:instrText>
+            </w:r>
+            <w:r>
+              <w:rPr>
+                <w:noProof/>
+                <w:webHidden/>
+              </w:rPr>
+            </w:r>
+            <w:r>
+              <w:rPr>
+                <w:noProof/>
+                <w:webHidden/>
+              </w:rPr>
+              <w:fldChar w:fldCharType="separate"/>
+            </w:r>
+            <w:r>
+              <w:rPr>
+                <w:noProof/>
+                <w:webHidden/>
+              </w:rPr>
+              <w:t>27</w:t>
             </w:r>
             <w:r>
               <w:rPr>
@@ -3351,13 +3561,83 @@
               <w:noProof/>
             </w:rPr>
           </w:pPr>
-          <w:hyperlink w:anchor="_Toc242789918" w:history="1">
+          <w:hyperlink w:anchor="_Toc243030107" w:history="1">
             <w:r>
               <w:rPr>
                 <w:rStyle w:val="Hipervnculo"/>
                 <w:noProof/>
                 <w:lang w:val="es-MX"/>
               </w:rPr>
+              <w:t>CONCLUSIONES</w:t>
+            </w:r>
+            <w:r>
+              <w:rPr>
+                <w:noProof/>
+                <w:webHidden/>
+              </w:rPr>
+              <w:tab/>
+            </w:r>
+            <w:r>
+              <w:rPr>
+                <w:noProof/>
+                <w:webHidden/>
+              </w:rPr>
+              <w:fldChar w:fldCharType="begin"/>
+            </w:r>
+            <w:r>
+              <w:rPr>
+                <w:noProof/>
+                <w:webHidden/>
+              </w:rPr>
+              <w:instrText xml:space="preserve"> PAGEREF _Toc243030107 \h </w:instrText>
+            </w:r>
+            <w:r>
+              <w:rPr>
+                <w:noProof/>
+                <w:webHidden/>
+              </w:rPr>
+            </w:r>
+            <w:r>
+              <w:rPr>
+                <w:noProof/>
+                <w:webHidden/>
+              </w:rPr>
+              <w:fldChar w:fldCharType="separate"/>
+            </w:r>
+            <w:r>
+              <w:rPr>
+                <w:noProof/>
+                <w:webHidden/>
+              </w:rPr>
+              <w:t>28</w:t>
+            </w:r>
+            <w:r>
+              <w:rPr>
+                <w:noProof/>
+                <w:webHidden/>
+              </w:rPr>
+              <w:fldChar w:fldCharType="end"/>
+            </w:r>
+          </w:hyperlink>
+        </w:p>
+        <w:p>
+          <w:pPr>
+            <w:pStyle w:val="TDC1"/>
+            <w:tabs>
+              <w:tab w:val="right" w:leader="dot" w:pos="9350"/>
+            </w:tabs>
+            <w:rPr>
+              <w:rFonts w:asciiTheme="minorHAnsi" w:hAnsiTheme="minorHAnsi"/>
+              <w:noProof/>
+            </w:rPr>
+          </w:pPr>
+          <w:hyperlink w:anchor="_Toc243030108" w:history="1">
+            <w:r>
+              <w:rPr>
+                <w:rStyle w:val="Hipervnculo"/>
+                <w:noProof/>
+                <w:lang w:val="es-MX"/>
+              </w:rPr>
               <w:t>BIBLIOGRAFIA</w:t>
             </w:r>
             <w:r>
@@ -3379,7 +3659,7 @@
                 <w:noProof/>
                 <w:webHidden/>
               </w:rPr>
-              <w:instrText xml:space="preserve"> PAGEREF _Toc242789918 \h </w:instrText>
+              <w:instrText xml:space="preserve"> PAGEREF _Toc243030108 \h </w:instrText>
             </w:r>
             <w:r>
               <w:rPr>
@@ -3399,7 +3679,7 @@
                 <w:noProof/>
                 <w:webHidden/>
               </w:rPr>
-              <w:t>27</w:t>
+              <w:t>29</w:t>
             </w:r>
             <w:r>
               <w:rPr>
@@ -3455,7 +3735,7 @@
           <w:lang w:val="es-MX"/>
         </w:rPr>
       </w:pPr>
-      <w:bookmarkStart w:id="0" w:name="_Toc242789878"/>
+      <w:bookmarkStart w:id="0" w:name="_Toc243030064"/>
       <w:r>
         <w:rPr>
           <w:lang w:val="es-MX"/>
@@ -3574,7 +3854,7 @@
           <w:lang w:val="es-MX"/>
         </w:rPr>
       </w:pPr>
-      <w:bookmarkStart w:id="1" w:name="_Toc242789879"/>
+      <w:bookmarkStart w:id="1" w:name="_Toc243030065"/>
       <w:r>
         <w:rPr>
           <w:lang w:val="es-MX"/>
@@ -3598,7 +3878,7 @@
           <w:lang w:val="es-MX"/>
         </w:rPr>
       </w:pPr>
-      <w:bookmarkStart w:id="2" w:name="_Toc242789880"/>
+      <w:bookmarkStart w:id="2" w:name="_Toc243030066"/>
       <w:r>
         <w:rPr>
           <w:lang w:val="es-MX"/>
@@ -3658,7 +3938,7 @@
           <w:lang w:val="es-MX"/>
         </w:rPr>
       </w:pPr>
-      <w:bookmarkStart w:id="3" w:name="_Toc242789881"/>
+      <w:bookmarkStart w:id="3" w:name="_Toc243030067"/>
       <w:r>
         <w:rPr>
           <w:lang w:val="es-MX"/>
@@ -3827,7 +4107,7 @@
           <w:lang w:val="es-MX"/>
         </w:rPr>
       </w:pPr>
-      <w:bookmarkStart w:id="4" w:name="_Toc242789882"/>
+      <w:bookmarkStart w:id="4" w:name="_Toc243030068"/>
       <w:r>
         <w:rPr>
           <w:lang w:val="es-MX"/>
@@ -3844,7 +4124,7 @@
           <w:lang w:val="es-MX"/>
         </w:rPr>
       </w:pPr>
-      <w:bookmarkStart w:id="5" w:name="_Toc242789883"/>
+      <w:bookmarkStart w:id="5" w:name="_Toc243030069"/>
       <w:r>
         <w:rPr>
           <w:lang w:val="es-MX"/>
@@ -3952,7 +4232,7 @@
           <w:lang w:val="es-MX"/>
         </w:rPr>
       </w:pPr>
-      <w:bookmarkStart w:id="6" w:name="_Toc242789884"/>
+      <w:bookmarkStart w:id="6" w:name="_Toc243030070"/>
       <w:r>
         <w:rPr>
           <w:lang w:val="es-MX"/>
@@ -4048,7 +4328,7 @@
           <w:lang w:val="es-MX"/>
         </w:rPr>
       </w:pPr>
-      <w:bookmarkStart w:id="7" w:name="_Toc242789885"/>
+      <w:bookmarkStart w:id="7" w:name="_Toc243030071"/>
       <w:r>
         <w:rPr>
           <w:lang w:val="es-MX"/>
@@ -4237,7 +4517,7 @@
           <w:lang w:val="es-MX"/>
         </w:rPr>
       </w:pPr>
-      <w:bookmarkStart w:id="8" w:name="_Toc242789886"/>
+      <w:bookmarkStart w:id="8" w:name="_Toc243030072"/>
       <w:r>
         <w:rPr>
           <w:lang w:val="es-MX"/>
@@ -4484,7 +4764,7 @@
           <w:lang w:val="es-MX"/>
         </w:rPr>
       </w:pPr>
-      <w:bookmarkStart w:id="9" w:name="_Toc242789887"/>
+      <w:bookmarkStart w:id="9" w:name="_Toc243030073"/>
       <w:r>
         <w:rPr>
           <w:lang w:val="es-MX"/>
@@ -5895,7 +6175,7 @@
           <w:lang w:val="es-MX"/>
         </w:rPr>
       </w:pPr>
-      <w:bookmarkStart w:id="10" w:name="_Toc242789888"/>
+      <w:bookmarkStart w:id="10" w:name="_Toc243030074"/>
       <w:r>
         <w:rPr>
           <w:lang w:val="es-MX"/>
@@ -5912,7 +6192,7 @@
           <w:lang w:val="es-MX"/>
         </w:rPr>
       </w:pPr>
-      <w:bookmarkStart w:id="11" w:name="_Toc242789889"/>
+      <w:bookmarkStart w:id="11" w:name="_Toc243030075"/>
       <w:r>
         <w:rPr>
           <w:lang w:val="es-MX"/>
@@ -5928,7 +6208,7 @@
           <w:lang w:val="es-MX"/>
         </w:rPr>
       </w:pPr>
-      <w:bookmarkStart w:id="12" w:name="_Toc242789890"/>
+      <w:bookmarkStart w:id="12" w:name="_Toc243030076"/>
       <w:r>
         <w:rPr>
           <w:lang w:val="es-MX"/>
@@ -6634,7 +6914,7 @@
           <w:lang w:val="es-MX"/>
         </w:rPr>
       </w:pPr>
-      <w:bookmarkStart w:id="13" w:name="_Toc242789891"/>
+      <w:bookmarkStart w:id="13" w:name="_Toc243030077"/>
       <w:r>
         <w:rPr>
           <w:lang w:val="es-MX"/>
@@ -6651,7 +6931,7 @@
           <w:lang w:val="es-MX"/>
         </w:rPr>
       </w:pPr>
-      <w:bookmarkStart w:id="14" w:name="_Toc242789892"/>
+      <w:bookmarkStart w:id="14" w:name="_Toc243030078"/>
       <w:r>
         <w:rPr>
           <w:lang w:val="es-MX"/>
@@ -7379,7 +7659,7 @@
           <w:lang w:val="es-MX"/>
         </w:rPr>
       </w:pPr>
-      <w:bookmarkStart w:id="15" w:name="_Toc242789893"/>
+      <w:bookmarkStart w:id="15" w:name="_Toc243030079"/>
       <w:r>
         <w:rPr>
           <w:lang w:val="es-MX"/>
@@ -7396,7 +7676,7 @@
           <w:lang w:val="es-MX"/>
         </w:rPr>
       </w:pPr>
-      <w:bookmarkStart w:id="16" w:name="_Toc242789894"/>
+      <w:bookmarkStart w:id="16" w:name="_Toc243030080"/>
       <w:r>
         <w:rPr>
           <w:lang w:val="es-MX"/>
@@ -7958,7 +8238,7 @@
           <w:lang w:val="es-MX"/>
         </w:rPr>
       </w:pPr>
-      <w:bookmarkStart w:id="17" w:name="_Toc242789895"/>
+      <w:bookmarkStart w:id="17" w:name="_Toc243030081"/>
       <w:r>
         <w:rPr>
           <w:lang w:val="es-MX"/>
@@ -7975,7 +8255,7 @@
           <w:lang w:val="es-MX"/>
         </w:rPr>
       </w:pPr>
-      <w:bookmarkStart w:id="18" w:name="_Toc242789896"/>
+      <w:bookmarkStart w:id="18" w:name="_Toc243030082"/>
       <w:r>
         <w:rPr>
           <w:lang w:val="es-MX"/>
@@ -8733,7 +9013,7 @@
           <w:lang w:val="es-MX"/>
         </w:rPr>
       </w:pPr>
-      <w:bookmarkStart w:id="19" w:name="_Toc242789897"/>
+      <w:bookmarkStart w:id="19" w:name="_Toc243030083"/>
       <w:r>
         <w:rPr>
           <w:lang w:val="es-MX"/>
@@ -8750,7 +9030,7 @@
           <w:lang w:val="es-MX"/>
         </w:rPr>
       </w:pPr>
-      <w:bookmarkStart w:id="20" w:name="_Toc242789898"/>
+      <w:bookmarkStart w:id="20" w:name="_Toc243030084"/>
       <w:r>
         <w:rPr>
           <w:lang w:val="es-MX"/>
@@ -9442,7 +9722,7 @@
           <w:lang w:val="es-MX"/>
         </w:rPr>
       </w:pPr>
-      <w:bookmarkStart w:id="21" w:name="_Toc242789899"/>
+      <w:bookmarkStart w:id="21" w:name="_Toc243030085"/>
       <w:r>
         <w:rPr>
           <w:lang w:val="es-MX"/>
@@ -9459,7 +9739,7 @@
           <w:lang w:val="es-MX"/>
         </w:rPr>
       </w:pPr>
-      <w:bookmarkStart w:id="22" w:name="_Toc242789900"/>
+      <w:bookmarkStart w:id="22" w:name="_Toc243030086"/>
       <w:r>
         <w:rPr>
           <w:lang w:val="es-MX"/>
@@ -10190,7 +10470,7 @@
           <w:lang w:val="es-MX"/>
         </w:rPr>
       </w:pPr>
-      <w:bookmarkStart w:id="23" w:name="_Toc242789901"/>
+      <w:bookmarkStart w:id="23" w:name="_Toc243030087"/>
       <w:r>
         <w:rPr>
           <w:lang w:val="es-MX"/>
@@ -10256,7 +10536,7 @@
           <w:lang w:val="es-MX"/>
         </w:rPr>
       </w:pPr>
-      <w:bookmarkStart w:id="24" w:name="_Toc242789902"/>
+      <w:bookmarkStart w:id="24" w:name="_Toc243030088"/>
       <w:r>
         <w:rPr>
           <w:lang w:val="es-MX"/>
@@ -10386,7 +10666,7 @@
           <w:lang w:val="es-MX"/>
         </w:rPr>
       </w:pPr>
-      <w:bookmarkStart w:id="25" w:name="_Toc242789903"/>
+      <w:bookmarkStart w:id="25" w:name="_Toc243030089"/>
       <w:r>
         <w:rPr>
           <w:lang w:val="es-MX"/>
@@ -10521,7 +10801,7 @@
           <w:lang w:val="es-MX"/>
         </w:rPr>
       </w:pPr>
-      <w:bookmarkStart w:id="26" w:name="_Toc242789904"/>
+      <w:bookmarkStart w:id="26" w:name="_Toc243030090"/>
       <w:r>
         <w:rPr>
           <w:lang w:val="es-MX"/>
@@ -10626,7 +10906,7 @@
           <w:lang w:val="es-MX"/>
         </w:rPr>
       </w:pPr>
-      <w:bookmarkStart w:id="27" w:name="_Toc242789905"/>
+      <w:bookmarkStart w:id="27" w:name="_Toc243030091"/>
       <w:r>
         <w:rPr>
           <w:lang w:val="es-MX"/>
@@ -10728,7 +11008,7 @@
           <w:lang w:val="es-MX"/>
         </w:rPr>
       </w:pPr>
-      <w:bookmarkStart w:id="28" w:name="_Toc242789906"/>
+      <w:bookmarkStart w:id="28" w:name="_Toc243030092"/>
       <w:r>
         <w:rPr>
           <w:lang w:val="es-MX"/>
@@ -10832,7 +11112,7 @@
           <w:lang w:val="es-MX"/>
         </w:rPr>
       </w:pPr>
-      <w:bookmarkStart w:id="29" w:name="_Toc242789907"/>
+      <w:bookmarkStart w:id="29" w:name="_Toc243030093"/>
       <w:r>
         <w:rPr>
           <w:lang w:val="es-MX"/>
@@ -10861,7 +11141,7 @@
           <w:lang w:val="es-MX"/>
         </w:rPr>
       </w:pPr>
-      <w:bookmarkStart w:id="30" w:name="_Toc242789908"/>
+      <w:bookmarkStart w:id="30" w:name="_Toc243030094"/>
       <w:r>
         <w:rPr>
           <w:lang w:val="es-MX"/>
@@ -11025,7 +11305,7 @@
           <w:lang w:val="es-MX"/>
         </w:rPr>
       </w:pPr>
-      <w:bookmarkStart w:id="31" w:name="_Toc242789909"/>
+      <w:bookmarkStart w:id="31" w:name="_Toc243030095"/>
       <w:r>
         <w:rPr>
           <w:lang w:val="es-MX"/>
@@ -11143,7 +11423,7 @@
           <w:lang w:val="es-MX"/>
         </w:rPr>
       </w:pPr>
-      <w:bookmarkStart w:id="32" w:name="_Toc242789910"/>
+      <w:bookmarkStart w:id="32" w:name="_Toc243030096"/>
       <w:r>
         <w:rPr>
           <w:lang w:val="es-MX"/>
@@ -11345,7 +11625,7 @@
           <w:lang w:val="es-MX"/>
         </w:rPr>
       </w:pPr>
-      <w:bookmarkStart w:id="33" w:name="_Toc242789911"/>
+      <w:bookmarkStart w:id="33" w:name="_Toc243030097"/>
       <w:r>
         <w:rPr>
           <w:lang w:val="es-MX"/>
@@ -11452,7 +11732,7 @@
           <w:lang w:val="es-MX"/>
         </w:rPr>
       </w:pPr>
-      <w:bookmarkStart w:id="34" w:name="_Toc242789912"/>
+      <w:bookmarkStart w:id="34" w:name="_Toc243030098"/>
       <w:r>
         <w:rPr>
           <w:lang w:val="es-MX"/>
@@ -11495,7 +11775,7 @@
           <w:lang w:val="es-MX"/>
         </w:rPr>
       </w:pPr>
-      <w:bookmarkStart w:id="35" w:name="_Toc242789913"/>
+      <w:bookmarkStart w:id="35" w:name="_Toc243030099"/>
       <w:r>
         <w:rPr>
           <w:lang w:val="es-MX"/>
@@ -11642,7 +11922,7 @@
           <w:lang w:val="es-MX"/>
         </w:rPr>
       </w:pPr>
-      <w:bookmarkStart w:id="36" w:name="_Toc242789914"/>
+      <w:bookmarkStart w:id="36" w:name="_Toc243030100"/>
       <w:r>
         <w:rPr>
           <w:lang w:val="es-MX"/>
@@ -11720,7 +12000,7 @@
           <w:lang w:val="es-MX"/>
         </w:rPr>
       </w:pPr>
-      <w:bookmarkStart w:id="37" w:name="_Toc242789915"/>
+      <w:bookmarkStart w:id="37" w:name="_Toc243030101"/>
       <w:r>
         <w:rPr>
           <w:lang w:val="es-MX"/>
@@ -11983,7 +12263,7 @@
           <w:lang w:val="es-MX"/>
         </w:rPr>
       </w:pPr>
-      <w:bookmarkStart w:id="38" w:name="_Toc242789916"/>
+      <w:bookmarkStart w:id="38" w:name="_Toc243030102"/>
       <w:r>
         <w:rPr>
           <w:lang w:val="es-MX"/>
@@ -12187,53 +12467,492 @@
     </w:p>
     <w:p>
       <w:pPr>
-        <w:ind w:left="360"/>
-        <w:rPr>
-          <w:lang w:val="es-MX"/>
-        </w:rPr>
-      </w:pPr>
+        <w:spacing w:before="0"/>
+        <w:jc w:val="left"/>
+        <w:rPr>
+          <w:lang w:val="es-MX"/>
+        </w:rPr>
+      </w:pPr>
+      <w:r>
+        <w:rPr>
+          <w:lang w:val="es-MX"/>
+        </w:rPr>
+        <w:br w:type="page"/>
+      </w:r>
     </w:p>
     <w:p>
       <w:pPr>
-        <w:spacing w:before="0"/>
-        <w:jc w:val="left"/>
-        <w:rPr>
-          <w:lang w:val="es-MX"/>
-        </w:rPr>
-      </w:pPr>
-      <w:r>
-        <w:rPr>
-          <w:lang w:val="es-MX"/>
-        </w:rPr>
-        <w:br w:type="page"/>
-      </w:r>
-    </w:p>
-    <w:p>
-      <w:pPr>
         <w:pStyle w:val="Ttulo1"/>
         <w:rPr>
           <w:lang w:val="es-MX"/>
         </w:rPr>
       </w:pPr>
-      <w:bookmarkStart w:id="39" w:name="_Toc242789917"/>
+      <w:bookmarkStart w:id="39" w:name="_Toc243030103"/>
       <w:r>
         <w:rPr>
           <w:lang w:val="es-MX"/>
         </w:rPr>
         <w:lastRenderedPageBreak/>
-        <w:t>CONCLUSIONES</w:t>
+        <w:t>CONTROL APLICADO AL ROBOT</w:t>
       </w:r>
       <w:bookmarkEnd w:id="39"/>
     </w:p>
     <w:p>
       <w:pPr>
-        <w:rPr>
-          <w:lang w:val="es-MX"/>
-        </w:rPr>
-      </w:pPr>
+        <w:pStyle w:val="Ttulo2"/>
+        <w:rPr>
+          <w:lang w:val="es-MX"/>
+        </w:rPr>
+      </w:pPr>
+      <w:bookmarkStart w:id="40" w:name="_Toc243030104"/>
+      <w:r>
+        <w:rPr>
+          <w:lang w:val="es-MX"/>
+        </w:rPr>
+        <w:t>Control clásico por cascada</w:t>
+      </w:r>
+      <w:bookmarkEnd w:id="40"/>
     </w:p>
     <w:p>
       <w:pPr>
+        <w:rPr>
+          <w:lang w:val="es-MX"/>
+        </w:rPr>
+      </w:pPr>
+      <w:r>
+        <w:rPr>
+          <w:lang w:val="es-MX"/>
+        </w:rPr>
+        <w:t>Para este método de control en particular se planteó el siguiente lazo de control:</w:t>
+      </w:r>
+    </w:p>
+    <w:p>
+      <w:pPr>
+        <w:pStyle w:val="Ttulo3"/>
+        <w:rPr>
+          <w:lang w:val="es-MX"/>
+        </w:rPr>
+      </w:pPr>
+      <w:bookmarkStart w:id="41" w:name="_Toc243030105"/>
+      <w:r>
+        <w:rPr>
+          <w:lang w:val="es-MX"/>
+        </w:rPr>
+        <w:t>Imagen 10: Lazo de control planteado por el profesor</w:t>
+      </w:r>
+      <w:bookmarkEnd w:id="41"/>
+    </w:p>
+    <w:p>
+      <w:pPr>
+        <w:rPr>
+          <w:lang w:val="es-MX"/>
+        </w:rPr>
+      </w:pPr>
+      <w:r>
+        <w:rPr>
+          <w:noProof/>
+        </w:rPr>
+        <w:drawing>
+          <wp:inline distT="0" distB="0" distL="0" distR="0" wp14:anchorId="4C42532F" wp14:editId="2F849E1C">
+            <wp:extent cx="5943600" cy="2861945"/>
+            <wp:effectExtent l="0" t="0" r="0" b="0"/>
+            <wp:docPr id="1" name="Imagen 1"/>
+            <wp:cNvGraphicFramePr>
+              <a:graphicFrameLocks xmlns:a="http://schemas.openxmlformats.org/drawingml/2006/main" noChangeAspect="1"/>
+            </wp:cNvGraphicFramePr>
+            <a:graphic xmlns:a="http://schemas.openxmlformats.org/drawingml/2006/main">
+              <a:graphicData uri="http://schemas.openxmlformats.org/drawingml/2006/picture">
+                <pic:pic xmlns:pic="http://schemas.openxmlformats.org/drawingml/2006/picture">
+                  <pic:nvPicPr>
+                    <pic:cNvPr id="0" name="Picture 1"/>
+                    <pic:cNvPicPr>
+                      <a:picLocks noChangeAspect="1" noChangeArrowheads="1"/>
+                    </pic:cNvPicPr>
+                  </pic:nvPicPr>
+                  <pic:blipFill>
+                    <a:blip r:embed="rId40">
+                      <a:extLst>
+                        <a:ext uri="{28A0092B-C50C-407E-A947-70E740481C1C}">
+                          <a14:useLocalDpi xmlns:a14="http://schemas.microsoft.com/office/drawing/2010/main" val="0"/>
+                        </a:ext>
+                      </a:extLst>
+                    </a:blip>
+                    <a:srcRect/>
+                    <a:stretch>
+                      <a:fillRect/>
+                    </a:stretch>
+                  </pic:blipFill>
+                  <pic:spPr bwMode="auto">
+                    <a:xfrm>
+                      <a:off x="0" y="0"/>
+                      <a:ext cx="5943600" cy="2861945"/>
+                    </a:xfrm>
+                    <a:prstGeom prst="rect">
+                      <a:avLst/>
+                    </a:prstGeom>
+                    <a:noFill/>
+                    <a:ln>
+                      <a:noFill/>
+                    </a:ln>
+                  </pic:spPr>
+                </pic:pic>
+              </a:graphicData>
+            </a:graphic>
+          </wp:inline>
+        </w:drawing>
+      </w:r>
+    </w:p>
+    <w:p>
+      <w:pPr>
+        <w:rPr>
+          <w:i/>
+          <w:iCs/>
+          <w:lang w:val="es-MX"/>
+        </w:rPr>
+      </w:pPr>
+      <w:r>
+        <w:rPr>
+          <w:i/>
+          <w:iCs/>
+          <w:lang w:val="es-MX"/>
+        </w:rPr>
+        <w:t>Nota: Autoría del profesor Jeisson</w:t>
+      </w:r>
+    </w:p>
+    <w:p>
+      <w:pPr>
+        <w:rPr>
+          <w:lang w:val="es-MX"/>
+        </w:rPr>
+      </w:pPr>
+    </w:p>
+    <w:p>
+      <w:pPr>
+        <w:rPr>
+          <w:lang w:val="es-MX"/>
+        </w:rPr>
+      </w:pPr>
+      <w:r>
+        <w:rPr>
+          <w:lang w:val="es-MX"/>
+        </w:rPr>
+        <w:t xml:space="preserve">Donde a partir de la imagen se puede presenciar la utilización de un control clásico, pero </w:t>
+      </w:r>
+      <w:r>
+        <w:rPr>
+          <w:lang w:val="es-MX"/>
+        </w:rPr>
+        <w:t>más</w:t>
+      </w:r>
+      <w:r>
+        <w:rPr>
+          <w:lang w:val="es-MX"/>
+        </w:rPr>
+        <w:t xml:space="preserve"> específicamente un control en cascada</w:t>
+      </w:r>
+      <w:r>
+        <w:rPr>
+          <w:lang w:val="es-MX"/>
+        </w:rPr>
+        <w:t xml:space="preserve"> donde se tienen como variables deseadas el ángulo de inclinación y la velocidad de los motores</w:t>
+      </w:r>
+      <w:r>
+        <w:rPr>
+          <w:lang w:val="es-MX"/>
+        </w:rPr>
+        <w:t xml:space="preserve">, donde el conjunto de los errores y el control de señales que controlaran los motores: se encargaran de asegurar que el robot pueda mantener el equilibrio </w:t>
+      </w:r>
+      <w:r>
+        <w:rPr>
+          <w:lang w:val="es-MX"/>
+        </w:rPr>
+        <w:t>(esto de manera preliminar antes de poder implementar el seguimiento de línea)</w:t>
+      </w:r>
+      <w:r>
+        <w:rPr>
+          <w:lang w:val="es-MX"/>
+        </w:rPr>
+        <w:t>, cabe recalcar que en nuestro caso se decidió realizar un control PID para el lazo del ángulo y el de velocidad.</w:t>
+      </w:r>
+    </w:p>
+    <w:p>
+      <w:pPr>
+        <w:rPr>
+          <w:lang w:val="es-MX"/>
+        </w:rPr>
+      </w:pPr>
+      <w:r>
+        <w:rPr>
+          <w:lang w:val="es-MX"/>
+        </w:rPr>
+        <w:t>Donde la lógica para este control es la siguiente: mediante el uso del giroscopio y los encoders se obtendrán</w:t>
+      </w:r>
+      <w:r>
+        <w:rPr>
+          <w:lang w:val="es-MX"/>
+        </w:rPr>
+        <w:t xml:space="preserve"> los valores de medición de la variables para poder calcular el error respectivo de cada lazo, donde se fijar</w:t>
+      </w:r>
+      <w:r>
+        <w:rPr>
+          <w:lang w:val="es-MX"/>
+        </w:rPr>
+        <w:t>á</w:t>
+      </w:r>
+      <w:r>
+        <w:rPr>
+          <w:lang w:val="es-MX"/>
+        </w:rPr>
+        <w:t xml:space="preserve"> un ángulo 0</w:t>
+      </w:r>
+      <w:r>
+        <w:rPr>
+          <w:lang w:val="es-MX"/>
+        </w:rPr>
+        <w:t xml:space="preserve"> de manera inicial</w:t>
+      </w:r>
+      <w:r>
+        <w:rPr>
+          <w:lang w:val="es-MX"/>
+        </w:rPr>
+        <w:t xml:space="preserve"> (que </w:t>
+      </w:r>
+      <w:r>
+        <w:rPr>
+          <w:lang w:val="es-MX"/>
+        </w:rPr>
+        <w:t>representará</w:t>
+      </w:r>
+      <w:r>
+        <w:rPr>
+          <w:lang w:val="es-MX"/>
+        </w:rPr>
+        <w:t xml:space="preserve"> el punto en el que el robot se mantendrá </w:t>
+      </w:r>
+      <w:r>
+        <w:rPr>
+          <w:lang w:val="es-MX"/>
+        </w:rPr>
+        <w:t>equilibrado</w:t>
+      </w:r>
+      <w:r>
+        <w:rPr>
+          <w:lang w:val="es-MX"/>
+        </w:rPr>
+        <w:t>)</w:t>
+      </w:r>
+      <w:r>
+        <w:rPr>
+          <w:lang w:val="es-MX"/>
+        </w:rPr>
+        <w:t xml:space="preserve">, en </w:t>
+      </w:r>
+      <w:r>
+        <w:rPr>
+          <w:lang w:val="es-MX"/>
+        </w:rPr>
+        <w:t xml:space="preserve">base al ángulo medido y realizando el calculo del error se decidirá el valor de la señal de control (u) que en </w:t>
+      </w:r>
+      <w:r>
+        <w:rPr>
+          <w:lang w:val="es-MX"/>
+        </w:rPr>
+        <w:lastRenderedPageBreak/>
+        <w:t>este caso estará en un rango de 0-255 RPM (debido al manejo</w:t>
+      </w:r>
+      <w:r>
+        <w:rPr>
+          <w:lang w:val="es-MX"/>
+        </w:rPr>
+        <w:t xml:space="preserve"> de los motore con </w:t>
+      </w:r>
+      <w:r>
+        <w:rPr>
+          <w:lang w:val="es-MX"/>
+        </w:rPr>
+        <w:t>el puente H TB6612FNG)</w:t>
+      </w:r>
+      <w:r>
+        <w:rPr>
+          <w:lang w:val="es-MX"/>
+        </w:rPr>
+        <w:t>, en base a esta corrección con la velocidad de los motores para evitar la caída del robot</w:t>
+      </w:r>
+      <w:r>
+        <w:rPr>
+          <w:lang w:val="es-MX"/>
+        </w:rPr>
+        <w:t>, cabe</w:t>
+      </w:r>
+      <w:r>
+        <w:rPr>
+          <w:lang w:val="es-MX"/>
+        </w:rPr>
+        <w:t xml:space="preserve"> recalcar que</w:t>
+      </w:r>
+      <w:r>
+        <w:rPr>
+          <w:lang w:val="es-MX"/>
+        </w:rPr>
+        <w:t>,</w:t>
+      </w:r>
+      <w:r>
+        <w:rPr>
+          <w:lang w:val="es-MX"/>
+        </w:rPr>
+        <w:t xml:space="preserve"> el control de este lazo interno</w:t>
+      </w:r>
+      <w:r>
+        <w:rPr>
+          <w:lang w:val="es-MX"/>
+        </w:rPr>
+        <w:t xml:space="preserve"> solo mantendrá el equilibrio vertical del robot mas no se sabrá si el robot se desplazó para realizar esa corrección</w:t>
+      </w:r>
+      <w:r>
+        <w:rPr>
+          <w:lang w:val="es-MX"/>
+        </w:rPr>
+        <w:t>,</w:t>
+      </w:r>
+      <w:r>
+        <w:rPr>
+          <w:lang w:val="es-MX"/>
+        </w:rPr>
+        <w:t xml:space="preserve"> por esto es que se implementó el lazo externo de velocidad, el cual tendrá como objetivo el detectar ese desplazamiento y </w:t>
+      </w:r>
+      <w:r>
+        <w:rPr>
+          <w:lang w:val="es-MX"/>
+        </w:rPr>
+        <w:t>mediante</w:t>
+      </w:r>
+      <w:r>
+        <w:rPr>
+          <w:lang w:val="es-MX"/>
+        </w:rPr>
+        <w:t xml:space="preserve"> al error medido entre el setpoint </w:t>
+      </w:r>
+      <w:r>
+        <w:rPr>
+          <w:lang w:val="es-MX"/>
+        </w:rPr>
+        <w:t xml:space="preserve">(de 0 RPM) </w:t>
+      </w:r>
+      <w:r>
+        <w:rPr>
+          <w:lang w:val="es-MX"/>
+        </w:rPr>
+        <w:t xml:space="preserve">y la velocidad medida por </w:t>
+      </w:r>
+      <w:r>
+        <w:rPr>
+          <w:lang w:val="es-MX"/>
+        </w:rPr>
+        <w:t>los encoders: se realizara el envío de un nuevo valor inclinado de setpoint para el lazo del ángulo para poder realizar un movimiento contrario y así frenar el avance del robot.</w:t>
+      </w:r>
+    </w:p>
+    <w:p>
+      <w:pPr>
+        <w:rPr>
+          <w:lang w:val="es-MX"/>
+        </w:rPr>
+      </w:pPr>
+    </w:p>
+    <w:p>
+      <w:pPr>
+        <w:pStyle w:val="Ttulo3"/>
+        <w:rPr>
+          <w:lang w:val="es-MX"/>
+        </w:rPr>
+      </w:pPr>
+      <w:bookmarkStart w:id="42" w:name="_Toc243030106"/>
+      <w:r>
+        <w:rPr>
+          <w:lang w:val="es-MX"/>
+        </w:rPr>
+        <w:t>Imagen 12: Lazo de control implementado en el robot</w:t>
+      </w:r>
+      <w:bookmarkEnd w:id="42"/>
+    </w:p>
+    <w:p>
+      <w:pPr>
+        <w:rPr>
+          <w:lang w:val="es-MX"/>
+        </w:rPr>
+      </w:pPr>
+      <w:r>
+        <w:rPr>
+          <w:lang w:val="es-MX"/>
+        </w:rPr>
+        <w:drawing>
+          <wp:inline distT="0" distB="0" distL="0" distR="0" wp14:anchorId="62EA5873" wp14:editId="51DC89AD">
+            <wp:extent cx="5943600" cy="2159000"/>
+            <wp:effectExtent l="0" t="0" r="0" b="0"/>
+            <wp:docPr id="13" name="Imagen 13"/>
+            <wp:cNvGraphicFramePr>
+              <a:graphicFrameLocks xmlns:a="http://schemas.openxmlformats.org/drawingml/2006/main" noChangeAspect="1"/>
+            </wp:cNvGraphicFramePr>
+            <a:graphic xmlns:a="http://schemas.openxmlformats.org/drawingml/2006/main">
+              <a:graphicData uri="http://schemas.openxmlformats.org/drawingml/2006/picture">
+                <pic:pic xmlns:pic="http://schemas.openxmlformats.org/drawingml/2006/picture">
+                  <pic:nvPicPr>
+                    <pic:cNvPr id="1" name=""/>
+                    <pic:cNvPicPr/>
+                  </pic:nvPicPr>
+                  <pic:blipFill>
+                    <a:blip r:embed="rId41"/>
+                    <a:stretch>
+                      <a:fillRect/>
+                    </a:stretch>
+                  </pic:blipFill>
+                  <pic:spPr>
+                    <a:xfrm>
+                      <a:off x="0" y="0"/>
+                      <a:ext cx="5943600" cy="2159000"/>
+                    </a:xfrm>
+                    <a:prstGeom prst="rect">
+                      <a:avLst/>
+                    </a:prstGeom>
+                  </pic:spPr>
+                </pic:pic>
+              </a:graphicData>
+            </a:graphic>
+          </wp:inline>
+        </w:drawing>
+      </w:r>
+    </w:p>
+    <w:p>
+      <w:pPr>
+        <w:rPr>
+          <w:i/>
+          <w:iCs/>
+          <w:lang w:val="es-MX"/>
+        </w:rPr>
+      </w:pPr>
+      <w:r>
+        <w:rPr>
+          <w:i/>
+          <w:iCs/>
+          <w:lang w:val="es-MX"/>
+        </w:rPr>
+        <w:t>Nota: Autoría propia</w:t>
+      </w:r>
+    </w:p>
+    <w:p>
+      <w:pPr>
+        <w:rPr>
+          <w:lang w:val="es-MX"/>
+        </w:rPr>
+      </w:pPr>
+      <w:r>
+        <w:rPr>
+          <w:lang w:val="es-MX"/>
+        </w:rPr>
+        <w:t>h</w:t>
+      </w:r>
+    </w:p>
+    <w:p>
+      <w:pPr>
         <w:spacing w:before="0"/>
         <w:jc w:val="left"/>
         <w:rPr>
@@ -12254,7 +12973,46 @@
           <w:lang w:val="es-MX"/>
         </w:rPr>
       </w:pPr>
-      <w:bookmarkStart w:id="40" w:name="_Toc242789918"/>
+      <w:bookmarkStart w:id="43" w:name="_Toc243030107"/>
+      <w:r>
+        <w:rPr>
+          <w:lang w:val="es-MX"/>
+        </w:rPr>
+        <w:lastRenderedPageBreak/>
+        <w:t>CONCLUSIONES</w:t>
+      </w:r>
+      <w:bookmarkEnd w:id="43"/>
+    </w:p>
+    <w:p>
+      <w:pPr>
+        <w:rPr>
+          <w:lang w:val="es-MX"/>
+        </w:rPr>
+      </w:pPr>
+    </w:p>
+    <w:p>
+      <w:pPr>
+        <w:spacing w:before="0"/>
+        <w:jc w:val="left"/>
+        <w:rPr>
+          <w:lang w:val="es-MX"/>
+        </w:rPr>
+      </w:pPr>
+      <w:r>
+        <w:rPr>
+          <w:lang w:val="es-MX"/>
+        </w:rPr>
+        <w:br w:type="page"/>
+      </w:r>
+    </w:p>
+    <w:p>
+      <w:pPr>
+        <w:pStyle w:val="Ttulo1"/>
+        <w:rPr>
+          <w:lang w:val="es-MX"/>
+        </w:rPr>
+      </w:pPr>
+      <w:bookmarkStart w:id="44" w:name="_Toc243030108"/>
       <w:r>
         <w:rPr>
           <w:lang w:val="es-MX"/>
@@ -12262,7 +13020,7 @@
         <w:lastRenderedPageBreak/>
         <w:t>BIBLIOGRAFIA</w:t>
       </w:r>
-      <w:bookmarkEnd w:id="40"/>
+      <w:bookmarkEnd w:id="44"/>
     </w:p>
     <w:p>
       <w:pPr>
@@ -12278,9 +13036,9 @@
       </w:pPr>
     </w:p>
     <w:sectPr>
-      <w:headerReference w:type="default" r:id="rId40"/>
-      <w:footerReference w:type="default" r:id="rId41"/>
-      <w:headerReference w:type="first" r:id="rId42"/>
+      <w:headerReference w:type="default" r:id="rId42"/>
+      <w:footerReference w:type="default" r:id="rId43"/>
+      <w:headerReference w:type="first" r:id="rId44"/>
       <w:pgSz w:w="12240" w:h="15840" w:code="1"/>
       <w:pgMar w:top="2665" w:right="1440" w:bottom="1985" w:left="1440" w:header="709" w:footer="709" w:gutter="0"/>
       <w:cols w:space="708"/>

--- a/Informe proyecto Robot-Balancin.docx
+++ b/Informe proyecto Robot-Balancin.docx
@@ -4399,21 +4399,7 @@
         <w:rPr>
           <w:lang w:val="es-MX"/>
         </w:rPr>
-        <w:t xml:space="preserve"> se puede encontrar por el siguiente </w:t>
-      </w:r>
-      <w:proofErr w:type="gramStart"/>
-      <w:r>
-        <w:rPr>
-          <w:lang w:val="es-MX"/>
-        </w:rPr>
-        <w:t>link</w:t>
-      </w:r>
-      <w:proofErr w:type="gramEnd"/>
-      <w:r>
-        <w:rPr>
-          <w:lang w:val="es-MX"/>
-        </w:rPr>
-        <w:t>:</w:t>
+        <w:t xml:space="preserve"> se puede encontrar por el siguiente link:</w:t>
       </w:r>
       <w:r>
         <w:t xml:space="preserve"> </w:t>
@@ -11869,14 +11855,12 @@
           <w:lang w:val="es-MX"/>
         </w:rPr>
       </w:pPr>
-      <w:proofErr w:type="gramStart"/>
       <w:r>
         <w:rPr>
           <w:lang w:val="es-MX"/>
         </w:rPr>
         <w:t>Link</w:t>
       </w:r>
-      <w:proofErr w:type="gramEnd"/>
       <w:r>
         <w:rPr>
           <w:lang w:val="es-MX"/>
@@ -11956,19 +11940,11 @@
           <w:lang w:val="es-MX"/>
         </w:rPr>
       </w:pPr>
-      <w:proofErr w:type="gramStart"/>
-      <w:r>
-        <w:rPr>
-          <w:lang w:val="es-MX"/>
-        </w:rPr>
-        <w:t>Link</w:t>
-      </w:r>
-      <w:proofErr w:type="gramEnd"/>
-      <w:r>
-        <w:rPr>
-          <w:lang w:val="es-MX"/>
-        </w:rPr>
-        <w:t xml:space="preserve"> de pruebas en GitHub: </w:t>
+      <w:r>
+        <w:rPr>
+          <w:lang w:val="es-MX"/>
+        </w:rPr>
+        <w:t xml:space="preserve">Link de pruebas en GitHub: </w:t>
       </w:r>
       <w:hyperlink r:id="rId36" w:history="1">
         <w:r>
@@ -12215,20 +12191,12 @@
           <w:lang w:val="es-MX"/>
         </w:rPr>
       </w:pPr>
-      <w:proofErr w:type="gramStart"/>
       <w:r>
         <w:rPr>
           <w:lang w:val="es-MX"/>
         </w:rPr>
         <w:lastRenderedPageBreak/>
-        <w:t>Link</w:t>
-      </w:r>
-      <w:proofErr w:type="gramEnd"/>
-      <w:r>
-        <w:rPr>
-          <w:lang w:val="es-MX"/>
-        </w:rPr>
-        <w:t xml:space="preserve"> de pruebas en GitHub:</w:t>
+        <w:t>Link de pruebas en GitHub:</w:t>
       </w:r>
       <w:r>
         <w:t xml:space="preserve"> </w:t>
@@ -12396,19 +12364,11 @@
           <w:lang w:val="es-MX"/>
         </w:rPr>
       </w:pPr>
-      <w:proofErr w:type="gramStart"/>
-      <w:r>
-        <w:rPr>
-          <w:lang w:val="es-MX"/>
-        </w:rPr>
-        <w:t>Link</w:t>
-      </w:r>
-      <w:proofErr w:type="gramEnd"/>
-      <w:r>
-        <w:rPr>
-          <w:lang w:val="es-MX"/>
-        </w:rPr>
-        <w:t xml:space="preserve"> de pruebas en GitHub:</w:t>
+      <w:r>
+        <w:rPr>
+          <w:lang w:val="es-MX"/>
+        </w:rPr>
+        <w:t>Link de pruebas en GitHub:</w:t>
       </w:r>
     </w:p>
     <w:p>
@@ -12882,6 +12842,7 @@
       </w:pPr>
       <w:r>
         <w:rPr>
+          <w:noProof/>
           <w:lang w:val="es-MX"/>
         </w:rPr>
         <w:drawing>
@@ -12939,17 +12900,74 @@
       </w:r>
     </w:p>
     <w:p>
-      <w:pPr>
-        <w:rPr>
-          <w:lang w:val="es-MX"/>
-        </w:rPr>
-      </w:pPr>
-      <w:r>
-        <w:rPr>
-          <w:lang w:val="es-MX"/>
-        </w:rPr>
-        <w:t>h</w:t>
-      </w:r>
+      <w:r>
+        <w:rPr>
+          <w:lang w:val="es-MX"/>
+        </w:rPr>
+        <w:t xml:space="preserve">Link del código de control y funcionamiento del robot: </w:t>
+      </w:r>
+      <w:hyperlink r:id="rId42" w:history="1">
+        <w:proofErr w:type="spellStart"/>
+        <w:r>
+          <w:rPr>
+            <w:rStyle w:val="Hipervnculo"/>
+          </w:rPr>
+          <w:t>Proyecto_Balacin-inador</w:t>
+        </w:r>
+        <w:proofErr w:type="spellEnd"/>
+        <w:r>
+          <w:rPr>
+            <w:rStyle w:val="Hipervnculo"/>
+          </w:rPr>
+          <w:t>/</w:t>
+        </w:r>
+        <w:proofErr w:type="spellStart"/>
+        <w:r>
+          <w:rPr>
+            <w:rStyle w:val="Hipervnculo"/>
+          </w:rPr>
+          <w:t>Programacion</w:t>
+        </w:r>
+        <w:proofErr w:type="spellEnd"/>
+        <w:r>
+          <w:rPr>
+            <w:rStyle w:val="Hipervnculo"/>
+          </w:rPr>
+          <w:t xml:space="preserve">/Esp32-s3-control firmware/Balacin_V1 at </w:t>
+        </w:r>
+        <w:proofErr w:type="spellStart"/>
+        <w:r>
+          <w:rPr>
+            <w:rStyle w:val="Hipervnculo"/>
+          </w:rPr>
+          <w:t>Jose_Gilberto_Nieto_Marquez</w:t>
+        </w:r>
+        <w:proofErr w:type="spellEnd"/>
+        <w:r>
+          <w:rPr>
+            <w:rStyle w:val="Hipervnculo"/>
+          </w:rPr>
+          <w:t xml:space="preserve"> · Starkyu223/</w:t>
+        </w:r>
+        <w:proofErr w:type="spellStart"/>
+        <w:r>
+          <w:rPr>
+            <w:rStyle w:val="Hipervnculo"/>
+          </w:rPr>
+          <w:t>Proyecto_Balacin-inador</w:t>
+        </w:r>
+        <w:proofErr w:type="spellEnd"/>
+      </w:hyperlink>
+      <w:r>
+        <w:t>.</w:t>
+      </w:r>
+    </w:p>
+    <w:p>
+      <w:pPr>
+        <w:rPr>
+          <w:lang w:val="es-MX"/>
+        </w:rPr>
+      </w:pPr>
     </w:p>
     <w:p>
       <w:pPr>
@@ -13036,9 +13054,9 @@
       </w:pPr>
     </w:p>
     <w:sectPr>
-      <w:headerReference w:type="default" r:id="rId42"/>
-      <w:footerReference w:type="default" r:id="rId43"/>
-      <w:headerReference w:type="first" r:id="rId44"/>
+      <w:headerReference w:type="default" r:id="rId43"/>
+      <w:footerReference w:type="default" r:id="rId44"/>
+      <w:headerReference w:type="first" r:id="rId45"/>
       <w:pgSz w:w="12240" w:h="15840" w:code="1"/>
       <w:pgMar w:top="2665" w:right="1440" w:bottom="1985" w:left="1440" w:header="709" w:footer="709" w:gutter="0"/>
       <w:cols w:space="708"/>
